--- a/dazah-backend/app/modules/quality/templates/偏差登记表-模板.docx
+++ b/dazah-backend/app/modules/quality/templates/偏差登记表-模板.docx
@@ -1,6 +1,6 @@
 
 <file path=word/document.xml><?xml version="1.0" encoding="utf-8"?>
-<w:document xmlns:wpc="http://schemas.microsoft.com/office/word/2010/wordprocessingCanvas" xmlns:mc="http://schemas.openxmlformats.org/markup-compatibility/2006" xmlns:o="urn:schemas-microsoft-com:office:office" xmlns:r="http://schemas.openxmlformats.org/officeDocument/2006/relationships" xmlns:m="http://schemas.openxmlformats.org/officeDocument/2006/math" xmlns:v="urn:schemas-microsoft-com:vml" xmlns:wp14="http://schemas.microsoft.com/office/word/2010/wordprocessingDrawing" xmlns:wp="http://schemas.openxmlformats.org/drawingml/2006/wordprocessingDrawing" xmlns:w="http://schemas.openxmlformats.org/wordprocessingml/2006/main" xmlns:w14="http://schemas.microsoft.com/office/word/2010/wordml" xmlns:w10="urn:schemas-microsoft-com:office:word" xmlns:w15="http://schemas.microsoft.com/office/word/2012/wordml" xmlns:wpg="http://schemas.microsoft.com/office/word/2010/wordprocessingGroup" xmlns:wpi="http://schemas.microsoft.com/office/word/2010/wordprocessingInk" xmlns:wne="http://schemas.microsoft.com/office/word/2006/wordml" xmlns:wps="http://schemas.microsoft.com/office/word/2010/wordprocessingShape" xmlns:wpsCustomData="http://www.wps.cn/officeDocument/2013/wpsCustomData" mc:Ignorable="w14 w15 wp14">
+<w:document xmlns:wpc="http://schemas.microsoft.com/office/word/2010/wordprocessingCanvas" xmlns:cx="http://schemas.microsoft.com/office/drawing/2014/chartex" xmlns:cx1="http://schemas.microsoft.com/office/drawing/2015/9/8/chartex" xmlns:cx2="http://schemas.microsoft.com/office/drawing/2015/10/21/chartex" xmlns:cx3="http://schemas.microsoft.com/office/drawing/2016/5/9/chartex" xmlns:cx4="http://schemas.microsoft.com/office/drawing/2016/5/10/chartex" xmlns:cx5="http://schemas.microsoft.com/office/drawing/2016/5/11/chartex" xmlns:cx6="http://schemas.microsoft.com/office/drawing/2016/5/12/chartex" xmlns:cx7="http://schemas.microsoft.com/office/drawing/2016/5/13/chartex" xmlns:cx8="http://schemas.microsoft.com/office/drawing/2016/5/14/chartex" xmlns:mc="http://schemas.openxmlformats.org/markup-compatibility/2006" xmlns:o="urn:schemas-microsoft-com:office:office" xmlns:r="http://schemas.openxmlformats.org/officeDocument/2006/relationships" xmlns:m="http://schemas.openxmlformats.org/officeDocument/2006/math" xmlns:v="urn:schemas-microsoft-com:vml" xmlns:wp14="http://schemas.microsoft.com/office/word/2010/wordprocessingDrawing" xmlns:wp="http://schemas.openxmlformats.org/drawingml/2006/wordprocessingDrawing" xmlns:w="http://schemas.openxmlformats.org/wordprocessingml/2006/main" xmlns:w14="http://schemas.microsoft.com/office/word/2010/wordml" xmlns:w10="urn:schemas-microsoft-com:office:word" xmlns:w15="http://schemas.microsoft.com/office/word/2012/wordml" xmlns:wpg="http://schemas.microsoft.com/office/word/2010/wordprocessingGroup" xmlns:wpi="http://schemas.microsoft.com/office/word/2010/wordprocessingInk" xmlns:wne="http://schemas.microsoft.com/office/word/2006/wordml" xmlns:wps="http://schemas.microsoft.com/office/word/2010/wordprocessingShape" xmlns:wpsCustomData="http://www.wps.cn/officeDocument/2013/wpsCustomData" mc:Ignorable="w14 w15 wp14">
   <w:background w:color="FFFFFF"/>
   <w:body>
     <w:p>
@@ -15,6 +15,8 @@
       </w:pPr>
       <w:permStart w:id="0" w:edGrp="everyone"/>
       <w:permEnd w:id="0"/>
+      <w:bookmarkStart w:id="5" w:name="_GoBack"/>
+      <w:bookmarkEnd w:id="5"/>
       <w:r>
         <w:rPr>
           <w:rFonts w:hint="eastAsia"/>
@@ -204,6 +206,7 @@
           <w:type w:val="continuous"/>
           <w:pgSz w:w="16838" w:h="11906" w:orient="landscape"/>
           <w:pgMar w:top="1417" w:right="680" w:bottom="1134" w:left="680" w:header="680" w:footer="765" w:gutter="0"/>
+          <w:paperSrc/>
           <w:pgNumType w:fmt="decimal"/>
           <w:cols w:space="720" w:num="1"/>
           <w:rtlGutter w:val="0"/>
@@ -220,7 +223,7 @@
           <w:szCs w:val="28"/>
           <w:lang w:val="en-US" w:eastAsia="zh-CN"/>
         </w:rPr>
-        <w:t xml:space="preserve">  </w:t>
+        <w:t xml:space="preserve">  2026  </w:t>
       </w:r>
       <w:permEnd w:id="1"/>
       <w:r>
@@ -244,7 +247,7 @@
           <w:szCs w:val="28"/>
           <w:lang w:val="en-US" w:eastAsia="zh-CN"/>
         </w:rPr>
-        <w:t xml:space="preserve">  </w:t>
+        <w:t xml:space="preserve"> 01 </w:t>
       </w:r>
       <w:permEnd w:id="2"/>
       <w:r>
@@ -268,7 +271,7 @@
           <w:szCs w:val="28"/>
           <w:lang w:val="en-US" w:eastAsia="zh-CN"/>
         </w:rPr>
-        <w:t xml:space="preserve">  </w:t>
+        <w:t xml:space="preserve"> 01 </w:t>
       </w:r>
       <w:permEnd w:id="3"/>
       <w:r>
@@ -280,9 +283,42 @@
           <w:szCs w:val="28"/>
           <w:lang w:val="en-US" w:eastAsia="zh-CN"/>
         </w:rPr>
-        <w:t>日－</w:t>
+        <w:t>日</w:t>
+      </w:r>
+      <w:r>
+        <w:rPr>
+          <w:rFonts w:hint="default" w:ascii="Times New Roman" w:hAnsi="Times New Roman" w:eastAsia="宋体" w:cs="Times New Roman"/>
+          <w:b w:val="0"/>
+          <w:bCs/>
+          <w:sz w:val="28"/>
+          <w:szCs w:val="28"/>
+          <w:lang w:val="en-US" w:eastAsia="zh-CN"/>
+        </w:rPr>
+        <w:t>－</w:t>
       </w:r>
       <w:permStart w:id="4" w:edGrp="everyone"/>
+      <w:r>
+        <w:rPr>
+          <w:rFonts w:hint="default" w:ascii="Times New Roman" w:hAnsi="Times New Roman" w:eastAsia="宋体" w:cs="Times New Roman"/>
+          <w:b w:val="0"/>
+          <w:bCs/>
+          <w:sz w:val="28"/>
+          <w:szCs w:val="28"/>
+          <w:lang w:val="en-US" w:eastAsia="zh-CN"/>
+        </w:rPr>
+        <w:t xml:space="preserve"> </w:t>
+      </w:r>
+      <w:r>
+        <w:rPr>
+          <w:rFonts w:hint="eastAsia" w:ascii="Times New Roman" w:hAnsi="Times New Roman" w:eastAsia="宋体" w:cs="Times New Roman"/>
+          <w:b w:val="0"/>
+          <w:bCs/>
+          <w:sz w:val="28"/>
+          <w:szCs w:val="28"/>
+          <w:lang w:val="en-US" w:eastAsia="zh-CN"/>
+        </w:rPr>
+        <w:t>2026</w:t>
+      </w:r>
       <w:r>
         <w:rPr>
           <w:rFonts w:hint="default" w:ascii="Times New Roman" w:hAnsi="Times New Roman" w:eastAsia="宋体" w:cs="Times New Roman"/>
@@ -316,7 +352,29 @@
           <w:szCs w:val="28"/>
           <w:lang w:val="en-US" w:eastAsia="zh-CN"/>
         </w:rPr>
-        <w:t xml:space="preserve">  </w:t>
+        <w:t xml:space="preserve"> </w:t>
+      </w:r>
+      <w:r>
+        <w:rPr>
+          <w:rFonts w:hint="eastAsia" w:ascii="Times New Roman" w:hAnsi="Times New Roman" w:eastAsia="宋体" w:cs="Times New Roman"/>
+          <w:b w:val="0"/>
+          <w:bCs/>
+          <w:sz w:val="28"/>
+          <w:szCs w:val="28"/>
+          <w:lang w:val="en-US" w:eastAsia="zh-CN"/>
+        </w:rPr>
+        <w:t>06</w:t>
+      </w:r>
+      <w:r>
+        <w:rPr>
+          <w:rFonts w:hint="default" w:ascii="Times New Roman" w:hAnsi="Times New Roman" w:eastAsia="宋体" w:cs="Times New Roman"/>
+          <w:b w:val="0"/>
+          <w:bCs/>
+          <w:sz w:val="28"/>
+          <w:szCs w:val="28"/>
+          <w:lang w:val="en-US" w:eastAsia="zh-CN"/>
+        </w:rPr>
+        <w:t xml:space="preserve"> </w:t>
       </w:r>
       <w:permEnd w:id="5"/>
       <w:r>
@@ -340,7 +398,29 @@
           <w:szCs w:val="28"/>
           <w:lang w:val="en-US" w:eastAsia="zh-CN"/>
         </w:rPr>
-        <w:t xml:space="preserve">  </w:t>
+        <w:t xml:space="preserve"> </w:t>
+      </w:r>
+      <w:r>
+        <w:rPr>
+          <w:rFonts w:hint="eastAsia" w:ascii="Times New Roman" w:hAnsi="Times New Roman" w:eastAsia="宋体" w:cs="Times New Roman"/>
+          <w:b w:val="0"/>
+          <w:bCs/>
+          <w:sz w:val="28"/>
+          <w:szCs w:val="28"/>
+          <w:lang w:val="en-US" w:eastAsia="zh-CN"/>
+        </w:rPr>
+        <w:t>15</w:t>
+      </w:r>
+      <w:r>
+        <w:rPr>
+          <w:rFonts w:hint="default" w:ascii="Times New Roman" w:hAnsi="Times New Roman" w:eastAsia="宋体" w:cs="Times New Roman"/>
+          <w:b w:val="0"/>
+          <w:bCs/>
+          <w:sz w:val="28"/>
+          <w:szCs w:val="28"/>
+          <w:lang w:val="en-US" w:eastAsia="zh-CN"/>
+        </w:rPr>
+        <w:t xml:space="preserve"> </w:t>
       </w:r>
       <w:permEnd w:id="6"/>
       <w:r>
@@ -370,6 +450,7 @@
           <w:type w:val="continuous"/>
           <w:pgSz w:w="16838" w:h="11906" w:orient="landscape"/>
           <w:pgMar w:top="1417" w:right="680" w:bottom="1134" w:left="680" w:header="680" w:footer="765" w:gutter="0"/>
+          <w:paperSrc/>
           <w:pgNumType w:fmt="decimal"/>
           <w:cols w:space="720" w:num="1"/>
           <w:rtlGutter w:val="0"/>
@@ -417,7 +498,7 @@
           <w:u w:val="single"/>
           <w:lang w:val="en-US" w:eastAsia="zh-CN"/>
         </w:rPr>
-        <w:t xml:space="preserve">  </w:t>
+        <w:t xml:space="preserve">  2026 </w:t>
       </w:r>
       <w:permEnd w:id="7"/>
       <w:r>
@@ -1066,6 +1147,15 @@
               </w:rPr>
             </w:pPr>
             <w:permStart w:id="8" w:edGrp="everyone"/>
+            <w:r>
+              <w:rPr>
+                <w:rFonts w:hint="eastAsia" w:ascii="Times New Roman" w:hAnsi="Times New Roman" w:eastAsia="宋体" w:cs="Times New Roman"/>
+                <w:sz w:val="20"/>
+                <w:szCs w:val="20"/>
+                <w:lang w:val="en-US" w:eastAsia="zh-CN"/>
+              </w:rPr>
+              <w:t>1</w:t>
+            </w:r>
           </w:p>
         </w:tc>
         <w:tc>
@@ -1082,6 +1172,14 @@
                 <w:szCs w:val="20"/>
               </w:rPr>
             </w:pPr>
+            <w:r>
+              <w:rPr>
+                <w:rFonts w:hint="default" w:ascii="Times New Roman" w:hAnsi="Times New Roman" w:cs="Times New Roman"/>
+                <w:sz w:val="20"/>
+                <w:szCs w:val="20"/>
+              </w:rPr>
+              <w:t>PC-2504001</w:t>
+            </w:r>
           </w:p>
         </w:tc>
         <w:tc>
@@ -1098,6 +1196,14 @@
                 <w:szCs w:val="20"/>
               </w:rPr>
             </w:pPr>
+            <w:r>
+              <w:rPr>
+                <w:rFonts w:hint="default" w:ascii="Times New Roman" w:hAnsi="Times New Roman" w:cs="Times New Roman"/>
+                <w:sz w:val="20"/>
+                <w:szCs w:val="20"/>
+              </w:rPr>
+              <w:t>—</w:t>
+            </w:r>
           </w:p>
         </w:tc>
         <w:tc>
@@ -1116,6 +1222,26 @@
                 <w:szCs w:val="20"/>
               </w:rPr>
             </w:pPr>
+            <w:r>
+              <w:rPr>
+                <w:rFonts w:hint="default" w:ascii="Times New Roman" w:hAnsi="Times New Roman" w:cs="Times New Roman"/>
+                <w:kern w:val="0"/>
+                <w:sz w:val="20"/>
+                <w:szCs w:val="20"/>
+                <w:lang w:bidi="ar"/>
+              </w:rPr>
+              <w:t xml:space="preserve">2025.04.08 </w:t>
+            </w:r>
+            <w:r>
+              <w:rPr>
+                <w:rFonts w:hint="default" w:ascii="Times New Roman" w:hAnsi="Times New Roman" w:cs="Times New Roman"/>
+                <w:kern w:val="0"/>
+                <w:sz w:val="20"/>
+                <w:szCs w:val="20"/>
+                <w:lang w:val="en-US" w:eastAsia="zh-CN" w:bidi="ar"/>
+              </w:rPr>
+              <w:t xml:space="preserve">17：20检验员贺立鹏在QC中控中心液相室高效液相色谱仪QC-1-2-008上查看已经运行结束的“20250407波长准确度2”及“20250407波长准确度3”数据时，发现波长准确度242nm的图谱未出咖啡因峰且在1.5分钟有倒峰，276nm图谱未出现咖啡因峰且3.8分钟有倒峰。 </w:t>
+            </w:r>
           </w:p>
         </w:tc>
         <w:tc>
@@ -1144,8 +1270,70 @@
                 <w:rFonts w:hint="default" w:ascii="Times New Roman" w:hAnsi="Times New Roman" w:eastAsia="宋体" w:cs="Times New Roman"/>
                 <w:sz w:val="20"/>
                 <w:szCs w:val="20"/>
-              </w:rPr>
-            </w:pPr>
+                <w:lang w:val="en-US" w:eastAsia="zh-CN"/>
+              </w:rPr>
+            </w:pPr>
+            <w:bookmarkStart w:id="0" w:name="OLE_LINK1"/>
+            <w:r>
+              <w:rPr>
+                <w:rFonts w:hint="eastAsia" w:ascii="Times New Roman" w:hAnsi="Times New Roman" w:eastAsia="宋体" w:cs="Times New Roman"/>
+                <w:sz w:val="20"/>
+                <w:szCs w:val="20"/>
+                <w:lang w:val="en-US" w:eastAsia="zh-CN"/>
+              </w:rPr>
+              <w:t>□</w:t>
+            </w:r>
+            <w:bookmarkEnd w:id="0"/>
+            <w:r>
+              <w:rPr>
+                <w:rFonts w:hint="default" w:ascii="Times New Roman" w:hAnsi="Times New Roman" w:eastAsia="宋体" w:cs="Times New Roman"/>
+                <w:sz w:val="20"/>
+                <w:szCs w:val="20"/>
+                <w:lang w:val="en-US" w:eastAsia="zh-CN"/>
+              </w:rPr>
+              <w:t>是 编号：</w:t>
+            </w:r>
+          </w:p>
+          <w:p>
+            <w:pPr>
+              <w:keepNext w:val="0"/>
+              <w:keepLines w:val="0"/>
+              <w:pageBreakBefore w:val="0"/>
+              <w:kinsoku/>
+              <w:wordWrap/>
+              <w:overflowPunct/>
+              <w:topLinePunct w:val="0"/>
+              <w:autoSpaceDE/>
+              <w:autoSpaceDN/>
+              <w:bidi w:val="0"/>
+              <w:adjustRightInd/>
+              <w:snapToGrid/>
+              <w:spacing w:line="240" w:lineRule="auto"/>
+              <w:textAlignment w:val="auto"/>
+              <w:rPr>
+                <w:rFonts w:hint="default" w:ascii="Times New Roman" w:hAnsi="Times New Roman" w:eastAsia="宋体" w:cs="Times New Roman"/>
+                <w:sz w:val="20"/>
+                <w:szCs w:val="20"/>
+              </w:rPr>
+            </w:pPr>
+            <w:r>
+              <w:rPr>
+                <w:rFonts w:hint="eastAsia" w:ascii="Times New Roman" w:hAnsi="Times New Roman" w:eastAsia="宋体" w:cs="Times New Roman"/>
+                <w:sz w:val="20"/>
+                <w:szCs w:val="20"/>
+                <w:lang w:val="en-US" w:eastAsia="zh-CN"/>
+              </w:rPr>
+              <w:sym w:font="Wingdings 2" w:char="0052"/>
+            </w:r>
+            <w:r>
+              <w:rPr>
+                <w:rFonts w:hint="default" w:ascii="Times New Roman" w:hAnsi="Times New Roman" w:eastAsia="宋体" w:cs="Times New Roman"/>
+                <w:sz w:val="20"/>
+                <w:szCs w:val="20"/>
+                <w:lang w:val="en-US" w:eastAsia="zh-CN"/>
+              </w:rPr>
+              <w:t>否</w:t>
+            </w:r>
           </w:p>
         </w:tc>
         <w:tc>
@@ -1161,9 +1349,40 @@
                 <w:kern w:val="0"/>
                 <w:sz w:val="20"/>
                 <w:szCs w:val="20"/>
-                <w:lang w:val="en-US" w:eastAsia="zh-CN" w:bidi="ar"/>
-              </w:rPr>
-            </w:pPr>
+                <w:lang w:bidi="ar"/>
+              </w:rPr>
+            </w:pPr>
+            <w:r>
+              <w:rPr>
+                <w:rFonts w:hint="default" w:ascii="Times New Roman" w:hAnsi="Times New Roman" w:cs="Times New Roman"/>
+                <w:kern w:val="0"/>
+                <w:sz w:val="20"/>
+                <w:szCs w:val="20"/>
+                <w:lang w:bidi="ar"/>
+              </w:rPr>
+              <w:t>直接原因;出口单向阀故障导致泵压异常波动。</w:t>
+            </w:r>
+          </w:p>
+          <w:p>
+            <w:pPr>
+              <w:rPr>
+                <w:rFonts w:hint="default" w:ascii="Times New Roman" w:hAnsi="Times New Roman" w:cs="Times New Roman"/>
+                <w:kern w:val="0"/>
+                <w:sz w:val="20"/>
+                <w:szCs w:val="20"/>
+                <w:lang w:val="en-US" w:eastAsia="zh-CN" w:bidi="ar"/>
+              </w:rPr>
+            </w:pPr>
+            <w:r>
+              <w:rPr>
+                <w:rFonts w:hint="default" w:ascii="Times New Roman" w:hAnsi="Times New Roman" w:cs="Times New Roman"/>
+                <w:kern w:val="0"/>
+                <w:sz w:val="20"/>
+                <w:szCs w:val="20"/>
+                <w:lang w:bidi="ar"/>
+              </w:rPr>
+              <w:t>根本原因：设备性能衰减无法确保单向阀当前的更换周期内均能正常使用。</w:t>
+            </w:r>
           </w:p>
         </w:tc>
         <w:tc>
@@ -1182,6 +1401,14 @@
                 <w:szCs w:val="20"/>
               </w:rPr>
             </w:pPr>
+            <w:r>
+              <w:rPr>
+                <w:rFonts w:hint="default" w:ascii="Times New Roman" w:hAnsi="Times New Roman" w:cs="Times New Roman"/>
+                <w:sz w:val="20"/>
+                <w:szCs w:val="20"/>
+              </w:rPr>
+              <w:t>次要偏差</w:t>
+            </w:r>
           </w:p>
         </w:tc>
         <w:tc>
@@ -1199,6 +1426,14 @@
                 <w:szCs w:val="20"/>
               </w:rPr>
             </w:pPr>
+            <w:r>
+              <w:rPr>
+                <w:rFonts w:hint="default" w:ascii="Times New Roman" w:hAnsi="Times New Roman" w:cs="Times New Roman"/>
+                <w:sz w:val="20"/>
+                <w:szCs w:val="20"/>
+              </w:rPr>
+              <w:t>2025.04.09</w:t>
+            </w:r>
           </w:p>
         </w:tc>
         <w:tc>
@@ -1210,16 +1445,104 @@
           <w:p>
             <w:pPr>
               <w:widowControl/>
-              <w:numPr>
-                <w:numId w:val="0"/>
-              </w:numPr>
-              <w:jc w:val="left"/>
-              <w:rPr>
-                <w:rFonts w:hint="default" w:ascii="Times New Roman" w:hAnsi="Times New Roman" w:eastAsia="宋体" w:cs="Times New Roman"/>
-                <w:sz w:val="20"/>
-                <w:szCs w:val="20"/>
-              </w:rPr>
-            </w:pPr>
+              <w:jc w:val="left"/>
+              <w:rPr>
+                <w:rFonts w:hint="default" w:ascii="Times New Roman" w:hAnsi="Times New Roman" w:cs="Times New Roman"/>
+                <w:kern w:val="0"/>
+                <w:sz w:val="20"/>
+                <w:szCs w:val="20"/>
+                <w:lang w:bidi="ar"/>
+              </w:rPr>
+            </w:pPr>
+            <w:r>
+              <w:rPr>
+                <w:rFonts w:hint="default" w:ascii="Times New Roman" w:hAnsi="Times New Roman" w:cs="Times New Roman"/>
+                <w:kern w:val="0"/>
+                <w:sz w:val="20"/>
+                <w:szCs w:val="20"/>
+                <w:lang w:bidi="ar"/>
+              </w:rPr>
+              <w:t>CAPA-PC2504002</w:t>
+            </w:r>
+          </w:p>
+          <w:p>
+            <w:pPr>
+              <w:widowControl/>
+              <w:numPr>
+                <w:ilvl w:val="0"/>
+                <w:numId w:val="1"/>
+              </w:numPr>
+              <w:jc w:val="left"/>
+              <w:rPr>
+                <w:rFonts w:hint="default" w:ascii="Times New Roman" w:hAnsi="Times New Roman" w:cs="Times New Roman"/>
+                <w:kern w:val="0"/>
+                <w:sz w:val="20"/>
+                <w:szCs w:val="20"/>
+                <w:lang w:bidi="ar"/>
+              </w:rPr>
+            </w:pPr>
+            <w:r>
+              <w:rPr>
+                <w:rFonts w:hint="default" w:ascii="Times New Roman" w:hAnsi="Times New Roman" w:cs="Times New Roman"/>
+                <w:kern w:val="0"/>
+                <w:sz w:val="20"/>
+                <w:szCs w:val="20"/>
+                <w:lang w:bidi="ar"/>
+              </w:rPr>
+              <w:t>更换高效液相色谱仪QC-1-2-008单向阀。</w:t>
+            </w:r>
+          </w:p>
+          <w:p>
+            <w:pPr>
+              <w:widowControl/>
+              <w:numPr>
+                <w:ilvl w:val="0"/>
+                <w:numId w:val="1"/>
+              </w:numPr>
+              <w:jc w:val="left"/>
+              <w:rPr>
+                <w:rFonts w:hint="default" w:ascii="Times New Roman" w:hAnsi="Times New Roman" w:cs="Times New Roman"/>
+                <w:kern w:val="0"/>
+                <w:sz w:val="20"/>
+                <w:szCs w:val="20"/>
+                <w:lang w:bidi="ar"/>
+              </w:rPr>
+            </w:pPr>
+            <w:r>
+              <w:rPr>
+                <w:rFonts w:hint="default" w:ascii="Times New Roman" w:hAnsi="Times New Roman" w:cs="Times New Roman"/>
+                <w:kern w:val="0"/>
+                <w:sz w:val="20"/>
+                <w:szCs w:val="20"/>
+                <w:lang w:bidi="ar"/>
+              </w:rPr>
+              <w:t>对高校液相色谱仪QC-1-2-008重新进行仪器校验。</w:t>
+            </w:r>
+          </w:p>
+          <w:p>
+            <w:pPr>
+              <w:widowControl/>
+              <w:numPr>
+                <w:ilvl w:val="0"/>
+                <w:numId w:val="1"/>
+              </w:numPr>
+              <w:jc w:val="left"/>
+              <w:rPr>
+                <w:rFonts w:hint="default" w:ascii="Times New Roman" w:hAnsi="Times New Roman" w:eastAsia="宋体" w:cs="Times New Roman"/>
+                <w:sz w:val="20"/>
+                <w:szCs w:val="20"/>
+              </w:rPr>
+            </w:pPr>
+            <w:r>
+              <w:rPr>
+                <w:rFonts w:hint="default" w:ascii="Times New Roman" w:hAnsi="Times New Roman" w:cs="Times New Roman"/>
+                <w:kern w:val="0"/>
+                <w:sz w:val="20"/>
+                <w:szCs w:val="20"/>
+                <w:lang w:bidi="ar"/>
+              </w:rPr>
+              <w:t>修订《QC检测仪器使用及维护保养管理程序》（SMP-QC-025/18）中APP2-SMP-QC-025/18将高效液相色谱仪的单向阀维护“每年更换一次单向阀”变更为“11个月更换一次单向阀”文件生效前对相关人员进行培训。</w:t>
+            </w:r>
           </w:p>
         </w:tc>
         <w:tc>
@@ -1237,6 +1560,14 @@
                 <w:szCs w:val="20"/>
               </w:rPr>
             </w:pPr>
+            <w:r>
+              <w:rPr>
+                <w:rFonts w:hint="default" w:ascii="Times New Roman" w:hAnsi="Times New Roman" w:cs="Times New Roman"/>
+                <w:sz w:val="20"/>
+                <w:szCs w:val="20"/>
+              </w:rPr>
+              <w:t>—</w:t>
+            </w:r>
           </w:p>
         </w:tc>
         <w:tc>
@@ -1255,6 +1586,15 @@
                 <w:lang w:eastAsia="zh-CN"/>
               </w:rPr>
             </w:pPr>
+            <w:r>
+              <w:rPr>
+                <w:rFonts w:hint="eastAsia" w:ascii="Times New Roman" w:hAnsi="Times New Roman" w:eastAsia="宋体" w:cs="Times New Roman"/>
+                <w:sz w:val="20"/>
+                <w:szCs w:val="20"/>
+                <w:lang w:val="en-US" w:eastAsia="zh-CN"/>
+              </w:rPr>
+              <w:t>是</w:t>
+            </w:r>
           </w:p>
         </w:tc>
       </w:tr>
@@ -1310,29 +1650,22 @@
                 <w:lang w:val="en-US" w:eastAsia="zh-CN"/>
               </w:rPr>
             </w:pPr>
-          </w:p>
-        </w:tc>
-        <w:tc>
-          <w:tcPr>
-            <w:tcW w:w="392" w:type="pct"/>
-            <w:noWrap w:val="0"/>
-            <w:vAlign w:val="center"/>
-          </w:tcPr>
-          <w:p>
-            <w:pPr>
-              <w:rPr>
-                <w:rFonts w:hint="default" w:ascii="Times New Roman" w:hAnsi="Times New Roman" w:eastAsia="宋体" w:cs="Times New Roman"/>
+            <w:r>
+              <w:rPr>
+                <w:rFonts w:hint="eastAsia" w:ascii="Times New Roman" w:hAnsi="Times New Roman" w:eastAsia="宋体" w:cs="Times New Roman"/>
                 <w:b w:val="0"/>
                 <w:bCs w:val="0"/>
                 <w:sz w:val="20"/>
                 <w:szCs w:val="20"/>
-              </w:rPr>
-            </w:pPr>
-          </w:p>
-        </w:tc>
-        <w:tc>
-          <w:tcPr>
-            <w:tcW w:w="339" w:type="pct"/>
+                <w:lang w:val="en-US" w:eastAsia="zh-CN"/>
+              </w:rPr>
+              <w:t>2</w:t>
+            </w:r>
+          </w:p>
+        </w:tc>
+        <w:tc>
+          <w:tcPr>
+            <w:tcW w:w="392" w:type="pct"/>
             <w:noWrap w:val="0"/>
             <w:vAlign w:val="center"/>
           </w:tcPr>
@@ -1346,18 +1679,41 @@
                 <w:szCs w:val="20"/>
               </w:rPr>
             </w:pPr>
-          </w:p>
-        </w:tc>
-        <w:tc>
-          <w:tcPr>
-            <w:tcW w:w="807" w:type="pct"/>
-            <w:noWrap w:val="0"/>
-            <w:vAlign w:val="center"/>
-          </w:tcPr>
-          <w:p>
-            <w:pPr>
-              <w:widowControl/>
-              <w:jc w:val="left"/>
+            <w:r>
+              <w:rPr>
+                <w:rFonts w:hint="default" w:ascii="Times New Roman" w:hAnsi="Times New Roman" w:cs="Times New Roman"/>
+                <w:sz w:val="20"/>
+                <w:szCs w:val="20"/>
+              </w:rPr>
+              <w:t>PC-2505001</w:t>
+            </w:r>
+          </w:p>
+        </w:tc>
+        <w:tc>
+          <w:tcPr>
+            <w:tcW w:w="339" w:type="pct"/>
+            <w:noWrap w:val="0"/>
+            <w:vAlign w:val="center"/>
+          </w:tcPr>
+          <w:p>
+            <w:pPr>
+              <w:rPr>
+                <w:rFonts w:hint="default" w:ascii="Times New Roman" w:hAnsi="Times New Roman" w:cs="Times New Roman"/>
+                <w:sz w:val="20"/>
+                <w:szCs w:val="20"/>
+              </w:rPr>
+            </w:pPr>
+            <w:r>
+              <w:rPr>
+                <w:rFonts w:hint="default" w:ascii="Times New Roman" w:hAnsi="Times New Roman" w:cs="Times New Roman"/>
+                <w:sz w:val="20"/>
+                <w:szCs w:val="20"/>
+              </w:rPr>
+              <w:t>洛伐他汀</w:t>
+            </w:r>
+          </w:p>
+          <w:p>
+            <w:pPr>
               <w:rPr>
                 <w:rFonts w:hint="default" w:ascii="Times New Roman" w:hAnsi="Times New Roman" w:eastAsia="宋体" w:cs="Times New Roman"/>
                 <w:b w:val="0"/>
@@ -1366,6 +1722,44 @@
                 <w:szCs w:val="20"/>
               </w:rPr>
             </w:pPr>
+            <w:r>
+              <w:rPr>
+                <w:rFonts w:hint="default" w:ascii="Times New Roman" w:hAnsi="Times New Roman" w:cs="Times New Roman"/>
+                <w:sz w:val="20"/>
+                <w:szCs w:val="20"/>
+              </w:rPr>
+              <w:t>LV-A-2504002-C3、LV-A-2504002-C4</w:t>
+            </w:r>
+          </w:p>
+        </w:tc>
+        <w:tc>
+          <w:tcPr>
+            <w:tcW w:w="807" w:type="pct"/>
+            <w:noWrap w:val="0"/>
+            <w:vAlign w:val="center"/>
+          </w:tcPr>
+          <w:p>
+            <w:pPr>
+              <w:widowControl/>
+              <w:jc w:val="left"/>
+              <w:rPr>
+                <w:rFonts w:hint="default" w:ascii="Times New Roman" w:hAnsi="Times New Roman" w:eastAsia="宋体" w:cs="Times New Roman"/>
+                <w:b w:val="0"/>
+                <w:bCs w:val="0"/>
+                <w:sz w:val="20"/>
+                <w:szCs w:val="20"/>
+              </w:rPr>
+            </w:pPr>
+            <w:r>
+              <w:rPr>
+                <w:rFonts w:hint="default" w:ascii="Times New Roman" w:hAnsi="Times New Roman" w:cs="Times New Roman"/>
+                <w:kern w:val="0"/>
+                <w:sz w:val="20"/>
+                <w:szCs w:val="20"/>
+                <w:lang w:bidi="ar"/>
+              </w:rPr>
+              <w:t>2025.05.05 17:52 检验员马心雨在 QC 中控中心液相室，查看高效液相色谱仪 QC-1-2-041 上由检验员樊怡宁运行结束的LV清洗残留序列“20250505 清洗残留”时，发现序列中断，运行至LV-A-2504002-C3，审计追踪显示：“未发现样品瓶。请在指定位置放置一个小样品瓶或指定其他位置。如有需要，请在区域/泵链接页面上检查和更正样品架位置”。</w:t>
+            </w:r>
           </w:p>
         </w:tc>
         <w:tc>
@@ -1392,6 +1786,48 @@
               <w:textAlignment w:val="auto"/>
               <w:rPr>
                 <w:rFonts w:hint="default" w:ascii="Times New Roman" w:hAnsi="Times New Roman" w:eastAsia="宋体" w:cs="Times New Roman"/>
+                <w:sz w:val="20"/>
+                <w:szCs w:val="20"/>
+                <w:lang w:val="en-US" w:eastAsia="zh-CN"/>
+              </w:rPr>
+            </w:pPr>
+            <w:r>
+              <w:rPr>
+                <w:rFonts w:hint="eastAsia" w:ascii="Times New Roman" w:hAnsi="Times New Roman" w:eastAsia="宋体" w:cs="Times New Roman"/>
+                <w:sz w:val="20"/>
+                <w:szCs w:val="20"/>
+                <w:lang w:val="en-US" w:eastAsia="zh-CN"/>
+              </w:rPr>
+              <w:t>□</w:t>
+            </w:r>
+            <w:r>
+              <w:rPr>
+                <w:rFonts w:hint="default" w:ascii="Times New Roman" w:hAnsi="Times New Roman" w:eastAsia="宋体" w:cs="Times New Roman"/>
+                <w:sz w:val="20"/>
+                <w:szCs w:val="20"/>
+                <w:lang w:val="en-US" w:eastAsia="zh-CN"/>
+              </w:rPr>
+              <w:t>是 编号：</w:t>
+            </w:r>
+          </w:p>
+          <w:p>
+            <w:pPr>
+              <w:keepNext w:val="0"/>
+              <w:keepLines w:val="0"/>
+              <w:pageBreakBefore w:val="0"/>
+              <w:kinsoku/>
+              <w:wordWrap/>
+              <w:overflowPunct/>
+              <w:topLinePunct w:val="0"/>
+              <w:autoSpaceDE/>
+              <w:autoSpaceDN/>
+              <w:bidi w:val="0"/>
+              <w:adjustRightInd/>
+              <w:snapToGrid/>
+              <w:spacing w:line="240" w:lineRule="auto"/>
+              <w:textAlignment w:val="auto"/>
+              <w:rPr>
+                <w:rFonts w:hint="default" w:ascii="Times New Roman" w:hAnsi="Times New Roman" w:eastAsia="宋体" w:cs="Times New Roman"/>
                 <w:b w:val="0"/>
                 <w:bCs w:val="0"/>
                 <w:sz w:val="20"/>
@@ -1399,6 +1835,24 @@
                 <w:lang w:val="en-US" w:eastAsia="zh-CN"/>
               </w:rPr>
             </w:pPr>
+            <w:r>
+              <w:rPr>
+                <w:rFonts w:hint="eastAsia" w:ascii="Times New Roman" w:hAnsi="Times New Roman" w:eastAsia="宋体" w:cs="Times New Roman"/>
+                <w:sz w:val="20"/>
+                <w:szCs w:val="20"/>
+                <w:lang w:val="en-US" w:eastAsia="zh-CN"/>
+              </w:rPr>
+              <w:sym w:font="Wingdings 2" w:char="0052"/>
+            </w:r>
+            <w:r>
+              <w:rPr>
+                <w:rFonts w:hint="default" w:ascii="Times New Roman" w:hAnsi="Times New Roman" w:eastAsia="宋体" w:cs="Times New Roman"/>
+                <w:sz w:val="20"/>
+                <w:szCs w:val="20"/>
+                <w:lang w:val="en-US" w:eastAsia="zh-CN"/>
+              </w:rPr>
+              <w:t>否</w:t>
+            </w:r>
           </w:p>
         </w:tc>
         <w:tc>
@@ -1407,6 +1861,47 @@
             <w:noWrap w:val="0"/>
             <w:vAlign w:val="center"/>
           </w:tcPr>
+          <w:p>
+            <w:pPr>
+              <w:rPr>
+                <w:rFonts w:hint="default" w:ascii="Times New Roman" w:hAnsi="Times New Roman" w:cs="Times New Roman"/>
+                <w:kern w:val="0"/>
+                <w:sz w:val="20"/>
+                <w:szCs w:val="20"/>
+                <w:lang w:bidi="ar"/>
+              </w:rPr>
+            </w:pPr>
+            <w:r>
+              <w:rPr>
+                <w:rFonts w:hint="default" w:ascii="Times New Roman" w:hAnsi="Times New Roman" w:cs="Times New Roman"/>
+                <w:kern w:val="0"/>
+                <w:sz w:val="20"/>
+                <w:szCs w:val="20"/>
+                <w:lang w:bidi="ar"/>
+              </w:rPr>
+              <w:t>直接原因：进样针传感器积灰，干扰</w:t>
+            </w:r>
+            <w:r>
+              <w:rPr>
+                <w:rFonts w:hint="default" w:ascii="Times New Roman" w:hAnsi="Times New Roman" w:cs="Times New Roman"/>
+                <w:kern w:val="0"/>
+                <w:sz w:val="20"/>
+                <w:szCs w:val="20"/>
+                <w:lang w:val="en-US" w:eastAsia="zh-CN" w:bidi="ar"/>
+              </w:rPr>
+              <w:t>信</w:t>
+            </w:r>
+            <w:r>
+              <w:rPr>
+                <w:rFonts w:hint="default" w:ascii="Times New Roman" w:hAnsi="Times New Roman" w:cs="Times New Roman"/>
+                <w:kern w:val="0"/>
+                <w:sz w:val="20"/>
+                <w:szCs w:val="20"/>
+                <w:lang w:bidi="ar"/>
+              </w:rPr>
+              <w:t>号导致进样针传感器未探测到样品瓶而导致序列中断。</w:t>
+            </w:r>
+          </w:p>
           <w:p>
             <w:pPr>
               <w:rPr>
@@ -1417,6 +1912,16 @@
                 <w:szCs w:val="20"/>
               </w:rPr>
             </w:pPr>
+            <w:r>
+              <w:rPr>
+                <w:rFonts w:hint="default" w:ascii="Times New Roman" w:hAnsi="Times New Roman" w:cs="Times New Roman"/>
+                <w:kern w:val="0"/>
+                <w:sz w:val="20"/>
+                <w:szCs w:val="20"/>
+                <w:lang w:bidi="ar"/>
+              </w:rPr>
+              <w:t>可能的根本原因：无文件对进样针上部传感器的清洁进行规定。</w:t>
+            </w:r>
           </w:p>
         </w:tc>
         <w:tc>
@@ -1437,6 +1942,14 @@
                 <w:szCs w:val="20"/>
               </w:rPr>
             </w:pPr>
+            <w:r>
+              <w:rPr>
+                <w:rFonts w:hint="default" w:ascii="Times New Roman" w:hAnsi="Times New Roman" w:cs="Times New Roman"/>
+                <w:sz w:val="20"/>
+                <w:szCs w:val="20"/>
+              </w:rPr>
+              <w:t>次要偏差</w:t>
+            </w:r>
           </w:p>
         </w:tc>
         <w:tc>
@@ -1456,6 +1969,14 @@
                 <w:szCs w:val="20"/>
               </w:rPr>
             </w:pPr>
+            <w:r>
+              <w:rPr>
+                <w:rFonts w:hint="default" w:ascii="Times New Roman" w:hAnsi="Times New Roman" w:cs="Times New Roman"/>
+                <w:sz w:val="20"/>
+                <w:szCs w:val="20"/>
+              </w:rPr>
+              <w:t>2025.05.09</w:t>
+            </w:r>
           </w:p>
         </w:tc>
         <w:tc>
@@ -1464,6 +1985,52 @@
             <w:noWrap w:val="0"/>
             <w:vAlign w:val="center"/>
           </w:tcPr>
+          <w:p>
+            <w:pPr>
+              <w:rPr>
+                <w:rFonts w:hint="default" w:ascii="Times New Roman" w:hAnsi="Times New Roman" w:cs="Times New Roman"/>
+                <w:kern w:val="0"/>
+                <w:sz w:val="20"/>
+                <w:szCs w:val="20"/>
+                <w:lang w:bidi="ar"/>
+              </w:rPr>
+            </w:pPr>
+            <w:r>
+              <w:rPr>
+                <w:rFonts w:hint="default" w:ascii="Times New Roman" w:hAnsi="Times New Roman" w:cs="Times New Roman"/>
+                <w:kern w:val="0"/>
+                <w:sz w:val="20"/>
+                <w:szCs w:val="20"/>
+                <w:lang w:bidi="ar"/>
+              </w:rPr>
+              <w:t>CAPA-PC2505001</w:t>
+            </w:r>
+          </w:p>
+          <w:p>
+            <w:pPr>
+              <w:numPr>
+                <w:ilvl w:val="0"/>
+                <w:numId w:val="2"/>
+              </w:numPr>
+              <w:rPr>
+                <w:rFonts w:hint="default" w:ascii="Times New Roman" w:hAnsi="Times New Roman" w:cs="Times New Roman"/>
+                <w:kern w:val="0"/>
+                <w:sz w:val="20"/>
+                <w:szCs w:val="20"/>
+                <w:lang w:bidi="ar"/>
+              </w:rPr>
+            </w:pPr>
+            <w:r>
+              <w:rPr>
+                <w:rFonts w:hint="default" w:ascii="Times New Roman" w:hAnsi="Times New Roman" w:cs="Times New Roman"/>
+                <w:kern w:val="0"/>
+                <w:sz w:val="20"/>
+                <w:szCs w:val="20"/>
+                <w:lang w:bidi="ar"/>
+              </w:rPr>
+              <w:t>清洁QC中控其他仪器（QC-1-12-040、QC-1-2-042、QC-1-2-008、QC-1-2-009），清洁后应确认仪器状态达到使用要求。</w:t>
+            </w:r>
+          </w:p>
           <w:p>
             <w:pPr>
               <w:widowControl/>
@@ -1476,6 +2043,16 @@
                 <w:szCs w:val="20"/>
               </w:rPr>
             </w:pPr>
+            <w:r>
+              <w:rPr>
+                <w:rFonts w:hint="default" w:ascii="Times New Roman" w:hAnsi="Times New Roman" w:cs="Times New Roman"/>
+                <w:kern w:val="0"/>
+                <w:sz w:val="20"/>
+                <w:szCs w:val="20"/>
+                <w:lang w:bidi="ar"/>
+              </w:rPr>
+              <w:t>2、修订《QC检测仪器使用及维护保养管理程序》（SMP-QC-025/18）中APP2-SMP-QC-025/18中增加“每年更换进样针前，使用吸耳球对进样针上部传感器清灰一次”文件生效前对相关人员进行培训。</w:t>
+            </w:r>
           </w:p>
         </w:tc>
         <w:tc>
@@ -1495,6 +2072,14 @@
                 <w:szCs w:val="20"/>
               </w:rPr>
             </w:pPr>
+            <w:r>
+              <w:rPr>
+                <w:rFonts w:hint="default" w:ascii="Times New Roman" w:hAnsi="Times New Roman" w:cs="Times New Roman"/>
+                <w:sz w:val="20"/>
+                <w:szCs w:val="20"/>
+              </w:rPr>
+              <w:t>—</w:t>
+            </w:r>
           </w:p>
         </w:tc>
         <w:tc>
@@ -1515,6 +2100,15 @@
                 <w:lang w:eastAsia="zh-CN"/>
               </w:rPr>
             </w:pPr>
+            <w:r>
+              <w:rPr>
+                <w:rFonts w:hint="eastAsia" w:ascii="Times New Roman" w:hAnsi="Times New Roman" w:eastAsia="宋体" w:cs="Times New Roman"/>
+                <w:sz w:val="20"/>
+                <w:szCs w:val="20"/>
+                <w:lang w:val="en-US" w:eastAsia="zh-CN"/>
+              </w:rPr>
+              <w:t>是</w:t>
+            </w:r>
           </w:p>
         </w:tc>
       </w:tr>
@@ -1568,6 +2162,15 @@
                 <w:lang w:val="en-US" w:eastAsia="zh-CN"/>
               </w:rPr>
             </w:pPr>
+            <w:r>
+              <w:rPr>
+                <w:rFonts w:hint="eastAsia" w:ascii="Times New Roman" w:hAnsi="Times New Roman" w:eastAsia="宋体" w:cs="Times New Roman"/>
+                <w:sz w:val="20"/>
+                <w:szCs w:val="20"/>
+                <w:lang w:val="en-US" w:eastAsia="zh-CN"/>
+              </w:rPr>
+              <w:t>3</w:t>
+            </w:r>
           </w:p>
         </w:tc>
         <w:tc>
@@ -1584,6 +2187,14 @@
                 <w:szCs w:val="20"/>
               </w:rPr>
             </w:pPr>
+            <w:r>
+              <w:rPr>
+                <w:rFonts w:hint="default" w:ascii="Times New Roman" w:hAnsi="Times New Roman" w:cs="Times New Roman"/>
+                <w:sz w:val="20"/>
+                <w:szCs w:val="20"/>
+              </w:rPr>
+              <w:t>PC-2505002</w:t>
+            </w:r>
           </w:p>
         </w:tc>
         <w:tc>
@@ -1600,6 +2211,24 @@
                 <w:szCs w:val="20"/>
               </w:rPr>
             </w:pPr>
+            <w:r>
+              <w:rPr>
+                <w:rFonts w:hint="default" w:ascii="Times New Roman" w:hAnsi="Times New Roman" w:cs="Times New Roman"/>
+                <w:sz w:val="20"/>
+                <w:szCs w:val="20"/>
+              </w:rPr>
+              <w:t>洛伐他汀</w:t>
+            </w:r>
+            <w:r>
+              <w:rPr>
+                <w:rFonts w:hint="default" w:ascii="Times New Roman" w:hAnsi="Times New Roman" w:cs="Times New Roman"/>
+                <w:kern w:val="0"/>
+                <w:sz w:val="20"/>
+                <w:szCs w:val="20"/>
+                <w:lang w:bidi="ar"/>
+              </w:rPr>
+              <w:t>LV-A-2504001-2</w:t>
+            </w:r>
           </w:p>
         </w:tc>
         <w:tc>
@@ -1618,6 +2247,16 @@
                 <w:szCs w:val="20"/>
               </w:rPr>
             </w:pPr>
+            <w:r>
+              <w:rPr>
+                <w:rFonts w:hint="default" w:ascii="Times New Roman" w:hAnsi="Times New Roman" w:cs="Times New Roman"/>
+                <w:kern w:val="0"/>
+                <w:sz w:val="20"/>
+                <w:szCs w:val="20"/>
+                <w:lang w:bidi="ar"/>
+              </w:rPr>
+              <w:t>2025.05.13 13:22检验员马钰在QC液相室查看由检验员王燕在QC-1-2-059上正在运行的“20250512USP色谱纯度”序列时发现LV-A-2504001-2(SA1)在6.3分左右基线骤降，LV-A-2504001-2(SA2)及同序列其他样品均没有基线骤降的情况。</w:t>
+            </w:r>
           </w:p>
         </w:tc>
         <w:tc>
@@ -1646,8 +2285,68 @@
                 <w:rFonts w:hint="default" w:ascii="Times New Roman" w:hAnsi="Times New Roman" w:eastAsia="宋体" w:cs="Times New Roman"/>
                 <w:sz w:val="20"/>
                 <w:szCs w:val="20"/>
-              </w:rPr>
-            </w:pPr>
+                <w:lang w:val="en-US" w:eastAsia="zh-CN"/>
+              </w:rPr>
+            </w:pPr>
+            <w:r>
+              <w:rPr>
+                <w:rFonts w:hint="eastAsia" w:ascii="Times New Roman" w:hAnsi="Times New Roman" w:eastAsia="宋体" w:cs="Times New Roman"/>
+                <w:sz w:val="20"/>
+                <w:szCs w:val="20"/>
+                <w:lang w:val="en-US" w:eastAsia="zh-CN"/>
+              </w:rPr>
+              <w:t>□</w:t>
+            </w:r>
+            <w:r>
+              <w:rPr>
+                <w:rFonts w:hint="default" w:ascii="Times New Roman" w:hAnsi="Times New Roman" w:eastAsia="宋体" w:cs="Times New Roman"/>
+                <w:sz w:val="20"/>
+                <w:szCs w:val="20"/>
+                <w:lang w:val="en-US" w:eastAsia="zh-CN"/>
+              </w:rPr>
+              <w:t>是 编号：</w:t>
+            </w:r>
+          </w:p>
+          <w:p>
+            <w:pPr>
+              <w:keepNext w:val="0"/>
+              <w:keepLines w:val="0"/>
+              <w:pageBreakBefore w:val="0"/>
+              <w:kinsoku/>
+              <w:wordWrap/>
+              <w:overflowPunct/>
+              <w:topLinePunct w:val="0"/>
+              <w:autoSpaceDE/>
+              <w:autoSpaceDN/>
+              <w:bidi w:val="0"/>
+              <w:adjustRightInd/>
+              <w:snapToGrid/>
+              <w:spacing w:line="240" w:lineRule="auto"/>
+              <w:textAlignment w:val="auto"/>
+              <w:rPr>
+                <w:rFonts w:hint="default" w:ascii="Times New Roman" w:hAnsi="Times New Roman" w:eastAsia="宋体" w:cs="Times New Roman"/>
+                <w:sz w:val="20"/>
+                <w:szCs w:val="20"/>
+              </w:rPr>
+            </w:pPr>
+            <w:r>
+              <w:rPr>
+                <w:rFonts w:hint="eastAsia" w:ascii="Times New Roman" w:hAnsi="Times New Roman" w:eastAsia="宋体" w:cs="Times New Roman"/>
+                <w:sz w:val="20"/>
+                <w:szCs w:val="20"/>
+                <w:lang w:val="en-US" w:eastAsia="zh-CN"/>
+              </w:rPr>
+              <w:sym w:font="Wingdings 2" w:char="0052"/>
+            </w:r>
+            <w:r>
+              <w:rPr>
+                <w:rFonts w:hint="default" w:ascii="Times New Roman" w:hAnsi="Times New Roman" w:eastAsia="宋体" w:cs="Times New Roman"/>
+                <w:sz w:val="20"/>
+                <w:szCs w:val="20"/>
+                <w:lang w:val="en-US" w:eastAsia="zh-CN"/>
+              </w:rPr>
+              <w:t>否</w:t>
+            </w:r>
           </w:p>
         </w:tc>
         <w:tc>
@@ -1659,11 +2358,42 @@
           <w:p>
             <w:pPr>
               <w:rPr>
-                <w:rFonts w:hint="default" w:ascii="Times New Roman" w:hAnsi="Times New Roman" w:eastAsia="宋体" w:cs="Times New Roman"/>
-                <w:sz w:val="20"/>
-                <w:szCs w:val="20"/>
-              </w:rPr>
-            </w:pPr>
+                <w:rFonts w:hint="default" w:ascii="Times New Roman" w:hAnsi="Times New Roman" w:cs="Times New Roman"/>
+                <w:kern w:val="0"/>
+                <w:sz w:val="20"/>
+                <w:szCs w:val="20"/>
+                <w:lang w:bidi="ar"/>
+              </w:rPr>
+            </w:pPr>
+            <w:r>
+              <w:rPr>
+                <w:rFonts w:hint="default" w:ascii="Times New Roman" w:hAnsi="Times New Roman" w:cs="Times New Roman"/>
+                <w:kern w:val="0"/>
+                <w:sz w:val="20"/>
+                <w:szCs w:val="20"/>
+                <w:lang w:bidi="ar"/>
+              </w:rPr>
+              <w:t>直接原因：抽滤装置的滤芯在使用过程中物质累积泛黄导致抽滤后的流动相异常，从而导致基线骤降的情况。</w:t>
+            </w:r>
+          </w:p>
+          <w:p>
+            <w:pPr>
+              <w:rPr>
+                <w:rFonts w:hint="default" w:ascii="Times New Roman" w:hAnsi="Times New Roman" w:eastAsia="宋体" w:cs="Times New Roman"/>
+                <w:sz w:val="20"/>
+                <w:szCs w:val="20"/>
+              </w:rPr>
+            </w:pPr>
+            <w:r>
+              <w:rPr>
+                <w:rFonts w:hint="default" w:ascii="Times New Roman" w:hAnsi="Times New Roman" w:cs="Times New Roman"/>
+                <w:kern w:val="0"/>
+                <w:sz w:val="20"/>
+                <w:szCs w:val="20"/>
+                <w:lang w:bidi="ar"/>
+              </w:rPr>
+              <w:t>根本原因：文件中未对抽滤装置的滤芯更换情况做出规定。</w:t>
+            </w:r>
           </w:p>
         </w:tc>
         <w:tc>
@@ -1682,6 +2412,14 @@
                 <w:szCs w:val="20"/>
               </w:rPr>
             </w:pPr>
+            <w:r>
+              <w:rPr>
+                <w:rFonts w:hint="default" w:ascii="Times New Roman" w:hAnsi="Times New Roman" w:cs="Times New Roman"/>
+                <w:sz w:val="20"/>
+                <w:szCs w:val="20"/>
+              </w:rPr>
+              <w:t>次要偏差</w:t>
+            </w:r>
           </w:p>
         </w:tc>
         <w:tc>
@@ -1699,6 +2437,14 @@
                 <w:szCs w:val="20"/>
               </w:rPr>
             </w:pPr>
+            <w:r>
+              <w:rPr>
+                <w:rFonts w:hint="default" w:ascii="Times New Roman" w:hAnsi="Times New Roman" w:cs="Times New Roman"/>
+                <w:sz w:val="20"/>
+                <w:szCs w:val="20"/>
+              </w:rPr>
+              <w:t>2025.05.18</w:t>
+            </w:r>
           </w:p>
         </w:tc>
         <w:tc>
@@ -1710,16 +2456,104 @@
           <w:p>
             <w:pPr>
               <w:widowControl/>
-              <w:numPr>
-                <w:numId w:val="0"/>
-              </w:numPr>
-              <w:jc w:val="left"/>
-              <w:rPr>
-                <w:rFonts w:hint="default" w:ascii="Times New Roman" w:hAnsi="Times New Roman" w:eastAsia="宋体" w:cs="Times New Roman"/>
-                <w:sz w:val="20"/>
-                <w:szCs w:val="20"/>
-              </w:rPr>
-            </w:pPr>
+              <w:jc w:val="left"/>
+              <w:rPr>
+                <w:rFonts w:hint="default" w:ascii="Times New Roman" w:hAnsi="Times New Roman" w:cs="Times New Roman"/>
+                <w:kern w:val="0"/>
+                <w:sz w:val="20"/>
+                <w:szCs w:val="20"/>
+                <w:lang w:bidi="ar"/>
+              </w:rPr>
+            </w:pPr>
+            <w:r>
+              <w:rPr>
+                <w:rFonts w:hint="default" w:ascii="Times New Roman" w:hAnsi="Times New Roman" w:cs="Times New Roman"/>
+                <w:kern w:val="0"/>
+                <w:sz w:val="20"/>
+                <w:szCs w:val="20"/>
+                <w:lang w:bidi="ar"/>
+              </w:rPr>
+              <w:t>CAPA-PC2505002</w:t>
+            </w:r>
+          </w:p>
+          <w:p>
+            <w:pPr>
+              <w:widowControl/>
+              <w:numPr>
+                <w:ilvl w:val="0"/>
+                <w:numId w:val="3"/>
+              </w:numPr>
+              <w:jc w:val="left"/>
+              <w:rPr>
+                <w:rFonts w:hint="default" w:ascii="Times New Roman" w:hAnsi="Times New Roman" w:cs="Times New Roman"/>
+                <w:kern w:val="0"/>
+                <w:sz w:val="20"/>
+                <w:szCs w:val="20"/>
+                <w:lang w:bidi="ar"/>
+              </w:rPr>
+            </w:pPr>
+            <w:r>
+              <w:rPr>
+                <w:rFonts w:hint="default" w:ascii="Times New Roman" w:hAnsi="Times New Roman" w:cs="Times New Roman"/>
+                <w:kern w:val="0"/>
+                <w:sz w:val="20"/>
+                <w:szCs w:val="20"/>
+                <w:lang w:bidi="ar"/>
+              </w:rPr>
+              <w:t>对此序列中的所有批次：LV-A-2503015-1、LV-A-2503015-2、LV-A-2504001-1、LV-A-2504001-2、LV-A-2504002-1、LV-A-2504002-2进行原样复测。</w:t>
+            </w:r>
+          </w:p>
+          <w:p>
+            <w:pPr>
+              <w:widowControl/>
+              <w:numPr>
+                <w:ilvl w:val="0"/>
+                <w:numId w:val="3"/>
+              </w:numPr>
+              <w:jc w:val="left"/>
+              <w:rPr>
+                <w:rFonts w:hint="default" w:ascii="Times New Roman" w:hAnsi="Times New Roman" w:cs="Times New Roman"/>
+                <w:kern w:val="0"/>
+                <w:sz w:val="20"/>
+                <w:szCs w:val="20"/>
+                <w:lang w:bidi="ar"/>
+              </w:rPr>
+            </w:pPr>
+            <w:r>
+              <w:rPr>
+                <w:rFonts w:hint="default" w:ascii="Times New Roman" w:hAnsi="Times New Roman" w:cs="Times New Roman"/>
+                <w:kern w:val="0"/>
+                <w:sz w:val="20"/>
+                <w:szCs w:val="20"/>
+                <w:lang w:bidi="ar"/>
+              </w:rPr>
+              <w:t>修订《检验管理程序》SMP-QC-012/18，在文件中规定，流动相单独使用HPLC级的乙腈时直接用原试剂瓶超声后使用，抽滤装置的滤芯应至少每年更换一次。</w:t>
+            </w:r>
+          </w:p>
+          <w:p>
+            <w:pPr>
+              <w:widowControl/>
+              <w:numPr>
+                <w:ilvl w:val="0"/>
+                <w:numId w:val="3"/>
+              </w:numPr>
+              <w:jc w:val="left"/>
+              <w:rPr>
+                <w:rFonts w:hint="default" w:ascii="Times New Roman" w:hAnsi="Times New Roman" w:eastAsia="宋体" w:cs="Times New Roman"/>
+                <w:sz w:val="20"/>
+                <w:szCs w:val="20"/>
+              </w:rPr>
+            </w:pPr>
+            <w:r>
+              <w:rPr>
+                <w:rFonts w:hint="default" w:ascii="Times New Roman" w:hAnsi="Times New Roman" w:cs="Times New Roman"/>
+                <w:kern w:val="0"/>
+                <w:sz w:val="20"/>
+                <w:szCs w:val="20"/>
+                <w:lang w:bidi="ar"/>
+              </w:rPr>
+              <w:t>《检验管理程序》SMP-QC-012/19文件批准后对QC全员进行培训，并在文件生后对现有滤芯全部换新。</w:t>
+            </w:r>
           </w:p>
         </w:tc>
         <w:tc>
@@ -1737,6 +2571,14 @@
                 <w:szCs w:val="20"/>
               </w:rPr>
             </w:pPr>
+            <w:r>
+              <w:rPr>
+                <w:rFonts w:hint="default" w:ascii="Times New Roman" w:hAnsi="Times New Roman" w:cs="Times New Roman"/>
+                <w:sz w:val="20"/>
+                <w:szCs w:val="20"/>
+              </w:rPr>
+              <w:t>放行</w:t>
+            </w:r>
           </w:p>
         </w:tc>
         <w:tc>
@@ -1755,6 +2597,15 @@
                 <w:lang w:val="en-US" w:eastAsia="zh-CN"/>
               </w:rPr>
             </w:pPr>
+            <w:r>
+              <w:rPr>
+                <w:rFonts w:hint="eastAsia" w:ascii="Times New Roman" w:hAnsi="Times New Roman" w:eastAsia="宋体" w:cs="Times New Roman"/>
+                <w:sz w:val="20"/>
+                <w:szCs w:val="20"/>
+                <w:lang w:val="en-US" w:eastAsia="zh-CN"/>
+              </w:rPr>
+              <w:t>是</w:t>
+            </w:r>
           </w:p>
         </w:tc>
       </w:tr>
@@ -1809,6 +2660,16 @@
                 <w:lang w:val="en-US" w:eastAsia="zh-CN" w:bidi="ar-SA"/>
               </w:rPr>
             </w:pPr>
+            <w:r>
+              <w:rPr>
+                <w:rFonts w:hint="eastAsia" w:ascii="Times New Roman" w:hAnsi="Times New Roman" w:eastAsia="宋体" w:cs="Times New Roman"/>
+                <w:kern w:val="2"/>
+                <w:sz w:val="20"/>
+                <w:szCs w:val="20"/>
+                <w:lang w:val="en-US" w:eastAsia="zh-CN" w:bidi="ar-SA"/>
+              </w:rPr>
+              <w:t>4</w:t>
+            </w:r>
           </w:p>
         </w:tc>
         <w:tc>
@@ -1827,6 +2688,14 @@
                 <w:lang w:val="en-US" w:eastAsia="zh-CN" w:bidi="ar-SA"/>
               </w:rPr>
             </w:pPr>
+            <w:r>
+              <w:rPr>
+                <w:rFonts w:hint="default" w:ascii="Times New Roman" w:hAnsi="Times New Roman" w:cs="Times New Roman"/>
+                <w:sz w:val="20"/>
+                <w:szCs w:val="20"/>
+              </w:rPr>
+              <w:t>PC-2506002</w:t>
+            </w:r>
           </w:p>
         </w:tc>
         <w:tc>
@@ -1845,6 +2714,14 @@
                 <w:lang w:val="en-US" w:eastAsia="zh-CN" w:bidi="ar-SA"/>
               </w:rPr>
             </w:pPr>
+            <w:r>
+              <w:rPr>
+                <w:rFonts w:hint="default" w:ascii="Times New Roman" w:hAnsi="Times New Roman" w:cs="Times New Roman"/>
+                <w:sz w:val="20"/>
+                <w:szCs w:val="20"/>
+              </w:rPr>
+              <w:t>多拉菌素</w:t>
+            </w:r>
           </w:p>
         </w:tc>
         <w:tc>
@@ -1865,6 +2742,16 @@
                 <w:lang w:val="en-US" w:eastAsia="zh-CN" w:bidi="ar-SA"/>
               </w:rPr>
             </w:pPr>
+            <w:r>
+              <w:rPr>
+                <w:rFonts w:hint="default" w:ascii="Times New Roman" w:hAnsi="Times New Roman" w:cs="Times New Roman"/>
+                <w:kern w:val="0"/>
+                <w:sz w:val="20"/>
+                <w:szCs w:val="20"/>
+                <w:lang w:bidi="ar"/>
+              </w:rPr>
+              <w:t>2025.06.15  09：23检验员赵双在QC中控中心液相室高效液相色谱仪QC-1-2-008上运行多拉菌素“20250615含量及有关物质”序列的瞬间序列中断，审计追踪显示：〔赵双〕停止序列队列（立即）…。</w:t>
+            </w:r>
           </w:p>
         </w:tc>
         <w:tc>
@@ -1873,6 +2760,41 @@
             <w:noWrap w:val="0"/>
             <w:vAlign w:val="center"/>
           </w:tcPr>
+          <w:p>
+            <w:pPr>
+              <w:rPr>
+                <w:rFonts w:hint="default" w:ascii="Times New Roman" w:hAnsi="Times New Roman" w:cs="Times New Roman"/>
+                <w:sz w:val="20"/>
+                <w:szCs w:val="20"/>
+              </w:rPr>
+            </w:pPr>
+            <w:r>
+              <w:rPr>
+                <w:rFonts w:hint="eastAsia" w:ascii="Times New Roman" w:hAnsi="Times New Roman" w:eastAsia="宋体" w:cs="Times New Roman"/>
+                <w:sz w:val="20"/>
+                <w:szCs w:val="20"/>
+                <w:lang w:val="en-US" w:eastAsia="zh-CN"/>
+              </w:rPr>
+              <w:sym w:font="Wingdings 2" w:char="0052"/>
+            </w:r>
+            <w:r>
+              <w:rPr>
+                <w:rFonts w:hint="default" w:ascii="Times New Roman" w:hAnsi="Times New Roman" w:eastAsia="宋体" w:cs="Times New Roman"/>
+                <w:sz w:val="20"/>
+                <w:szCs w:val="20"/>
+                <w:lang w:val="en-US" w:eastAsia="zh-CN"/>
+              </w:rPr>
+              <w:t>是 编号：</w:t>
+            </w:r>
+            <w:r>
+              <w:rPr>
+                <w:rFonts w:hint="default" w:ascii="Times New Roman" w:hAnsi="Times New Roman" w:cs="Times New Roman"/>
+                <w:sz w:val="20"/>
+                <w:szCs w:val="20"/>
+              </w:rPr>
+              <w:t>PC-2502001</w:t>
+            </w:r>
+          </w:p>
           <w:p>
             <w:pPr>
               <w:keepNext w:val="0"/>
@@ -1891,12 +2813,62 @@
               <w:textAlignment w:val="auto"/>
               <w:rPr>
                 <w:rFonts w:hint="default" w:ascii="Times New Roman" w:hAnsi="Times New Roman" w:eastAsia="宋体" w:cs="Times New Roman"/>
+                <w:sz w:val="20"/>
+                <w:szCs w:val="20"/>
+                <w:lang w:val="en-US" w:eastAsia="zh-CN"/>
+              </w:rPr>
+            </w:pPr>
+            <w:r>
+              <w:rPr>
+                <w:rFonts w:hint="default" w:ascii="Times New Roman" w:hAnsi="Times New Roman" w:cs="Times New Roman"/>
+                <w:sz w:val="20"/>
+                <w:szCs w:val="20"/>
+              </w:rPr>
+              <w:t>PC-2502003</w:t>
+            </w:r>
+          </w:p>
+          <w:p>
+            <w:pPr>
+              <w:keepNext w:val="0"/>
+              <w:keepLines w:val="0"/>
+              <w:pageBreakBefore w:val="0"/>
+              <w:kinsoku/>
+              <w:wordWrap/>
+              <w:overflowPunct/>
+              <w:topLinePunct w:val="0"/>
+              <w:autoSpaceDE/>
+              <w:autoSpaceDN/>
+              <w:bidi w:val="0"/>
+              <w:adjustRightInd/>
+              <w:snapToGrid/>
+              <w:spacing w:line="240" w:lineRule="auto"/>
+              <w:textAlignment w:val="auto"/>
+              <w:rPr>
+                <w:rFonts w:hint="default" w:ascii="Times New Roman" w:hAnsi="Times New Roman" w:eastAsia="宋体" w:cs="Times New Roman"/>
                 <w:kern w:val="2"/>
                 <w:sz w:val="20"/>
                 <w:szCs w:val="20"/>
                 <w:lang w:val="en-US" w:eastAsia="zh-CN" w:bidi="ar-SA"/>
               </w:rPr>
             </w:pPr>
+            <w:r>
+              <w:rPr>
+                <w:rFonts w:hint="eastAsia" w:ascii="Times New Roman" w:hAnsi="Times New Roman" w:eastAsia="宋体" w:cs="Times New Roman"/>
+                <w:sz w:val="20"/>
+                <w:szCs w:val="20"/>
+                <w:lang w:val="en-US" w:eastAsia="zh-CN"/>
+              </w:rPr>
+              <w:t>□</w:t>
+            </w:r>
+            <w:r>
+              <w:rPr>
+                <w:rFonts w:hint="default" w:ascii="Times New Roman" w:hAnsi="Times New Roman" w:eastAsia="宋体" w:cs="Times New Roman"/>
+                <w:sz w:val="20"/>
+                <w:szCs w:val="20"/>
+                <w:lang w:val="en-US" w:eastAsia="zh-CN"/>
+              </w:rPr>
+              <w:t>否</w:t>
+            </w:r>
           </w:p>
         </w:tc>
         <w:tc>
@@ -1908,6 +2880,27 @@
           <w:p>
             <w:pPr>
               <w:rPr>
+                <w:rFonts w:hint="default" w:ascii="Times New Roman" w:hAnsi="Times New Roman" w:cs="Times New Roman"/>
+                <w:kern w:val="0"/>
+                <w:sz w:val="20"/>
+                <w:szCs w:val="20"/>
+                <w:lang w:bidi="ar"/>
+              </w:rPr>
+            </w:pPr>
+            <w:r>
+              <w:rPr>
+                <w:rFonts w:hint="default" w:ascii="Times New Roman" w:hAnsi="Times New Roman" w:cs="Times New Roman"/>
+                <w:kern w:val="0"/>
+                <w:sz w:val="20"/>
+                <w:szCs w:val="20"/>
+                <w:lang w:bidi="ar"/>
+              </w:rPr>
+              <w:t>直接原因：检验员赵双运行序列时，肢体与台面非预期的触碰，导致文件夹触碰到键盘，序列中断。</w:t>
+            </w:r>
+          </w:p>
+          <w:p>
+            <w:pPr>
+              <w:rPr>
                 <w:rFonts w:hint="default" w:ascii="Times New Roman" w:hAnsi="Times New Roman" w:eastAsia="宋体" w:cs="Times New Roman"/>
                 <w:kern w:val="2"/>
                 <w:sz w:val="20"/>
@@ -1915,6 +2908,16 @@
                 <w:lang w:val="en-US" w:eastAsia="zh-CN" w:bidi="ar-SA"/>
               </w:rPr>
             </w:pPr>
+            <w:r>
+              <w:rPr>
+                <w:rFonts w:hint="default" w:ascii="Times New Roman" w:hAnsi="Times New Roman" w:cs="Times New Roman"/>
+                <w:kern w:val="0"/>
+                <w:sz w:val="20"/>
+                <w:szCs w:val="20"/>
+                <w:lang w:bidi="ar"/>
+              </w:rPr>
+              <w:t>根本原因：键盘与操作区域处于同一操作平面，且操作软件不具备防错机制。</w:t>
+            </w:r>
           </w:p>
         </w:tc>
         <w:tc>
@@ -1933,6 +2936,14 @@
                 <w:szCs w:val="20"/>
               </w:rPr>
             </w:pPr>
+            <w:r>
+              <w:rPr>
+                <w:rFonts w:hint="default" w:ascii="Times New Roman" w:hAnsi="Times New Roman" w:cs="Times New Roman"/>
+                <w:sz w:val="20"/>
+                <w:szCs w:val="20"/>
+              </w:rPr>
+              <w:t>次要偏差</w:t>
+            </w:r>
           </w:p>
         </w:tc>
         <w:tc>
@@ -1950,6 +2961,14 @@
                 <w:szCs w:val="20"/>
               </w:rPr>
             </w:pPr>
+            <w:r>
+              <w:rPr>
+                <w:rFonts w:hint="default" w:ascii="Times New Roman" w:hAnsi="Times New Roman" w:cs="Times New Roman"/>
+                <w:sz w:val="20"/>
+                <w:szCs w:val="20"/>
+              </w:rPr>
+              <w:t>2025.06.15</w:t>
+            </w:r>
           </w:p>
         </w:tc>
         <w:tc>
@@ -1961,16 +2980,104 @@
           <w:p>
             <w:pPr>
               <w:widowControl/>
-              <w:numPr>
-                <w:numId w:val="0"/>
-              </w:numPr>
-              <w:jc w:val="left"/>
-              <w:rPr>
-                <w:rFonts w:hint="default" w:ascii="Times New Roman" w:hAnsi="Times New Roman" w:eastAsia="宋体" w:cs="Times New Roman"/>
-                <w:sz w:val="20"/>
-                <w:szCs w:val="20"/>
-              </w:rPr>
-            </w:pPr>
+              <w:jc w:val="left"/>
+              <w:rPr>
+                <w:rFonts w:hint="default" w:ascii="Times New Roman" w:hAnsi="Times New Roman" w:cs="Times New Roman"/>
+                <w:kern w:val="0"/>
+                <w:sz w:val="20"/>
+                <w:szCs w:val="20"/>
+                <w:lang w:bidi="ar"/>
+              </w:rPr>
+            </w:pPr>
+            <w:r>
+              <w:rPr>
+                <w:rFonts w:hint="default" w:ascii="Times New Roman" w:hAnsi="Times New Roman" w:cs="Times New Roman"/>
+                <w:kern w:val="0"/>
+                <w:sz w:val="20"/>
+                <w:szCs w:val="20"/>
+                <w:lang w:bidi="ar"/>
+              </w:rPr>
+              <w:t>CAPA-PC2506001</w:t>
+            </w:r>
+          </w:p>
+          <w:p>
+            <w:pPr>
+              <w:widowControl/>
+              <w:numPr>
+                <w:ilvl w:val="0"/>
+                <w:numId w:val="4"/>
+              </w:numPr>
+              <w:jc w:val="left"/>
+              <w:rPr>
+                <w:rFonts w:hint="default" w:ascii="Times New Roman" w:hAnsi="Times New Roman" w:cs="Times New Roman"/>
+                <w:kern w:val="0"/>
+                <w:sz w:val="20"/>
+                <w:szCs w:val="20"/>
+                <w:lang w:bidi="ar"/>
+              </w:rPr>
+            </w:pPr>
+            <w:r>
+              <w:rPr>
+                <w:rFonts w:hint="default" w:ascii="Times New Roman" w:hAnsi="Times New Roman" w:cs="Times New Roman"/>
+                <w:kern w:val="0"/>
+                <w:sz w:val="20"/>
+                <w:szCs w:val="20"/>
+                <w:lang w:bidi="ar"/>
+              </w:rPr>
+              <w:t>重新编辑序列复测Blank。</w:t>
+            </w:r>
+          </w:p>
+          <w:p>
+            <w:pPr>
+              <w:widowControl/>
+              <w:numPr>
+                <w:ilvl w:val="0"/>
+                <w:numId w:val="4"/>
+              </w:numPr>
+              <w:jc w:val="left"/>
+              <w:rPr>
+                <w:rFonts w:hint="default" w:ascii="Times New Roman" w:hAnsi="Times New Roman" w:cs="Times New Roman"/>
+                <w:kern w:val="0"/>
+                <w:sz w:val="20"/>
+                <w:szCs w:val="20"/>
+                <w:lang w:bidi="ar"/>
+              </w:rPr>
+            </w:pPr>
+            <w:r>
+              <w:rPr>
+                <w:rFonts w:hint="default" w:ascii="Times New Roman" w:hAnsi="Times New Roman" w:cs="Times New Roman"/>
+                <w:kern w:val="0"/>
+                <w:sz w:val="20"/>
+                <w:szCs w:val="20"/>
+                <w:lang w:bidi="ar"/>
+              </w:rPr>
+              <w:t>将现场键盘支架更换为升降键盘支架，确保键盘与操作区域处在不同平面。</w:t>
+            </w:r>
+          </w:p>
+          <w:p>
+            <w:pPr>
+              <w:widowControl/>
+              <w:numPr>
+                <w:ilvl w:val="0"/>
+                <w:numId w:val="4"/>
+              </w:numPr>
+              <w:jc w:val="left"/>
+              <w:rPr>
+                <w:rFonts w:hint="default" w:ascii="Times New Roman" w:hAnsi="Times New Roman" w:eastAsia="宋体" w:cs="Times New Roman"/>
+                <w:sz w:val="20"/>
+                <w:szCs w:val="20"/>
+              </w:rPr>
+            </w:pPr>
+            <w:r>
+              <w:rPr>
+                <w:rFonts w:hint="default" w:ascii="Times New Roman" w:hAnsi="Times New Roman" w:cs="Times New Roman"/>
+                <w:kern w:val="0"/>
+                <w:sz w:val="20"/>
+                <w:szCs w:val="20"/>
+                <w:lang w:bidi="ar"/>
+              </w:rPr>
+              <w:t>在键盘支架更换前，对QC相关人员进行培训，操作需定制升降支架的时，禁止将文件或记录放置在键盘操作区域，并粘贴“操作电脑时键盘操作区域禁止放置任何文件及记录”的标识。</w:t>
+            </w:r>
           </w:p>
         </w:tc>
         <w:tc>
@@ -1988,6 +3095,14 @@
                 <w:szCs w:val="20"/>
               </w:rPr>
             </w:pPr>
+            <w:r>
+              <w:rPr>
+                <w:rFonts w:hint="default" w:ascii="Times New Roman" w:hAnsi="Times New Roman" w:cs="Times New Roman"/>
+                <w:sz w:val="20"/>
+                <w:szCs w:val="20"/>
+              </w:rPr>
+              <w:t>放行</w:t>
+            </w:r>
           </w:p>
         </w:tc>
         <w:tc>
@@ -2006,6 +3121,15 @@
                 <w:lang w:eastAsia="zh-CN"/>
               </w:rPr>
             </w:pPr>
+            <w:r>
+              <w:rPr>
+                <w:rFonts w:hint="eastAsia" w:ascii="Times New Roman" w:hAnsi="Times New Roman" w:eastAsia="宋体" w:cs="Times New Roman"/>
+                <w:sz w:val="20"/>
+                <w:szCs w:val="20"/>
+                <w:lang w:val="en-US" w:eastAsia="zh-CN"/>
+              </w:rPr>
+              <w:t>是</w:t>
+            </w:r>
           </w:p>
         </w:tc>
       </w:tr>
@@ -2059,6 +3183,15 @@
                 <w:lang w:val="en-US" w:eastAsia="zh-CN"/>
               </w:rPr>
             </w:pPr>
+            <w:r>
+              <w:rPr>
+                <w:rFonts w:hint="eastAsia" w:ascii="Times New Roman" w:hAnsi="Times New Roman" w:eastAsia="宋体" w:cs="Times New Roman"/>
+                <w:sz w:val="20"/>
+                <w:szCs w:val="20"/>
+                <w:lang w:val="en-US" w:eastAsia="zh-CN"/>
+              </w:rPr>
+              <w:t>5</w:t>
+            </w:r>
           </w:p>
         </w:tc>
         <w:tc>
@@ -2075,6 +3208,14 @@
                 <w:szCs w:val="20"/>
               </w:rPr>
             </w:pPr>
+            <w:r>
+              <w:rPr>
+                <w:rFonts w:hint="default" w:ascii="Times New Roman" w:hAnsi="Times New Roman" w:cs="Times New Roman"/>
+                <w:sz w:val="20"/>
+                <w:szCs w:val="20"/>
+              </w:rPr>
+              <w:t>PC-2507001</w:t>
+            </w:r>
           </w:p>
         </w:tc>
         <w:tc>
@@ -2091,6 +3232,14 @@
                 <w:szCs w:val="20"/>
               </w:rPr>
             </w:pPr>
+            <w:r>
+              <w:rPr>
+                <w:rFonts w:hint="default" w:ascii="Times New Roman" w:hAnsi="Times New Roman" w:cs="Times New Roman"/>
+                <w:sz w:val="20"/>
+                <w:szCs w:val="20"/>
+              </w:rPr>
+              <w:t>—</w:t>
+            </w:r>
           </w:p>
         </w:tc>
         <w:tc>
@@ -2099,6 +3248,29 @@
             <w:noWrap w:val="0"/>
             <w:vAlign w:val="center"/>
           </w:tcPr>
+          <w:p>
+            <w:pPr>
+              <w:widowControl/>
+              <w:jc w:val="left"/>
+              <w:rPr>
+                <w:rFonts w:hint="default" w:ascii="Times New Roman" w:hAnsi="Times New Roman" w:cs="Times New Roman"/>
+                <w:kern w:val="0"/>
+                <w:sz w:val="20"/>
+                <w:szCs w:val="20"/>
+                <w:lang w:bidi="ar"/>
+              </w:rPr>
+            </w:pPr>
+            <w:r>
+              <w:rPr>
+                <w:rFonts w:hint="default" w:ascii="Times New Roman" w:hAnsi="Times New Roman" w:cs="Times New Roman"/>
+                <w:kern w:val="0"/>
+                <w:sz w:val="20"/>
+                <w:szCs w:val="20"/>
+                <w:lang w:bidi="ar"/>
+              </w:rPr>
+              <w:t>2025.07.04 16:37检验员崔璇在QC中控中心液相室高效液相色谱仪QC-1-2-009上查看运行结束的芬苯达唑“20250704清洗残留准确度”序列发现，100%芬苯达唑- ST与150%芬苯达唑-ST面积相似，面积分别为14.1674、14.1234。</w:t>
+            </w:r>
+          </w:p>
           <w:p>
             <w:pPr>
               <w:widowControl/>
@@ -2140,6 +3312,66 @@
                 <w:lang w:val="en-US" w:eastAsia="zh-CN"/>
               </w:rPr>
             </w:pPr>
+            <w:r>
+              <w:rPr>
+                <w:rFonts w:hint="eastAsia" w:ascii="Times New Roman" w:hAnsi="Times New Roman" w:eastAsia="宋体" w:cs="Times New Roman"/>
+                <w:sz w:val="20"/>
+                <w:szCs w:val="20"/>
+                <w:lang w:val="en-US" w:eastAsia="zh-CN"/>
+              </w:rPr>
+              <w:t>□</w:t>
+            </w:r>
+            <w:r>
+              <w:rPr>
+                <w:rFonts w:hint="default" w:ascii="Times New Roman" w:hAnsi="Times New Roman" w:eastAsia="宋体" w:cs="Times New Roman"/>
+                <w:sz w:val="20"/>
+                <w:szCs w:val="20"/>
+                <w:lang w:val="en-US" w:eastAsia="zh-CN"/>
+              </w:rPr>
+              <w:t>是 编号：</w:t>
+            </w:r>
+          </w:p>
+          <w:p>
+            <w:pPr>
+              <w:keepNext w:val="0"/>
+              <w:keepLines w:val="0"/>
+              <w:pageBreakBefore w:val="0"/>
+              <w:kinsoku/>
+              <w:wordWrap/>
+              <w:overflowPunct/>
+              <w:topLinePunct w:val="0"/>
+              <w:autoSpaceDE/>
+              <w:autoSpaceDN/>
+              <w:bidi w:val="0"/>
+              <w:adjustRightInd/>
+              <w:snapToGrid/>
+              <w:spacing w:line="240" w:lineRule="auto"/>
+              <w:textAlignment w:val="auto"/>
+              <w:rPr>
+                <w:rFonts w:hint="default" w:ascii="Times New Roman" w:hAnsi="Times New Roman" w:eastAsia="宋体" w:cs="Times New Roman"/>
+                <w:sz w:val="20"/>
+                <w:szCs w:val="20"/>
+                <w:lang w:val="en-US" w:eastAsia="zh-CN"/>
+              </w:rPr>
+            </w:pPr>
+            <w:r>
+              <w:rPr>
+                <w:rFonts w:hint="eastAsia" w:ascii="Times New Roman" w:hAnsi="Times New Roman" w:eastAsia="宋体" w:cs="Times New Roman"/>
+                <w:sz w:val="20"/>
+                <w:szCs w:val="20"/>
+                <w:lang w:val="en-US" w:eastAsia="zh-CN"/>
+              </w:rPr>
+              <w:sym w:font="Wingdings 2" w:char="0052"/>
+            </w:r>
+            <w:r>
+              <w:rPr>
+                <w:rFonts w:hint="default" w:ascii="Times New Roman" w:hAnsi="Times New Roman" w:eastAsia="宋体" w:cs="Times New Roman"/>
+                <w:sz w:val="20"/>
+                <w:szCs w:val="20"/>
+                <w:lang w:val="en-US" w:eastAsia="zh-CN"/>
+              </w:rPr>
+              <w:t>否</w:t>
+            </w:r>
           </w:p>
         </w:tc>
         <w:tc>
@@ -2151,11 +3383,42 @@
           <w:p>
             <w:pPr>
               <w:rPr>
-                <w:rFonts w:hint="default" w:ascii="Times New Roman" w:hAnsi="Times New Roman" w:eastAsia="宋体" w:cs="Times New Roman"/>
-                <w:sz w:val="20"/>
-                <w:szCs w:val="20"/>
-              </w:rPr>
-            </w:pPr>
+                <w:rFonts w:hint="default" w:ascii="Times New Roman" w:hAnsi="Times New Roman" w:cs="Times New Roman"/>
+                <w:kern w:val="0"/>
+                <w:sz w:val="20"/>
+                <w:szCs w:val="20"/>
+                <w:lang w:bidi="ar"/>
+              </w:rPr>
+            </w:pPr>
+            <w:r>
+              <w:rPr>
+                <w:rFonts w:hint="default" w:ascii="Times New Roman" w:hAnsi="Times New Roman" w:cs="Times New Roman"/>
+                <w:kern w:val="0"/>
+                <w:sz w:val="20"/>
+                <w:szCs w:val="20"/>
+                <w:lang w:bidi="ar"/>
+              </w:rPr>
+              <w:t>直接原因：检验员崔璇将样品转移错误。</w:t>
+            </w:r>
+          </w:p>
+          <w:p>
+            <w:pPr>
+              <w:rPr>
+                <w:rFonts w:hint="default" w:ascii="Times New Roman" w:hAnsi="Times New Roman" w:eastAsia="宋体" w:cs="Times New Roman"/>
+                <w:sz w:val="20"/>
+                <w:szCs w:val="20"/>
+              </w:rPr>
+            </w:pPr>
+            <w:r>
+              <w:rPr>
+                <w:rFonts w:hint="default" w:ascii="Times New Roman" w:hAnsi="Times New Roman" w:cs="Times New Roman"/>
+                <w:kern w:val="0"/>
+                <w:sz w:val="20"/>
+                <w:szCs w:val="20"/>
+                <w:lang w:bidi="ar"/>
+              </w:rPr>
+              <w:t>根本原因：文件中未规定开展方法验证培训时需同步评估项目执行难易程度与人员能力是否匹配的情况。</w:t>
+            </w:r>
           </w:p>
         </w:tc>
         <w:tc>
@@ -2174,6 +3437,14 @@
                 <w:szCs w:val="20"/>
               </w:rPr>
             </w:pPr>
+            <w:r>
+              <w:rPr>
+                <w:rFonts w:hint="default" w:ascii="Times New Roman" w:hAnsi="Times New Roman" w:cs="Times New Roman"/>
+                <w:sz w:val="20"/>
+                <w:szCs w:val="20"/>
+              </w:rPr>
+              <w:t>次要偏差</w:t>
+            </w:r>
           </w:p>
         </w:tc>
         <w:tc>
@@ -2191,6 +3462,14 @@
                 <w:szCs w:val="20"/>
               </w:rPr>
             </w:pPr>
+            <w:r>
+              <w:rPr>
+                <w:rFonts w:hint="default" w:ascii="Times New Roman" w:hAnsi="Times New Roman" w:cs="Times New Roman"/>
+                <w:sz w:val="20"/>
+                <w:szCs w:val="20"/>
+              </w:rPr>
+              <w:t>2025.07.07</w:t>
+            </w:r>
           </w:p>
         </w:tc>
         <w:tc>
@@ -2202,16 +3481,77 @@
           <w:p>
             <w:pPr>
               <w:widowControl/>
-              <w:numPr>
-                <w:numId w:val="0"/>
-              </w:numPr>
-              <w:jc w:val="left"/>
-              <w:rPr>
-                <w:rFonts w:hint="default" w:ascii="Times New Roman" w:hAnsi="Times New Roman" w:eastAsia="宋体" w:cs="Times New Roman"/>
-                <w:sz w:val="20"/>
-                <w:szCs w:val="20"/>
-              </w:rPr>
-            </w:pPr>
+              <w:jc w:val="left"/>
+              <w:rPr>
+                <w:rFonts w:hint="default" w:ascii="Times New Roman" w:hAnsi="Times New Roman" w:cs="Times New Roman"/>
+                <w:kern w:val="0"/>
+                <w:sz w:val="20"/>
+                <w:szCs w:val="20"/>
+                <w:lang w:bidi="ar"/>
+              </w:rPr>
+            </w:pPr>
+            <w:r>
+              <w:rPr>
+                <w:rFonts w:hint="default" w:ascii="Times New Roman" w:hAnsi="Times New Roman" w:cs="Times New Roman"/>
+                <w:kern w:val="0"/>
+                <w:sz w:val="20"/>
+                <w:szCs w:val="20"/>
+                <w:lang w:bidi="ar"/>
+              </w:rPr>
+              <w:t>CAPA-PC2507013</w:t>
+            </w:r>
+          </w:p>
+          <w:p>
+            <w:pPr>
+              <w:widowControl/>
+              <w:numPr>
+                <w:ilvl w:val="0"/>
+                <w:numId w:val="5"/>
+              </w:numPr>
+              <w:jc w:val="left"/>
+              <w:rPr>
+                <w:rFonts w:hint="default" w:ascii="Times New Roman" w:hAnsi="Times New Roman" w:cs="Times New Roman"/>
+                <w:kern w:val="0"/>
+                <w:sz w:val="20"/>
+                <w:szCs w:val="20"/>
+                <w:lang w:bidi="ar"/>
+              </w:rPr>
+            </w:pPr>
+            <w:r>
+              <w:rPr>
+                <w:rFonts w:hint="default" w:ascii="Times New Roman" w:hAnsi="Times New Roman" w:cs="Times New Roman"/>
+                <w:kern w:val="0"/>
+                <w:sz w:val="20"/>
+                <w:szCs w:val="20"/>
+                <w:lang w:bidi="ar"/>
+              </w:rPr>
+              <w:t>对QC相关人员进行培训，培训内容为“管理人员需评估验证项目难易程度后，依据人员资质分配验证工作：准确度、专属性、检测限、定量限验证内容，需分配给该项目工作时间≥1.5年的人员。精密度（重复性/中间精密度）、线性、范围、耐用性、溶液稳定性验证内容，需分配给通过岗位考核人员。”</w:t>
+            </w:r>
+          </w:p>
+          <w:p>
+            <w:pPr>
+              <w:widowControl/>
+              <w:numPr>
+                <w:ilvl w:val="0"/>
+                <w:numId w:val="5"/>
+              </w:numPr>
+              <w:jc w:val="left"/>
+              <w:rPr>
+                <w:rFonts w:hint="default" w:ascii="Times New Roman" w:hAnsi="Times New Roman" w:eastAsia="宋体" w:cs="Times New Roman"/>
+                <w:sz w:val="20"/>
+                <w:szCs w:val="20"/>
+              </w:rPr>
+            </w:pPr>
+            <w:r>
+              <w:rPr>
+                <w:rFonts w:hint="default" w:ascii="Times New Roman" w:hAnsi="Times New Roman" w:cs="Times New Roman"/>
+                <w:kern w:val="0"/>
+                <w:sz w:val="20"/>
+                <w:szCs w:val="20"/>
+                <w:lang w:bidi="ar"/>
+              </w:rPr>
+              <w:t>修订《分析方法验证与确认管理程序》（SMP-QC-033/04）增加验证方案培训后，培训师需评估项目难易程度，匹配具有相应资质的人员接受合适难度的项目，并将分配情况记录在验证记录中。文件生效前对QC相关人员进行培训。</w:t>
+            </w:r>
           </w:p>
         </w:tc>
         <w:tc>
@@ -2229,6 +3569,15 @@
                 <w:szCs w:val="20"/>
               </w:rPr>
             </w:pPr>
+            <w:r>
+              <w:rPr>
+                <w:rFonts w:hint="default" w:ascii="Times New Roman" w:hAnsi="Times New Roman" w:cs="Times New Roman"/>
+                <w:sz w:val="20"/>
+                <w:szCs w:val="20"/>
+                <w:lang w:eastAsia="zh-CN"/>
+              </w:rPr>
+              <w:t>—</w:t>
+            </w:r>
           </w:p>
         </w:tc>
         <w:tc>
@@ -2246,6 +3595,14 @@
                 <w:szCs w:val="20"/>
               </w:rPr>
             </w:pPr>
+            <w:r>
+              <w:rPr>
+                <w:rFonts w:hint="default" w:ascii="Times New Roman" w:hAnsi="Times New Roman" w:cs="Times New Roman"/>
+                <w:sz w:val="20"/>
+                <w:szCs w:val="20"/>
+              </w:rPr>
+              <w:t>进行中</w:t>
+            </w:r>
           </w:p>
         </w:tc>
       </w:tr>
@@ -2299,6 +3656,15 @@
                 <w:lang w:val="en-US" w:eastAsia="zh-CN"/>
               </w:rPr>
             </w:pPr>
+            <w:r>
+              <w:rPr>
+                <w:rFonts w:hint="eastAsia" w:ascii="Times New Roman" w:hAnsi="Times New Roman" w:eastAsia="宋体" w:cs="Times New Roman"/>
+                <w:sz w:val="20"/>
+                <w:szCs w:val="20"/>
+                <w:lang w:val="en-US" w:eastAsia="zh-CN"/>
+              </w:rPr>
+              <w:t>6</w:t>
+            </w:r>
           </w:p>
         </w:tc>
         <w:tc>
@@ -2322,6 +3688,16 @@
                 <w:szCs w:val="20"/>
               </w:rPr>
             </w:pPr>
+            <w:r>
+              <w:rPr>
+                <w:rFonts w:hint="eastAsia" w:ascii="Times New Roman" w:hAnsi="Times New Roman" w:eastAsia="宋体" w:cs="Times New Roman"/>
+                <w:kern w:val="0"/>
+                <w:sz w:val="20"/>
+                <w:szCs w:val="20"/>
+                <w:lang w:val="en-US" w:eastAsia="zh-CN" w:bidi="ar"/>
+              </w:rPr>
+              <w:t>PC-2511001</w:t>
+            </w:r>
           </w:p>
         </w:tc>
         <w:tc>
@@ -2345,6 +3721,16 @@
                 <w:szCs w:val="20"/>
               </w:rPr>
             </w:pPr>
+            <w:r>
+              <w:rPr>
+                <w:rFonts w:hint="eastAsia" w:ascii="Times New Roman" w:hAnsi="Times New Roman" w:eastAsia="宋体" w:cs="Times New Roman"/>
+                <w:kern w:val="0"/>
+                <w:sz w:val="20"/>
+                <w:szCs w:val="20"/>
+                <w:lang w:val="en-US" w:eastAsia="zh-CN" w:bidi="ar"/>
+              </w:rPr>
+              <w:t>—</w:t>
+            </w:r>
           </w:p>
         </w:tc>
         <w:tc>
@@ -2353,6 +3739,33 @@
             <w:noWrap w:val="0"/>
             <w:vAlign w:val="center"/>
           </w:tcPr>
+          <w:p>
+            <w:pPr>
+              <w:widowControl/>
+              <w:numPr>
+                <w:ilvl w:val="0"/>
+                <w:numId w:val="0"/>
+              </w:numPr>
+              <w:jc w:val="left"/>
+              <w:rPr>
+                <w:rFonts w:hint="eastAsia" w:ascii="Times New Roman" w:hAnsi="Times New Roman" w:eastAsia="宋体" w:cs="Times New Roman"/>
+                <w:kern w:val="0"/>
+                <w:sz w:val="20"/>
+                <w:szCs w:val="20"/>
+                <w:lang w:val="en-US" w:eastAsia="zh-CN" w:bidi="ar"/>
+              </w:rPr>
+            </w:pPr>
+            <w:r>
+              <w:rPr>
+                <w:rFonts w:hint="eastAsia" w:ascii="Times New Roman" w:hAnsi="Times New Roman" w:eastAsia="宋体" w:cs="Times New Roman"/>
+                <w:kern w:val="0"/>
+                <w:sz w:val="20"/>
+                <w:szCs w:val="20"/>
+                <w:lang w:val="en-US" w:eastAsia="zh-CN" w:bidi="ar"/>
+              </w:rPr>
+              <w:t>2025.11.03 08:40 仪器组长马和霞在QC二楼发现办公楼区域临时停电后所有液相色谱仪、气相色谱仪和氮氢空一体机均断电，所连接UPS电源QC-1-2-001未正常供电，且UPS电源指示灯为红色，正常情况下当市电中断时，UPS电源QC-1-2-001应从主路切换至旁路开始供电，指示灯为绿色，并为负载设备供电。断电时间约两分钟，在08:42左右恢复正常供电。</w:t>
+            </w:r>
+          </w:p>
           <w:p>
             <w:pPr>
               <w:widowControl/>
@@ -2399,6 +3812,66 @@
                 <w:lang w:val="en-US" w:eastAsia="zh-CN"/>
               </w:rPr>
             </w:pPr>
+            <w:r>
+              <w:rPr>
+                <w:rFonts w:hint="eastAsia" w:ascii="Times New Roman" w:hAnsi="Times New Roman" w:eastAsia="宋体" w:cs="Times New Roman"/>
+                <w:sz w:val="20"/>
+                <w:szCs w:val="20"/>
+                <w:lang w:val="en-US" w:eastAsia="zh-CN"/>
+              </w:rPr>
+              <w:t>□</w:t>
+            </w:r>
+            <w:r>
+              <w:rPr>
+                <w:rFonts w:hint="default" w:ascii="Times New Roman" w:hAnsi="Times New Roman" w:eastAsia="宋体" w:cs="Times New Roman"/>
+                <w:sz w:val="20"/>
+                <w:szCs w:val="20"/>
+                <w:lang w:val="en-US" w:eastAsia="zh-CN"/>
+              </w:rPr>
+              <w:t>是 编号：</w:t>
+            </w:r>
+          </w:p>
+          <w:p>
+            <w:pPr>
+              <w:keepNext w:val="0"/>
+              <w:keepLines w:val="0"/>
+              <w:pageBreakBefore w:val="0"/>
+              <w:kinsoku/>
+              <w:wordWrap/>
+              <w:overflowPunct/>
+              <w:topLinePunct w:val="0"/>
+              <w:autoSpaceDE/>
+              <w:autoSpaceDN/>
+              <w:bidi w:val="0"/>
+              <w:adjustRightInd/>
+              <w:snapToGrid/>
+              <w:spacing w:line="240" w:lineRule="auto"/>
+              <w:textAlignment w:val="auto"/>
+              <w:rPr>
+                <w:rFonts w:hint="default" w:ascii="Times New Roman" w:hAnsi="Times New Roman" w:eastAsia="宋体" w:cs="Times New Roman"/>
+                <w:sz w:val="20"/>
+                <w:szCs w:val="20"/>
+                <w:lang w:val="en-US" w:eastAsia="zh-CN"/>
+              </w:rPr>
+            </w:pPr>
+            <w:r>
+              <w:rPr>
+                <w:rFonts w:hint="eastAsia" w:ascii="Times New Roman" w:hAnsi="Times New Roman" w:eastAsia="宋体" w:cs="Times New Roman"/>
+                <w:sz w:val="20"/>
+                <w:szCs w:val="20"/>
+                <w:lang w:val="en-US" w:eastAsia="zh-CN"/>
+              </w:rPr>
+              <w:sym w:font="Wingdings 2" w:char="0052"/>
+            </w:r>
+            <w:r>
+              <w:rPr>
+                <w:rFonts w:hint="default" w:ascii="Times New Roman" w:hAnsi="Times New Roman" w:eastAsia="宋体" w:cs="Times New Roman"/>
+                <w:sz w:val="20"/>
+                <w:szCs w:val="20"/>
+                <w:lang w:val="en-US" w:eastAsia="zh-CN"/>
+              </w:rPr>
+              <w:t>否</w:t>
+            </w:r>
           </w:p>
         </w:tc>
         <w:tc>
@@ -2414,6 +3887,77 @@
                 <w:ilvl w:val="0"/>
                 <w:numId w:val="0"/>
               </w:numPr>
+              <w:jc w:val="left"/>
+              <w:rPr>
+                <w:rFonts w:hint="eastAsia" w:ascii="Times New Roman" w:hAnsi="Times New Roman" w:eastAsia="宋体" w:cs="Times New Roman"/>
+                <w:kern w:val="0"/>
+                <w:sz w:val="20"/>
+                <w:szCs w:val="20"/>
+                <w:lang w:val="en-US" w:eastAsia="zh-CN" w:bidi="ar"/>
+              </w:rPr>
+            </w:pPr>
+            <w:r>
+              <w:rPr>
+                <w:rFonts w:hint="eastAsia" w:ascii="Times New Roman" w:hAnsi="Times New Roman" w:eastAsia="宋体" w:cs="Times New Roman"/>
+                <w:kern w:val="0"/>
+                <w:sz w:val="20"/>
+                <w:szCs w:val="20"/>
+                <w:lang w:val="en-US" w:eastAsia="zh-CN" w:bidi="ar"/>
+              </w:rPr>
+              <w:t>直接原因：逆变器故障；</w:t>
+            </w:r>
+          </w:p>
+          <w:p>
+            <w:pPr>
+              <w:widowControl/>
+              <w:numPr>
+                <w:ilvl w:val="0"/>
+                <w:numId w:val="0"/>
+              </w:numPr>
+              <w:jc w:val="left"/>
+              <w:rPr>
+                <w:rFonts w:hint="eastAsia" w:ascii="Times New Roman" w:hAnsi="Times New Roman" w:eastAsia="宋体" w:cs="Times New Roman"/>
+                <w:kern w:val="0"/>
+                <w:sz w:val="20"/>
+                <w:szCs w:val="20"/>
+                <w:lang w:val="en-US" w:eastAsia="zh-CN" w:bidi="ar"/>
+              </w:rPr>
+            </w:pPr>
+            <w:r>
+              <w:rPr>
+                <w:rFonts w:hint="eastAsia" w:ascii="Times New Roman" w:hAnsi="Times New Roman" w:eastAsia="宋体" w:cs="Times New Roman"/>
+                <w:kern w:val="0"/>
+                <w:sz w:val="20"/>
+                <w:szCs w:val="20"/>
+                <w:lang w:val="en-US" w:eastAsia="zh-CN" w:bidi="ar"/>
+              </w:rPr>
+              <w:t>根本原因：《UPS电源标准操作规程》（SOP-QC-363/06）未规定逆变器检查、维护相关内容。</w:t>
+            </w:r>
+          </w:p>
+          <w:p>
+            <w:pPr>
+              <w:widowControl/>
+              <w:numPr>
+                <w:ilvl w:val="0"/>
+                <w:numId w:val="0"/>
+              </w:numPr>
+              <w:jc w:val="left"/>
+              <w:rPr>
+                <w:rFonts w:hint="eastAsia" w:ascii="Times New Roman" w:hAnsi="Times New Roman" w:eastAsia="宋体" w:cs="Times New Roman"/>
+                <w:kern w:val="0"/>
+                <w:sz w:val="20"/>
+                <w:szCs w:val="20"/>
+                <w:lang w:val="en-US" w:eastAsia="zh-CN" w:bidi="ar"/>
+              </w:rPr>
+            </w:pPr>
+          </w:p>
+          <w:p>
+            <w:pPr>
+              <w:widowControl/>
+              <w:numPr>
+                <w:ilvl w:val="0"/>
+                <w:numId w:val="0"/>
+              </w:numPr>
               <w:ind w:left="0" w:leftChars="0" w:firstLine="0" w:firstLineChars="0"/>
               <w:jc w:val="left"/>
               <w:rPr>
@@ -2445,6 +3989,16 @@
                 <w:szCs w:val="20"/>
               </w:rPr>
             </w:pPr>
+            <w:r>
+              <w:rPr>
+                <w:rFonts w:hint="eastAsia" w:ascii="Times New Roman" w:hAnsi="Times New Roman" w:eastAsia="宋体" w:cs="Times New Roman"/>
+                <w:kern w:val="0"/>
+                <w:sz w:val="20"/>
+                <w:szCs w:val="20"/>
+                <w:lang w:val="en-US" w:eastAsia="zh-CN" w:bidi="ar"/>
+              </w:rPr>
+              <w:t>次要偏差</w:t>
+            </w:r>
           </w:p>
         </w:tc>
         <w:tc>
@@ -2462,6 +4016,15 @@
                 <w:szCs w:val="20"/>
               </w:rPr>
             </w:pPr>
+            <w:r>
+              <w:rPr>
+                <w:rFonts w:hint="eastAsia" w:ascii="Times New Roman" w:hAnsi="Times New Roman" w:cs="Times New Roman"/>
+                <w:sz w:val="20"/>
+                <w:szCs w:val="20"/>
+                <w:lang w:val="en-US" w:eastAsia="zh-CN"/>
+              </w:rPr>
+              <w:t>2025.11.17</w:t>
+            </w:r>
           </w:p>
         </w:tc>
         <w:tc>
@@ -2477,6 +4040,141 @@
                 <w:ilvl w:val="0"/>
                 <w:numId w:val="0"/>
               </w:numPr>
+              <w:jc w:val="left"/>
+              <w:rPr>
+                <w:rFonts w:hint="default" w:ascii="Times New Roman" w:hAnsi="Times New Roman" w:eastAsia="宋体" w:cs="Times New Roman"/>
+                <w:kern w:val="0"/>
+                <w:sz w:val="20"/>
+                <w:szCs w:val="20"/>
+                <w:lang w:val="en-US" w:eastAsia="zh-CN" w:bidi="ar"/>
+              </w:rPr>
+            </w:pPr>
+            <w:r>
+              <w:rPr>
+                <w:rFonts w:hint="eastAsia" w:ascii="Times New Roman" w:hAnsi="Times New Roman" w:eastAsia="宋体" w:cs="Times New Roman"/>
+                <w:kern w:val="0"/>
+                <w:sz w:val="20"/>
+                <w:szCs w:val="20"/>
+                <w:lang w:val="en-US" w:eastAsia="zh-CN" w:bidi="ar"/>
+              </w:rPr>
+              <w:t>CAPA-PC2511006</w:t>
+            </w:r>
+          </w:p>
+          <w:p>
+            <w:pPr>
+              <w:widowControl/>
+              <w:numPr>
+                <w:ilvl w:val="0"/>
+                <w:numId w:val="0"/>
+              </w:numPr>
+              <w:jc w:val="left"/>
+              <w:rPr>
+                <w:rFonts w:hint="eastAsia" w:ascii="Times New Roman" w:hAnsi="Times New Roman" w:eastAsia="宋体" w:cs="Times New Roman"/>
+                <w:kern w:val="0"/>
+                <w:sz w:val="20"/>
+                <w:szCs w:val="20"/>
+                <w:lang w:val="en-US" w:eastAsia="zh-CN" w:bidi="ar"/>
+              </w:rPr>
+            </w:pPr>
+            <w:r>
+              <w:rPr>
+                <w:rFonts w:hint="eastAsia" w:ascii="Times New Roman" w:hAnsi="Times New Roman" w:eastAsia="宋体" w:cs="Times New Roman"/>
+                <w:kern w:val="0"/>
+                <w:sz w:val="20"/>
+                <w:szCs w:val="20"/>
+                <w:lang w:val="en-US" w:eastAsia="zh-CN" w:bidi="ar"/>
+              </w:rPr>
+              <w:t>1、排查公司其他UPS电源逆变器状况及电池电阻数值，若逆变器、电池电阻数值异常应进行维修或更换。</w:t>
+            </w:r>
+          </w:p>
+          <w:p>
+            <w:pPr>
+              <w:widowControl/>
+              <w:numPr>
+                <w:ilvl w:val="0"/>
+                <w:numId w:val="0"/>
+              </w:numPr>
+              <w:jc w:val="left"/>
+              <w:rPr>
+                <w:rFonts w:hint="eastAsia" w:ascii="Times New Roman" w:hAnsi="Times New Roman" w:eastAsia="宋体" w:cs="Times New Roman"/>
+                <w:kern w:val="0"/>
+                <w:sz w:val="20"/>
+                <w:szCs w:val="20"/>
+                <w:lang w:val="en-US" w:eastAsia="zh-CN" w:bidi="ar"/>
+              </w:rPr>
+            </w:pPr>
+            <w:r>
+              <w:rPr>
+                <w:rFonts w:hint="eastAsia" w:ascii="Times New Roman" w:hAnsi="Times New Roman" w:eastAsia="宋体" w:cs="Times New Roman"/>
+                <w:kern w:val="0"/>
+                <w:sz w:val="20"/>
+                <w:szCs w:val="20"/>
+                <w:lang w:val="en-US" w:eastAsia="zh-CN" w:bidi="ar"/>
+              </w:rPr>
+              <w:t>2、采购新的UPS电源。</w:t>
+            </w:r>
+          </w:p>
+          <w:p>
+            <w:pPr>
+              <w:widowControl/>
+              <w:numPr>
+                <w:ilvl w:val="0"/>
+                <w:numId w:val="0"/>
+              </w:numPr>
+              <w:jc w:val="left"/>
+              <w:rPr>
+                <w:rFonts w:hint="eastAsia" w:ascii="Times New Roman" w:hAnsi="Times New Roman" w:eastAsia="宋体" w:cs="Times New Roman"/>
+                <w:kern w:val="0"/>
+                <w:sz w:val="20"/>
+                <w:szCs w:val="20"/>
+                <w:lang w:val="en-US" w:eastAsia="zh-CN" w:bidi="ar"/>
+              </w:rPr>
+            </w:pPr>
+            <w:r>
+              <w:rPr>
+                <w:rFonts w:hint="eastAsia" w:ascii="Times New Roman" w:hAnsi="Times New Roman" w:eastAsia="宋体" w:cs="Times New Roman"/>
+                <w:kern w:val="0"/>
+                <w:sz w:val="20"/>
+                <w:szCs w:val="20"/>
+                <w:lang w:val="en-US" w:eastAsia="zh-CN" w:bidi="ar"/>
+              </w:rPr>
+              <w:t>3、修订《QC检测仪器维护保养一览表》（APP2-SMP-QC-025/18），规定每三个月对UPS电源逆变器进行检查，查看逆变器状态指示灯、显示屏告警信息，核对输出电压是否在额定范围；文件批准后对相关人员进行培训。</w:t>
+            </w:r>
+          </w:p>
+          <w:p>
+            <w:pPr>
+              <w:widowControl/>
+              <w:numPr>
+                <w:ilvl w:val="0"/>
+                <w:numId w:val="0"/>
+              </w:numPr>
+              <w:jc w:val="left"/>
+              <w:rPr>
+                <w:rFonts w:hint="eastAsia" w:ascii="Times New Roman" w:hAnsi="Times New Roman" w:eastAsia="宋体" w:cs="Times New Roman"/>
+                <w:kern w:val="0"/>
+                <w:sz w:val="20"/>
+                <w:szCs w:val="20"/>
+                <w:lang w:val="en-US" w:eastAsia="zh-CN" w:bidi="ar"/>
+              </w:rPr>
+            </w:pPr>
+            <w:r>
+              <w:rPr>
+                <w:rFonts w:hint="eastAsia" w:ascii="Times New Roman" w:hAnsi="Times New Roman" w:eastAsia="宋体" w:cs="Times New Roman"/>
+                <w:kern w:val="0"/>
+                <w:sz w:val="20"/>
+                <w:szCs w:val="20"/>
+                <w:lang w:val="en-US" w:eastAsia="zh-CN" w:bidi="ar"/>
+              </w:rPr>
+              <w:t>4、排查公司其他使用UPS电源的部门，对于UPS电源标准操作规程文件中是否规定UPS电源逆变器检查、维保相关内容。</w:t>
+            </w:r>
+          </w:p>
+          <w:p>
+            <w:pPr>
+              <w:widowControl/>
+              <w:numPr>
+                <w:ilvl w:val="0"/>
+                <w:numId w:val="0"/>
+              </w:numPr>
               <w:ind w:left="0" w:leftChars="0" w:firstLine="0" w:firstLineChars="0"/>
               <w:jc w:val="left"/>
               <w:rPr>
@@ -2485,6 +4183,16 @@
                 <w:szCs w:val="20"/>
               </w:rPr>
             </w:pPr>
+            <w:r>
+              <w:rPr>
+                <w:rFonts w:hint="eastAsia" w:ascii="Times New Roman" w:hAnsi="Times New Roman" w:eastAsia="宋体" w:cs="Times New Roman"/>
+                <w:kern w:val="0"/>
+                <w:sz w:val="20"/>
+                <w:szCs w:val="20"/>
+                <w:lang w:val="en-US" w:eastAsia="zh-CN" w:bidi="ar"/>
+              </w:rPr>
+              <w:t>5、根据4中排查结果，若公司其他部门UPS电源标准操作规程文件中没有规定UPS电源逆变器检查维保相关内容则相关部门需修订该文件。文件批准后对相关人员进行培训。</w:t>
+            </w:r>
           </w:p>
         </w:tc>
         <w:tc>
@@ -2502,6 +4210,15 @@
                 <w:szCs w:val="20"/>
               </w:rPr>
             </w:pPr>
+            <w:r>
+              <w:rPr>
+                <w:rFonts w:hint="eastAsia" w:ascii="Times New Roman" w:hAnsi="Times New Roman" w:cs="Times New Roman"/>
+                <w:sz w:val="20"/>
+                <w:szCs w:val="20"/>
+                <w:lang w:val="en-US" w:eastAsia="zh-CN"/>
+              </w:rPr>
+              <w:t>—</w:t>
+            </w:r>
           </w:p>
         </w:tc>
         <w:tc>
@@ -2519,6 +4236,15 @@
                 <w:szCs w:val="20"/>
               </w:rPr>
             </w:pPr>
+            <w:r>
+              <w:rPr>
+                <w:rFonts w:hint="eastAsia" w:ascii="Times New Roman" w:hAnsi="Times New Roman" w:cs="Times New Roman"/>
+                <w:sz w:val="20"/>
+                <w:szCs w:val="20"/>
+                <w:lang w:val="en-US" w:eastAsia="zh-CN"/>
+              </w:rPr>
+              <w:t>进行中</w:t>
+            </w:r>
           </w:p>
         </w:tc>
       </w:tr>
@@ -2572,6 +4298,15 @@
                 <w:lang w:val="en-US" w:eastAsia="zh-CN"/>
               </w:rPr>
             </w:pPr>
+            <w:r>
+              <w:rPr>
+                <w:rFonts w:hint="eastAsia" w:ascii="Times New Roman" w:hAnsi="Times New Roman" w:eastAsia="宋体" w:cs="Times New Roman"/>
+                <w:sz w:val="20"/>
+                <w:szCs w:val="20"/>
+                <w:lang w:val="en-US" w:eastAsia="zh-CN"/>
+              </w:rPr>
+              <w:t>7</w:t>
+            </w:r>
           </w:p>
         </w:tc>
         <w:tc>
@@ -2595,6 +4330,16 @@
                 <w:szCs w:val="20"/>
               </w:rPr>
             </w:pPr>
+            <w:r>
+              <w:rPr>
+                <w:rFonts w:hint="eastAsia" w:ascii="Times New Roman" w:hAnsi="Times New Roman" w:eastAsia="宋体" w:cs="Times New Roman"/>
+                <w:kern w:val="0"/>
+                <w:sz w:val="20"/>
+                <w:szCs w:val="20"/>
+                <w:lang w:val="en-US" w:eastAsia="zh-CN" w:bidi="ar"/>
+              </w:rPr>
+              <w:t>PC-2512001</w:t>
+            </w:r>
           </w:p>
         </w:tc>
         <w:tc>
@@ -2618,6 +4363,16 @@
                 <w:szCs w:val="20"/>
               </w:rPr>
             </w:pPr>
+            <w:r>
+              <w:rPr>
+                <w:rFonts w:hint="eastAsia" w:ascii="Times New Roman" w:hAnsi="Times New Roman" w:eastAsia="宋体" w:cs="Times New Roman"/>
+                <w:kern w:val="0"/>
+                <w:sz w:val="20"/>
+                <w:szCs w:val="20"/>
+                <w:lang w:val="en-US" w:eastAsia="zh-CN" w:bidi="ar"/>
+              </w:rPr>
+              <w:t>—</w:t>
+            </w:r>
           </w:p>
         </w:tc>
         <w:tc>
@@ -2641,6 +4396,16 @@
                 <w:szCs w:val="20"/>
               </w:rPr>
             </w:pPr>
+            <w:r>
+              <w:rPr>
+                <w:rFonts w:hint="eastAsia" w:ascii="Times New Roman" w:hAnsi="Times New Roman" w:eastAsia="宋体" w:cs="Times New Roman"/>
+                <w:kern w:val="0"/>
+                <w:sz w:val="20"/>
+                <w:szCs w:val="20"/>
+                <w:lang w:val="en-US" w:eastAsia="zh-CN" w:bidi="ar"/>
+              </w:rPr>
+              <w:t>2025.12.08  14:46检验员翟美华在QC理化室电位滴定仪QC-2-2-095上检测MC K15含量的空白时，发现空白数据存储路径错误，在tiamo数据库中，正确应储存在MC数据库中，此时只进行了空白滴定，未进行至样品检验。</w:t>
+            </w:r>
           </w:p>
         </w:tc>
         <w:tc>
@@ -2672,6 +4437,66 @@
                 <w:lang w:val="en-US" w:eastAsia="zh-CN"/>
               </w:rPr>
             </w:pPr>
+            <w:r>
+              <w:rPr>
+                <w:rFonts w:hint="eastAsia" w:ascii="Times New Roman" w:hAnsi="Times New Roman" w:eastAsia="宋体" w:cs="Times New Roman"/>
+                <w:sz w:val="20"/>
+                <w:szCs w:val="20"/>
+                <w:lang w:val="en-US" w:eastAsia="zh-CN"/>
+              </w:rPr>
+              <w:t>□</w:t>
+            </w:r>
+            <w:r>
+              <w:rPr>
+                <w:rFonts w:hint="default" w:ascii="Times New Roman" w:hAnsi="Times New Roman" w:eastAsia="宋体" w:cs="Times New Roman"/>
+                <w:sz w:val="20"/>
+                <w:szCs w:val="20"/>
+                <w:lang w:val="en-US" w:eastAsia="zh-CN"/>
+              </w:rPr>
+              <w:t>是 编号：</w:t>
+            </w:r>
+          </w:p>
+          <w:p>
+            <w:pPr>
+              <w:keepNext w:val="0"/>
+              <w:keepLines w:val="0"/>
+              <w:pageBreakBefore w:val="0"/>
+              <w:kinsoku/>
+              <w:wordWrap/>
+              <w:overflowPunct/>
+              <w:topLinePunct w:val="0"/>
+              <w:autoSpaceDE/>
+              <w:autoSpaceDN/>
+              <w:bidi w:val="0"/>
+              <w:adjustRightInd/>
+              <w:snapToGrid/>
+              <w:spacing w:line="240" w:lineRule="auto"/>
+              <w:textAlignment w:val="auto"/>
+              <w:rPr>
+                <w:rFonts w:hint="default" w:ascii="Times New Roman" w:hAnsi="Times New Roman" w:eastAsia="宋体" w:cs="Times New Roman"/>
+                <w:sz w:val="20"/>
+                <w:szCs w:val="20"/>
+                <w:lang w:val="en-US" w:eastAsia="zh-CN"/>
+              </w:rPr>
+            </w:pPr>
+            <w:r>
+              <w:rPr>
+                <w:rFonts w:hint="eastAsia" w:ascii="Times New Roman" w:hAnsi="Times New Roman" w:eastAsia="宋体" w:cs="Times New Roman"/>
+                <w:sz w:val="20"/>
+                <w:szCs w:val="20"/>
+                <w:lang w:val="en-US" w:eastAsia="zh-CN"/>
+              </w:rPr>
+              <w:sym w:font="Wingdings 2" w:char="0052"/>
+            </w:r>
+            <w:r>
+              <w:rPr>
+                <w:rFonts w:hint="default" w:ascii="Times New Roman" w:hAnsi="Times New Roman" w:eastAsia="宋体" w:cs="Times New Roman"/>
+                <w:sz w:val="20"/>
+                <w:szCs w:val="20"/>
+                <w:lang w:val="en-US" w:eastAsia="zh-CN"/>
+              </w:rPr>
+              <w:t>否</w:t>
+            </w:r>
           </w:p>
         </w:tc>
         <w:tc>
@@ -2687,6 +4512,33 @@
                 <w:ilvl w:val="0"/>
                 <w:numId w:val="0"/>
               </w:numPr>
+              <w:jc w:val="left"/>
+              <w:rPr>
+                <w:rFonts w:hint="eastAsia" w:ascii="Times New Roman" w:hAnsi="Times New Roman" w:eastAsia="宋体" w:cs="Times New Roman"/>
+                <w:kern w:val="0"/>
+                <w:sz w:val="20"/>
+                <w:szCs w:val="20"/>
+                <w:lang w:val="en-US" w:eastAsia="zh-CN" w:bidi="ar"/>
+              </w:rPr>
+            </w:pPr>
+            <w:r>
+              <w:rPr>
+                <w:rFonts w:hint="eastAsia" w:ascii="Times New Roman" w:hAnsi="Times New Roman" w:eastAsia="宋体" w:cs="Times New Roman"/>
+                <w:kern w:val="0"/>
+                <w:sz w:val="20"/>
+                <w:szCs w:val="20"/>
+                <w:lang w:val="en-US" w:eastAsia="zh-CN" w:bidi="ar"/>
+              </w:rPr>
+              <w:t>直接原因：MC（K15）含量空白仪器方法中DATABASE参数设置错误。</w:t>
+            </w:r>
+          </w:p>
+          <w:p>
+            <w:pPr>
+              <w:widowControl/>
+              <w:numPr>
+                <w:ilvl w:val="0"/>
+                <w:numId w:val="0"/>
+              </w:numPr>
               <w:ind w:left="0" w:leftChars="0" w:firstLine="0" w:firstLineChars="0"/>
               <w:jc w:val="left"/>
               <w:rPr>
@@ -2695,6 +4547,16 @@
                 <w:szCs w:val="20"/>
               </w:rPr>
             </w:pPr>
+            <w:r>
+              <w:rPr>
+                <w:rFonts w:hint="eastAsia" w:ascii="Times New Roman" w:hAnsi="Times New Roman" w:eastAsia="宋体" w:cs="Times New Roman"/>
+                <w:kern w:val="0"/>
+                <w:sz w:val="20"/>
+                <w:szCs w:val="20"/>
+                <w:lang w:val="en-US" w:eastAsia="zh-CN" w:bidi="ar"/>
+              </w:rPr>
+              <w:t>根本原因：文件中缺少对DATABASE如何设置的相关内容。</w:t>
+            </w:r>
           </w:p>
         </w:tc>
         <w:tc>
@@ -2718,6 +4580,16 @@
                 <w:szCs w:val="20"/>
               </w:rPr>
             </w:pPr>
+            <w:r>
+              <w:rPr>
+                <w:rFonts w:hint="eastAsia" w:ascii="Times New Roman" w:hAnsi="Times New Roman" w:eastAsia="宋体" w:cs="Times New Roman"/>
+                <w:kern w:val="0"/>
+                <w:sz w:val="20"/>
+                <w:szCs w:val="20"/>
+                <w:lang w:val="en-US" w:eastAsia="zh-CN" w:bidi="ar"/>
+              </w:rPr>
+              <w:t>次要偏差</w:t>
+            </w:r>
           </w:p>
         </w:tc>
         <w:tc>
@@ -2735,6 +4607,15 @@
                 <w:szCs w:val="20"/>
               </w:rPr>
             </w:pPr>
+            <w:r>
+              <w:rPr>
+                <w:rFonts w:hint="eastAsia" w:ascii="Times New Roman" w:hAnsi="Times New Roman" w:cs="Times New Roman"/>
+                <w:sz w:val="20"/>
+                <w:szCs w:val="20"/>
+                <w:lang w:val="en-US" w:eastAsia="zh-CN"/>
+              </w:rPr>
+              <w:t>2025.12.09</w:t>
+            </w:r>
           </w:p>
         </w:tc>
         <w:tc>
@@ -2747,15 +4628,134 @@
             <w:pPr>
               <w:widowControl/>
               <w:numPr>
+                <w:ilvl w:val="0"/>
                 <w:numId w:val="0"/>
               </w:numPr>
               <w:jc w:val="left"/>
               <w:rPr>
-                <w:rFonts w:hint="default" w:ascii="Times New Roman" w:hAnsi="Times New Roman" w:eastAsia="宋体" w:cs="Times New Roman"/>
-                <w:sz w:val="20"/>
-                <w:szCs w:val="20"/>
-              </w:rPr>
-            </w:pPr>
+                <w:rFonts w:hint="eastAsia" w:ascii="Times New Roman" w:hAnsi="Times New Roman" w:eastAsia="宋体" w:cs="Times New Roman"/>
+                <w:kern w:val="0"/>
+                <w:sz w:val="20"/>
+                <w:szCs w:val="20"/>
+                <w:lang w:val="en-US" w:eastAsia="zh-CN" w:bidi="ar"/>
+              </w:rPr>
+            </w:pPr>
+            <w:r>
+              <w:rPr>
+                <w:rFonts w:hint="eastAsia" w:ascii="Times New Roman" w:hAnsi="Times New Roman" w:eastAsia="宋体" w:cs="Times New Roman"/>
+                <w:kern w:val="0"/>
+                <w:sz w:val="20"/>
+                <w:szCs w:val="20"/>
+                <w:lang w:val="en-US" w:eastAsia="zh-CN" w:bidi="ar"/>
+              </w:rPr>
+              <w:t>CAPA-PC2512001</w:t>
+            </w:r>
+          </w:p>
+          <w:p>
+            <w:pPr>
+              <w:widowControl/>
+              <w:numPr>
+                <w:ilvl w:val="0"/>
+                <w:numId w:val="6"/>
+              </w:numPr>
+              <w:jc w:val="left"/>
+              <w:rPr>
+                <w:rFonts w:hint="eastAsia" w:ascii="Times New Roman" w:hAnsi="Times New Roman" w:eastAsia="宋体" w:cs="Times New Roman"/>
+                <w:kern w:val="0"/>
+                <w:sz w:val="20"/>
+                <w:szCs w:val="20"/>
+                <w:lang w:val="en-US" w:eastAsia="zh-CN" w:bidi="ar"/>
+              </w:rPr>
+            </w:pPr>
+            <w:r>
+              <w:rPr>
+                <w:rFonts w:hint="eastAsia" w:ascii="Times New Roman" w:hAnsi="Times New Roman" w:eastAsia="宋体" w:cs="Times New Roman"/>
+                <w:kern w:val="0"/>
+                <w:sz w:val="20"/>
+                <w:szCs w:val="20"/>
+                <w:lang w:val="en-US" w:eastAsia="zh-CN" w:bidi="ar"/>
+              </w:rPr>
+              <w:t>禁止使用MC（K15）含量空白、MC（K15）含量仪器方法，在方法名称处标记禁止使用。</w:t>
+            </w:r>
+          </w:p>
+          <w:p>
+            <w:pPr>
+              <w:widowControl/>
+              <w:numPr>
+                <w:ilvl w:val="0"/>
+                <w:numId w:val="6"/>
+              </w:numPr>
+              <w:jc w:val="left"/>
+              <w:rPr>
+                <w:rFonts w:hint="default" w:ascii="Times New Roman" w:hAnsi="Times New Roman" w:eastAsia="宋体" w:cs="Times New Roman"/>
+                <w:kern w:val="0"/>
+                <w:sz w:val="20"/>
+                <w:szCs w:val="20"/>
+                <w:lang w:val="en-US" w:eastAsia="zh-CN" w:bidi="ar"/>
+              </w:rPr>
+            </w:pPr>
+            <w:r>
+              <w:rPr>
+                <w:rFonts w:hint="eastAsia" w:ascii="Times New Roman" w:hAnsi="Times New Roman" w:eastAsia="宋体" w:cs="Times New Roman"/>
+                <w:kern w:val="0"/>
+                <w:sz w:val="20"/>
+                <w:szCs w:val="20"/>
+                <w:lang w:val="en-US" w:eastAsia="zh-CN" w:bidi="ar"/>
+              </w:rPr>
+              <w:t>新建MC（K15）含量空白、MC（K15）含量仪器方法，DATABASE设置为MC。</w:t>
+            </w:r>
+          </w:p>
+          <w:p>
+            <w:pPr>
+              <w:widowControl/>
+              <w:numPr>
+                <w:ilvl w:val="0"/>
+                <w:numId w:val="6"/>
+              </w:numPr>
+              <w:jc w:val="left"/>
+              <w:rPr>
+                <w:rFonts w:hint="default" w:ascii="Times New Roman" w:hAnsi="Times New Roman" w:eastAsia="宋体" w:cs="Times New Roman"/>
+                <w:kern w:val="0"/>
+                <w:sz w:val="20"/>
+                <w:szCs w:val="20"/>
+                <w:lang w:val="en-US" w:eastAsia="zh-CN" w:bidi="ar"/>
+              </w:rPr>
+            </w:pPr>
+            <w:r>
+              <w:rPr>
+                <w:rFonts w:hint="eastAsia" w:ascii="Times New Roman" w:hAnsi="Times New Roman" w:eastAsia="宋体" w:cs="Times New Roman"/>
+                <w:kern w:val="0"/>
+                <w:sz w:val="20"/>
+                <w:szCs w:val="20"/>
+                <w:lang w:val="en-US" w:eastAsia="zh-CN" w:bidi="ar"/>
+              </w:rPr>
+              <w:t>修订《霉酚酸（MC）成品检验标准操作规程（FIS）（K15）》（SOP-QC(MC）-019/04）增加此项目仪器方法中DATABASE参数设置的要求，修订《电位滴定仪（888）标准操作规程》（SOP-QC-416/04）增加对其他仪器方法新建时应设置DATABASE参数的要求，文件批准后对相关人员进行培训。</w:t>
+            </w:r>
+          </w:p>
+          <w:p>
+            <w:pPr>
+              <w:widowControl/>
+              <w:numPr>
+                <w:ilvl w:val="0"/>
+                <w:numId w:val="6"/>
+              </w:numPr>
+              <w:jc w:val="left"/>
+              <w:rPr>
+                <w:rFonts w:hint="default" w:ascii="Times New Roman" w:hAnsi="Times New Roman" w:eastAsia="宋体" w:cs="Times New Roman"/>
+                <w:sz w:val="20"/>
+                <w:szCs w:val="20"/>
+              </w:rPr>
+            </w:pPr>
+            <w:r>
+              <w:rPr>
+                <w:rFonts w:hint="eastAsia" w:ascii="Times New Roman" w:hAnsi="Times New Roman" w:eastAsia="宋体" w:cs="Times New Roman"/>
+                <w:kern w:val="0"/>
+                <w:sz w:val="20"/>
+                <w:szCs w:val="20"/>
+                <w:lang w:val="en-US" w:eastAsia="zh-CN" w:bidi="ar"/>
+              </w:rPr>
+              <w:t>《霉酚酸（MC）成品检验标准操作规程（FIS）（K15）》（SOP-QC(MC）-019/05）生效前，对相关人员（理化组组长、主管及以上人员、QA和IT相关人员）培训关于方法新建时，应按照对应的检验SOP参数设置，并注意选取DATABASE参数，选择对应的数据库。</w:t>
+            </w:r>
           </w:p>
         </w:tc>
         <w:tc>
@@ -2773,6 +4773,15 @@
                 <w:szCs w:val="20"/>
               </w:rPr>
             </w:pPr>
+            <w:r>
+              <w:rPr>
+                <w:rFonts w:hint="eastAsia" w:ascii="Times New Roman" w:hAnsi="Times New Roman" w:cs="Times New Roman"/>
+                <w:sz w:val="20"/>
+                <w:szCs w:val="20"/>
+                <w:lang w:val="en-US" w:eastAsia="zh-CN"/>
+              </w:rPr>
+              <w:t>—</w:t>
+            </w:r>
           </w:p>
         </w:tc>
         <w:tc>
@@ -2790,6 +4799,15 @@
                 <w:szCs w:val="20"/>
               </w:rPr>
             </w:pPr>
+            <w:r>
+              <w:rPr>
+                <w:rFonts w:hint="eastAsia" w:ascii="Times New Roman" w:hAnsi="Times New Roman" w:cs="Times New Roman"/>
+                <w:sz w:val="20"/>
+                <w:szCs w:val="20"/>
+                <w:lang w:val="en-US" w:eastAsia="zh-CN"/>
+              </w:rPr>
+              <w:t>进行中</w:t>
+            </w:r>
           </w:p>
         </w:tc>
       </w:tr>
@@ -2843,6 +4861,15 @@
                 <w:lang w:val="en-US" w:eastAsia="zh-CN"/>
               </w:rPr>
             </w:pPr>
+            <w:r>
+              <w:rPr>
+                <w:rFonts w:hint="eastAsia" w:ascii="Times New Roman" w:hAnsi="Times New Roman" w:eastAsia="宋体" w:cs="Times New Roman"/>
+                <w:sz w:val="20"/>
+                <w:szCs w:val="20"/>
+                <w:lang w:val="en-US" w:eastAsia="zh-CN"/>
+              </w:rPr>
+              <w:t>8</w:t>
+            </w:r>
           </w:p>
         </w:tc>
         <w:tc>
@@ -2866,6 +4893,16 @@
                 <w:szCs w:val="20"/>
               </w:rPr>
             </w:pPr>
+            <w:r>
+              <w:rPr>
+                <w:rFonts w:hint="eastAsia" w:ascii="Times New Roman" w:hAnsi="Times New Roman" w:eastAsia="宋体" w:cs="Times New Roman"/>
+                <w:kern w:val="0"/>
+                <w:sz w:val="20"/>
+                <w:szCs w:val="20"/>
+                <w:lang w:val="en-US" w:eastAsia="zh-CN" w:bidi="ar"/>
+              </w:rPr>
+              <w:t>PC-2512002</w:t>
+            </w:r>
           </w:p>
         </w:tc>
         <w:tc>
@@ -2889,6 +4926,16 @@
                 <w:szCs w:val="20"/>
               </w:rPr>
             </w:pPr>
+            <w:r>
+              <w:rPr>
+                <w:rFonts w:hint="eastAsia" w:ascii="Times New Roman" w:hAnsi="Times New Roman" w:eastAsia="宋体" w:cs="Times New Roman"/>
+                <w:kern w:val="0"/>
+                <w:sz w:val="20"/>
+                <w:szCs w:val="20"/>
+                <w:lang w:val="en-US" w:eastAsia="zh-CN" w:bidi="ar"/>
+              </w:rPr>
+              <w:t>霉酚酸USMC-M-2511019USMC-M-2511020USMC-M-2511021</w:t>
+            </w:r>
           </w:p>
         </w:tc>
         <w:tc>
@@ -2912,6 +4959,16 @@
                 <w:szCs w:val="20"/>
               </w:rPr>
             </w:pPr>
+            <w:r>
+              <w:rPr>
+                <w:rFonts w:hint="eastAsia" w:ascii="Times New Roman" w:hAnsi="Times New Roman" w:eastAsia="宋体" w:cs="Times New Roman"/>
+                <w:kern w:val="0"/>
+                <w:sz w:val="20"/>
+                <w:szCs w:val="20"/>
+                <w:lang w:val="en-US" w:eastAsia="zh-CN" w:bidi="ar"/>
+              </w:rPr>
+              <w:t>2025年12月08日17时21分，201二车间工艺员张飞飞在按计划进行日常车间巡检过程中，于二楼精制岗位对生产记录进行核对时发现，USMC-M-2511019批次的一次结晶湿粉产品量为2122.9 kg。该数值明显超出了《霉酚酸（MC）精制岗位标准操作规程》SOP-FT3(MC)-403/09中明确规定的“二次结晶溶解时一次结晶湿粉的投料量应控制在1740 kg~2060 kg之间”的工艺范围。</w:t>
+            </w:r>
           </w:p>
         </w:tc>
         <w:tc>
@@ -2923,12 +4980,53 @@
           <w:p>
             <w:pPr>
               <w:rPr>
-                <w:rFonts w:hint="default" w:ascii="Times New Roman" w:hAnsi="Times New Roman" w:eastAsia="宋体" w:cs="Times New Roman"/>
-                <w:sz w:val="20"/>
-                <w:szCs w:val="20"/>
-                <w:lang w:val="en-US" w:eastAsia="zh-CN"/>
-              </w:rPr>
-            </w:pPr>
+                <w:rFonts w:hint="default" w:ascii="Times New Roman" w:hAnsi="Times New Roman" w:cs="Times New Roman"/>
+                <w:sz w:val="20"/>
+                <w:szCs w:val="20"/>
+              </w:rPr>
+            </w:pPr>
+            <w:r>
+              <w:rPr>
+                <w:rFonts w:hint="default" w:ascii="Times New Roman" w:hAnsi="Times New Roman" w:cs="Times New Roman"/>
+                <w:sz w:val="20"/>
+                <w:szCs w:val="20"/>
+              </w:rPr>
+              <w:sym w:font="Wingdings 2" w:char="00A3"/>
+            </w:r>
+            <w:r>
+              <w:rPr>
+                <w:rFonts w:hint="default" w:ascii="Times New Roman" w:hAnsi="Times New Roman" w:cs="Times New Roman"/>
+                <w:sz w:val="20"/>
+                <w:szCs w:val="20"/>
+              </w:rPr>
+              <w:t>是 编号：</w:t>
+            </w:r>
+          </w:p>
+          <w:p>
+            <w:pPr>
+              <w:rPr>
+                <w:rFonts w:hint="default" w:ascii="Times New Roman" w:hAnsi="Times New Roman" w:eastAsia="宋体" w:cs="Times New Roman"/>
+                <w:sz w:val="20"/>
+                <w:szCs w:val="20"/>
+                <w:lang w:val="en-US" w:eastAsia="zh-CN"/>
+              </w:rPr>
+            </w:pPr>
+            <w:r>
+              <w:rPr>
+                <w:rFonts w:hint="default" w:ascii="Times New Roman" w:hAnsi="Times New Roman" w:cs="Times New Roman"/>
+                <w:sz w:val="20"/>
+                <w:szCs w:val="20"/>
+              </w:rPr>
+              <w:sym w:font="Wingdings 2" w:char="0052"/>
+            </w:r>
+            <w:r>
+              <w:rPr>
+                <w:rFonts w:hint="default" w:ascii="Times New Roman" w:hAnsi="Times New Roman" w:cs="Times New Roman"/>
+                <w:sz w:val="20"/>
+                <w:szCs w:val="20"/>
+              </w:rPr>
+              <w:t>否</w:t>
+            </w:r>
           </w:p>
         </w:tc>
         <w:tc>
@@ -2952,6 +5050,16 @@
                 <w:szCs w:val="20"/>
               </w:rPr>
             </w:pPr>
+            <w:r>
+              <w:rPr>
+                <w:rFonts w:hint="eastAsia" w:ascii="Times New Roman" w:hAnsi="Times New Roman" w:eastAsia="宋体" w:cs="Times New Roman"/>
+                <w:kern w:val="0"/>
+                <w:sz w:val="20"/>
+                <w:szCs w:val="20"/>
+                <w:lang w:val="en-US" w:eastAsia="zh-CN" w:bidi="ar"/>
+              </w:rPr>
+              <w:t>根本原因：依据现有生产工艺及各工序收率，一次结晶湿粉产品量本就存在超出精制岗位SOP规定范围的可能性，但《霉酚酸（MC）精制岗位标准操作规程》[SOP-FT3(MC)-403/09]与《霉酚酸提炼工艺规程》[KP-FT3-MC-001/15]均未明确规定，当一次结晶湿粉产品量超出范围时应采取何种处理措施。</w:t>
+            </w:r>
           </w:p>
         </w:tc>
         <w:tc>
@@ -2975,6 +5083,16 @@
                 <w:szCs w:val="20"/>
               </w:rPr>
             </w:pPr>
+            <w:r>
+              <w:rPr>
+                <w:rFonts w:hint="eastAsia" w:ascii="Times New Roman" w:hAnsi="Times New Roman" w:eastAsia="宋体" w:cs="Times New Roman"/>
+                <w:kern w:val="0"/>
+                <w:sz w:val="20"/>
+                <w:szCs w:val="20"/>
+                <w:lang w:val="en-US" w:eastAsia="zh-CN" w:bidi="ar"/>
+              </w:rPr>
+              <w:t>次要偏差</w:t>
+            </w:r>
           </w:p>
         </w:tc>
         <w:tc>
@@ -2992,6 +5110,15 @@
                 <w:szCs w:val="20"/>
               </w:rPr>
             </w:pPr>
+            <w:r>
+              <w:rPr>
+                <w:rFonts w:hint="eastAsia" w:ascii="Times New Roman" w:hAnsi="Times New Roman" w:cs="Times New Roman"/>
+                <w:sz w:val="20"/>
+                <w:szCs w:val="20"/>
+                <w:lang w:val="en-US" w:eastAsia="zh-CN"/>
+              </w:rPr>
+              <w:t>2025.12.17</w:t>
+            </w:r>
           </w:p>
         </w:tc>
         <w:tc>
@@ -3007,6 +5134,87 @@
                 <w:ilvl w:val="0"/>
                 <w:numId w:val="0"/>
               </w:numPr>
+              <w:jc w:val="left"/>
+              <w:rPr>
+                <w:rFonts w:hint="eastAsia" w:ascii="Times New Roman" w:hAnsi="Times New Roman" w:eastAsia="宋体" w:cs="Times New Roman"/>
+                <w:kern w:val="0"/>
+                <w:sz w:val="20"/>
+                <w:szCs w:val="20"/>
+                <w:lang w:val="en-US" w:eastAsia="zh-CN" w:bidi="ar"/>
+              </w:rPr>
+            </w:pPr>
+            <w:r>
+              <w:rPr>
+                <w:rFonts w:hint="eastAsia" w:ascii="Times New Roman" w:hAnsi="Times New Roman" w:eastAsia="宋体" w:cs="Times New Roman"/>
+                <w:kern w:val="0"/>
+                <w:sz w:val="20"/>
+                <w:szCs w:val="20"/>
+                <w:lang w:val="en-US" w:eastAsia="zh-CN" w:bidi="ar"/>
+              </w:rPr>
+              <w:t>CAPA-PC2512002</w:t>
+            </w:r>
+          </w:p>
+          <w:p>
+            <w:pPr>
+              <w:widowControl/>
+              <w:numPr>
+                <w:ilvl w:val="0"/>
+                <w:numId w:val="0"/>
+              </w:numPr>
+              <w:jc w:val="left"/>
+              <w:rPr>
+                <w:rFonts w:hint="eastAsia" w:ascii="Times New Roman" w:hAnsi="Times New Roman" w:eastAsia="宋体" w:cs="Times New Roman"/>
+                <w:kern w:val="0"/>
+                <w:sz w:val="20"/>
+                <w:szCs w:val="20"/>
+                <w:lang w:val="en-US" w:eastAsia="zh-CN" w:bidi="ar"/>
+              </w:rPr>
+            </w:pPr>
+            <w:r>
+              <w:rPr>
+                <w:rFonts w:hint="eastAsia" w:ascii="Times New Roman" w:hAnsi="Times New Roman" w:eastAsia="宋体" w:cs="Times New Roman"/>
+                <w:kern w:val="0"/>
+                <w:sz w:val="20"/>
+                <w:szCs w:val="20"/>
+                <w:lang w:val="en-US" w:eastAsia="zh-CN" w:bidi="ar"/>
+              </w:rPr>
+              <w:t>1、升版《霉酚酸（MC）精制岗位标准操作规程》[SOP-FT3(MC)-403/09]，在文件中规定二次结晶时，根据《提炼生产指令（霉酚酸二次精制至成品包装工序）》（QR10-SMP-PM-022）准备所要投料的一次结晶湿粉等相关操作。</w:t>
+            </w:r>
+          </w:p>
+          <w:p>
+            <w:pPr>
+              <w:widowControl/>
+              <w:numPr>
+                <w:ilvl w:val="0"/>
+                <w:numId w:val="0"/>
+              </w:numPr>
+              <w:jc w:val="left"/>
+              <w:rPr>
+                <w:rFonts w:hint="eastAsia" w:ascii="Times New Roman" w:hAnsi="Times New Roman" w:eastAsia="宋体" w:cs="Times New Roman"/>
+                <w:kern w:val="0"/>
+                <w:sz w:val="20"/>
+                <w:szCs w:val="20"/>
+                <w:lang w:val="en-US" w:eastAsia="zh-CN" w:bidi="ar"/>
+              </w:rPr>
+            </w:pPr>
+            <w:r>
+              <w:rPr>
+                <w:rFonts w:hint="eastAsia" w:ascii="Times New Roman" w:hAnsi="Times New Roman" w:eastAsia="宋体" w:cs="Times New Roman"/>
+                <w:kern w:val="0"/>
+                <w:sz w:val="20"/>
+                <w:szCs w:val="20"/>
+                <w:lang w:val="en-US" w:eastAsia="zh-CN" w:bidi="ar"/>
+              </w:rPr>
+              <w:t>2、升版《霉酚酸提炼工艺规程》[KP-FT3-MC-001/15]，增加二次结晶投料时一次结晶湿粉的投料范围，并在相关的批记录中增加两行等。</w:t>
+            </w:r>
+          </w:p>
+          <w:p>
+            <w:pPr>
+              <w:widowControl/>
+              <w:numPr>
+                <w:ilvl w:val="0"/>
+                <w:numId w:val="0"/>
+              </w:numPr>
               <w:ind w:left="0" w:leftChars="0" w:firstLine="0" w:firstLineChars="0"/>
               <w:jc w:val="left"/>
               <w:rPr>
@@ -3015,6 +5223,16 @@
                 <w:szCs w:val="20"/>
               </w:rPr>
             </w:pPr>
+            <w:r>
+              <w:rPr>
+                <w:rFonts w:hint="eastAsia" w:ascii="Times New Roman" w:hAnsi="Times New Roman" w:eastAsia="宋体" w:cs="Times New Roman"/>
+                <w:kern w:val="0"/>
+                <w:sz w:val="20"/>
+                <w:szCs w:val="20"/>
+                <w:lang w:val="en-US" w:eastAsia="zh-CN" w:bidi="ar"/>
+              </w:rPr>
+              <w:t>3、升版《霉酚酸生产指令管理程序》（SMP-PM-022/09）文件，调整霉酚酸生产过程中的批号编制及增加“提炼生产指令（霉酚酸二次精制至成品包装工序）”等。</w:t>
+            </w:r>
           </w:p>
         </w:tc>
         <w:tc>
@@ -3032,6 +5250,15 @@
                 <w:szCs w:val="20"/>
               </w:rPr>
             </w:pPr>
+            <w:r>
+              <w:rPr>
+                <w:rFonts w:hint="eastAsia" w:ascii="Times New Roman" w:hAnsi="Times New Roman" w:cs="Times New Roman"/>
+                <w:sz w:val="20"/>
+                <w:szCs w:val="20"/>
+                <w:lang w:val="en-US" w:eastAsia="zh-CN"/>
+              </w:rPr>
+              <w:t>放行</w:t>
+            </w:r>
           </w:p>
         </w:tc>
         <w:tc>
@@ -3047,16 +5274,5398 @@
                 <w:rFonts w:hint="default" w:ascii="Times New Roman" w:hAnsi="Times New Roman" w:eastAsia="宋体" w:cs="Times New Roman"/>
                 <w:sz w:val="20"/>
                 <w:szCs w:val="20"/>
+              </w:rPr>
+            </w:pPr>
+            <w:r>
+              <w:rPr>
+                <w:rFonts w:hint="eastAsia" w:ascii="Times New Roman" w:hAnsi="Times New Roman" w:cs="Times New Roman"/>
+                <w:sz w:val="20"/>
+                <w:szCs w:val="20"/>
+                <w:lang w:val="en-US" w:eastAsia="zh-CN"/>
+              </w:rPr>
+              <w:t>是</w:t>
+            </w:r>
+          </w:p>
+        </w:tc>
+      </w:tr>
+      <w:tr>
+        <w:tblPrEx>
+          <w:tblBorders>
+            <w:top w:val="single" w:color="auto" w:sz="4" w:space="0"/>
+            <w:left w:val="single" w:color="auto" w:sz="4" w:space="0"/>
+            <w:bottom w:val="single" w:color="auto" w:sz="4" w:space="0"/>
+            <w:right w:val="single" w:color="auto" w:sz="4" w:space="0"/>
+            <w:insideH w:val="single" w:color="auto" w:sz="4" w:space="0"/>
+            <w:insideV w:val="single" w:color="auto" w:sz="4" w:space="0"/>
+          </w:tblBorders>
+          <w:tblCellMar>
+            <w:top w:w="0" w:type="dxa"/>
+            <w:left w:w="108" w:type="dxa"/>
+            <w:bottom w:w="0" w:type="dxa"/>
+            <w:right w:w="108" w:type="dxa"/>
+          </w:tblCellMar>
+        </w:tblPrEx>
+        <w:trPr>
+          <w:trHeight w:val="397" w:hRule="atLeast"/>
+        </w:trPr>
+        <w:tc>
+          <w:tcPr>
+            <w:tcW w:w="141" w:type="pct"/>
+            <w:noWrap w:val="0"/>
+            <w:vAlign w:val="center"/>
+          </w:tcPr>
+          <w:p>
+            <w:pPr>
+              <w:keepNext w:val="0"/>
+              <w:keepLines w:val="0"/>
+              <w:pageBreakBefore w:val="0"/>
+              <w:kinsoku/>
+              <w:wordWrap/>
+              <w:overflowPunct/>
+              <w:topLinePunct w:val="0"/>
+              <w:autoSpaceDE/>
+              <w:autoSpaceDN/>
+              <w:bidi w:val="0"/>
+              <w:adjustRightInd/>
+              <w:snapToGrid/>
+              <w:spacing w:line="240" w:lineRule="auto"/>
+              <w:jc w:val="center"/>
+              <w:textAlignment w:val="auto"/>
+              <w:rPr>
+                <w:rFonts w:hint="default" w:ascii="Times New Roman" w:hAnsi="Times New Roman" w:eastAsia="宋体" w:cs="Times New Roman"/>
+                <w:sz w:val="20"/>
+                <w:szCs w:val="20"/>
+                <w:lang w:val="en-US" w:eastAsia="zh-CN"/>
+              </w:rPr>
+            </w:pPr>
+            <w:r>
+              <w:rPr>
+                <w:rFonts w:hint="eastAsia" w:ascii="Times New Roman" w:hAnsi="Times New Roman" w:eastAsia="宋体" w:cs="Times New Roman"/>
+                <w:sz w:val="20"/>
+                <w:szCs w:val="20"/>
+                <w:lang w:val="en-US" w:eastAsia="zh-CN"/>
+              </w:rPr>
+              <w:t>9</w:t>
+            </w:r>
+          </w:p>
+        </w:tc>
+        <w:tc>
+          <w:tcPr>
+            <w:tcW w:w="392" w:type="pct"/>
+            <w:noWrap w:val="0"/>
+            <w:vAlign w:val="center"/>
+          </w:tcPr>
+          <w:p>
+            <w:pPr>
+              <w:widowControl/>
+              <w:numPr>
+                <w:ilvl w:val="0"/>
+                <w:numId w:val="0"/>
+              </w:numPr>
+              <w:ind w:left="0" w:leftChars="0" w:firstLine="0" w:firstLineChars="0"/>
+              <w:jc w:val="center"/>
+              <w:rPr>
+                <w:rFonts w:hint="default" w:ascii="Times New Roman" w:hAnsi="Times New Roman" w:eastAsia="宋体" w:cs="Times New Roman"/>
+                <w:kern w:val="0"/>
+                <w:sz w:val="20"/>
+                <w:szCs w:val="20"/>
+                <w:lang w:val="en-US" w:eastAsia="zh-CN" w:bidi="ar"/>
+              </w:rPr>
+            </w:pPr>
+            <w:r>
+              <w:rPr>
+                <w:rFonts w:hint="eastAsia" w:ascii="Times New Roman" w:hAnsi="Times New Roman" w:eastAsia="宋体" w:cs="Times New Roman"/>
+                <w:kern w:val="0"/>
+                <w:sz w:val="20"/>
+                <w:szCs w:val="20"/>
+                <w:lang w:val="en-US" w:eastAsia="zh-CN" w:bidi="ar"/>
+              </w:rPr>
+              <w:t>PC-2601001</w:t>
+            </w:r>
+          </w:p>
+        </w:tc>
+        <w:tc>
+          <w:tcPr>
+            <w:tcW w:w="339" w:type="pct"/>
+            <w:noWrap w:val="0"/>
+            <w:vAlign w:val="center"/>
+          </w:tcPr>
+          <w:p>
+            <w:pPr>
+              <w:widowControl/>
+              <w:numPr>
+                <w:ilvl w:val="0"/>
+                <w:numId w:val="0"/>
+              </w:numPr>
+              <w:ind w:left="0" w:leftChars="0" w:firstLine="0" w:firstLineChars="0"/>
+              <w:jc w:val="left"/>
+              <w:rPr>
+                <w:rFonts w:hint="default" w:ascii="Times New Roman" w:hAnsi="Times New Roman" w:eastAsia="宋体" w:cs="Times New Roman"/>
+                <w:kern w:val="0"/>
+                <w:sz w:val="20"/>
+                <w:szCs w:val="20"/>
+                <w:lang w:val="en-US" w:eastAsia="zh-CN" w:bidi="ar"/>
+              </w:rPr>
+            </w:pPr>
+            <w:r>
+              <w:rPr>
+                <w:rFonts w:hint="eastAsia" w:ascii="Times New Roman" w:hAnsi="Times New Roman" w:eastAsia="宋体" w:cs="Times New Roman"/>
+                <w:kern w:val="0"/>
+                <w:sz w:val="20"/>
+                <w:szCs w:val="20"/>
+                <w:lang w:val="en-US" w:eastAsia="zh-CN" w:bidi="ar"/>
+              </w:rPr>
+              <w:t>盐酸林可霉素</w:t>
+            </w:r>
+          </w:p>
+        </w:tc>
+        <w:tc>
+          <w:tcPr>
+            <w:tcW w:w="807" w:type="pct"/>
+            <w:noWrap w:val="0"/>
+            <w:vAlign w:val="center"/>
+          </w:tcPr>
+          <w:p>
+            <w:pPr>
+              <w:widowControl/>
+              <w:numPr>
+                <w:ilvl w:val="0"/>
+                <w:numId w:val="0"/>
+              </w:numPr>
+              <w:ind w:left="0" w:leftChars="0" w:firstLine="0" w:firstLineChars="0"/>
+              <w:jc w:val="left"/>
+              <w:rPr>
+                <w:rFonts w:hint="default" w:ascii="Times New Roman" w:hAnsi="Times New Roman" w:eastAsia="宋体" w:cs="Times New Roman"/>
+                <w:kern w:val="0"/>
+                <w:sz w:val="20"/>
+                <w:szCs w:val="20"/>
+                <w:lang w:val="en-US" w:eastAsia="zh-CN" w:bidi="ar"/>
+              </w:rPr>
+            </w:pPr>
+            <w:r>
+              <w:rPr>
+                <w:rFonts w:hint="eastAsia" w:ascii="Times New Roman" w:hAnsi="Times New Roman" w:eastAsia="宋体" w:cs="Times New Roman"/>
+                <w:kern w:val="0"/>
+                <w:sz w:val="20"/>
+                <w:szCs w:val="20"/>
+                <w:lang w:val="en-US" w:eastAsia="zh-CN" w:bidi="ar"/>
+              </w:rPr>
+              <w:t>2026.01.27  16:25检验员赵莉在QC气相室查看气相色谱仪QC-1-2-005上运行的LN“20260127兽药残留溶剂”序列时发现溶剂峰峰面积异常：偏大，约为历史数据的10倍，此时序列运行至ST-3，同时检验员发现自己使用了错误的稀释剂N,N-二甲基甲酰胺，正确的应该为10%N,N-二甲基甲酰胺。</w:t>
+            </w:r>
+          </w:p>
+        </w:tc>
+        <w:tc>
+          <w:tcPr>
+            <w:tcW w:w="427" w:type="pct"/>
+            <w:noWrap w:val="0"/>
+            <w:vAlign w:val="center"/>
+          </w:tcPr>
+          <w:p>
+            <w:pPr>
+              <w:rPr>
+                <w:rFonts w:hint="default" w:ascii="Times New Roman" w:hAnsi="Times New Roman" w:cs="Times New Roman"/>
+                <w:sz w:val="20"/>
+                <w:szCs w:val="20"/>
+              </w:rPr>
+            </w:pPr>
+            <w:r>
+              <w:rPr>
+                <w:rFonts w:hint="default" w:ascii="Times New Roman" w:hAnsi="Times New Roman" w:cs="Times New Roman"/>
+                <w:sz w:val="20"/>
+                <w:szCs w:val="20"/>
+              </w:rPr>
+              <w:sym w:font="Wingdings 2" w:char="00A3"/>
+            </w:r>
+            <w:r>
+              <w:rPr>
+                <w:rFonts w:hint="default" w:ascii="Times New Roman" w:hAnsi="Times New Roman" w:cs="Times New Roman"/>
+                <w:sz w:val="20"/>
+                <w:szCs w:val="20"/>
+              </w:rPr>
+              <w:t>是 编号：</w:t>
+            </w:r>
+          </w:p>
+          <w:p>
+            <w:pPr>
+              <w:rPr>
+                <w:rFonts w:hint="default" w:ascii="Times New Roman" w:hAnsi="Times New Roman" w:cs="Times New Roman"/>
+                <w:sz w:val="20"/>
+                <w:szCs w:val="20"/>
+              </w:rPr>
+            </w:pPr>
+            <w:r>
+              <w:rPr>
+                <w:rFonts w:hint="default" w:ascii="Times New Roman" w:hAnsi="Times New Roman" w:cs="Times New Roman"/>
+                <w:sz w:val="20"/>
+                <w:szCs w:val="20"/>
+              </w:rPr>
+              <w:sym w:font="Wingdings 2" w:char="0052"/>
+            </w:r>
+            <w:r>
+              <w:rPr>
+                <w:rFonts w:hint="default" w:ascii="Times New Roman" w:hAnsi="Times New Roman" w:cs="Times New Roman"/>
+                <w:sz w:val="20"/>
+                <w:szCs w:val="20"/>
+              </w:rPr>
+              <w:t>否</w:t>
+            </w:r>
+          </w:p>
+        </w:tc>
+        <w:tc>
+          <w:tcPr>
+            <w:tcW w:w="878" w:type="pct"/>
+            <w:noWrap w:val="0"/>
+            <w:vAlign w:val="center"/>
+          </w:tcPr>
+          <w:p>
+            <w:pPr>
+              <w:widowControl/>
+              <w:numPr>
+                <w:ilvl w:val="0"/>
+                <w:numId w:val="0"/>
+              </w:numPr>
+              <w:ind w:left="0" w:leftChars="0" w:firstLine="0" w:firstLineChars="0"/>
+              <w:jc w:val="left"/>
+              <w:rPr>
+                <w:rFonts w:hint="eastAsia" w:ascii="Times New Roman" w:hAnsi="Times New Roman" w:eastAsia="宋体" w:cs="Times New Roman"/>
+                <w:kern w:val="0"/>
+                <w:sz w:val="20"/>
+                <w:szCs w:val="20"/>
+                <w:lang w:val="en-US" w:eastAsia="zh-CN" w:bidi="ar"/>
+              </w:rPr>
+            </w:pPr>
+            <w:r>
+              <w:rPr>
+                <w:rFonts w:hint="eastAsia" w:ascii="Times New Roman" w:hAnsi="Times New Roman" w:eastAsia="宋体" w:cs="Times New Roman"/>
+                <w:kern w:val="0"/>
+                <w:sz w:val="20"/>
+                <w:szCs w:val="20"/>
+                <w:lang w:val="en-US" w:eastAsia="zh-CN" w:bidi="ar"/>
+              </w:rPr>
+              <w:t>直接原因：</w:t>
+            </w:r>
+          </w:p>
+          <w:p>
+            <w:pPr>
+              <w:widowControl/>
+              <w:numPr>
+                <w:ilvl w:val="0"/>
+                <w:numId w:val="7"/>
+              </w:numPr>
+              <w:ind w:left="0" w:leftChars="0" w:firstLine="0" w:firstLineChars="0"/>
+              <w:jc w:val="left"/>
+              <w:rPr>
+                <w:rFonts w:hint="eastAsia" w:ascii="Times New Roman" w:hAnsi="Times New Roman" w:eastAsia="宋体" w:cs="Times New Roman"/>
+                <w:kern w:val="0"/>
+                <w:sz w:val="20"/>
+                <w:szCs w:val="20"/>
+                <w:lang w:val="en-US" w:eastAsia="zh-CN" w:bidi="ar"/>
+              </w:rPr>
+            </w:pPr>
+            <w:r>
+              <w:rPr>
+                <w:rFonts w:hint="eastAsia" w:ascii="Times New Roman" w:hAnsi="Times New Roman" w:eastAsia="宋体" w:cs="Times New Roman"/>
+                <w:kern w:val="0"/>
+                <w:sz w:val="20"/>
+                <w:szCs w:val="20"/>
+                <w:lang w:val="en-US" w:eastAsia="zh-CN" w:bidi="ar"/>
+              </w:rPr>
+              <w:t>检验员进行低频项目检验时，由于习惯性思维导致使用了错误的稀释剂。</w:t>
+            </w:r>
+          </w:p>
+          <w:p>
+            <w:pPr>
+              <w:widowControl/>
+              <w:numPr>
+                <w:ilvl w:val="0"/>
+                <w:numId w:val="7"/>
+              </w:numPr>
+              <w:ind w:left="0" w:leftChars="0" w:firstLine="0" w:firstLineChars="0"/>
+              <w:jc w:val="left"/>
+              <w:rPr>
+                <w:rFonts w:hint="default" w:ascii="Times New Roman" w:hAnsi="Times New Roman" w:eastAsia="宋体" w:cs="Times New Roman"/>
+                <w:kern w:val="0"/>
+                <w:sz w:val="20"/>
+                <w:szCs w:val="20"/>
+                <w:lang w:val="en-US" w:eastAsia="zh-CN" w:bidi="ar"/>
+              </w:rPr>
+            </w:pPr>
+            <w:r>
+              <w:rPr>
+                <w:rFonts w:hint="eastAsia" w:ascii="Times New Roman" w:hAnsi="Times New Roman" w:eastAsia="宋体" w:cs="Times New Roman"/>
+                <w:kern w:val="0"/>
+                <w:sz w:val="20"/>
+                <w:szCs w:val="20"/>
+                <w:lang w:val="en-US" w:eastAsia="zh-CN" w:bidi="ar"/>
+              </w:rPr>
+              <w:t>由于烧杯上标识为稀释剂，未明确标识溶液名称，导致复核人未发现此错误。</w:t>
+            </w:r>
+          </w:p>
+          <w:p>
+            <w:pPr>
+              <w:widowControl/>
+              <w:numPr>
+                <w:ilvl w:val="0"/>
+                <w:numId w:val="0"/>
+              </w:numPr>
+              <w:ind w:leftChars="0"/>
+              <w:jc w:val="left"/>
+              <w:rPr>
+                <w:rFonts w:hint="eastAsia" w:ascii="Times New Roman" w:hAnsi="Times New Roman" w:eastAsia="宋体" w:cs="Times New Roman"/>
+                <w:kern w:val="0"/>
+                <w:sz w:val="20"/>
+                <w:szCs w:val="20"/>
+                <w:lang w:val="en-US" w:eastAsia="zh-CN" w:bidi="ar"/>
+              </w:rPr>
+            </w:pPr>
+            <w:r>
+              <w:rPr>
+                <w:rFonts w:hint="eastAsia" w:ascii="Times New Roman" w:hAnsi="Times New Roman" w:eastAsia="宋体" w:cs="Times New Roman"/>
+                <w:kern w:val="0"/>
+                <w:sz w:val="20"/>
+                <w:szCs w:val="20"/>
+                <w:lang w:val="en-US" w:eastAsia="zh-CN" w:bidi="ar"/>
+              </w:rPr>
+              <w:t>根本原因：</w:t>
+            </w:r>
+          </w:p>
+          <w:p>
+            <w:pPr>
+              <w:widowControl/>
+              <w:numPr>
+                <w:ilvl w:val="0"/>
+                <w:numId w:val="8"/>
+              </w:numPr>
+              <w:ind w:leftChars="0"/>
+              <w:jc w:val="left"/>
+              <w:rPr>
+                <w:rFonts w:hint="eastAsia" w:ascii="Times New Roman" w:hAnsi="Times New Roman" w:eastAsia="宋体" w:cs="Times New Roman"/>
+                <w:kern w:val="0"/>
+                <w:sz w:val="20"/>
+                <w:szCs w:val="20"/>
+                <w:lang w:val="en-US" w:eastAsia="zh-CN" w:bidi="ar"/>
+              </w:rPr>
+            </w:pPr>
+            <w:r>
+              <w:rPr>
+                <w:rFonts w:hint="eastAsia" w:ascii="Times New Roman" w:hAnsi="Times New Roman" w:eastAsia="宋体" w:cs="Times New Roman"/>
+                <w:kern w:val="0"/>
+                <w:sz w:val="20"/>
+                <w:szCs w:val="20"/>
+                <w:lang w:val="en-US" w:eastAsia="zh-CN" w:bidi="ar"/>
+              </w:rPr>
+              <w:t>《盐酸林可霉素（LN）成品检验标准操作规程（兽药）》SOP-QC(LN）-101/15规定了稀释剂制备内容但检验记录（QR1-SOP-QC(LN)-101/15）中未设置稀释剂的体积、浓度填写项，未能通过文件设计规避操作失误。</w:t>
+            </w:r>
+          </w:p>
+          <w:p>
+            <w:pPr>
+              <w:widowControl/>
+              <w:numPr>
+                <w:ilvl w:val="0"/>
+                <w:numId w:val="8"/>
+              </w:numPr>
+              <w:ind w:leftChars="0"/>
+              <w:jc w:val="left"/>
+              <w:rPr>
+                <w:rFonts w:hint="default" w:ascii="Times New Roman" w:hAnsi="Times New Roman" w:eastAsia="宋体" w:cs="Times New Roman"/>
+                <w:kern w:val="0"/>
+                <w:sz w:val="20"/>
+                <w:szCs w:val="20"/>
+                <w:lang w:val="en-US" w:eastAsia="zh-CN" w:bidi="ar"/>
+              </w:rPr>
+            </w:pPr>
+            <w:r>
+              <w:rPr>
+                <w:rFonts w:hint="eastAsia" w:ascii="Times New Roman" w:hAnsi="Times New Roman" w:eastAsia="宋体" w:cs="Times New Roman"/>
+                <w:kern w:val="0"/>
+                <w:sz w:val="20"/>
+                <w:szCs w:val="20"/>
+                <w:lang w:val="en-US" w:eastAsia="zh-CN" w:bidi="ar"/>
+              </w:rPr>
+              <w:t>由于《检验管理程序》（SMP-QC-012/20）文件中未明确规定烧杯标识必须标注具体的试剂名称，也未禁止使用笼统的名称，导致本次稀释剂标识不明确，复核人无法识别异常。</w:t>
+            </w:r>
+          </w:p>
+        </w:tc>
+        <w:tc>
+          <w:tcPr>
+            <w:tcW w:w="210" w:type="pct"/>
+            <w:noWrap w:val="0"/>
+            <w:vAlign w:val="center"/>
+          </w:tcPr>
+          <w:p>
+            <w:pPr>
+              <w:widowControl/>
+              <w:numPr>
+                <w:ilvl w:val="0"/>
+                <w:numId w:val="0"/>
+              </w:numPr>
+              <w:ind w:left="0" w:leftChars="0" w:firstLine="0" w:firstLineChars="0"/>
+              <w:jc w:val="left"/>
+              <w:rPr>
+                <w:rFonts w:hint="eastAsia" w:ascii="Times New Roman" w:hAnsi="Times New Roman" w:eastAsia="宋体" w:cs="Times New Roman"/>
+                <w:kern w:val="0"/>
+                <w:sz w:val="20"/>
+                <w:szCs w:val="20"/>
+                <w:lang w:val="en-US" w:eastAsia="zh-CN" w:bidi="ar"/>
+              </w:rPr>
+            </w:pPr>
+            <w:r>
+              <w:rPr>
+                <w:rFonts w:hint="eastAsia" w:ascii="Times New Roman" w:hAnsi="Times New Roman" w:eastAsia="宋体" w:cs="Times New Roman"/>
+                <w:kern w:val="0"/>
+                <w:sz w:val="20"/>
+                <w:szCs w:val="20"/>
+                <w:lang w:val="en-US" w:eastAsia="zh-CN" w:bidi="ar"/>
+              </w:rPr>
+              <w:t>次要偏差</w:t>
+            </w:r>
+          </w:p>
+        </w:tc>
+        <w:tc>
+          <w:tcPr>
+            <w:tcW w:w="358" w:type="pct"/>
+            <w:noWrap w:val="0"/>
+            <w:vAlign w:val="center"/>
+          </w:tcPr>
+          <w:p>
+            <w:pPr>
+              <w:jc w:val="center"/>
+              <w:rPr>
+                <w:rFonts w:hint="default" w:ascii="Times New Roman" w:hAnsi="Times New Roman" w:cs="Times New Roman"/>
+                <w:sz w:val="20"/>
+                <w:szCs w:val="20"/>
+                <w:lang w:val="en-US" w:eastAsia="zh-CN"/>
+              </w:rPr>
+            </w:pPr>
+            <w:r>
+              <w:rPr>
+                <w:rFonts w:hint="eastAsia" w:ascii="Times New Roman" w:hAnsi="Times New Roman" w:cs="Times New Roman"/>
+                <w:sz w:val="20"/>
+                <w:szCs w:val="20"/>
+                <w:lang w:val="en-US" w:eastAsia="zh-CN"/>
+              </w:rPr>
+              <w:t>2026.01.28</w:t>
+            </w:r>
+          </w:p>
+        </w:tc>
+        <w:tc>
+          <w:tcPr>
+            <w:tcW w:w="927" w:type="pct"/>
+            <w:noWrap w:val="0"/>
+            <w:vAlign w:val="center"/>
+          </w:tcPr>
+          <w:p>
+            <w:pPr>
+              <w:widowControl/>
+              <w:numPr>
+                <w:ilvl w:val="0"/>
+                <w:numId w:val="0"/>
+              </w:numPr>
+              <w:ind w:leftChars="0"/>
+              <w:jc w:val="left"/>
+              <w:rPr>
+                <w:rFonts w:hint="eastAsia" w:ascii="Times New Roman" w:hAnsi="Times New Roman" w:eastAsia="宋体" w:cs="Times New Roman"/>
+                <w:kern w:val="0"/>
+                <w:sz w:val="20"/>
+                <w:szCs w:val="20"/>
+                <w:lang w:val="en-US" w:eastAsia="zh-CN" w:bidi="ar"/>
+              </w:rPr>
+            </w:pPr>
+            <w:bookmarkStart w:id="1" w:name="OLE_LINK2"/>
+            <w:r>
+              <w:rPr>
+                <w:rFonts w:hint="eastAsia" w:ascii="Times New Roman" w:hAnsi="Times New Roman" w:cs="Times New Roman"/>
+                <w:sz w:val="21"/>
+                <w:szCs w:val="21"/>
+                <w:lang w:val="en-US" w:eastAsia="zh-CN"/>
+              </w:rPr>
+              <w:t>CAPA-PC2601007</w:t>
+            </w:r>
+          </w:p>
+          <w:p>
+            <w:pPr>
+              <w:widowControl/>
+              <w:numPr>
+                <w:ilvl w:val="0"/>
+                <w:numId w:val="9"/>
+              </w:numPr>
+              <w:ind w:left="0" w:leftChars="0" w:firstLine="0" w:firstLineChars="0"/>
+              <w:jc w:val="left"/>
+              <w:rPr>
+                <w:rFonts w:hint="eastAsia" w:ascii="Times New Roman" w:hAnsi="Times New Roman" w:eastAsia="宋体" w:cs="Times New Roman"/>
+                <w:kern w:val="0"/>
+                <w:sz w:val="20"/>
+                <w:szCs w:val="20"/>
+                <w:lang w:val="en-US" w:eastAsia="zh-CN" w:bidi="ar"/>
+              </w:rPr>
+            </w:pPr>
+            <w:r>
+              <w:rPr>
+                <w:rFonts w:hint="eastAsia" w:ascii="Times New Roman" w:hAnsi="Times New Roman" w:eastAsia="宋体" w:cs="Times New Roman"/>
+                <w:kern w:val="0"/>
+                <w:sz w:val="20"/>
+                <w:szCs w:val="20"/>
+                <w:lang w:val="en-US" w:eastAsia="zh-CN" w:bidi="ar"/>
+              </w:rPr>
+              <w:t>对该序列涉及批次进行复测。</w:t>
+            </w:r>
+          </w:p>
+          <w:p>
+            <w:pPr>
+              <w:widowControl/>
+              <w:numPr>
+                <w:ilvl w:val="0"/>
+                <w:numId w:val="9"/>
+              </w:numPr>
+              <w:ind w:left="0" w:leftChars="0" w:firstLine="0" w:firstLineChars="0"/>
+              <w:jc w:val="left"/>
+              <w:rPr>
+                <w:rFonts w:hint="default" w:ascii="Times New Roman" w:hAnsi="Times New Roman" w:eastAsia="宋体" w:cs="Times New Roman"/>
+                <w:kern w:val="0"/>
+                <w:sz w:val="20"/>
+                <w:szCs w:val="20"/>
+                <w:lang w:val="en-US" w:eastAsia="zh-CN" w:bidi="ar"/>
+              </w:rPr>
+            </w:pPr>
+            <w:r>
+              <w:rPr>
+                <w:rFonts w:hint="eastAsia" w:ascii="Times New Roman" w:hAnsi="Times New Roman" w:eastAsia="宋体" w:cs="Times New Roman"/>
+                <w:kern w:val="0"/>
+                <w:sz w:val="20"/>
+                <w:szCs w:val="20"/>
+                <w:lang w:val="en-US" w:eastAsia="zh-CN" w:bidi="ar"/>
+              </w:rPr>
+              <w:t>对仪器组全员培训《盐酸林可霉素（LN）成品检验标准操作规程（兽药）》（SOP-QC(LN)-101/15）残留溶剂项目，重点培训稀释剂的使用及配制。</w:t>
+            </w:r>
+          </w:p>
+          <w:p>
+            <w:pPr>
+              <w:widowControl/>
+              <w:numPr>
+                <w:ilvl w:val="0"/>
+                <w:numId w:val="9"/>
+              </w:numPr>
+              <w:ind w:left="0" w:leftChars="0" w:firstLine="0" w:firstLineChars="0"/>
+              <w:jc w:val="left"/>
+              <w:rPr>
+                <w:rFonts w:hint="default" w:ascii="Times New Roman" w:hAnsi="Times New Roman" w:eastAsia="宋体" w:cs="Times New Roman"/>
+                <w:kern w:val="0"/>
+                <w:sz w:val="20"/>
+                <w:szCs w:val="20"/>
+                <w:lang w:val="en-US" w:eastAsia="zh-CN" w:bidi="ar"/>
+              </w:rPr>
+            </w:pPr>
+            <w:r>
+              <w:rPr>
+                <w:rFonts w:hint="eastAsia" w:ascii="Times New Roman" w:hAnsi="Times New Roman" w:eastAsia="宋体" w:cs="Times New Roman"/>
+                <w:kern w:val="0"/>
+                <w:sz w:val="20"/>
+                <w:szCs w:val="20"/>
+                <w:lang w:val="en-US" w:eastAsia="zh-CN" w:bidi="ar"/>
+              </w:rPr>
+              <w:t>修订《盐酸林可霉素（LN）成品检验标准操作规程（兽药）》（SOP-QC（LN）-101/15），在残留溶剂检验记录下增加10%N,N-二甲基甲酰胺溶液稀释剂的体积、浓度填写项。文件批准后对仪器组全员进行培训。</w:t>
+            </w:r>
+          </w:p>
+          <w:p>
+            <w:pPr>
+              <w:widowControl/>
+              <w:numPr>
+                <w:ilvl w:val="0"/>
+                <w:numId w:val="9"/>
+              </w:numPr>
+              <w:ind w:left="0" w:leftChars="0" w:firstLine="0" w:firstLineChars="0"/>
+              <w:jc w:val="left"/>
+              <w:rPr>
+                <w:rFonts w:hint="default" w:ascii="Times New Roman" w:hAnsi="Times New Roman" w:eastAsia="宋体" w:cs="Times New Roman"/>
+                <w:kern w:val="0"/>
+                <w:sz w:val="20"/>
+                <w:szCs w:val="20"/>
+                <w:lang w:val="en-US" w:eastAsia="zh-CN" w:bidi="ar"/>
+              </w:rPr>
+            </w:pPr>
+            <w:r>
+              <w:rPr>
+                <w:rFonts w:hint="eastAsia" w:ascii="Times New Roman" w:hAnsi="Times New Roman" w:eastAsia="宋体" w:cs="Times New Roman"/>
+                <w:kern w:val="0"/>
+                <w:sz w:val="20"/>
+                <w:szCs w:val="20"/>
+                <w:lang w:val="en-US" w:eastAsia="zh-CN" w:bidi="ar"/>
+              </w:rPr>
+              <w:t>修订《检验管理程序》（SMP-QC-012/20）明确要求容器必须标注具体试液名称。文件批准后对QC仪器组全员培训。</w:t>
+            </w:r>
+            <w:bookmarkEnd w:id="1"/>
+          </w:p>
+        </w:tc>
+        <w:tc>
+          <w:tcPr>
+            <w:tcW w:w="305" w:type="pct"/>
+            <w:noWrap w:val="0"/>
+            <w:vAlign w:val="center"/>
+          </w:tcPr>
+          <w:p>
+            <w:pPr>
+              <w:jc w:val="center"/>
+              <w:rPr>
+                <w:rFonts w:hint="default" w:ascii="Times New Roman" w:hAnsi="Times New Roman" w:cs="Times New Roman"/>
+                <w:sz w:val="20"/>
+                <w:szCs w:val="20"/>
+                <w:lang w:val="en-US" w:eastAsia="zh-CN"/>
+              </w:rPr>
+            </w:pPr>
+            <w:r>
+              <w:rPr>
+                <w:rFonts w:hint="eastAsia" w:ascii="Times New Roman" w:hAnsi="Times New Roman" w:cs="Times New Roman"/>
+                <w:sz w:val="20"/>
+                <w:szCs w:val="20"/>
+                <w:lang w:val="en-US" w:eastAsia="zh-CN"/>
+              </w:rPr>
+              <w:t>放行</w:t>
+            </w:r>
+          </w:p>
+        </w:tc>
+        <w:tc>
+          <w:tcPr>
+            <w:tcW w:w="211" w:type="pct"/>
+            <w:noWrap w:val="0"/>
+            <w:vAlign w:val="center"/>
+          </w:tcPr>
+          <w:p>
+            <w:pPr>
+              <w:jc w:val="center"/>
+              <w:rPr>
+                <w:rFonts w:hint="default" w:ascii="Times New Roman" w:hAnsi="Times New Roman" w:cs="Times New Roman"/>
+                <w:sz w:val="20"/>
+                <w:szCs w:val="20"/>
+                <w:lang w:val="en-US" w:eastAsia="zh-CN"/>
+              </w:rPr>
+            </w:pPr>
+            <w:r>
+              <w:rPr>
+                <w:rFonts w:hint="eastAsia" w:ascii="Times New Roman" w:hAnsi="Times New Roman" w:cs="Times New Roman"/>
+                <w:sz w:val="20"/>
+                <w:szCs w:val="20"/>
+                <w:lang w:val="en-US" w:eastAsia="zh-CN"/>
+              </w:rPr>
+              <w:t>是</w:t>
+            </w:r>
+          </w:p>
+        </w:tc>
+      </w:tr>
+      <w:tr>
+        <w:tblPrEx>
+          <w:tblBorders>
+            <w:top w:val="single" w:color="auto" w:sz="4" w:space="0"/>
+            <w:left w:val="single" w:color="auto" w:sz="4" w:space="0"/>
+            <w:bottom w:val="single" w:color="auto" w:sz="4" w:space="0"/>
+            <w:right w:val="single" w:color="auto" w:sz="4" w:space="0"/>
+            <w:insideH w:val="single" w:color="auto" w:sz="4" w:space="0"/>
+            <w:insideV w:val="single" w:color="auto" w:sz="4" w:space="0"/>
+          </w:tblBorders>
+          <w:tblCellMar>
+            <w:top w:w="0" w:type="dxa"/>
+            <w:left w:w="108" w:type="dxa"/>
+            <w:bottom w:w="0" w:type="dxa"/>
+            <w:right w:w="108" w:type="dxa"/>
+          </w:tblCellMar>
+        </w:tblPrEx>
+        <w:trPr>
+          <w:trHeight w:val="397" w:hRule="atLeast"/>
+        </w:trPr>
+        <w:tc>
+          <w:tcPr>
+            <w:tcW w:w="141" w:type="pct"/>
+            <w:noWrap w:val="0"/>
+            <w:vAlign w:val="center"/>
+          </w:tcPr>
+          <w:p>
+            <w:pPr>
+              <w:keepNext w:val="0"/>
+              <w:keepLines w:val="0"/>
+              <w:pageBreakBefore w:val="0"/>
+              <w:kinsoku/>
+              <w:wordWrap/>
+              <w:overflowPunct/>
+              <w:topLinePunct w:val="0"/>
+              <w:autoSpaceDE/>
+              <w:autoSpaceDN/>
+              <w:bidi w:val="0"/>
+              <w:adjustRightInd/>
+              <w:snapToGrid/>
+              <w:spacing w:line="240" w:lineRule="auto"/>
+              <w:jc w:val="center"/>
+              <w:textAlignment w:val="auto"/>
+              <w:rPr>
+                <w:rFonts w:hint="default" w:ascii="Times New Roman" w:hAnsi="Times New Roman" w:eastAsia="宋体" w:cs="Times New Roman"/>
+                <w:sz w:val="20"/>
+                <w:szCs w:val="20"/>
+                <w:lang w:val="en-US" w:eastAsia="zh-CN"/>
+              </w:rPr>
+            </w:pPr>
+            <w:r>
+              <w:rPr>
+                <w:rFonts w:hint="eastAsia" w:ascii="Times New Roman" w:hAnsi="Times New Roman" w:eastAsia="宋体" w:cs="Times New Roman"/>
+                <w:sz w:val="20"/>
+                <w:szCs w:val="20"/>
+                <w:lang w:val="en-US" w:eastAsia="zh-CN"/>
+              </w:rPr>
+              <w:t>10</w:t>
+            </w:r>
+          </w:p>
+        </w:tc>
+        <w:tc>
+          <w:tcPr>
+            <w:tcW w:w="392" w:type="pct"/>
+            <w:noWrap w:val="0"/>
+            <w:vAlign w:val="center"/>
+          </w:tcPr>
+          <w:p>
+            <w:pPr>
+              <w:widowControl/>
+              <w:numPr>
+                <w:ilvl w:val="0"/>
+                <w:numId w:val="0"/>
+              </w:numPr>
+              <w:ind w:left="0" w:leftChars="0" w:firstLine="0" w:firstLineChars="0"/>
+              <w:jc w:val="center"/>
+              <w:rPr>
+                <w:rFonts w:hint="default" w:ascii="Times New Roman" w:hAnsi="Times New Roman" w:eastAsia="宋体" w:cs="Times New Roman"/>
+                <w:kern w:val="0"/>
+                <w:sz w:val="20"/>
+                <w:szCs w:val="20"/>
+                <w:lang w:val="en-US" w:eastAsia="zh-CN" w:bidi="ar"/>
+              </w:rPr>
+            </w:pPr>
+            <w:r>
+              <w:rPr>
+                <w:rFonts w:hint="eastAsia" w:ascii="Times New Roman" w:hAnsi="Times New Roman" w:eastAsia="宋体" w:cs="Times New Roman"/>
+                <w:kern w:val="0"/>
+                <w:sz w:val="20"/>
+                <w:szCs w:val="20"/>
+                <w:lang w:val="en-US" w:eastAsia="zh-CN" w:bidi="ar"/>
+              </w:rPr>
+              <w:t>PC-2602001</w:t>
+            </w:r>
+          </w:p>
+        </w:tc>
+        <w:tc>
+          <w:tcPr>
+            <w:tcW w:w="339" w:type="pct"/>
+            <w:noWrap w:val="0"/>
+            <w:vAlign w:val="center"/>
+          </w:tcPr>
+          <w:p>
+            <w:pPr>
+              <w:widowControl/>
+              <w:numPr>
+                <w:ilvl w:val="0"/>
+                <w:numId w:val="0"/>
+              </w:numPr>
+              <w:ind w:left="0" w:leftChars="0" w:firstLine="0" w:firstLineChars="0"/>
+              <w:jc w:val="left"/>
+              <w:rPr>
+                <w:rFonts w:hint="default" w:ascii="Times New Roman" w:hAnsi="Times New Roman" w:eastAsia="宋体" w:cs="Times New Roman"/>
+                <w:kern w:val="0"/>
+                <w:sz w:val="20"/>
+                <w:szCs w:val="20"/>
+                <w:lang w:val="en-US" w:eastAsia="zh-CN" w:bidi="ar"/>
+              </w:rPr>
+            </w:pPr>
+            <w:r>
+              <w:rPr>
+                <w:rFonts w:hint="eastAsia" w:ascii="Times New Roman" w:hAnsi="Times New Roman" w:eastAsia="宋体" w:cs="Times New Roman"/>
+                <w:kern w:val="0"/>
+                <w:sz w:val="20"/>
+                <w:szCs w:val="20"/>
+                <w:lang w:val="en-US" w:eastAsia="zh-CN" w:bidi="ar"/>
+              </w:rPr>
+              <w:t>2%氟苯尼考预混剂/FL-2602003</w:t>
+            </w:r>
+          </w:p>
+        </w:tc>
+        <w:tc>
+          <w:tcPr>
+            <w:tcW w:w="807" w:type="pct"/>
+            <w:noWrap w:val="0"/>
+            <w:vAlign w:val="center"/>
+          </w:tcPr>
+          <w:p>
+            <w:pPr>
+              <w:widowControl/>
+              <w:numPr>
+                <w:ilvl w:val="0"/>
+                <w:numId w:val="0"/>
+              </w:numPr>
+              <w:ind w:left="0" w:leftChars="0" w:firstLine="0" w:firstLineChars="0"/>
+              <w:jc w:val="left"/>
+              <w:rPr>
+                <w:rFonts w:hint="default" w:ascii="Times New Roman" w:hAnsi="Times New Roman" w:eastAsia="宋体" w:cs="Times New Roman"/>
+                <w:kern w:val="0"/>
+                <w:sz w:val="20"/>
+                <w:szCs w:val="20"/>
+                <w:lang w:val="en-US" w:eastAsia="zh-CN" w:bidi="ar"/>
+              </w:rPr>
+            </w:pPr>
+            <w:r>
+              <w:rPr>
+                <w:rFonts w:hint="eastAsia" w:ascii="Times New Roman" w:hAnsi="Times New Roman" w:eastAsia="宋体" w:cs="Times New Roman"/>
+                <w:kern w:val="0"/>
+                <w:sz w:val="20"/>
+                <w:szCs w:val="20"/>
+                <w:lang w:val="en-US" w:eastAsia="zh-CN" w:bidi="ar"/>
+              </w:rPr>
+              <w:t>2026年02年09日，13:53分，QA人员严红玲在QA办公室登录中国兽药信息网上传的2%氟苯尼考预混剂入库扫描数据时，发现FL-2602003批上传数据只有2个文件夹，正确应该为6个文件夹。</w:t>
+            </w:r>
+          </w:p>
+        </w:tc>
+        <w:tc>
+          <w:tcPr>
+            <w:tcW w:w="427" w:type="pct"/>
+            <w:noWrap w:val="0"/>
+            <w:vAlign w:val="center"/>
+          </w:tcPr>
+          <w:p>
+            <w:pPr>
+              <w:rPr>
+                <w:rFonts w:hint="default" w:ascii="Times New Roman" w:hAnsi="Times New Roman" w:cs="Times New Roman"/>
+                <w:sz w:val="20"/>
+                <w:szCs w:val="20"/>
+              </w:rPr>
+            </w:pPr>
+            <w:r>
+              <w:rPr>
+                <w:rFonts w:hint="default" w:ascii="Times New Roman" w:hAnsi="Times New Roman" w:cs="Times New Roman"/>
+                <w:sz w:val="20"/>
+                <w:szCs w:val="20"/>
+              </w:rPr>
+              <w:sym w:font="Wingdings 2" w:char="00A3"/>
+            </w:r>
+            <w:r>
+              <w:rPr>
+                <w:rFonts w:hint="default" w:ascii="Times New Roman" w:hAnsi="Times New Roman" w:cs="Times New Roman"/>
+                <w:sz w:val="20"/>
+                <w:szCs w:val="20"/>
+              </w:rPr>
+              <w:t>是 编号：</w:t>
+            </w:r>
+          </w:p>
+          <w:p>
+            <w:pPr>
+              <w:rPr>
+                <w:rFonts w:hint="default" w:ascii="Times New Roman" w:hAnsi="Times New Roman" w:cs="Times New Roman"/>
+                <w:sz w:val="20"/>
+                <w:szCs w:val="20"/>
+              </w:rPr>
+            </w:pPr>
+            <w:r>
+              <w:rPr>
+                <w:rFonts w:hint="default" w:ascii="Times New Roman" w:hAnsi="Times New Roman" w:cs="Times New Roman"/>
+                <w:sz w:val="20"/>
+                <w:szCs w:val="20"/>
+              </w:rPr>
+              <w:sym w:font="Wingdings 2" w:char="0052"/>
+            </w:r>
+            <w:r>
+              <w:rPr>
+                <w:rFonts w:hint="default" w:ascii="Times New Roman" w:hAnsi="Times New Roman" w:cs="Times New Roman"/>
+                <w:sz w:val="20"/>
+                <w:szCs w:val="20"/>
+              </w:rPr>
+              <w:t>否</w:t>
+            </w:r>
+          </w:p>
+        </w:tc>
+        <w:tc>
+          <w:tcPr>
+            <w:tcW w:w="878" w:type="pct"/>
+            <w:noWrap w:val="0"/>
+            <w:vAlign w:val="center"/>
+          </w:tcPr>
+          <w:p>
+            <w:pPr>
+              <w:widowControl/>
+              <w:numPr>
+                <w:ilvl w:val="0"/>
+                <w:numId w:val="0"/>
+              </w:numPr>
+              <w:jc w:val="left"/>
+              <w:rPr>
+                <w:rFonts w:hint="eastAsia" w:ascii="Times New Roman" w:hAnsi="Times New Roman" w:eastAsia="宋体" w:cs="Times New Roman"/>
+                <w:kern w:val="0"/>
+                <w:sz w:val="20"/>
+                <w:szCs w:val="20"/>
+                <w:lang w:val="en-US" w:eastAsia="zh-CN" w:bidi="ar"/>
+              </w:rPr>
+            </w:pPr>
+            <w:r>
+              <w:rPr>
+                <w:rFonts w:hint="eastAsia" w:ascii="Times New Roman" w:hAnsi="Times New Roman" w:eastAsia="宋体" w:cs="Times New Roman"/>
+                <w:kern w:val="0"/>
+                <w:sz w:val="20"/>
+                <w:szCs w:val="20"/>
+                <w:lang w:val="en-US" w:eastAsia="zh-CN" w:bidi="ar"/>
+              </w:rPr>
+              <w:t>直接原因：FL-2602003批入库扫描时没有对每个托盘分别生成数据文件。</w:t>
+            </w:r>
+          </w:p>
+          <w:p>
+            <w:pPr>
+              <w:widowControl/>
+              <w:numPr>
+                <w:ilvl w:val="0"/>
+                <w:numId w:val="0"/>
+              </w:numPr>
+              <w:jc w:val="left"/>
+              <w:rPr>
+                <w:rFonts w:hint="default" w:ascii="Times New Roman" w:hAnsi="Times New Roman" w:eastAsia="宋体" w:cs="Times New Roman"/>
+                <w:kern w:val="0"/>
+                <w:sz w:val="20"/>
+                <w:szCs w:val="20"/>
+                <w:lang w:val="en-US" w:eastAsia="zh-CN" w:bidi="ar"/>
+              </w:rPr>
+            </w:pPr>
+            <w:r>
+              <w:rPr>
+                <w:rFonts w:hint="eastAsia" w:ascii="Times New Roman" w:hAnsi="Times New Roman" w:eastAsia="宋体" w:cs="Times New Roman"/>
+                <w:kern w:val="0"/>
+                <w:sz w:val="20"/>
+                <w:szCs w:val="20"/>
+                <w:lang w:val="en-US" w:eastAsia="zh-CN" w:bidi="ar"/>
+              </w:rPr>
+              <w:t>根本原因：车间无现行批准文件指导员工进行入库扫描操作，仅通过参考说明书进行操作。</w:t>
+            </w:r>
+          </w:p>
+        </w:tc>
+        <w:tc>
+          <w:tcPr>
+            <w:tcW w:w="210" w:type="pct"/>
+            <w:noWrap w:val="0"/>
+            <w:vAlign w:val="center"/>
+          </w:tcPr>
+          <w:p>
+            <w:pPr>
+              <w:widowControl/>
+              <w:numPr>
+                <w:ilvl w:val="0"/>
+                <w:numId w:val="0"/>
+              </w:numPr>
+              <w:ind w:left="0" w:leftChars="0" w:firstLine="0" w:firstLineChars="0"/>
+              <w:jc w:val="left"/>
+              <w:rPr>
+                <w:rFonts w:hint="eastAsia" w:ascii="Times New Roman" w:hAnsi="Times New Roman" w:eastAsia="宋体" w:cs="Times New Roman"/>
+                <w:kern w:val="0"/>
+                <w:sz w:val="20"/>
+                <w:szCs w:val="20"/>
+                <w:lang w:val="en-US" w:eastAsia="zh-CN" w:bidi="ar"/>
+              </w:rPr>
+            </w:pPr>
+            <w:r>
+              <w:rPr>
+                <w:rFonts w:hint="eastAsia" w:ascii="Times New Roman" w:hAnsi="Times New Roman" w:eastAsia="宋体" w:cs="Times New Roman"/>
+                <w:kern w:val="0"/>
+                <w:sz w:val="20"/>
+                <w:szCs w:val="20"/>
+                <w:lang w:val="en-US" w:eastAsia="zh-CN" w:bidi="ar"/>
+              </w:rPr>
+              <w:t>次要偏差</w:t>
+            </w:r>
+          </w:p>
+        </w:tc>
+        <w:tc>
+          <w:tcPr>
+            <w:tcW w:w="358" w:type="pct"/>
+            <w:noWrap w:val="0"/>
+            <w:vAlign w:val="center"/>
+          </w:tcPr>
+          <w:p>
+            <w:pPr>
+              <w:jc w:val="center"/>
+              <w:rPr>
+                <w:rFonts w:hint="default" w:ascii="Times New Roman" w:hAnsi="Times New Roman" w:cs="Times New Roman"/>
+                <w:sz w:val="20"/>
+                <w:szCs w:val="20"/>
+                <w:lang w:val="en-US" w:eastAsia="zh-CN"/>
+              </w:rPr>
+            </w:pPr>
+            <w:r>
+              <w:rPr>
+                <w:rFonts w:hint="eastAsia" w:ascii="Times New Roman" w:hAnsi="Times New Roman" w:cs="Times New Roman"/>
+                <w:sz w:val="20"/>
+                <w:szCs w:val="20"/>
+                <w:lang w:val="en-US" w:eastAsia="zh-CN"/>
+              </w:rPr>
+              <w:t>2026.02.11</w:t>
+            </w:r>
+          </w:p>
+        </w:tc>
+        <w:tc>
+          <w:tcPr>
+            <w:tcW w:w="927" w:type="pct"/>
+            <w:noWrap w:val="0"/>
+            <w:vAlign w:val="center"/>
+          </w:tcPr>
+          <w:p>
+            <w:pPr>
+              <w:widowControl/>
+              <w:numPr>
+                <w:ilvl w:val="0"/>
+                <w:numId w:val="0"/>
+              </w:numPr>
+              <w:jc w:val="left"/>
+              <w:rPr>
+                <w:rFonts w:hint="eastAsia" w:ascii="Times New Roman" w:hAnsi="Times New Roman" w:eastAsia="宋体" w:cs="Times New Roman"/>
+                <w:kern w:val="0"/>
+                <w:sz w:val="20"/>
+                <w:szCs w:val="20"/>
+                <w:lang w:val="en-US" w:eastAsia="zh-CN" w:bidi="ar"/>
+              </w:rPr>
+            </w:pPr>
+            <w:r>
+              <w:rPr>
+                <w:rFonts w:hint="eastAsia" w:ascii="Times New Roman" w:hAnsi="Times New Roman" w:cs="Times New Roman"/>
+                <w:sz w:val="21"/>
+                <w:szCs w:val="21"/>
+                <w:lang w:val="en-US" w:eastAsia="zh-CN"/>
+              </w:rPr>
+              <w:t>CAPA-PC2602004</w:t>
+            </w:r>
+          </w:p>
+          <w:p>
+            <w:pPr>
+              <w:widowControl/>
+              <w:numPr>
+                <w:ilvl w:val="0"/>
+                <w:numId w:val="10"/>
+              </w:numPr>
+              <w:ind w:leftChars="0"/>
+              <w:jc w:val="left"/>
+              <w:rPr>
+                <w:rFonts w:hint="eastAsia" w:ascii="Times New Roman" w:hAnsi="Times New Roman" w:eastAsia="宋体" w:cs="Times New Roman"/>
+                <w:kern w:val="0"/>
+                <w:sz w:val="20"/>
+                <w:szCs w:val="20"/>
+                <w:lang w:val="en-US" w:eastAsia="zh-CN" w:bidi="ar"/>
+              </w:rPr>
+            </w:pPr>
+            <w:r>
+              <w:rPr>
+                <w:rFonts w:hint="eastAsia" w:ascii="Times New Roman" w:hAnsi="Times New Roman" w:eastAsia="宋体" w:cs="Times New Roman"/>
+                <w:kern w:val="0"/>
+                <w:sz w:val="20"/>
+                <w:szCs w:val="20"/>
+                <w:lang w:val="en-US" w:eastAsia="zh-CN" w:bidi="ar"/>
+              </w:rPr>
+              <w:t>起草二维码扫码器标准操作规程，规定每个托盘入库扫描数据需单独生成数据文件相关内容。</w:t>
+            </w:r>
+          </w:p>
+          <w:p>
+            <w:pPr>
+              <w:widowControl/>
+              <w:numPr>
+                <w:ilvl w:val="0"/>
+                <w:numId w:val="10"/>
+              </w:numPr>
+              <w:ind w:leftChars="0"/>
+              <w:jc w:val="left"/>
+              <w:rPr>
+                <w:rFonts w:hint="default" w:ascii="Times New Roman" w:hAnsi="Times New Roman" w:eastAsia="宋体" w:cs="Times New Roman"/>
+                <w:kern w:val="0"/>
+                <w:sz w:val="20"/>
+                <w:szCs w:val="20"/>
+                <w:lang w:val="en-US" w:eastAsia="zh-CN" w:bidi="ar"/>
+              </w:rPr>
+            </w:pPr>
+            <w:r>
+              <w:rPr>
+                <w:rFonts w:hint="eastAsia" w:ascii="Times New Roman" w:hAnsi="Times New Roman" w:eastAsia="宋体" w:cs="Times New Roman"/>
+                <w:kern w:val="0"/>
+                <w:sz w:val="20"/>
+                <w:szCs w:val="20"/>
+                <w:lang w:val="en-US" w:eastAsia="zh-CN" w:bidi="ar"/>
+              </w:rPr>
+              <w:t>文件批准后、生效前对相关人员进行培训。</w:t>
+            </w:r>
+          </w:p>
+          <w:p>
+            <w:pPr>
+              <w:widowControl/>
+              <w:numPr>
+                <w:ilvl w:val="0"/>
+                <w:numId w:val="10"/>
+              </w:numPr>
+              <w:ind w:leftChars="0"/>
+              <w:jc w:val="left"/>
+              <w:rPr>
+                <w:rFonts w:hint="default" w:ascii="Times New Roman" w:hAnsi="Times New Roman" w:eastAsia="宋体" w:cs="Times New Roman"/>
+                <w:kern w:val="0"/>
+                <w:sz w:val="20"/>
+                <w:szCs w:val="20"/>
+                <w:lang w:val="en-US" w:eastAsia="zh-CN" w:bidi="ar"/>
+              </w:rPr>
+            </w:pPr>
+            <w:r>
+              <w:rPr>
+                <w:rFonts w:hint="eastAsia" w:ascii="Times New Roman" w:hAnsi="Times New Roman" w:eastAsia="宋体" w:cs="Times New Roman"/>
+                <w:kern w:val="0"/>
+                <w:sz w:val="20"/>
+                <w:szCs w:val="20"/>
+                <w:lang w:val="en-US" w:eastAsia="zh-CN" w:bidi="ar"/>
+              </w:rPr>
+              <w:t>对FL-2602003批次重新进行扫码。</w:t>
+            </w:r>
+          </w:p>
+        </w:tc>
+        <w:tc>
+          <w:tcPr>
+            <w:tcW w:w="305" w:type="pct"/>
+            <w:noWrap w:val="0"/>
+            <w:vAlign w:val="center"/>
+          </w:tcPr>
+          <w:p>
+            <w:pPr>
+              <w:jc w:val="center"/>
+              <w:rPr>
+                <w:rFonts w:hint="default" w:ascii="Times New Roman" w:hAnsi="Times New Roman" w:cs="Times New Roman"/>
+                <w:sz w:val="20"/>
+                <w:szCs w:val="20"/>
+                <w:lang w:val="en-US" w:eastAsia="zh-CN"/>
+              </w:rPr>
+            </w:pPr>
+            <w:r>
+              <w:rPr>
+                <w:rFonts w:hint="eastAsia" w:ascii="Times New Roman" w:hAnsi="Times New Roman" w:cs="Times New Roman"/>
+                <w:sz w:val="20"/>
+                <w:szCs w:val="20"/>
+                <w:lang w:val="en-US" w:eastAsia="zh-CN"/>
+              </w:rPr>
+              <w:t>放行</w:t>
+            </w:r>
+          </w:p>
+        </w:tc>
+        <w:tc>
+          <w:tcPr>
+            <w:tcW w:w="211" w:type="pct"/>
+            <w:noWrap w:val="0"/>
+            <w:vAlign w:val="center"/>
+          </w:tcPr>
+          <w:p>
+            <w:pPr>
+              <w:jc w:val="center"/>
+              <w:rPr>
+                <w:rFonts w:hint="default" w:ascii="Times New Roman" w:hAnsi="Times New Roman" w:cs="Times New Roman"/>
+                <w:sz w:val="20"/>
+                <w:szCs w:val="20"/>
+                <w:lang w:val="en-US" w:eastAsia="zh-CN"/>
+              </w:rPr>
+            </w:pPr>
+            <w:r>
+              <w:rPr>
+                <w:rFonts w:hint="eastAsia" w:ascii="Times New Roman" w:hAnsi="Times New Roman" w:cs="Times New Roman"/>
+                <w:sz w:val="20"/>
+                <w:szCs w:val="20"/>
+                <w:lang w:val="en-US" w:eastAsia="zh-CN"/>
+              </w:rPr>
+              <w:t>是</w:t>
+            </w:r>
+          </w:p>
+        </w:tc>
+      </w:tr>
+      <w:tr>
+        <w:tblPrEx>
+          <w:tblBorders>
+            <w:top w:val="single" w:color="auto" w:sz="4" w:space="0"/>
+            <w:left w:val="single" w:color="auto" w:sz="4" w:space="0"/>
+            <w:bottom w:val="single" w:color="auto" w:sz="4" w:space="0"/>
+            <w:right w:val="single" w:color="auto" w:sz="4" w:space="0"/>
+            <w:insideH w:val="single" w:color="auto" w:sz="4" w:space="0"/>
+            <w:insideV w:val="single" w:color="auto" w:sz="4" w:space="0"/>
+          </w:tblBorders>
+          <w:tblCellMar>
+            <w:top w:w="0" w:type="dxa"/>
+            <w:left w:w="108" w:type="dxa"/>
+            <w:bottom w:w="0" w:type="dxa"/>
+            <w:right w:w="108" w:type="dxa"/>
+          </w:tblCellMar>
+        </w:tblPrEx>
+        <w:trPr>
+          <w:trHeight w:val="397" w:hRule="atLeast"/>
+        </w:trPr>
+        <w:tc>
+          <w:tcPr>
+            <w:tcW w:w="141" w:type="pct"/>
+            <w:noWrap w:val="0"/>
+            <w:vAlign w:val="center"/>
+          </w:tcPr>
+          <w:p>
+            <w:pPr>
+              <w:keepNext w:val="0"/>
+              <w:keepLines w:val="0"/>
+              <w:pageBreakBefore w:val="0"/>
+              <w:kinsoku/>
+              <w:wordWrap/>
+              <w:overflowPunct/>
+              <w:topLinePunct w:val="0"/>
+              <w:autoSpaceDE/>
+              <w:autoSpaceDN/>
+              <w:bidi w:val="0"/>
+              <w:adjustRightInd/>
+              <w:snapToGrid/>
+              <w:spacing w:line="240" w:lineRule="auto"/>
+              <w:jc w:val="center"/>
+              <w:textAlignment w:val="auto"/>
+              <w:rPr>
+                <w:rFonts w:hint="default" w:ascii="Times New Roman" w:hAnsi="Times New Roman" w:eastAsia="宋体" w:cs="Times New Roman"/>
+                <w:sz w:val="20"/>
+                <w:szCs w:val="20"/>
+                <w:lang w:val="en-US" w:eastAsia="zh-CN"/>
+              </w:rPr>
+            </w:pPr>
+            <w:r>
+              <w:rPr>
+                <w:rFonts w:hint="eastAsia" w:ascii="Times New Roman" w:hAnsi="Times New Roman" w:eastAsia="宋体" w:cs="Times New Roman"/>
+                <w:sz w:val="20"/>
+                <w:szCs w:val="20"/>
+                <w:lang w:val="en-US" w:eastAsia="zh-CN"/>
+              </w:rPr>
+              <w:t>11</w:t>
+            </w:r>
+          </w:p>
+        </w:tc>
+        <w:tc>
+          <w:tcPr>
+            <w:tcW w:w="392" w:type="pct"/>
+            <w:noWrap w:val="0"/>
+            <w:vAlign w:val="center"/>
+          </w:tcPr>
+          <w:p>
+            <w:pPr>
+              <w:widowControl/>
+              <w:numPr>
+                <w:ilvl w:val="0"/>
+                <w:numId w:val="0"/>
+              </w:numPr>
+              <w:ind w:left="0" w:leftChars="0" w:firstLine="0" w:firstLineChars="0"/>
+              <w:jc w:val="center"/>
+              <w:rPr>
+                <w:rFonts w:hint="default" w:ascii="Times New Roman" w:hAnsi="Times New Roman" w:eastAsia="宋体" w:cs="Times New Roman"/>
+                <w:kern w:val="0"/>
+                <w:sz w:val="20"/>
+                <w:szCs w:val="20"/>
+                <w:lang w:val="en-US" w:eastAsia="zh-CN" w:bidi="ar"/>
+              </w:rPr>
+            </w:pPr>
+            <w:r>
+              <w:rPr>
+                <w:rFonts w:hint="eastAsia" w:ascii="Times New Roman" w:hAnsi="Times New Roman" w:eastAsia="宋体" w:cs="Times New Roman"/>
+                <w:kern w:val="0"/>
+                <w:sz w:val="20"/>
+                <w:szCs w:val="20"/>
+                <w:lang w:val="en-US" w:eastAsia="zh-CN" w:bidi="ar"/>
+              </w:rPr>
+              <w:t>PC-2603001</w:t>
+            </w:r>
+          </w:p>
+        </w:tc>
+        <w:tc>
+          <w:tcPr>
+            <w:tcW w:w="339" w:type="pct"/>
+            <w:noWrap w:val="0"/>
+            <w:vAlign w:val="center"/>
+          </w:tcPr>
+          <w:p>
+            <w:pPr>
+              <w:widowControl/>
+              <w:numPr>
+                <w:ilvl w:val="0"/>
+                <w:numId w:val="0"/>
+              </w:numPr>
+              <w:ind w:left="0" w:leftChars="0" w:firstLine="0" w:firstLineChars="0"/>
+              <w:jc w:val="left"/>
+              <w:rPr>
+                <w:rFonts w:hint="default" w:ascii="Times New Roman" w:hAnsi="Times New Roman" w:eastAsia="宋体" w:cs="Times New Roman"/>
+                <w:kern w:val="0"/>
+                <w:sz w:val="20"/>
+                <w:szCs w:val="20"/>
+                <w:lang w:val="en-US" w:eastAsia="zh-CN" w:bidi="ar"/>
+              </w:rPr>
+            </w:pPr>
+            <w:r>
+              <w:rPr>
+                <w:rFonts w:hint="eastAsia" w:ascii="Times New Roman" w:hAnsi="Times New Roman" w:eastAsia="宋体" w:cs="Times New Roman"/>
+                <w:kern w:val="0"/>
+                <w:sz w:val="20"/>
+                <w:szCs w:val="20"/>
+                <w:lang w:val="en-US" w:eastAsia="zh-CN" w:bidi="ar"/>
+              </w:rPr>
+              <w:t>盐酸林可霉素/LN-2602006</w:t>
+            </w:r>
+          </w:p>
+        </w:tc>
+        <w:tc>
+          <w:tcPr>
+            <w:tcW w:w="807" w:type="pct"/>
+            <w:noWrap w:val="0"/>
+            <w:vAlign w:val="center"/>
+          </w:tcPr>
+          <w:p>
+            <w:pPr>
+              <w:widowControl/>
+              <w:numPr>
+                <w:ilvl w:val="0"/>
+                <w:numId w:val="0"/>
+              </w:numPr>
+              <w:ind w:left="0" w:leftChars="0" w:firstLine="0" w:firstLineChars="0"/>
+              <w:jc w:val="left"/>
+              <w:rPr>
+                <w:rFonts w:hint="default" w:ascii="Times New Roman" w:hAnsi="Times New Roman" w:eastAsia="宋体" w:cs="Times New Roman"/>
+                <w:kern w:val="0"/>
+                <w:sz w:val="20"/>
+                <w:szCs w:val="20"/>
+                <w:lang w:val="en-US" w:eastAsia="zh-CN" w:bidi="ar"/>
+              </w:rPr>
+            </w:pPr>
+            <w:r>
+              <w:rPr>
+                <w:rFonts w:hint="eastAsia" w:ascii="Times New Roman" w:hAnsi="Times New Roman" w:eastAsia="宋体" w:cs="Times New Roman"/>
+                <w:kern w:val="0"/>
+                <w:sz w:val="20"/>
+                <w:szCs w:val="20"/>
+                <w:lang w:val="en-US" w:eastAsia="zh-CN" w:bidi="ar"/>
+              </w:rPr>
+              <w:t>2026.03.02 11：50左右，车间工艺员平团龙在101二车间四楼中控室送LN-2602006批一级种子移前样请检单时，QC中控人员海月告知该批次在2026.03.01已经被请检过，经初步调查确认，平团龙的请检属于正常的请检。</w:t>
+            </w:r>
+          </w:p>
+        </w:tc>
+        <w:tc>
+          <w:tcPr>
+            <w:tcW w:w="427" w:type="pct"/>
+            <w:noWrap w:val="0"/>
+            <w:vAlign w:val="center"/>
+          </w:tcPr>
+          <w:p>
+            <w:pPr>
+              <w:rPr>
+                <w:rFonts w:hint="default" w:ascii="Times New Roman" w:hAnsi="Times New Roman" w:cs="Times New Roman"/>
+                <w:sz w:val="20"/>
+                <w:szCs w:val="20"/>
+              </w:rPr>
+            </w:pPr>
+            <w:r>
+              <w:rPr>
+                <w:rFonts w:hint="default" w:ascii="Times New Roman" w:hAnsi="Times New Roman" w:cs="Times New Roman"/>
+                <w:sz w:val="20"/>
+                <w:szCs w:val="20"/>
+              </w:rPr>
+              <w:sym w:font="Wingdings 2" w:char="00A3"/>
+            </w:r>
+            <w:r>
+              <w:rPr>
+                <w:rFonts w:hint="default" w:ascii="Times New Roman" w:hAnsi="Times New Roman" w:cs="Times New Roman"/>
+                <w:sz w:val="20"/>
+                <w:szCs w:val="20"/>
+              </w:rPr>
+              <w:t>是 编号：</w:t>
+            </w:r>
+          </w:p>
+          <w:p>
+            <w:pPr>
+              <w:rPr>
+                <w:rFonts w:hint="default" w:ascii="Times New Roman" w:hAnsi="Times New Roman" w:cs="Times New Roman"/>
+                <w:sz w:val="20"/>
+                <w:szCs w:val="20"/>
+              </w:rPr>
+            </w:pPr>
+            <w:r>
+              <w:rPr>
+                <w:rFonts w:hint="default" w:ascii="Times New Roman" w:hAnsi="Times New Roman" w:cs="Times New Roman"/>
+                <w:sz w:val="20"/>
+                <w:szCs w:val="20"/>
+              </w:rPr>
+              <w:sym w:font="Wingdings 2" w:char="0052"/>
+            </w:r>
+            <w:r>
+              <w:rPr>
+                <w:rFonts w:hint="default" w:ascii="Times New Roman" w:hAnsi="Times New Roman" w:cs="Times New Roman"/>
+                <w:sz w:val="20"/>
+                <w:szCs w:val="20"/>
+              </w:rPr>
+              <w:t>否</w:t>
+            </w:r>
+          </w:p>
+        </w:tc>
+        <w:tc>
+          <w:tcPr>
+            <w:tcW w:w="878" w:type="pct"/>
+            <w:noWrap w:val="0"/>
+            <w:vAlign w:val="center"/>
+          </w:tcPr>
+          <w:p>
+            <w:pPr>
+              <w:widowControl/>
+              <w:numPr>
+                <w:ilvl w:val="0"/>
+                <w:numId w:val="0"/>
+              </w:numPr>
+              <w:jc w:val="left"/>
+              <w:rPr>
+                <w:rFonts w:hint="eastAsia" w:ascii="Times New Roman" w:hAnsi="Times New Roman" w:eastAsia="宋体" w:cs="Times New Roman"/>
+                <w:kern w:val="0"/>
+                <w:sz w:val="20"/>
+                <w:szCs w:val="20"/>
+                <w:lang w:val="en-US" w:eastAsia="zh-CN" w:bidi="ar"/>
+              </w:rPr>
+            </w:pPr>
+            <w:r>
+              <w:rPr>
+                <w:rFonts w:hint="eastAsia" w:ascii="Times New Roman" w:hAnsi="Times New Roman" w:eastAsia="宋体" w:cs="Times New Roman"/>
+                <w:kern w:val="0"/>
+                <w:sz w:val="20"/>
+                <w:szCs w:val="20"/>
+                <w:lang w:val="en-US" w:eastAsia="zh-CN" w:bidi="ar"/>
+              </w:rPr>
+              <w:t>直接原因：工艺员王龙在LN-2602006批一级种子培养至18小时时，想观察种子生长状态发起了临时请检。</w:t>
+            </w:r>
+          </w:p>
+          <w:p>
+            <w:pPr>
+              <w:widowControl/>
+              <w:numPr>
+                <w:ilvl w:val="0"/>
+                <w:numId w:val="0"/>
+              </w:numPr>
+              <w:jc w:val="left"/>
+              <w:rPr>
+                <w:rFonts w:hint="default" w:ascii="Times New Roman" w:hAnsi="Times New Roman" w:eastAsia="宋体" w:cs="Times New Roman"/>
+                <w:kern w:val="0"/>
+                <w:sz w:val="20"/>
+                <w:szCs w:val="20"/>
+                <w:lang w:val="en-US" w:eastAsia="zh-CN" w:bidi="ar"/>
+              </w:rPr>
+            </w:pPr>
+            <w:r>
+              <w:rPr>
+                <w:rFonts w:hint="eastAsia" w:ascii="Times New Roman" w:hAnsi="Times New Roman" w:eastAsia="宋体" w:cs="Times New Roman"/>
+                <w:kern w:val="0"/>
+                <w:sz w:val="20"/>
+                <w:szCs w:val="20"/>
+                <w:lang w:val="en-US" w:eastAsia="zh-CN" w:bidi="ar"/>
+              </w:rPr>
+              <w:t>根本原因：没有文件规定生产过程中额外发起请检的流程。</w:t>
+            </w:r>
+          </w:p>
+        </w:tc>
+        <w:tc>
+          <w:tcPr>
+            <w:tcW w:w="210" w:type="pct"/>
+            <w:noWrap w:val="0"/>
+            <w:vAlign w:val="center"/>
+          </w:tcPr>
+          <w:p>
+            <w:pPr>
+              <w:widowControl/>
+              <w:numPr>
+                <w:ilvl w:val="0"/>
+                <w:numId w:val="0"/>
+              </w:numPr>
+              <w:ind w:left="0" w:leftChars="0" w:firstLine="0" w:firstLineChars="0"/>
+              <w:jc w:val="left"/>
+              <w:rPr>
+                <w:rFonts w:hint="default" w:ascii="Times New Roman" w:hAnsi="Times New Roman" w:eastAsia="宋体" w:cs="Times New Roman"/>
+                <w:kern w:val="0"/>
+                <w:sz w:val="20"/>
+                <w:szCs w:val="20"/>
+                <w:lang w:val="en-US" w:eastAsia="zh-CN" w:bidi="ar"/>
+              </w:rPr>
+            </w:pPr>
+            <w:r>
+              <w:rPr>
+                <w:rFonts w:hint="eastAsia" w:ascii="Times New Roman" w:hAnsi="Times New Roman" w:eastAsia="宋体" w:cs="Times New Roman"/>
+                <w:kern w:val="0"/>
+                <w:sz w:val="20"/>
+                <w:szCs w:val="20"/>
+                <w:lang w:val="en-US" w:eastAsia="zh-CN" w:bidi="ar"/>
+              </w:rPr>
+              <w:t>次要偏差</w:t>
+            </w:r>
+          </w:p>
+        </w:tc>
+        <w:tc>
+          <w:tcPr>
+            <w:tcW w:w="358" w:type="pct"/>
+            <w:noWrap w:val="0"/>
+            <w:vAlign w:val="center"/>
+          </w:tcPr>
+          <w:p>
+            <w:pPr>
+              <w:jc w:val="center"/>
+              <w:rPr>
+                <w:rFonts w:hint="default" w:ascii="Times New Roman" w:hAnsi="Times New Roman" w:cs="Times New Roman"/>
+                <w:sz w:val="20"/>
+                <w:szCs w:val="20"/>
+                <w:lang w:val="en-US" w:eastAsia="zh-CN"/>
+              </w:rPr>
+            </w:pPr>
+            <w:r>
+              <w:rPr>
+                <w:rFonts w:hint="eastAsia" w:ascii="Times New Roman" w:hAnsi="Times New Roman" w:cs="Times New Roman"/>
+                <w:sz w:val="20"/>
+                <w:szCs w:val="20"/>
+                <w:lang w:val="en-US" w:eastAsia="zh-CN"/>
+              </w:rPr>
+              <w:t>2026.03.02</w:t>
+            </w:r>
+          </w:p>
+        </w:tc>
+        <w:tc>
+          <w:tcPr>
+            <w:tcW w:w="927" w:type="pct"/>
+            <w:noWrap w:val="0"/>
+            <w:vAlign w:val="center"/>
+          </w:tcPr>
+          <w:p>
+            <w:pPr>
+              <w:widowControl/>
+              <w:numPr>
+                <w:ilvl w:val="0"/>
+                <w:numId w:val="0"/>
+              </w:numPr>
+              <w:ind w:leftChars="0"/>
+              <w:jc w:val="left"/>
+              <w:rPr>
+                <w:rFonts w:hint="eastAsia" w:ascii="Times New Roman" w:hAnsi="Times New Roman" w:eastAsia="宋体" w:cs="Times New Roman"/>
+                <w:kern w:val="0"/>
+                <w:sz w:val="20"/>
+                <w:szCs w:val="20"/>
+                <w:lang w:val="en-US" w:eastAsia="zh-CN" w:bidi="ar"/>
+              </w:rPr>
+            </w:pPr>
+            <w:r>
+              <w:rPr>
+                <w:rFonts w:hint="eastAsia" w:ascii="Times New Roman" w:hAnsi="Times New Roman" w:eastAsia="宋体" w:cs="Times New Roman"/>
+                <w:kern w:val="0"/>
+                <w:sz w:val="20"/>
+                <w:szCs w:val="20"/>
+                <w:lang w:val="en-US" w:eastAsia="zh-CN" w:bidi="ar"/>
+              </w:rPr>
+              <w:t>CAPA-PC2603001</w:t>
+            </w:r>
+          </w:p>
+          <w:p>
+            <w:pPr>
+              <w:widowControl/>
+              <w:numPr>
+                <w:ilvl w:val="0"/>
+                <w:numId w:val="11"/>
+              </w:numPr>
+              <w:ind w:leftChars="0"/>
+              <w:jc w:val="left"/>
+              <w:rPr>
+                <w:rFonts w:hint="eastAsia" w:ascii="Times New Roman" w:hAnsi="Times New Roman" w:eastAsia="宋体" w:cs="Times New Roman"/>
+                <w:kern w:val="0"/>
+                <w:sz w:val="20"/>
+                <w:szCs w:val="20"/>
+                <w:lang w:val="en-US" w:eastAsia="zh-CN" w:bidi="ar"/>
+              </w:rPr>
+            </w:pPr>
+            <w:r>
+              <w:rPr>
+                <w:rFonts w:hint="eastAsia" w:ascii="Times New Roman" w:hAnsi="Times New Roman" w:eastAsia="宋体" w:cs="Times New Roman"/>
+                <w:kern w:val="0"/>
+                <w:sz w:val="20"/>
+                <w:szCs w:val="20"/>
+                <w:lang w:val="en-US" w:eastAsia="zh-CN" w:bidi="ar"/>
+              </w:rPr>
+              <w:t>修订《生产管理程序》（SMP-PM-004/10）在文件中规定：除按文件规定执行的物料、中间体、成品及验证过程样品的请检外，如需发起额外请检须填写《生产过程临时请检申请表》（QR1-SMP-PM-004），经QA负责人批准后，填写《样品请检单》（QR4-SMP-QC-011）此类样品需按特殊样品进行请检。</w:t>
+            </w:r>
+          </w:p>
+          <w:p>
+            <w:pPr>
+              <w:widowControl/>
+              <w:numPr>
+                <w:ilvl w:val="0"/>
+                <w:numId w:val="11"/>
+              </w:numPr>
+              <w:ind w:leftChars="0"/>
+              <w:jc w:val="left"/>
+              <w:rPr>
+                <w:rFonts w:hint="default" w:ascii="Times New Roman" w:hAnsi="Times New Roman" w:eastAsia="宋体" w:cs="Times New Roman"/>
+                <w:kern w:val="0"/>
+                <w:sz w:val="20"/>
+                <w:szCs w:val="20"/>
+                <w:lang w:val="en-US" w:eastAsia="zh-CN" w:bidi="ar"/>
+              </w:rPr>
+            </w:pPr>
+            <w:r>
+              <w:rPr>
+                <w:rFonts w:hint="eastAsia" w:ascii="Times New Roman" w:hAnsi="Times New Roman" w:eastAsia="宋体" w:cs="Times New Roman"/>
+                <w:kern w:val="0"/>
+                <w:sz w:val="20"/>
+                <w:szCs w:val="20"/>
+                <w:lang w:val="en-US" w:eastAsia="zh-CN" w:bidi="ar"/>
+              </w:rPr>
+              <w:t>对2026.03.01日请检的请检单进行归档处理。</w:t>
+            </w:r>
+          </w:p>
+        </w:tc>
+        <w:tc>
+          <w:tcPr>
+            <w:tcW w:w="305" w:type="pct"/>
+            <w:noWrap w:val="0"/>
+            <w:vAlign w:val="center"/>
+          </w:tcPr>
+          <w:p>
+            <w:pPr>
+              <w:jc w:val="center"/>
+              <w:rPr>
+                <w:rFonts w:hint="default" w:ascii="Times New Roman" w:hAnsi="Times New Roman" w:cs="Times New Roman"/>
+                <w:sz w:val="20"/>
+                <w:szCs w:val="20"/>
+                <w:lang w:val="en-US" w:eastAsia="zh-CN"/>
+              </w:rPr>
+            </w:pPr>
+            <w:r>
+              <w:rPr>
+                <w:rFonts w:hint="eastAsia" w:ascii="Times New Roman" w:hAnsi="Times New Roman" w:cs="Times New Roman"/>
+                <w:sz w:val="20"/>
+                <w:szCs w:val="20"/>
+                <w:lang w:val="en-US" w:eastAsia="zh-CN"/>
+              </w:rPr>
+              <w:t>放行</w:t>
+            </w:r>
+          </w:p>
+        </w:tc>
+        <w:tc>
+          <w:tcPr>
+            <w:tcW w:w="211" w:type="pct"/>
+            <w:noWrap w:val="0"/>
+            <w:vAlign w:val="center"/>
+          </w:tcPr>
+          <w:p>
+            <w:pPr>
+              <w:jc w:val="center"/>
+              <w:rPr>
+                <w:rFonts w:hint="default" w:ascii="Times New Roman" w:hAnsi="Times New Roman" w:cs="Times New Roman"/>
+                <w:sz w:val="20"/>
+                <w:szCs w:val="20"/>
+                <w:lang w:val="en-US" w:eastAsia="zh-CN"/>
+              </w:rPr>
+            </w:pPr>
+            <w:r>
+              <w:rPr>
+                <w:rFonts w:hint="eastAsia" w:ascii="Times New Roman" w:hAnsi="Times New Roman" w:cs="Times New Roman"/>
+                <w:sz w:val="20"/>
+                <w:szCs w:val="20"/>
+                <w:lang w:val="en-US" w:eastAsia="zh-CN"/>
+              </w:rPr>
+              <w:t>是</w:t>
+            </w:r>
+          </w:p>
+        </w:tc>
+      </w:tr>
+      <w:tr>
+        <w:tblPrEx>
+          <w:tblBorders>
+            <w:top w:val="single" w:color="auto" w:sz="4" w:space="0"/>
+            <w:left w:val="single" w:color="auto" w:sz="4" w:space="0"/>
+            <w:bottom w:val="single" w:color="auto" w:sz="4" w:space="0"/>
+            <w:right w:val="single" w:color="auto" w:sz="4" w:space="0"/>
+            <w:insideH w:val="single" w:color="auto" w:sz="4" w:space="0"/>
+            <w:insideV w:val="single" w:color="auto" w:sz="4" w:space="0"/>
+          </w:tblBorders>
+          <w:tblCellMar>
+            <w:top w:w="0" w:type="dxa"/>
+            <w:left w:w="108" w:type="dxa"/>
+            <w:bottom w:w="0" w:type="dxa"/>
+            <w:right w:w="108" w:type="dxa"/>
+          </w:tblCellMar>
+        </w:tblPrEx>
+        <w:trPr>
+          <w:trHeight w:val="397" w:hRule="atLeast"/>
+        </w:trPr>
+        <w:tc>
+          <w:tcPr>
+            <w:tcW w:w="141" w:type="pct"/>
+            <w:noWrap w:val="0"/>
+            <w:vAlign w:val="center"/>
+          </w:tcPr>
+          <w:p>
+            <w:pPr>
+              <w:keepNext w:val="0"/>
+              <w:keepLines w:val="0"/>
+              <w:pageBreakBefore w:val="0"/>
+              <w:kinsoku/>
+              <w:wordWrap/>
+              <w:overflowPunct/>
+              <w:topLinePunct w:val="0"/>
+              <w:autoSpaceDE/>
+              <w:autoSpaceDN/>
+              <w:bidi w:val="0"/>
+              <w:adjustRightInd/>
+              <w:snapToGrid/>
+              <w:spacing w:line="240" w:lineRule="auto"/>
+              <w:jc w:val="center"/>
+              <w:textAlignment w:val="auto"/>
+              <w:rPr>
+                <w:rFonts w:hint="default" w:ascii="Times New Roman" w:hAnsi="Times New Roman" w:eastAsia="宋体" w:cs="Times New Roman"/>
+                <w:sz w:val="20"/>
+                <w:szCs w:val="20"/>
+                <w:lang w:val="en-US" w:eastAsia="zh-CN"/>
+              </w:rPr>
+            </w:pPr>
+            <w:r>
+              <w:rPr>
+                <w:rFonts w:hint="eastAsia" w:ascii="Times New Roman" w:hAnsi="Times New Roman" w:eastAsia="宋体" w:cs="Times New Roman"/>
+                <w:sz w:val="20"/>
+                <w:szCs w:val="20"/>
+                <w:lang w:val="en-US" w:eastAsia="zh-CN"/>
+              </w:rPr>
+              <w:t>12</w:t>
+            </w:r>
+          </w:p>
+        </w:tc>
+        <w:tc>
+          <w:tcPr>
+            <w:tcW w:w="392" w:type="pct"/>
+            <w:noWrap w:val="0"/>
+            <w:vAlign w:val="center"/>
+          </w:tcPr>
+          <w:p>
+            <w:pPr>
+              <w:widowControl/>
+              <w:numPr>
+                <w:ilvl w:val="0"/>
+                <w:numId w:val="0"/>
+              </w:numPr>
+              <w:ind w:left="0" w:leftChars="0" w:firstLine="0" w:firstLineChars="0"/>
+              <w:jc w:val="center"/>
+              <w:rPr>
+                <w:rFonts w:hint="default" w:ascii="Times New Roman" w:hAnsi="Times New Roman" w:eastAsia="宋体" w:cs="Times New Roman"/>
+                <w:kern w:val="0"/>
+                <w:sz w:val="20"/>
+                <w:szCs w:val="20"/>
+                <w:lang w:val="en-US" w:eastAsia="zh-CN" w:bidi="ar"/>
+              </w:rPr>
+            </w:pPr>
+            <w:r>
+              <w:rPr>
+                <w:rFonts w:hint="eastAsia" w:ascii="Times New Roman" w:hAnsi="Times New Roman" w:eastAsia="宋体" w:cs="Times New Roman"/>
+                <w:kern w:val="0"/>
+                <w:sz w:val="20"/>
+                <w:szCs w:val="20"/>
+                <w:lang w:val="en-US" w:eastAsia="zh-CN" w:bidi="ar"/>
+              </w:rPr>
+              <w:t>PC-2603002</w:t>
+            </w:r>
+          </w:p>
+        </w:tc>
+        <w:tc>
+          <w:tcPr>
+            <w:tcW w:w="339" w:type="pct"/>
+            <w:noWrap w:val="0"/>
+            <w:vAlign w:val="center"/>
+          </w:tcPr>
+          <w:p>
+            <w:pPr>
+              <w:widowControl/>
+              <w:numPr>
+                <w:ilvl w:val="0"/>
+                <w:numId w:val="0"/>
+              </w:numPr>
+              <w:ind w:left="0" w:leftChars="0" w:firstLine="0" w:firstLineChars="0"/>
+              <w:jc w:val="left"/>
+              <w:rPr>
+                <w:rFonts w:hint="default" w:ascii="Times New Roman" w:hAnsi="Times New Roman" w:eastAsia="宋体" w:cs="Times New Roman"/>
+                <w:kern w:val="0"/>
+                <w:sz w:val="20"/>
+                <w:szCs w:val="20"/>
+                <w:lang w:val="en-US" w:eastAsia="zh-CN" w:bidi="ar"/>
+              </w:rPr>
+            </w:pPr>
+            <w:r>
+              <w:rPr>
+                <w:rFonts w:hint="eastAsia" w:ascii="Times New Roman" w:hAnsi="Times New Roman" w:eastAsia="宋体" w:cs="Times New Roman"/>
+                <w:kern w:val="0"/>
+                <w:sz w:val="20"/>
+                <w:szCs w:val="20"/>
+                <w:lang w:val="en-US" w:eastAsia="zh-CN" w:bidi="ar"/>
+              </w:rPr>
+              <w:t>—</w:t>
+            </w:r>
+          </w:p>
+        </w:tc>
+        <w:tc>
+          <w:tcPr>
+            <w:tcW w:w="807" w:type="pct"/>
+            <w:noWrap w:val="0"/>
+            <w:vAlign w:val="center"/>
+          </w:tcPr>
+          <w:p>
+            <w:pPr>
+              <w:widowControl/>
+              <w:numPr>
+                <w:ilvl w:val="0"/>
+                <w:numId w:val="0"/>
+              </w:numPr>
+              <w:ind w:left="0" w:leftChars="0" w:firstLine="0" w:firstLineChars="0"/>
+              <w:jc w:val="left"/>
+              <w:rPr>
+                <w:rFonts w:hint="default" w:ascii="Times New Roman" w:hAnsi="Times New Roman" w:eastAsia="宋体" w:cs="Times New Roman"/>
+                <w:kern w:val="0"/>
+                <w:sz w:val="20"/>
+                <w:szCs w:val="20"/>
+                <w:lang w:val="en-US" w:eastAsia="zh-CN" w:bidi="ar"/>
+              </w:rPr>
+            </w:pPr>
+            <w:r>
+              <w:rPr>
+                <w:rFonts w:hint="eastAsia" w:ascii="Times New Roman" w:hAnsi="Times New Roman" w:eastAsia="宋体" w:cs="Times New Roman"/>
+                <w:kern w:val="0"/>
+                <w:sz w:val="20"/>
+                <w:szCs w:val="20"/>
+                <w:lang w:val="en-US" w:eastAsia="zh-CN" w:bidi="ar"/>
+              </w:rPr>
+              <w:t>2026.03.02  10:15检验员周媛在进行气相色谱仪内部校验时，查看由气相色谱仪QC-1-2-067上运行结束的“20260301检测器线性和进样器残留”数据时发现检测器线性r2=0.9966，标准为r2≥0.999。</w:t>
+            </w:r>
+          </w:p>
+        </w:tc>
+        <w:tc>
+          <w:tcPr>
+            <w:tcW w:w="427" w:type="pct"/>
+            <w:noWrap w:val="0"/>
+            <w:vAlign w:val="center"/>
+          </w:tcPr>
+          <w:p>
+            <w:pPr>
+              <w:rPr>
+                <w:rFonts w:hint="default" w:ascii="Times New Roman" w:hAnsi="Times New Roman" w:cs="Times New Roman"/>
+                <w:sz w:val="20"/>
+                <w:szCs w:val="20"/>
+              </w:rPr>
+            </w:pPr>
+            <w:r>
+              <w:rPr>
+                <w:rFonts w:hint="default" w:ascii="Times New Roman" w:hAnsi="Times New Roman" w:cs="Times New Roman"/>
+                <w:sz w:val="20"/>
+                <w:szCs w:val="20"/>
+              </w:rPr>
+              <w:sym w:font="Wingdings 2" w:char="00A3"/>
+            </w:r>
+            <w:r>
+              <w:rPr>
+                <w:rFonts w:hint="default" w:ascii="Times New Roman" w:hAnsi="Times New Roman" w:cs="Times New Roman"/>
+                <w:sz w:val="20"/>
+                <w:szCs w:val="20"/>
+              </w:rPr>
+              <w:t>是 编号：</w:t>
+            </w:r>
+          </w:p>
+          <w:p>
+            <w:pPr>
+              <w:rPr>
+                <w:rFonts w:hint="default" w:ascii="Times New Roman" w:hAnsi="Times New Roman" w:eastAsia="宋体" w:cs="Times New Roman"/>
+                <w:sz w:val="20"/>
+                <w:szCs w:val="20"/>
+                <w:lang w:val="en-US" w:eastAsia="zh-CN"/>
+              </w:rPr>
+            </w:pPr>
+            <w:r>
+              <w:rPr>
+                <w:rFonts w:hint="default" w:ascii="Times New Roman" w:hAnsi="Times New Roman" w:cs="Times New Roman"/>
+                <w:sz w:val="20"/>
+                <w:szCs w:val="20"/>
+              </w:rPr>
+              <w:sym w:font="Wingdings 2" w:char="0052"/>
+            </w:r>
+            <w:r>
+              <w:rPr>
+                <w:rFonts w:hint="default" w:ascii="Times New Roman" w:hAnsi="Times New Roman" w:cs="Times New Roman"/>
+                <w:sz w:val="20"/>
+                <w:szCs w:val="20"/>
+              </w:rPr>
+              <w:t>否</w:t>
+            </w:r>
+          </w:p>
+        </w:tc>
+        <w:tc>
+          <w:tcPr>
+            <w:tcW w:w="878" w:type="pct"/>
+            <w:noWrap w:val="0"/>
+            <w:vAlign w:val="center"/>
+          </w:tcPr>
+          <w:p>
+            <w:pPr>
+              <w:widowControl/>
+              <w:numPr>
+                <w:ilvl w:val="0"/>
+                <w:numId w:val="0"/>
+              </w:numPr>
+              <w:jc w:val="left"/>
+              <w:rPr>
+                <w:rFonts w:hint="default" w:ascii="Times New Roman" w:hAnsi="Times New Roman" w:eastAsia="宋体" w:cs="Times New Roman"/>
+                <w:kern w:val="0"/>
+                <w:sz w:val="20"/>
+                <w:szCs w:val="20"/>
+                <w:lang w:val="en-US" w:eastAsia="zh-CN" w:bidi="ar"/>
+              </w:rPr>
+            </w:pPr>
+            <w:r>
+              <w:rPr>
+                <w:rFonts w:hint="eastAsia" w:ascii="Times New Roman" w:hAnsi="Times New Roman" w:eastAsia="宋体" w:cs="Times New Roman"/>
+                <w:kern w:val="0"/>
+                <w:sz w:val="20"/>
+                <w:szCs w:val="20"/>
+                <w:lang w:val="en-US" w:eastAsia="zh-CN" w:bidi="ar"/>
+              </w:rPr>
+              <w:t>直接原因：检验员周媛在开展“FID检测器线性和进样器残留”校验前更换注射器过程的操作中出现了肉眼不可见的细微问题造成峰面积不重现。</w:t>
+            </w:r>
+          </w:p>
+          <w:p>
+            <w:pPr>
+              <w:widowControl/>
+              <w:numPr>
+                <w:ilvl w:val="0"/>
+                <w:numId w:val="0"/>
+              </w:numPr>
+              <w:jc w:val="left"/>
+              <w:rPr>
+                <w:rFonts w:hint="default" w:ascii="Times New Roman" w:hAnsi="Times New Roman" w:eastAsia="宋体" w:cs="Times New Roman"/>
+                <w:kern w:val="0"/>
+                <w:sz w:val="20"/>
+                <w:szCs w:val="20"/>
+                <w:lang w:val="en-US" w:eastAsia="zh-CN" w:bidi="ar"/>
+              </w:rPr>
+            </w:pPr>
+            <w:r>
+              <w:rPr>
+                <w:rFonts w:hint="eastAsia" w:ascii="Times New Roman" w:hAnsi="Times New Roman" w:eastAsia="宋体" w:cs="Times New Roman"/>
+                <w:kern w:val="0"/>
+                <w:sz w:val="20"/>
+                <w:szCs w:val="20"/>
+                <w:lang w:val="en-US" w:eastAsia="zh-CN" w:bidi="ar"/>
+              </w:rPr>
+              <w:t>根本原因：文件中未明确规定更换注射器后应如何确认更换效果，也未明确规定注射器更换操作的人员要求，如是否必须由设备管理员操作。</w:t>
+            </w:r>
+          </w:p>
+        </w:tc>
+        <w:tc>
+          <w:tcPr>
+            <w:tcW w:w="210" w:type="pct"/>
+            <w:noWrap w:val="0"/>
+            <w:vAlign w:val="center"/>
+          </w:tcPr>
+          <w:p>
+            <w:pPr>
+              <w:widowControl/>
+              <w:numPr>
+                <w:ilvl w:val="0"/>
+                <w:numId w:val="0"/>
+              </w:numPr>
+              <w:ind w:left="0" w:leftChars="0" w:firstLine="0" w:firstLineChars="0"/>
+              <w:jc w:val="left"/>
+              <w:rPr>
+                <w:rFonts w:hint="default" w:ascii="Times New Roman" w:hAnsi="Times New Roman" w:eastAsia="宋体" w:cs="Times New Roman"/>
+                <w:kern w:val="0"/>
+                <w:sz w:val="20"/>
+                <w:szCs w:val="20"/>
+                <w:lang w:val="en-US" w:eastAsia="zh-CN" w:bidi="ar"/>
+              </w:rPr>
+            </w:pPr>
+            <w:r>
+              <w:rPr>
+                <w:rFonts w:hint="eastAsia" w:ascii="Times New Roman" w:hAnsi="Times New Roman" w:eastAsia="宋体" w:cs="Times New Roman"/>
+                <w:kern w:val="0"/>
+                <w:sz w:val="20"/>
+                <w:szCs w:val="20"/>
+                <w:lang w:val="en-US" w:eastAsia="zh-CN" w:bidi="ar"/>
+              </w:rPr>
+              <w:t>次要偏差</w:t>
+            </w:r>
+          </w:p>
+        </w:tc>
+        <w:tc>
+          <w:tcPr>
+            <w:tcW w:w="358" w:type="pct"/>
+            <w:noWrap w:val="0"/>
+            <w:vAlign w:val="center"/>
+          </w:tcPr>
+          <w:p>
+            <w:pPr>
+              <w:jc w:val="center"/>
+              <w:rPr>
+                <w:rFonts w:hint="default" w:ascii="Times New Roman" w:hAnsi="Times New Roman" w:cs="Times New Roman"/>
+                <w:sz w:val="20"/>
+                <w:szCs w:val="20"/>
+                <w:lang w:val="en-US" w:eastAsia="zh-CN"/>
+              </w:rPr>
+            </w:pPr>
+            <w:r>
+              <w:rPr>
+                <w:rFonts w:hint="eastAsia" w:ascii="Times New Roman" w:hAnsi="Times New Roman" w:cs="Times New Roman"/>
+                <w:sz w:val="20"/>
+                <w:szCs w:val="20"/>
+                <w:lang w:val="en-US" w:eastAsia="zh-CN"/>
+              </w:rPr>
+              <w:t>2026.03.06</w:t>
+            </w:r>
+          </w:p>
+        </w:tc>
+        <w:tc>
+          <w:tcPr>
+            <w:tcW w:w="927" w:type="pct"/>
+            <w:noWrap w:val="0"/>
+            <w:vAlign w:val="center"/>
+          </w:tcPr>
+          <w:p>
+            <w:pPr>
+              <w:widowControl/>
+              <w:numPr>
+                <w:ilvl w:val="0"/>
+                <w:numId w:val="0"/>
+              </w:numPr>
+              <w:ind w:leftChars="0"/>
+              <w:jc w:val="left"/>
+              <w:rPr>
+                <w:rFonts w:hint="eastAsia" w:ascii="Times New Roman" w:hAnsi="Times New Roman" w:eastAsia="宋体" w:cs="Times New Roman"/>
+                <w:kern w:val="0"/>
+                <w:sz w:val="20"/>
+                <w:szCs w:val="20"/>
+                <w:lang w:val="en-US" w:eastAsia="zh-CN" w:bidi="ar"/>
+              </w:rPr>
+            </w:pPr>
+            <w:r>
+              <w:rPr>
+                <w:rFonts w:hint="eastAsia" w:ascii="Times New Roman" w:hAnsi="Times New Roman" w:eastAsia="宋体" w:cs="Times New Roman"/>
+                <w:kern w:val="0"/>
+                <w:sz w:val="20"/>
+                <w:szCs w:val="20"/>
+                <w:lang w:val="en-US" w:eastAsia="zh-CN" w:bidi="ar"/>
+              </w:rPr>
+              <w:t>CAPA-PC2603002</w:t>
+            </w:r>
+          </w:p>
+          <w:p>
+            <w:pPr>
+              <w:widowControl/>
+              <w:numPr>
+                <w:ilvl w:val="0"/>
+                <w:numId w:val="12"/>
+              </w:numPr>
+              <w:ind w:leftChars="0"/>
+              <w:jc w:val="left"/>
+              <w:rPr>
+                <w:rFonts w:hint="eastAsia" w:ascii="Times New Roman" w:hAnsi="Times New Roman" w:eastAsia="宋体" w:cs="Times New Roman"/>
+                <w:kern w:val="0"/>
+                <w:sz w:val="20"/>
+                <w:szCs w:val="20"/>
+                <w:lang w:val="en-US" w:eastAsia="zh-CN" w:bidi="ar"/>
+              </w:rPr>
+            </w:pPr>
+            <w:r>
+              <w:rPr>
+                <w:rFonts w:hint="eastAsia" w:ascii="Times New Roman" w:hAnsi="Times New Roman" w:eastAsia="宋体" w:cs="Times New Roman"/>
+                <w:kern w:val="0"/>
+                <w:sz w:val="20"/>
+                <w:szCs w:val="20"/>
+                <w:lang w:val="en-US" w:eastAsia="zh-CN" w:bidi="ar"/>
+              </w:rPr>
+              <w:t>对“FID检测器线性和进样器残留”及“ALS进样重复性测试”校验项目进行复测。</w:t>
+            </w:r>
+          </w:p>
+          <w:p>
+            <w:pPr>
+              <w:widowControl/>
+              <w:numPr>
+                <w:ilvl w:val="0"/>
+                <w:numId w:val="12"/>
+              </w:numPr>
+              <w:ind w:leftChars="0"/>
+              <w:jc w:val="left"/>
+              <w:rPr>
+                <w:rFonts w:hint="default" w:ascii="Times New Roman" w:hAnsi="Times New Roman" w:eastAsia="宋体" w:cs="Times New Roman"/>
+                <w:kern w:val="0"/>
+                <w:sz w:val="20"/>
+                <w:szCs w:val="20"/>
+                <w:lang w:val="en-US" w:eastAsia="zh-CN" w:bidi="ar"/>
+              </w:rPr>
+            </w:pPr>
+            <w:r>
+              <w:rPr>
+                <w:rFonts w:hint="eastAsia" w:ascii="Times New Roman" w:hAnsi="Times New Roman" w:eastAsia="宋体" w:cs="Times New Roman"/>
+                <w:kern w:val="0"/>
+                <w:sz w:val="20"/>
+                <w:szCs w:val="20"/>
+                <w:lang w:val="en-US" w:eastAsia="zh-CN" w:bidi="ar"/>
+              </w:rPr>
+              <w:t>修订《QC检测仪器使用及维护保养管理程序》（SMP-QC-025/18）文件，在APP2-SMP-QC-025/18中明确规定气相色谱仪的维护应由设备管理员来执行，更换完注射器或进样针后应进行重复性测试。文件批准后对QC仪器组全员进行培训。</w:t>
+            </w:r>
+          </w:p>
+        </w:tc>
+        <w:tc>
+          <w:tcPr>
+            <w:tcW w:w="305" w:type="pct"/>
+            <w:noWrap w:val="0"/>
+            <w:vAlign w:val="center"/>
+          </w:tcPr>
+          <w:p>
+            <w:pPr>
+              <w:jc w:val="center"/>
+              <w:rPr>
+                <w:rFonts w:hint="default" w:ascii="Times New Roman" w:hAnsi="Times New Roman" w:cs="Times New Roman"/>
+                <w:sz w:val="20"/>
+                <w:szCs w:val="20"/>
+                <w:lang w:val="en-US" w:eastAsia="zh-CN"/>
+              </w:rPr>
+            </w:pPr>
+            <w:r>
+              <w:rPr>
+                <w:rFonts w:hint="eastAsia" w:ascii="Times New Roman" w:hAnsi="Times New Roman" w:cs="Times New Roman"/>
+                <w:sz w:val="20"/>
+                <w:szCs w:val="20"/>
+                <w:lang w:val="en-US" w:eastAsia="zh-CN"/>
+              </w:rPr>
+              <w:t>—</w:t>
+            </w:r>
+          </w:p>
+        </w:tc>
+        <w:tc>
+          <w:tcPr>
+            <w:tcW w:w="211" w:type="pct"/>
+            <w:noWrap w:val="0"/>
+            <w:vAlign w:val="center"/>
+          </w:tcPr>
+          <w:p>
+            <w:pPr>
+              <w:jc w:val="center"/>
+              <w:rPr>
+                <w:rFonts w:hint="default" w:ascii="Times New Roman" w:hAnsi="Times New Roman" w:cs="Times New Roman"/>
+                <w:sz w:val="20"/>
+                <w:szCs w:val="20"/>
+                <w:lang w:val="en-US" w:eastAsia="zh-CN"/>
+              </w:rPr>
+            </w:pPr>
+            <w:r>
+              <w:rPr>
+                <w:rFonts w:hint="eastAsia" w:ascii="Times New Roman" w:hAnsi="Times New Roman" w:cs="Times New Roman"/>
+                <w:sz w:val="20"/>
+                <w:szCs w:val="20"/>
+                <w:lang w:val="en-US" w:eastAsia="zh-CN"/>
+              </w:rPr>
+              <w:t>是</w:t>
+            </w:r>
+          </w:p>
+        </w:tc>
+      </w:tr>
+      <w:tr>
+        <w:tblPrEx>
+          <w:tblBorders>
+            <w:top w:val="single" w:color="auto" w:sz="4" w:space="0"/>
+            <w:left w:val="single" w:color="auto" w:sz="4" w:space="0"/>
+            <w:bottom w:val="single" w:color="auto" w:sz="4" w:space="0"/>
+            <w:right w:val="single" w:color="auto" w:sz="4" w:space="0"/>
+            <w:insideH w:val="single" w:color="auto" w:sz="4" w:space="0"/>
+            <w:insideV w:val="single" w:color="auto" w:sz="4" w:space="0"/>
+          </w:tblBorders>
+          <w:tblCellMar>
+            <w:top w:w="0" w:type="dxa"/>
+            <w:left w:w="108" w:type="dxa"/>
+            <w:bottom w:w="0" w:type="dxa"/>
+            <w:right w:w="108" w:type="dxa"/>
+          </w:tblCellMar>
+        </w:tblPrEx>
+        <w:trPr>
+          <w:trHeight w:val="397" w:hRule="atLeast"/>
+        </w:trPr>
+        <w:tc>
+          <w:tcPr>
+            <w:tcW w:w="141" w:type="pct"/>
+            <w:noWrap w:val="0"/>
+            <w:vAlign w:val="center"/>
+          </w:tcPr>
+          <w:p>
+            <w:pPr>
+              <w:keepNext w:val="0"/>
+              <w:keepLines w:val="0"/>
+              <w:pageBreakBefore w:val="0"/>
+              <w:kinsoku/>
+              <w:wordWrap/>
+              <w:overflowPunct/>
+              <w:topLinePunct w:val="0"/>
+              <w:autoSpaceDE/>
+              <w:autoSpaceDN/>
+              <w:bidi w:val="0"/>
+              <w:adjustRightInd/>
+              <w:snapToGrid/>
+              <w:spacing w:line="240" w:lineRule="auto"/>
+              <w:jc w:val="center"/>
+              <w:textAlignment w:val="auto"/>
+              <w:rPr>
+                <w:rFonts w:hint="default" w:ascii="Times New Roman" w:hAnsi="Times New Roman" w:eastAsia="宋体" w:cs="Times New Roman"/>
+                <w:sz w:val="20"/>
+                <w:szCs w:val="20"/>
+                <w:lang w:val="en-US" w:eastAsia="zh-CN"/>
+              </w:rPr>
+            </w:pPr>
+            <w:r>
+              <w:rPr>
+                <w:rFonts w:hint="eastAsia" w:ascii="Times New Roman" w:hAnsi="Times New Roman" w:eastAsia="宋体" w:cs="Times New Roman"/>
+                <w:sz w:val="20"/>
+                <w:szCs w:val="20"/>
+                <w:lang w:val="en-US" w:eastAsia="zh-CN"/>
+              </w:rPr>
+              <w:t>13</w:t>
+            </w:r>
+          </w:p>
+        </w:tc>
+        <w:tc>
+          <w:tcPr>
+            <w:tcW w:w="392" w:type="pct"/>
+            <w:noWrap w:val="0"/>
+            <w:vAlign w:val="center"/>
+          </w:tcPr>
+          <w:p>
+            <w:pPr>
+              <w:widowControl/>
+              <w:numPr>
+                <w:ilvl w:val="0"/>
+                <w:numId w:val="0"/>
+              </w:numPr>
+              <w:ind w:left="0" w:leftChars="0" w:firstLine="0" w:firstLineChars="0"/>
+              <w:jc w:val="center"/>
+              <w:rPr>
+                <w:rFonts w:hint="default" w:ascii="Times New Roman" w:hAnsi="Times New Roman" w:eastAsia="宋体" w:cs="Times New Roman"/>
+                <w:kern w:val="0"/>
+                <w:sz w:val="20"/>
+                <w:szCs w:val="20"/>
+                <w:lang w:val="en-US" w:eastAsia="zh-CN" w:bidi="ar"/>
+              </w:rPr>
+            </w:pPr>
+            <w:r>
+              <w:rPr>
+                <w:rFonts w:hint="eastAsia" w:ascii="Times New Roman" w:hAnsi="Times New Roman" w:eastAsia="宋体" w:cs="Times New Roman"/>
+                <w:kern w:val="0"/>
+                <w:sz w:val="20"/>
+                <w:szCs w:val="20"/>
+                <w:lang w:val="en-US" w:eastAsia="zh-CN" w:bidi="ar"/>
+              </w:rPr>
+              <w:t>PC-2603003</w:t>
+            </w:r>
+          </w:p>
+        </w:tc>
+        <w:tc>
+          <w:tcPr>
+            <w:tcW w:w="339" w:type="pct"/>
+            <w:noWrap w:val="0"/>
+            <w:vAlign w:val="center"/>
+          </w:tcPr>
+          <w:p>
+            <w:pPr>
+              <w:widowControl/>
+              <w:numPr>
+                <w:ilvl w:val="0"/>
+                <w:numId w:val="0"/>
+              </w:numPr>
+              <w:ind w:left="0" w:leftChars="0" w:firstLine="0" w:firstLineChars="0"/>
+              <w:jc w:val="left"/>
+              <w:rPr>
+                <w:rFonts w:hint="default" w:ascii="Times New Roman" w:hAnsi="Times New Roman" w:eastAsia="宋体" w:cs="Times New Roman"/>
+                <w:kern w:val="0"/>
+                <w:sz w:val="20"/>
+                <w:szCs w:val="20"/>
+                <w:lang w:val="en-US" w:eastAsia="zh-CN" w:bidi="ar"/>
+              </w:rPr>
+            </w:pPr>
+            <w:r>
+              <w:rPr>
+                <w:rFonts w:hint="eastAsia" w:ascii="Times New Roman" w:hAnsi="Times New Roman" w:eastAsia="宋体" w:cs="Times New Roman"/>
+                <w:kern w:val="0"/>
+                <w:sz w:val="20"/>
+                <w:szCs w:val="20"/>
+                <w:lang w:val="en-US" w:eastAsia="zh-CN" w:bidi="ar"/>
+              </w:rPr>
+              <w:t>—</w:t>
+            </w:r>
+          </w:p>
+        </w:tc>
+        <w:tc>
+          <w:tcPr>
+            <w:tcW w:w="807" w:type="pct"/>
+            <w:noWrap w:val="0"/>
+            <w:vAlign w:val="center"/>
+          </w:tcPr>
+          <w:p>
+            <w:pPr>
+              <w:widowControl/>
+              <w:numPr>
+                <w:ilvl w:val="0"/>
+                <w:numId w:val="0"/>
+              </w:numPr>
+              <w:ind w:left="0" w:leftChars="0" w:firstLine="0" w:firstLineChars="0"/>
+              <w:jc w:val="left"/>
+              <w:rPr>
+                <w:rFonts w:hint="default" w:ascii="Times New Roman" w:hAnsi="Times New Roman" w:eastAsia="宋体" w:cs="Times New Roman"/>
+                <w:kern w:val="0"/>
+                <w:sz w:val="20"/>
+                <w:szCs w:val="20"/>
+                <w:lang w:val="en-US" w:eastAsia="zh-CN" w:bidi="ar"/>
+              </w:rPr>
+            </w:pPr>
+            <w:r>
+              <w:rPr>
+                <w:rFonts w:hint="eastAsia" w:ascii="Times New Roman" w:hAnsi="Times New Roman" w:eastAsia="宋体" w:cs="Times New Roman"/>
+                <w:kern w:val="0"/>
+                <w:sz w:val="20"/>
+                <w:szCs w:val="20"/>
+                <w:lang w:val="en-US" w:eastAsia="zh-CN" w:bidi="ar"/>
+              </w:rPr>
+              <w:t>2026.03.07 10：10，检验员周媛在对气相色谱仪QC-1-2-067开展“检测器基线噪声和基线漂移”项目校验工作时，运行“20260307基线噪声基线漂移”序列后，仪器显示出错、序列中断，仪器未执行进样操作。查看信息中心提示：仪器AgGC#CN2233A054:使用0.1,0.2，....4.9uL，或5uL。</w:t>
+            </w:r>
+          </w:p>
+        </w:tc>
+        <w:tc>
+          <w:tcPr>
+            <w:tcW w:w="427" w:type="pct"/>
+            <w:noWrap w:val="0"/>
+            <w:vAlign w:val="center"/>
+          </w:tcPr>
+          <w:p>
+            <w:pPr>
+              <w:rPr>
+                <w:rFonts w:hint="default" w:ascii="Times New Roman" w:hAnsi="Times New Roman" w:cs="Times New Roman"/>
+                <w:sz w:val="20"/>
+                <w:szCs w:val="20"/>
+              </w:rPr>
+            </w:pPr>
+            <w:r>
+              <w:rPr>
+                <w:rFonts w:hint="default" w:ascii="Times New Roman" w:hAnsi="Times New Roman" w:cs="Times New Roman"/>
+                <w:sz w:val="20"/>
+                <w:szCs w:val="20"/>
+              </w:rPr>
+              <w:sym w:font="Wingdings 2" w:char="00A3"/>
+            </w:r>
+            <w:r>
+              <w:rPr>
+                <w:rFonts w:hint="default" w:ascii="Times New Roman" w:hAnsi="Times New Roman" w:cs="Times New Roman"/>
+                <w:sz w:val="20"/>
+                <w:szCs w:val="20"/>
+              </w:rPr>
+              <w:t>是 编号：</w:t>
+            </w:r>
+          </w:p>
+          <w:p>
+            <w:pPr>
+              <w:rPr>
+                <w:rFonts w:hint="default" w:ascii="Times New Roman" w:hAnsi="Times New Roman" w:eastAsia="宋体" w:cs="Times New Roman"/>
+                <w:sz w:val="20"/>
+                <w:szCs w:val="20"/>
+                <w:lang w:val="en-US" w:eastAsia="zh-CN"/>
+              </w:rPr>
+            </w:pPr>
+            <w:r>
+              <w:rPr>
+                <w:rFonts w:hint="default" w:ascii="Times New Roman" w:hAnsi="Times New Roman" w:cs="Times New Roman"/>
+                <w:sz w:val="20"/>
+                <w:szCs w:val="20"/>
+              </w:rPr>
+              <w:sym w:font="Wingdings 2" w:char="0052"/>
+            </w:r>
+            <w:r>
+              <w:rPr>
+                <w:rFonts w:hint="default" w:ascii="Times New Roman" w:hAnsi="Times New Roman" w:cs="Times New Roman"/>
+                <w:sz w:val="20"/>
+                <w:szCs w:val="20"/>
+              </w:rPr>
+              <w:t>否</w:t>
+            </w:r>
+          </w:p>
+        </w:tc>
+        <w:tc>
+          <w:tcPr>
+            <w:tcW w:w="878" w:type="pct"/>
+            <w:noWrap w:val="0"/>
+            <w:vAlign w:val="center"/>
+          </w:tcPr>
+          <w:p>
+            <w:pPr>
+              <w:widowControl/>
+              <w:numPr>
+                <w:ilvl w:val="0"/>
+                <w:numId w:val="0"/>
+              </w:numPr>
+              <w:jc w:val="left"/>
+              <w:rPr>
+                <w:rFonts w:hint="default" w:ascii="Times New Roman" w:hAnsi="Times New Roman" w:eastAsia="宋体" w:cs="Times New Roman"/>
+                <w:kern w:val="0"/>
+                <w:sz w:val="20"/>
+                <w:szCs w:val="20"/>
+                <w:lang w:val="en-US" w:eastAsia="zh-CN" w:bidi="ar"/>
+              </w:rPr>
+            </w:pPr>
+            <w:r>
+              <w:rPr>
+                <w:rFonts w:hint="eastAsia" w:ascii="Times New Roman" w:hAnsi="Times New Roman" w:eastAsia="宋体" w:cs="Times New Roman"/>
+                <w:kern w:val="0"/>
+                <w:sz w:val="20"/>
+                <w:szCs w:val="20"/>
+                <w:lang w:val="en-US" w:eastAsia="zh-CN" w:bidi="ar"/>
+              </w:rPr>
+              <w:t>直接原因：序列表和仪器方法中的进样体积参数不一致，导致序列运行时仪器报错，序列中断。</w:t>
+            </w:r>
+          </w:p>
+          <w:p>
+            <w:pPr>
+              <w:widowControl/>
+              <w:numPr>
+                <w:ilvl w:val="0"/>
+                <w:numId w:val="0"/>
+              </w:numPr>
+              <w:jc w:val="left"/>
+              <w:rPr>
+                <w:rFonts w:hint="default" w:ascii="Times New Roman" w:hAnsi="Times New Roman" w:eastAsia="宋体" w:cs="Times New Roman"/>
+                <w:kern w:val="0"/>
+                <w:sz w:val="20"/>
+                <w:szCs w:val="20"/>
+                <w:lang w:val="en-US" w:eastAsia="zh-CN" w:bidi="ar"/>
+              </w:rPr>
+            </w:pPr>
+            <w:r>
+              <w:rPr>
+                <w:rFonts w:hint="eastAsia" w:ascii="Times New Roman" w:hAnsi="Times New Roman" w:eastAsia="宋体" w:cs="Times New Roman"/>
+                <w:kern w:val="0"/>
+                <w:sz w:val="20"/>
+                <w:szCs w:val="20"/>
+                <w:lang w:val="en-US" w:eastAsia="zh-CN" w:bidi="ar"/>
+              </w:rPr>
+              <w:t>根本原因：在修订《气相色谱仪检验标准操作规程》（SOP-QC-101/07）文件时，未能提前预见序列表和仪器方法中进样体积不一致会导致序列中断。</w:t>
+            </w:r>
+          </w:p>
+        </w:tc>
+        <w:tc>
+          <w:tcPr>
+            <w:tcW w:w="210" w:type="pct"/>
+            <w:noWrap w:val="0"/>
+            <w:vAlign w:val="center"/>
+          </w:tcPr>
+          <w:p>
+            <w:pPr>
+              <w:widowControl/>
+              <w:numPr>
+                <w:ilvl w:val="0"/>
+                <w:numId w:val="0"/>
+              </w:numPr>
+              <w:ind w:left="0" w:leftChars="0" w:firstLine="0" w:firstLineChars="0"/>
+              <w:jc w:val="left"/>
+              <w:rPr>
+                <w:rFonts w:hint="default" w:ascii="Times New Roman" w:hAnsi="Times New Roman" w:eastAsia="宋体" w:cs="Times New Roman"/>
+                <w:kern w:val="0"/>
+                <w:sz w:val="20"/>
+                <w:szCs w:val="20"/>
+                <w:lang w:val="en-US" w:eastAsia="zh-CN" w:bidi="ar"/>
+              </w:rPr>
+            </w:pPr>
+            <w:r>
+              <w:rPr>
+                <w:rFonts w:hint="eastAsia" w:ascii="Times New Roman" w:hAnsi="Times New Roman" w:eastAsia="宋体" w:cs="Times New Roman"/>
+                <w:kern w:val="0"/>
+                <w:sz w:val="20"/>
+                <w:szCs w:val="20"/>
+                <w:lang w:val="en-US" w:eastAsia="zh-CN" w:bidi="ar"/>
+              </w:rPr>
+              <w:t>次要偏差</w:t>
+            </w:r>
+          </w:p>
+        </w:tc>
+        <w:tc>
+          <w:tcPr>
+            <w:tcW w:w="358" w:type="pct"/>
+            <w:noWrap w:val="0"/>
+            <w:vAlign w:val="center"/>
+          </w:tcPr>
+          <w:p>
+            <w:pPr>
+              <w:jc w:val="center"/>
+              <w:rPr>
+                <w:rFonts w:hint="default" w:ascii="Times New Roman" w:hAnsi="Times New Roman" w:cs="Times New Roman"/>
+                <w:sz w:val="20"/>
+                <w:szCs w:val="20"/>
+                <w:lang w:val="en-US" w:eastAsia="zh-CN"/>
+              </w:rPr>
+            </w:pPr>
+            <w:r>
+              <w:rPr>
+                <w:rFonts w:hint="eastAsia" w:ascii="Times New Roman" w:hAnsi="Times New Roman" w:cs="Times New Roman"/>
+                <w:sz w:val="20"/>
+                <w:szCs w:val="20"/>
+                <w:lang w:val="en-US" w:eastAsia="zh-CN"/>
+              </w:rPr>
+              <w:t>2026.03.08</w:t>
+            </w:r>
+          </w:p>
+        </w:tc>
+        <w:tc>
+          <w:tcPr>
+            <w:tcW w:w="927" w:type="pct"/>
+            <w:noWrap w:val="0"/>
+            <w:vAlign w:val="center"/>
+          </w:tcPr>
+          <w:p>
+            <w:pPr>
+              <w:widowControl/>
+              <w:numPr>
+                <w:ilvl w:val="0"/>
+                <w:numId w:val="0"/>
+              </w:numPr>
+              <w:ind w:leftChars="0"/>
+              <w:jc w:val="left"/>
+              <w:rPr>
+                <w:rFonts w:hint="eastAsia" w:ascii="Times New Roman" w:hAnsi="Times New Roman" w:eastAsia="宋体" w:cs="Times New Roman"/>
+                <w:kern w:val="0"/>
+                <w:sz w:val="20"/>
+                <w:szCs w:val="20"/>
+                <w:lang w:val="en-US" w:eastAsia="zh-CN" w:bidi="ar"/>
+              </w:rPr>
+            </w:pPr>
+            <w:r>
+              <w:rPr>
+                <w:rFonts w:hint="eastAsia" w:ascii="Times New Roman" w:hAnsi="Times New Roman" w:eastAsia="宋体" w:cs="Times New Roman"/>
+                <w:kern w:val="0"/>
+                <w:sz w:val="20"/>
+                <w:szCs w:val="20"/>
+                <w:lang w:val="en-US" w:eastAsia="zh-CN" w:bidi="ar"/>
+              </w:rPr>
+              <w:t>CAPA-PC2603004</w:t>
+            </w:r>
+          </w:p>
+          <w:p>
+            <w:pPr>
+              <w:widowControl/>
+              <w:numPr>
+                <w:ilvl w:val="0"/>
+                <w:numId w:val="13"/>
+              </w:numPr>
+              <w:ind w:leftChars="0"/>
+              <w:jc w:val="left"/>
+              <w:rPr>
+                <w:rFonts w:hint="eastAsia" w:ascii="Times New Roman" w:hAnsi="Times New Roman" w:eastAsia="宋体" w:cs="Times New Roman"/>
+                <w:kern w:val="0"/>
+                <w:sz w:val="20"/>
+                <w:szCs w:val="20"/>
+                <w:lang w:val="en-US" w:eastAsia="zh-CN" w:bidi="ar"/>
+              </w:rPr>
+            </w:pPr>
+            <w:bookmarkStart w:id="2" w:name="OLE_LINK3"/>
+            <w:r>
+              <w:rPr>
+                <w:rFonts w:hint="eastAsia" w:ascii="Times New Roman" w:hAnsi="Times New Roman" w:eastAsia="宋体" w:cs="Times New Roman"/>
+                <w:kern w:val="0"/>
+                <w:sz w:val="20"/>
+                <w:szCs w:val="20"/>
+                <w:lang w:val="en-US" w:eastAsia="zh-CN" w:bidi="ar"/>
+              </w:rPr>
+              <w:t>对QC仪器组全员进行临时培训，内容为：在“FID检测器基线噪声和基线漂移”项目时，序列表中进样功能选择“进直接样品”。</w:t>
+            </w:r>
+          </w:p>
+          <w:p>
+            <w:pPr>
+              <w:widowControl/>
+              <w:numPr>
+                <w:ilvl w:val="0"/>
+                <w:numId w:val="13"/>
+              </w:numPr>
+              <w:ind w:leftChars="0"/>
+              <w:jc w:val="left"/>
+              <w:rPr>
+                <w:rFonts w:hint="default" w:ascii="Times New Roman" w:hAnsi="Times New Roman" w:eastAsia="宋体" w:cs="Times New Roman"/>
+                <w:kern w:val="0"/>
+                <w:sz w:val="20"/>
+                <w:szCs w:val="20"/>
+                <w:lang w:val="en-US" w:eastAsia="zh-CN" w:bidi="ar"/>
+              </w:rPr>
+            </w:pPr>
+            <w:r>
+              <w:rPr>
+                <w:rFonts w:hint="eastAsia" w:ascii="Times New Roman" w:hAnsi="Times New Roman" w:eastAsia="宋体" w:cs="Times New Roman"/>
+                <w:kern w:val="0"/>
+                <w:sz w:val="20"/>
+                <w:szCs w:val="20"/>
+                <w:lang w:val="en-US" w:eastAsia="zh-CN" w:bidi="ar"/>
+              </w:rPr>
+              <w:t>培训合格后，由检验员周媛完成气相色谱仪QC-1-2-067“FID检测器基线噪声和基线漂移”校验项目的复测。</w:t>
+            </w:r>
+          </w:p>
+          <w:p>
+            <w:pPr>
+              <w:widowControl/>
+              <w:numPr>
+                <w:ilvl w:val="0"/>
+                <w:numId w:val="13"/>
+              </w:numPr>
+              <w:ind w:leftChars="0"/>
+              <w:jc w:val="left"/>
+              <w:rPr>
+                <w:rFonts w:hint="default" w:ascii="Times New Roman" w:hAnsi="Times New Roman" w:eastAsia="宋体" w:cs="Times New Roman"/>
+                <w:kern w:val="0"/>
+                <w:sz w:val="20"/>
+                <w:szCs w:val="20"/>
+                <w:lang w:val="en-US" w:eastAsia="zh-CN" w:bidi="ar"/>
+              </w:rPr>
+            </w:pPr>
+            <w:r>
+              <w:rPr>
+                <w:rFonts w:hint="eastAsia" w:ascii="Times New Roman" w:hAnsi="Times New Roman" w:eastAsia="宋体" w:cs="Times New Roman"/>
+                <w:kern w:val="0"/>
+                <w:sz w:val="20"/>
+                <w:szCs w:val="20"/>
+                <w:lang w:val="en-US" w:eastAsia="zh-CN" w:bidi="ar"/>
+              </w:rPr>
+              <w:t>修订《气相色谱仪校验标准操作规程》（SOP-QC-101/07）具体修订内容为：将进样功能由“样品进样”修订为“进直接样品”。文件批准后对QC相关人员进行培训。</w:t>
+            </w:r>
+          </w:p>
+          <w:p>
+            <w:pPr>
+              <w:widowControl/>
+              <w:numPr>
+                <w:ilvl w:val="0"/>
+                <w:numId w:val="13"/>
+              </w:numPr>
+              <w:ind w:leftChars="0"/>
+              <w:jc w:val="left"/>
+              <w:rPr>
+                <w:rFonts w:hint="default" w:ascii="Times New Roman" w:hAnsi="Times New Roman" w:eastAsia="宋体" w:cs="Times New Roman"/>
+                <w:kern w:val="0"/>
+                <w:sz w:val="20"/>
+                <w:szCs w:val="20"/>
+                <w:lang w:val="en-US" w:eastAsia="zh-CN" w:bidi="ar"/>
+              </w:rPr>
+            </w:pPr>
+            <w:r>
+              <w:rPr>
+                <w:rFonts w:hint="eastAsia" w:ascii="Times New Roman" w:hAnsi="Times New Roman" w:eastAsia="宋体" w:cs="Times New Roman"/>
+                <w:kern w:val="0"/>
+                <w:sz w:val="20"/>
+                <w:szCs w:val="20"/>
+                <w:lang w:val="en-US" w:eastAsia="zh-CN" w:bidi="ar"/>
+              </w:rPr>
+              <w:t>排查其他涉及仪器方法和序列进样体积的文件，确认参数是否一致，若不一致，则修订对应文件。</w:t>
+            </w:r>
+            <w:bookmarkEnd w:id="2"/>
+          </w:p>
+        </w:tc>
+        <w:tc>
+          <w:tcPr>
+            <w:tcW w:w="305" w:type="pct"/>
+            <w:noWrap w:val="0"/>
+            <w:vAlign w:val="center"/>
+          </w:tcPr>
+          <w:p>
+            <w:pPr>
+              <w:jc w:val="center"/>
+              <w:rPr>
+                <w:rFonts w:hint="eastAsia" w:ascii="Times New Roman" w:hAnsi="Times New Roman" w:cs="Times New Roman"/>
+                <w:sz w:val="20"/>
+                <w:szCs w:val="20"/>
+                <w:lang w:val="en-US" w:eastAsia="zh-CN"/>
+              </w:rPr>
+            </w:pPr>
+            <w:r>
+              <w:rPr>
+                <w:rFonts w:hint="eastAsia" w:ascii="Times New Roman" w:hAnsi="Times New Roman" w:cs="Times New Roman"/>
+                <w:sz w:val="20"/>
+                <w:szCs w:val="20"/>
+                <w:lang w:val="en-US" w:eastAsia="zh-CN"/>
+              </w:rPr>
+              <w:t>—</w:t>
+            </w:r>
+          </w:p>
+        </w:tc>
+        <w:tc>
+          <w:tcPr>
+            <w:tcW w:w="211" w:type="pct"/>
+            <w:noWrap w:val="0"/>
+            <w:vAlign w:val="center"/>
+          </w:tcPr>
+          <w:p>
+            <w:pPr>
+              <w:jc w:val="center"/>
+              <w:rPr>
+                <w:rFonts w:hint="default" w:ascii="Times New Roman" w:hAnsi="Times New Roman" w:cs="Times New Roman"/>
+                <w:sz w:val="20"/>
+                <w:szCs w:val="20"/>
+                <w:lang w:val="en-US" w:eastAsia="zh-CN"/>
+              </w:rPr>
+            </w:pPr>
+            <w:r>
+              <w:rPr>
+                <w:rFonts w:hint="eastAsia" w:ascii="Times New Roman" w:hAnsi="Times New Roman" w:cs="Times New Roman"/>
+                <w:sz w:val="20"/>
+                <w:szCs w:val="20"/>
+                <w:lang w:val="en-US" w:eastAsia="zh-CN"/>
+              </w:rPr>
+              <w:t>是</w:t>
+            </w:r>
+          </w:p>
+        </w:tc>
+      </w:tr>
+      <w:tr>
+        <w:tblPrEx>
+          <w:tblBorders>
+            <w:top w:val="single" w:color="auto" w:sz="4" w:space="0"/>
+            <w:left w:val="single" w:color="auto" w:sz="4" w:space="0"/>
+            <w:bottom w:val="single" w:color="auto" w:sz="4" w:space="0"/>
+            <w:right w:val="single" w:color="auto" w:sz="4" w:space="0"/>
+            <w:insideH w:val="single" w:color="auto" w:sz="4" w:space="0"/>
+            <w:insideV w:val="single" w:color="auto" w:sz="4" w:space="0"/>
+          </w:tblBorders>
+          <w:tblCellMar>
+            <w:top w:w="0" w:type="dxa"/>
+            <w:left w:w="108" w:type="dxa"/>
+            <w:bottom w:w="0" w:type="dxa"/>
+            <w:right w:w="108" w:type="dxa"/>
+          </w:tblCellMar>
+        </w:tblPrEx>
+        <w:trPr>
+          <w:trHeight w:val="397" w:hRule="atLeast"/>
+        </w:trPr>
+        <w:tc>
+          <w:tcPr>
+            <w:tcW w:w="141" w:type="pct"/>
+            <w:noWrap w:val="0"/>
+            <w:vAlign w:val="center"/>
+          </w:tcPr>
+          <w:p>
+            <w:pPr>
+              <w:keepNext w:val="0"/>
+              <w:keepLines w:val="0"/>
+              <w:pageBreakBefore w:val="0"/>
+              <w:kinsoku/>
+              <w:wordWrap/>
+              <w:overflowPunct/>
+              <w:topLinePunct w:val="0"/>
+              <w:autoSpaceDE/>
+              <w:autoSpaceDN/>
+              <w:bidi w:val="0"/>
+              <w:adjustRightInd/>
+              <w:snapToGrid/>
+              <w:spacing w:line="240" w:lineRule="auto"/>
+              <w:jc w:val="center"/>
+              <w:textAlignment w:val="auto"/>
+              <w:rPr>
+                <w:rFonts w:hint="default" w:ascii="Times New Roman" w:hAnsi="Times New Roman" w:eastAsia="宋体" w:cs="Times New Roman"/>
+                <w:sz w:val="20"/>
+                <w:szCs w:val="20"/>
+                <w:lang w:val="en-US" w:eastAsia="zh-CN"/>
+              </w:rPr>
+            </w:pPr>
+            <w:r>
+              <w:rPr>
+                <w:rFonts w:hint="eastAsia" w:ascii="Times New Roman" w:hAnsi="Times New Roman" w:eastAsia="宋体" w:cs="Times New Roman"/>
+                <w:sz w:val="20"/>
+                <w:szCs w:val="20"/>
+                <w:lang w:val="en-US" w:eastAsia="zh-CN"/>
+              </w:rPr>
+              <w:t>14</w:t>
+            </w:r>
+          </w:p>
+        </w:tc>
+        <w:tc>
+          <w:tcPr>
+            <w:tcW w:w="392" w:type="pct"/>
+            <w:noWrap w:val="0"/>
+            <w:vAlign w:val="center"/>
+          </w:tcPr>
+          <w:p>
+            <w:pPr>
+              <w:widowControl/>
+              <w:numPr>
+                <w:ilvl w:val="0"/>
+                <w:numId w:val="0"/>
+              </w:numPr>
+              <w:ind w:left="0" w:leftChars="0" w:firstLine="0" w:firstLineChars="0"/>
+              <w:jc w:val="center"/>
+              <w:rPr>
+                <w:rFonts w:hint="default" w:ascii="Times New Roman" w:hAnsi="Times New Roman" w:eastAsia="宋体" w:cs="Times New Roman"/>
+                <w:kern w:val="0"/>
+                <w:sz w:val="20"/>
+                <w:szCs w:val="20"/>
+                <w:lang w:val="en-US" w:eastAsia="zh-CN" w:bidi="ar"/>
+              </w:rPr>
+            </w:pPr>
+            <w:r>
+              <w:rPr>
+                <w:rFonts w:hint="eastAsia" w:ascii="Times New Roman" w:hAnsi="Times New Roman" w:eastAsia="宋体" w:cs="Times New Roman"/>
+                <w:kern w:val="0"/>
+                <w:sz w:val="20"/>
+                <w:szCs w:val="20"/>
+                <w:lang w:val="en-US" w:eastAsia="zh-CN" w:bidi="ar"/>
+              </w:rPr>
+              <w:t>PC-2604001</w:t>
+            </w:r>
+          </w:p>
+        </w:tc>
+        <w:tc>
+          <w:tcPr>
+            <w:tcW w:w="339" w:type="pct"/>
+            <w:noWrap w:val="0"/>
+            <w:vAlign w:val="center"/>
+          </w:tcPr>
+          <w:p>
+            <w:pPr>
+              <w:widowControl/>
+              <w:numPr>
+                <w:ilvl w:val="0"/>
+                <w:numId w:val="0"/>
+              </w:numPr>
+              <w:ind w:left="0" w:leftChars="0" w:firstLine="0" w:firstLineChars="0"/>
+              <w:jc w:val="left"/>
+              <w:rPr>
+                <w:rFonts w:hint="default" w:ascii="Times New Roman" w:hAnsi="Times New Roman" w:eastAsia="宋体" w:cs="Times New Roman"/>
+                <w:kern w:val="0"/>
+                <w:sz w:val="20"/>
+                <w:szCs w:val="20"/>
+                <w:lang w:val="en-US" w:eastAsia="zh-CN" w:bidi="ar"/>
+              </w:rPr>
+            </w:pPr>
+            <w:r>
+              <w:rPr>
+                <w:rFonts w:hint="eastAsia" w:ascii="Times New Roman" w:hAnsi="Times New Roman" w:eastAsia="宋体" w:cs="Times New Roman"/>
+                <w:kern w:val="0"/>
+                <w:sz w:val="20"/>
+                <w:szCs w:val="20"/>
+                <w:lang w:val="en-US" w:eastAsia="zh-CN" w:bidi="ar"/>
+              </w:rPr>
+              <w:t>美伐他汀/</w:t>
+            </w:r>
+            <w:bookmarkStart w:id="3" w:name="OLE_LINK4"/>
+            <w:r>
+              <w:rPr>
+                <w:rFonts w:hint="eastAsia" w:ascii="Times New Roman" w:hAnsi="Times New Roman" w:eastAsia="宋体" w:cs="Times New Roman"/>
+                <w:kern w:val="0"/>
+                <w:sz w:val="20"/>
+                <w:szCs w:val="20"/>
+                <w:lang w:val="en-US" w:eastAsia="zh-CN" w:bidi="ar"/>
+              </w:rPr>
+              <w:t>USMV-A-2603001</w:t>
+            </w:r>
+            <w:bookmarkEnd w:id="3"/>
+            <w:r>
+              <w:rPr>
+                <w:rFonts w:hint="eastAsia" w:ascii="Times New Roman" w:hAnsi="Times New Roman" w:eastAsia="宋体" w:cs="Times New Roman"/>
+                <w:kern w:val="0"/>
+                <w:sz w:val="20"/>
+                <w:szCs w:val="20"/>
+                <w:lang w:val="en-US" w:eastAsia="zh-CN" w:bidi="ar"/>
+              </w:rPr>
+              <w:t>、USMV-A-2603002、USMV-A-2603003、USMV-A-2603004</w:t>
+            </w:r>
+          </w:p>
+        </w:tc>
+        <w:tc>
+          <w:tcPr>
+            <w:tcW w:w="807" w:type="pct"/>
+            <w:noWrap w:val="0"/>
+            <w:vAlign w:val="center"/>
+          </w:tcPr>
+          <w:p>
+            <w:pPr>
+              <w:widowControl/>
+              <w:numPr>
+                <w:ilvl w:val="0"/>
+                <w:numId w:val="0"/>
+              </w:numPr>
+              <w:ind w:left="0" w:leftChars="0" w:firstLine="0" w:firstLineChars="0"/>
+              <w:jc w:val="left"/>
+              <w:rPr>
+                <w:rFonts w:hint="default" w:ascii="Times New Roman" w:hAnsi="Times New Roman" w:eastAsia="宋体" w:cs="Times New Roman"/>
+                <w:kern w:val="0"/>
+                <w:sz w:val="20"/>
+                <w:szCs w:val="20"/>
+                <w:lang w:val="en-US" w:eastAsia="zh-CN" w:bidi="ar"/>
+              </w:rPr>
+            </w:pPr>
+            <w:r>
+              <w:rPr>
+                <w:rFonts w:hint="default" w:ascii="Times New Roman" w:hAnsi="Times New Roman" w:eastAsia="宋体" w:cs="Times New Roman"/>
+                <w:kern w:val="0"/>
+                <w:sz w:val="20"/>
+                <w:szCs w:val="20"/>
+                <w:lang w:val="en-US" w:eastAsia="zh-CN" w:bidi="ar"/>
+              </w:rPr>
+              <w:t>2026 04.12  16：40检验员周媛在QC液相室查看由液相色谱仪QC-1-2-056上</w:t>
+            </w:r>
+            <w:r>
+              <w:rPr>
+                <w:rFonts w:hint="eastAsia" w:ascii="Times New Roman" w:hAnsi="Times New Roman" w:eastAsia="宋体" w:cs="Times New Roman"/>
+                <w:kern w:val="0"/>
+                <w:sz w:val="20"/>
+                <w:szCs w:val="20"/>
+                <w:lang w:val="en-US" w:eastAsia="zh-CN" w:bidi="ar"/>
+              </w:rPr>
+              <w:t>运行</w:t>
+            </w:r>
+            <w:r>
+              <w:rPr>
+                <w:rFonts w:hint="default" w:ascii="Times New Roman" w:hAnsi="Times New Roman" w:eastAsia="宋体" w:cs="Times New Roman"/>
+                <w:kern w:val="0"/>
+                <w:sz w:val="20"/>
+                <w:szCs w:val="20"/>
+                <w:lang w:val="en-US" w:eastAsia="zh-CN" w:bidi="ar"/>
+              </w:rPr>
+              <w:t>的“20260412K1相关物质”时发现空白有美伐他汀干扰峰，峰面积大概为5000左右</w:t>
+            </w:r>
+            <w:r>
+              <w:rPr>
+                <w:rFonts w:hint="eastAsia" w:ascii="Times New Roman" w:hAnsi="Times New Roman" w:eastAsia="宋体" w:cs="Times New Roman"/>
+                <w:kern w:val="0"/>
+                <w:sz w:val="20"/>
+                <w:szCs w:val="20"/>
+                <w:lang w:val="en-US" w:eastAsia="zh-CN" w:bidi="ar"/>
+              </w:rPr>
+              <w:t>。</w:t>
+            </w:r>
+          </w:p>
+        </w:tc>
+        <w:tc>
+          <w:tcPr>
+            <w:tcW w:w="427" w:type="pct"/>
+            <w:noWrap w:val="0"/>
+            <w:vAlign w:val="center"/>
+          </w:tcPr>
+          <w:p>
+            <w:pPr>
+              <w:rPr>
+                <w:rFonts w:hint="default" w:ascii="Times New Roman" w:hAnsi="Times New Roman" w:cs="Times New Roman"/>
+                <w:sz w:val="20"/>
+                <w:szCs w:val="20"/>
+              </w:rPr>
+            </w:pPr>
+            <w:r>
+              <w:rPr>
+                <w:rFonts w:hint="default" w:ascii="Times New Roman" w:hAnsi="Times New Roman" w:cs="Times New Roman"/>
+                <w:sz w:val="20"/>
+                <w:szCs w:val="20"/>
+              </w:rPr>
+              <w:sym w:font="Wingdings 2" w:char="00A3"/>
+            </w:r>
+            <w:r>
+              <w:rPr>
+                <w:rFonts w:hint="default" w:ascii="Times New Roman" w:hAnsi="Times New Roman" w:cs="Times New Roman"/>
+                <w:sz w:val="20"/>
+                <w:szCs w:val="20"/>
+              </w:rPr>
+              <w:t>是 编号：</w:t>
+            </w:r>
+          </w:p>
+          <w:p>
+            <w:pPr>
+              <w:rPr>
+                <w:rFonts w:hint="default" w:ascii="Times New Roman" w:hAnsi="Times New Roman" w:cs="Times New Roman"/>
+                <w:sz w:val="20"/>
+                <w:szCs w:val="20"/>
+              </w:rPr>
+            </w:pPr>
+            <w:r>
+              <w:rPr>
+                <w:rFonts w:hint="default" w:ascii="Times New Roman" w:hAnsi="Times New Roman" w:cs="Times New Roman"/>
+                <w:sz w:val="20"/>
+                <w:szCs w:val="20"/>
+              </w:rPr>
+              <w:sym w:font="Wingdings 2" w:char="0052"/>
+            </w:r>
+            <w:r>
+              <w:rPr>
+                <w:rFonts w:hint="default" w:ascii="Times New Roman" w:hAnsi="Times New Roman" w:cs="Times New Roman"/>
+                <w:sz w:val="20"/>
+                <w:szCs w:val="20"/>
+              </w:rPr>
+              <w:t>否</w:t>
+            </w:r>
+          </w:p>
+        </w:tc>
+        <w:tc>
+          <w:tcPr>
+            <w:tcW w:w="878" w:type="pct"/>
+            <w:noWrap w:val="0"/>
+            <w:vAlign w:val="center"/>
+          </w:tcPr>
+          <w:p>
+            <w:pPr>
+              <w:widowControl/>
+              <w:numPr>
+                <w:ilvl w:val="0"/>
+                <w:numId w:val="0"/>
+              </w:numPr>
+              <w:jc w:val="left"/>
+              <w:rPr>
+                <w:rFonts w:hint="default" w:ascii="Times New Roman" w:hAnsi="Times New Roman" w:eastAsia="宋体" w:cs="Times New Roman"/>
+                <w:kern w:val="0"/>
+                <w:sz w:val="20"/>
+                <w:szCs w:val="20"/>
+                <w:lang w:val="en-US" w:eastAsia="zh-CN" w:bidi="ar"/>
+              </w:rPr>
+            </w:pPr>
+            <w:r>
+              <w:rPr>
+                <w:rFonts w:hint="eastAsia" w:ascii="Times New Roman" w:hAnsi="Times New Roman" w:eastAsia="宋体" w:cs="Times New Roman"/>
+                <w:kern w:val="0"/>
+                <w:sz w:val="20"/>
+                <w:szCs w:val="20"/>
+                <w:lang w:val="en-US" w:eastAsia="zh-CN" w:bidi="ar"/>
+              </w:rPr>
+              <w:t>直接原因：检验员周媛未清洗针座导致空白出现干扰峰。</w:t>
+            </w:r>
+            <w:r>
+              <w:rPr>
+                <w:rFonts w:hint="eastAsia" w:ascii="Times New Roman" w:hAnsi="Times New Roman" w:eastAsia="宋体" w:cs="Times New Roman"/>
+                <w:kern w:val="0"/>
+                <w:sz w:val="20"/>
+                <w:szCs w:val="20"/>
+                <w:lang w:val="en-US" w:eastAsia="zh-CN" w:bidi="ar"/>
+              </w:rPr>
+              <w:br w:type="textWrapping"/>
+            </w:r>
+            <w:r>
+              <w:rPr>
+                <w:rFonts w:hint="eastAsia" w:ascii="Times New Roman" w:hAnsi="Times New Roman" w:eastAsia="宋体" w:cs="Times New Roman"/>
+                <w:kern w:val="0"/>
+                <w:sz w:val="20"/>
+                <w:szCs w:val="20"/>
+                <w:lang w:val="en-US" w:eastAsia="zh-CN" w:bidi="ar"/>
+              </w:rPr>
+              <w:t>根本原因：《美伐他汀（康百汀（MV））成品检验标准操作规程（BT）》（SOP-QC-(MV)-004/11）文件中对“检测完”定义不清晰，不能指导人员操作。</w:t>
+            </w:r>
+          </w:p>
+        </w:tc>
+        <w:tc>
+          <w:tcPr>
+            <w:tcW w:w="210" w:type="pct"/>
+            <w:noWrap w:val="0"/>
+            <w:vAlign w:val="center"/>
+          </w:tcPr>
+          <w:p>
+            <w:pPr>
+              <w:widowControl/>
+              <w:numPr>
+                <w:ilvl w:val="0"/>
+                <w:numId w:val="0"/>
+              </w:numPr>
+              <w:ind w:left="0" w:leftChars="0" w:firstLine="0" w:firstLineChars="0"/>
+              <w:jc w:val="left"/>
+              <w:rPr>
+                <w:rFonts w:hint="default" w:ascii="Times New Roman" w:hAnsi="Times New Roman" w:eastAsia="宋体" w:cs="Times New Roman"/>
+                <w:kern w:val="0"/>
+                <w:sz w:val="20"/>
+                <w:szCs w:val="20"/>
+                <w:lang w:val="en-US" w:eastAsia="zh-CN" w:bidi="ar"/>
+              </w:rPr>
+            </w:pPr>
+            <w:r>
+              <w:rPr>
+                <w:rFonts w:hint="eastAsia" w:ascii="Times New Roman" w:hAnsi="Times New Roman" w:eastAsia="宋体" w:cs="Times New Roman"/>
+                <w:kern w:val="0"/>
+                <w:sz w:val="20"/>
+                <w:szCs w:val="20"/>
+                <w:lang w:val="en-US" w:eastAsia="zh-CN" w:bidi="ar"/>
+              </w:rPr>
+              <w:t>次要偏差</w:t>
+            </w:r>
+          </w:p>
+        </w:tc>
+        <w:tc>
+          <w:tcPr>
+            <w:tcW w:w="358" w:type="pct"/>
+            <w:noWrap w:val="0"/>
+            <w:vAlign w:val="center"/>
+          </w:tcPr>
+          <w:p>
+            <w:pPr>
+              <w:jc w:val="center"/>
+              <w:rPr>
+                <w:rFonts w:hint="default" w:ascii="Times New Roman" w:hAnsi="Times New Roman" w:cs="Times New Roman"/>
+                <w:sz w:val="20"/>
+                <w:szCs w:val="20"/>
+                <w:lang w:val="en-US" w:eastAsia="zh-CN"/>
+              </w:rPr>
+            </w:pPr>
+            <w:r>
+              <w:rPr>
+                <w:rFonts w:hint="eastAsia" w:ascii="Times New Roman" w:hAnsi="Times New Roman" w:cs="Times New Roman"/>
+                <w:sz w:val="20"/>
+                <w:szCs w:val="20"/>
+                <w:lang w:val="en-US" w:eastAsia="zh-CN"/>
+              </w:rPr>
+              <w:t>2026.04.14</w:t>
+            </w:r>
+          </w:p>
+        </w:tc>
+        <w:tc>
+          <w:tcPr>
+            <w:tcW w:w="927" w:type="pct"/>
+            <w:noWrap w:val="0"/>
+            <w:vAlign w:val="center"/>
+          </w:tcPr>
+          <w:p>
+            <w:pPr>
+              <w:numPr>
+                <w:ilvl w:val="0"/>
+                <w:numId w:val="0"/>
+              </w:numPr>
+            </w:pPr>
+            <w:r>
+              <w:rPr>
+                <w:rFonts w:hint="eastAsia"/>
+              </w:rPr>
+              <w:t>1、</w:t>
+            </w:r>
+            <w:r>
+              <w:t>对此序列涉及批次的MV（BT）相关物质项目进行原样复测。</w:t>
+            </w:r>
+          </w:p>
+          <w:p>
+            <w:pPr>
+              <w:widowControl/>
+              <w:numPr>
+                <w:ilvl w:val="0"/>
+                <w:numId w:val="0"/>
+              </w:numPr>
+              <w:jc w:val="left"/>
+              <w:rPr>
+                <w:rFonts w:hint="default" w:ascii="Times New Roman" w:hAnsi="Times New Roman" w:eastAsia="宋体" w:cs="Times New Roman"/>
+                <w:kern w:val="0"/>
+                <w:sz w:val="20"/>
+                <w:szCs w:val="20"/>
+                <w:lang w:val="en-US" w:eastAsia="zh-CN" w:bidi="ar"/>
+              </w:rPr>
+            </w:pPr>
+            <w:r>
+              <w:t>2、修订《美伐他汀(康百汀)(MV)成品检验标准操作规程(BT)》（SOP-QC（MV）-004/11）文件，将“每次检测完”修订为“只要检测MV（BT）相关物质（执行了含待测组分溶液的进样操作）”。文件批准后对QC全员进行培训。</w:t>
+            </w:r>
+            <w:r>
+              <w:br w:type="textWrapping"/>
+            </w:r>
+            <w:r>
+              <w:rPr>
+                <w:rFonts w:hint="eastAsia"/>
+                <w:lang w:val="en-US" w:eastAsia="zh-CN"/>
+              </w:rPr>
+              <w:t>3、对QC仪器组全员进行培训</w:t>
+            </w:r>
+            <w:r>
+              <w:t>《美伐他汀(康百汀)(MV)成品检验标准操作规程(BT)》（SOP-QC（MV）-004/11）</w:t>
+            </w:r>
+            <w:r>
+              <w:rPr>
+                <w:rFonts w:hint="eastAsia"/>
+                <w:lang w:val="en-US" w:eastAsia="zh-CN"/>
+              </w:rPr>
+              <w:t>文件，明确“检验完”是指“只要检测MV(BT）相关物质（执行了含待测组分溶液的进样操作）”。</w:t>
+            </w:r>
+          </w:p>
+        </w:tc>
+        <w:tc>
+          <w:tcPr>
+            <w:tcW w:w="305" w:type="pct"/>
+            <w:noWrap w:val="0"/>
+            <w:vAlign w:val="center"/>
+          </w:tcPr>
+          <w:p>
+            <w:pPr>
+              <w:jc w:val="center"/>
+              <w:rPr>
+                <w:rFonts w:hint="default" w:ascii="Times New Roman" w:hAnsi="Times New Roman" w:cs="Times New Roman"/>
+                <w:sz w:val="20"/>
+                <w:szCs w:val="20"/>
+                <w:lang w:val="en-US" w:eastAsia="zh-CN"/>
+              </w:rPr>
+            </w:pPr>
+            <w:r>
+              <w:rPr>
+                <w:rFonts w:hint="eastAsia" w:ascii="Times New Roman" w:hAnsi="Times New Roman" w:cs="Times New Roman"/>
+                <w:sz w:val="20"/>
+                <w:szCs w:val="20"/>
+                <w:lang w:val="en-US" w:eastAsia="zh-CN"/>
+              </w:rPr>
+              <w:t>放行</w:t>
+            </w:r>
+          </w:p>
+        </w:tc>
+        <w:tc>
+          <w:tcPr>
+            <w:tcW w:w="211" w:type="pct"/>
+            <w:noWrap w:val="0"/>
+            <w:vAlign w:val="center"/>
+          </w:tcPr>
+          <w:p>
+            <w:pPr>
+              <w:jc w:val="center"/>
+              <w:rPr>
+                <w:rFonts w:hint="default" w:ascii="Times New Roman" w:hAnsi="Times New Roman" w:cs="Times New Roman"/>
+                <w:sz w:val="20"/>
+                <w:szCs w:val="20"/>
+                <w:lang w:val="en-US" w:eastAsia="zh-CN"/>
+              </w:rPr>
+            </w:pPr>
+            <w:r>
+              <w:rPr>
+                <w:rFonts w:hint="eastAsia" w:ascii="Times New Roman" w:hAnsi="Times New Roman" w:cs="Times New Roman"/>
+                <w:sz w:val="20"/>
+                <w:szCs w:val="20"/>
+                <w:lang w:val="en-US" w:eastAsia="zh-CN"/>
+              </w:rPr>
+              <w:t>是</w:t>
+            </w:r>
+          </w:p>
+        </w:tc>
+      </w:tr>
+      <w:tr>
+        <w:tblPrEx>
+          <w:tblBorders>
+            <w:top w:val="single" w:color="auto" w:sz="4" w:space="0"/>
+            <w:left w:val="single" w:color="auto" w:sz="4" w:space="0"/>
+            <w:bottom w:val="single" w:color="auto" w:sz="4" w:space="0"/>
+            <w:right w:val="single" w:color="auto" w:sz="4" w:space="0"/>
+            <w:insideH w:val="single" w:color="auto" w:sz="4" w:space="0"/>
+            <w:insideV w:val="single" w:color="auto" w:sz="4" w:space="0"/>
+          </w:tblBorders>
+          <w:tblCellMar>
+            <w:top w:w="0" w:type="dxa"/>
+            <w:left w:w="108" w:type="dxa"/>
+            <w:bottom w:w="0" w:type="dxa"/>
+            <w:right w:w="108" w:type="dxa"/>
+          </w:tblCellMar>
+        </w:tblPrEx>
+        <w:trPr>
+          <w:trHeight w:val="397" w:hRule="atLeast"/>
+        </w:trPr>
+        <w:tc>
+          <w:tcPr>
+            <w:tcW w:w="141" w:type="pct"/>
+            <w:noWrap w:val="0"/>
+            <w:vAlign w:val="center"/>
+          </w:tcPr>
+          <w:p>
+            <w:pPr>
+              <w:keepNext w:val="0"/>
+              <w:keepLines w:val="0"/>
+              <w:pageBreakBefore w:val="0"/>
+              <w:kinsoku/>
+              <w:wordWrap/>
+              <w:overflowPunct/>
+              <w:topLinePunct w:val="0"/>
+              <w:autoSpaceDE/>
+              <w:autoSpaceDN/>
+              <w:bidi w:val="0"/>
+              <w:adjustRightInd/>
+              <w:snapToGrid/>
+              <w:spacing w:line="240" w:lineRule="auto"/>
+              <w:jc w:val="center"/>
+              <w:textAlignment w:val="auto"/>
+              <w:rPr>
+                <w:rFonts w:hint="default" w:ascii="Times New Roman" w:hAnsi="Times New Roman" w:eastAsia="宋体" w:cs="Times New Roman"/>
+                <w:sz w:val="20"/>
+                <w:szCs w:val="20"/>
+                <w:lang w:val="en-US" w:eastAsia="zh-CN"/>
+              </w:rPr>
+            </w:pPr>
+            <w:r>
+              <w:rPr>
+                <w:rFonts w:hint="eastAsia" w:ascii="Times New Roman" w:hAnsi="Times New Roman" w:eastAsia="宋体" w:cs="Times New Roman"/>
+                <w:sz w:val="20"/>
+                <w:szCs w:val="20"/>
+                <w:lang w:val="en-US" w:eastAsia="zh-CN"/>
+              </w:rPr>
+              <w:t>15</w:t>
+            </w:r>
+          </w:p>
+        </w:tc>
+        <w:tc>
+          <w:tcPr>
+            <w:tcW w:w="392" w:type="pct"/>
+            <w:noWrap w:val="0"/>
+            <w:vAlign w:val="center"/>
+          </w:tcPr>
+          <w:p>
+            <w:pPr>
+              <w:widowControl/>
+              <w:numPr>
+                <w:ilvl w:val="0"/>
+                <w:numId w:val="0"/>
+              </w:numPr>
+              <w:ind w:left="0" w:leftChars="0" w:firstLine="0" w:firstLineChars="0"/>
+              <w:jc w:val="center"/>
+              <w:rPr>
+                <w:rFonts w:hint="default" w:ascii="Times New Roman" w:hAnsi="Times New Roman" w:eastAsia="宋体" w:cs="Times New Roman"/>
+                <w:kern w:val="0"/>
+                <w:sz w:val="20"/>
+                <w:szCs w:val="20"/>
+                <w:lang w:val="en-US" w:eastAsia="zh-CN" w:bidi="ar"/>
+              </w:rPr>
+            </w:pPr>
+            <w:r>
+              <w:rPr>
+                <w:rFonts w:hint="eastAsia" w:ascii="Times New Roman" w:hAnsi="Times New Roman" w:eastAsia="宋体" w:cs="Times New Roman"/>
+                <w:kern w:val="0"/>
+                <w:sz w:val="20"/>
+                <w:szCs w:val="20"/>
+                <w:lang w:val="en-US" w:eastAsia="zh-CN" w:bidi="ar"/>
+              </w:rPr>
+              <w:t>PC-2604002</w:t>
+            </w:r>
+          </w:p>
+        </w:tc>
+        <w:tc>
+          <w:tcPr>
+            <w:tcW w:w="339" w:type="pct"/>
+            <w:noWrap w:val="0"/>
+            <w:vAlign w:val="center"/>
+          </w:tcPr>
+          <w:p>
+            <w:pPr>
+              <w:widowControl/>
+              <w:numPr>
+                <w:ilvl w:val="0"/>
+                <w:numId w:val="0"/>
+              </w:numPr>
+              <w:ind w:left="0" w:leftChars="0" w:firstLine="0" w:firstLineChars="0"/>
+              <w:jc w:val="left"/>
+              <w:rPr>
+                <w:rFonts w:hint="eastAsia" w:ascii="Times New Roman" w:hAnsi="Times New Roman" w:eastAsia="宋体" w:cs="Times New Roman"/>
+                <w:kern w:val="0"/>
+                <w:sz w:val="20"/>
+                <w:szCs w:val="20"/>
+                <w:lang w:val="en-US" w:eastAsia="zh-CN" w:bidi="ar"/>
+              </w:rPr>
+            </w:pPr>
+            <w:r>
+              <w:rPr>
+                <w:rFonts w:hint="eastAsia" w:ascii="Times New Roman" w:hAnsi="Times New Roman" w:eastAsia="宋体" w:cs="Times New Roman"/>
+                <w:kern w:val="0"/>
+                <w:sz w:val="20"/>
+                <w:szCs w:val="20"/>
+                <w:lang w:val="en-US" w:eastAsia="zh-CN" w:bidi="ar"/>
+              </w:rPr>
+              <w:t>—</w:t>
+            </w:r>
+          </w:p>
+        </w:tc>
+        <w:tc>
+          <w:tcPr>
+            <w:tcW w:w="807" w:type="pct"/>
+            <w:noWrap w:val="0"/>
+            <w:vAlign w:val="center"/>
+          </w:tcPr>
+          <w:p>
+            <w:pPr>
+              <w:widowControl/>
+              <w:numPr>
+                <w:ilvl w:val="0"/>
+                <w:numId w:val="0"/>
+              </w:numPr>
+              <w:ind w:left="0" w:leftChars="0" w:firstLine="0" w:firstLineChars="0"/>
+              <w:jc w:val="left"/>
+              <w:rPr>
+                <w:rFonts w:hint="default" w:ascii="Times New Roman" w:hAnsi="Times New Roman" w:eastAsia="宋体" w:cs="Times New Roman"/>
+                <w:kern w:val="0"/>
+                <w:sz w:val="20"/>
+                <w:szCs w:val="20"/>
+                <w:lang w:val="en-US" w:eastAsia="zh-CN" w:bidi="ar"/>
+              </w:rPr>
+            </w:pPr>
+            <w:r>
+              <w:rPr>
+                <w:rFonts w:hint="default" w:ascii="Times New Roman" w:hAnsi="Times New Roman" w:eastAsia="宋体" w:cs="Times New Roman"/>
+                <w:kern w:val="0"/>
+                <w:sz w:val="20"/>
+                <w:szCs w:val="20"/>
+                <w:lang w:val="en-US" w:eastAsia="zh-CN" w:bidi="ar"/>
+              </w:rPr>
+              <w:t>2026.04.18 16:35检验员翟美华在QC理化室查看由TOC分析仪QC-1-2-020检测纯化水序列结束后的数据，发现纯化水 P21-XT3-260418样品检测结果异常，同时观察到该样品液面进样前后几乎无变化，瓶盖向内凹陷，正常应为平整状态。异常 TOC 数据依次为944ppb、661ppb、108ppb、-1.86ppb，远偏离正常约 20ppb 水平。</w:t>
+            </w:r>
+          </w:p>
+        </w:tc>
+        <w:tc>
+          <w:tcPr>
+            <w:tcW w:w="427" w:type="pct"/>
+            <w:noWrap w:val="0"/>
+            <w:vAlign w:val="center"/>
+          </w:tcPr>
+          <w:p>
+            <w:pPr>
+              <w:rPr>
+                <w:rFonts w:hint="default" w:ascii="Times New Roman" w:hAnsi="Times New Roman" w:cs="Times New Roman"/>
+                <w:sz w:val="20"/>
+                <w:szCs w:val="20"/>
+              </w:rPr>
+            </w:pPr>
+            <w:bookmarkStart w:id="4" w:name="OLE_LINK5"/>
+            <w:r>
+              <w:rPr>
+                <w:rFonts w:hint="default" w:ascii="Times New Roman" w:hAnsi="Times New Roman" w:cs="Times New Roman"/>
+                <w:sz w:val="20"/>
+                <w:szCs w:val="20"/>
+              </w:rPr>
+              <w:sym w:font="Wingdings 2" w:char="00A3"/>
+            </w:r>
+            <w:r>
+              <w:rPr>
+                <w:rFonts w:hint="default" w:ascii="Times New Roman" w:hAnsi="Times New Roman" w:cs="Times New Roman"/>
+                <w:sz w:val="20"/>
+                <w:szCs w:val="20"/>
+              </w:rPr>
+              <w:t>是 编号：</w:t>
+            </w:r>
+          </w:p>
+          <w:p>
+            <w:pPr>
+              <w:rPr>
+                <w:rFonts w:hint="default" w:ascii="Times New Roman" w:hAnsi="Times New Roman" w:cs="Times New Roman"/>
+                <w:sz w:val="20"/>
+                <w:szCs w:val="20"/>
+              </w:rPr>
+            </w:pPr>
+            <w:r>
+              <w:rPr>
+                <w:rFonts w:hint="default" w:ascii="Times New Roman" w:hAnsi="Times New Roman" w:cs="Times New Roman"/>
+                <w:sz w:val="20"/>
+                <w:szCs w:val="20"/>
+              </w:rPr>
+              <w:sym w:font="Wingdings 2" w:char="0052"/>
+            </w:r>
+            <w:r>
+              <w:rPr>
+                <w:rFonts w:hint="default" w:ascii="Times New Roman" w:hAnsi="Times New Roman" w:cs="Times New Roman"/>
+                <w:sz w:val="20"/>
+                <w:szCs w:val="20"/>
+              </w:rPr>
+              <w:t>否</w:t>
+            </w:r>
+            <w:bookmarkEnd w:id="4"/>
+          </w:p>
+        </w:tc>
+        <w:tc>
+          <w:tcPr>
+            <w:tcW w:w="878" w:type="pct"/>
+            <w:noWrap w:val="0"/>
+            <w:vAlign w:val="center"/>
+          </w:tcPr>
+          <w:p>
+            <w:pPr>
+              <w:widowControl/>
+              <w:numPr>
+                <w:ilvl w:val="0"/>
+                <w:numId w:val="0"/>
+              </w:numPr>
+              <w:jc w:val="left"/>
+              <w:rPr>
+                <w:rFonts w:hint="eastAsia"/>
+                <w:lang w:val="en-US" w:eastAsia="zh-CN"/>
+              </w:rPr>
+            </w:pPr>
+            <w:r>
+              <w:rPr>
+                <w:rFonts w:hint="eastAsia"/>
+                <w:lang w:val="en-US" w:eastAsia="zh-CN"/>
+              </w:rPr>
+              <w:t>可能的直接原因：瓶内负压导致吸样失败，未正常进到样品进而造成TOC检测结果异常。</w:t>
+            </w:r>
+          </w:p>
+          <w:p>
+            <w:pPr>
+              <w:pStyle w:val="2"/>
+              <w:ind w:left="0" w:leftChars="0" w:firstLine="0" w:firstLineChars="0"/>
+              <w:rPr>
+                <w:rFonts w:hint="default"/>
+                <w:lang w:val="en-US" w:eastAsia="zh-CN"/>
+              </w:rPr>
+            </w:pPr>
+            <w:r>
+              <w:rPr>
+                <w:rFonts w:hint="eastAsia" w:ascii="Times New Roman" w:hAnsi="Times New Roman" w:eastAsia="宋体" w:cs="Times New Roman"/>
+                <w:kern w:val="0"/>
+                <w:sz w:val="20"/>
+                <w:szCs w:val="20"/>
+                <w:lang w:val="en-US" w:eastAsia="zh-CN" w:bidi="ar"/>
+              </w:rPr>
+              <w:t>可能的根本原因：进样针内外夹层发生偶发性轻微堵塞影响正常通气与气压平衡，导致通气不畅，瓶内形成负压。</w:t>
+            </w:r>
+          </w:p>
+        </w:tc>
+        <w:tc>
+          <w:tcPr>
+            <w:tcW w:w="210" w:type="pct"/>
+            <w:noWrap w:val="0"/>
+            <w:vAlign w:val="center"/>
+          </w:tcPr>
+          <w:p>
+            <w:pPr>
+              <w:widowControl/>
+              <w:numPr>
+                <w:ilvl w:val="0"/>
+                <w:numId w:val="0"/>
+              </w:numPr>
+              <w:ind w:left="0" w:leftChars="0" w:firstLine="0" w:firstLineChars="0"/>
+              <w:jc w:val="left"/>
+              <w:rPr>
+                <w:rFonts w:hint="default" w:ascii="Times New Roman" w:hAnsi="Times New Roman" w:eastAsia="宋体" w:cs="Times New Roman"/>
+                <w:kern w:val="0"/>
+                <w:sz w:val="20"/>
+                <w:szCs w:val="20"/>
+                <w:lang w:val="en-US" w:eastAsia="zh-CN" w:bidi="ar"/>
+              </w:rPr>
+            </w:pPr>
+            <w:r>
+              <w:rPr>
+                <w:rFonts w:hint="eastAsia" w:ascii="Times New Roman" w:hAnsi="Times New Roman" w:eastAsia="宋体" w:cs="Times New Roman"/>
+                <w:kern w:val="0"/>
+                <w:sz w:val="20"/>
+                <w:szCs w:val="20"/>
+                <w:lang w:val="en-US" w:eastAsia="zh-CN" w:bidi="ar"/>
+              </w:rPr>
+              <w:t>次要偏差</w:t>
+            </w:r>
+          </w:p>
+        </w:tc>
+        <w:tc>
+          <w:tcPr>
+            <w:tcW w:w="358" w:type="pct"/>
+            <w:noWrap w:val="0"/>
+            <w:vAlign w:val="center"/>
+          </w:tcPr>
+          <w:p>
+            <w:pPr>
+              <w:jc w:val="center"/>
+              <w:rPr>
+                <w:rFonts w:hint="default" w:ascii="Times New Roman" w:hAnsi="Times New Roman" w:cs="Times New Roman"/>
+                <w:sz w:val="20"/>
+                <w:szCs w:val="20"/>
+                <w:lang w:val="en-US" w:eastAsia="zh-CN"/>
+              </w:rPr>
+            </w:pPr>
+            <w:r>
+              <w:rPr>
+                <w:rFonts w:hint="eastAsia" w:ascii="Times New Roman" w:hAnsi="Times New Roman" w:cs="Times New Roman"/>
+                <w:sz w:val="20"/>
+                <w:szCs w:val="20"/>
+                <w:lang w:val="en-US" w:eastAsia="zh-CN"/>
+              </w:rPr>
+              <w:t>2026.04.18</w:t>
+            </w:r>
+          </w:p>
+        </w:tc>
+        <w:tc>
+          <w:tcPr>
+            <w:tcW w:w="927" w:type="pct"/>
+            <w:noWrap w:val="0"/>
+            <w:vAlign w:val="center"/>
+          </w:tcPr>
+          <w:p>
+            <w:pPr>
+              <w:widowControl/>
+              <w:numPr>
+                <w:ilvl w:val="0"/>
+                <w:numId w:val="0"/>
+              </w:numPr>
+              <w:jc w:val="left"/>
+              <w:rPr>
+                <w:rFonts w:hint="eastAsia"/>
+                <w:lang w:val="en-US" w:eastAsia="zh-CN"/>
+              </w:rPr>
+            </w:pPr>
+            <w:r>
+              <w:rPr>
+                <w:rFonts w:hint="eastAsia"/>
+                <w:lang w:val="en-US" w:eastAsia="zh-CN"/>
+              </w:rPr>
+              <w:t>CAPA-PC2604005</w:t>
+            </w:r>
+          </w:p>
+          <w:p>
+            <w:pPr>
+              <w:pStyle w:val="2"/>
+              <w:numPr>
+                <w:ilvl w:val="0"/>
+                <w:numId w:val="14"/>
+              </w:numPr>
+              <w:ind w:left="0" w:leftChars="0" w:firstLine="0" w:firstLineChars="0"/>
+              <w:rPr>
+                <w:rFonts w:hint="eastAsia"/>
+                <w:lang w:val="en-US" w:eastAsia="zh-CN"/>
+              </w:rPr>
+            </w:pPr>
+            <w:r>
+              <w:rPr>
+                <w:rFonts w:hint="eastAsia"/>
+                <w:lang w:val="en-US" w:eastAsia="zh-CN"/>
+              </w:rPr>
+              <w:t>对纯化水P21-XT3-260418批样品进行原样复测。</w:t>
+            </w:r>
+          </w:p>
+          <w:p>
+            <w:pPr>
+              <w:numPr>
+                <w:ilvl w:val="0"/>
+                <w:numId w:val="14"/>
+              </w:numPr>
+              <w:rPr>
+                <w:rFonts w:hint="default"/>
+                <w:lang w:val="en-US" w:eastAsia="zh-CN"/>
+              </w:rPr>
+            </w:pPr>
+            <w:r>
+              <w:rPr>
+                <w:rFonts w:hint="eastAsia"/>
+                <w:lang w:val="en-US" w:eastAsia="zh-CN"/>
+              </w:rPr>
+              <w:t>对TOC分析仪QC-1-2-020的进样状态进行一个月的跟踪，若跟踪期内不再出现进样针堵塞的情况，则进样针内外夹层缝隙发生堵塞情况为偶发事件。</w:t>
+            </w:r>
+          </w:p>
+        </w:tc>
+        <w:tc>
+          <w:tcPr>
+            <w:tcW w:w="305" w:type="pct"/>
+            <w:noWrap w:val="0"/>
+            <w:vAlign w:val="center"/>
+          </w:tcPr>
+          <w:p>
+            <w:pPr>
+              <w:jc w:val="center"/>
+              <w:rPr>
+                <w:rFonts w:hint="eastAsia" w:ascii="Times New Roman" w:hAnsi="Times New Roman" w:cs="Times New Roman"/>
+                <w:sz w:val="20"/>
+                <w:szCs w:val="20"/>
+                <w:lang w:val="en-US" w:eastAsia="zh-CN"/>
+              </w:rPr>
+            </w:pPr>
+            <w:r>
+              <w:rPr>
+                <w:rFonts w:hint="eastAsia" w:ascii="Times New Roman" w:hAnsi="Times New Roman" w:cs="Times New Roman"/>
+                <w:sz w:val="20"/>
+                <w:szCs w:val="20"/>
+                <w:lang w:val="en-US" w:eastAsia="zh-CN"/>
+              </w:rPr>
+              <w:t>—</w:t>
+            </w:r>
+          </w:p>
+        </w:tc>
+        <w:tc>
+          <w:tcPr>
+            <w:tcW w:w="211" w:type="pct"/>
+            <w:noWrap w:val="0"/>
+            <w:vAlign w:val="center"/>
+          </w:tcPr>
+          <w:p>
+            <w:pPr>
+              <w:jc w:val="center"/>
+              <w:rPr>
+                <w:rFonts w:hint="default" w:ascii="Times New Roman" w:hAnsi="Times New Roman" w:cs="Times New Roman"/>
+                <w:sz w:val="20"/>
+                <w:szCs w:val="20"/>
+                <w:lang w:val="en-US" w:eastAsia="zh-CN"/>
+              </w:rPr>
+            </w:pPr>
+            <w:r>
+              <w:rPr>
+                <w:rFonts w:hint="eastAsia" w:ascii="Times New Roman" w:hAnsi="Times New Roman" w:cs="Times New Roman"/>
+                <w:sz w:val="20"/>
+                <w:szCs w:val="20"/>
+                <w:lang w:val="en-US" w:eastAsia="zh-CN"/>
+              </w:rPr>
+              <w:t>是</w:t>
+            </w:r>
+          </w:p>
+        </w:tc>
+      </w:tr>
+      <w:tr>
+        <w:tblPrEx>
+          <w:tblBorders>
+            <w:top w:val="single" w:color="auto" w:sz="4" w:space="0"/>
+            <w:left w:val="single" w:color="auto" w:sz="4" w:space="0"/>
+            <w:bottom w:val="single" w:color="auto" w:sz="4" w:space="0"/>
+            <w:right w:val="single" w:color="auto" w:sz="4" w:space="0"/>
+            <w:insideH w:val="single" w:color="auto" w:sz="4" w:space="0"/>
+            <w:insideV w:val="single" w:color="auto" w:sz="4" w:space="0"/>
+          </w:tblBorders>
+          <w:tblCellMar>
+            <w:top w:w="0" w:type="dxa"/>
+            <w:left w:w="108" w:type="dxa"/>
+            <w:bottom w:w="0" w:type="dxa"/>
+            <w:right w:w="108" w:type="dxa"/>
+          </w:tblCellMar>
+        </w:tblPrEx>
+        <w:trPr>
+          <w:trHeight w:val="397" w:hRule="atLeast"/>
+        </w:trPr>
+        <w:tc>
+          <w:tcPr>
+            <w:tcW w:w="141" w:type="pct"/>
+            <w:noWrap w:val="0"/>
+            <w:vAlign w:val="center"/>
+          </w:tcPr>
+          <w:p>
+            <w:pPr>
+              <w:keepNext w:val="0"/>
+              <w:keepLines w:val="0"/>
+              <w:pageBreakBefore w:val="0"/>
+              <w:kinsoku/>
+              <w:wordWrap/>
+              <w:overflowPunct/>
+              <w:topLinePunct w:val="0"/>
+              <w:autoSpaceDE/>
+              <w:autoSpaceDN/>
+              <w:bidi w:val="0"/>
+              <w:adjustRightInd/>
+              <w:snapToGrid/>
+              <w:spacing w:line="240" w:lineRule="auto"/>
+              <w:jc w:val="center"/>
+              <w:textAlignment w:val="auto"/>
+              <w:rPr>
+                <w:rFonts w:hint="default" w:ascii="Times New Roman" w:hAnsi="Times New Roman" w:eastAsia="宋体" w:cs="Times New Roman"/>
+                <w:sz w:val="20"/>
+                <w:szCs w:val="20"/>
+                <w:lang w:val="en-US" w:eastAsia="zh-CN"/>
+              </w:rPr>
+            </w:pPr>
+            <w:r>
+              <w:rPr>
+                <w:rFonts w:hint="eastAsia" w:ascii="Times New Roman" w:hAnsi="Times New Roman" w:eastAsia="宋体" w:cs="Times New Roman"/>
+                <w:sz w:val="20"/>
+                <w:szCs w:val="20"/>
+                <w:lang w:val="en-US" w:eastAsia="zh-CN"/>
+              </w:rPr>
+              <w:t>16</w:t>
+            </w:r>
+          </w:p>
+        </w:tc>
+        <w:tc>
+          <w:tcPr>
+            <w:tcW w:w="392" w:type="pct"/>
+            <w:noWrap w:val="0"/>
+            <w:vAlign w:val="center"/>
+          </w:tcPr>
+          <w:p>
+            <w:pPr>
+              <w:widowControl/>
+              <w:numPr>
+                <w:ilvl w:val="0"/>
+                <w:numId w:val="0"/>
+              </w:numPr>
+              <w:ind w:left="0" w:leftChars="0" w:firstLine="0" w:firstLineChars="0"/>
+              <w:jc w:val="center"/>
+              <w:rPr>
+                <w:rFonts w:hint="default" w:ascii="Times New Roman" w:hAnsi="Times New Roman" w:eastAsia="宋体" w:cs="Times New Roman"/>
+                <w:kern w:val="0"/>
+                <w:sz w:val="20"/>
+                <w:szCs w:val="20"/>
+                <w:lang w:val="en-US" w:eastAsia="zh-CN" w:bidi="ar"/>
+              </w:rPr>
+            </w:pPr>
+            <w:r>
+              <w:rPr>
+                <w:rFonts w:hint="eastAsia" w:ascii="Times New Roman" w:hAnsi="Times New Roman" w:eastAsia="宋体" w:cs="Times New Roman"/>
+                <w:kern w:val="0"/>
+                <w:sz w:val="20"/>
+                <w:szCs w:val="20"/>
+                <w:lang w:val="en-US" w:eastAsia="zh-CN" w:bidi="ar"/>
+              </w:rPr>
+              <w:t>PC-2605001</w:t>
+            </w:r>
+          </w:p>
+        </w:tc>
+        <w:tc>
+          <w:tcPr>
+            <w:tcW w:w="339" w:type="pct"/>
+            <w:noWrap w:val="0"/>
+            <w:vAlign w:val="center"/>
+          </w:tcPr>
+          <w:p>
+            <w:pPr>
+              <w:widowControl/>
+              <w:numPr>
+                <w:ilvl w:val="0"/>
+                <w:numId w:val="0"/>
+              </w:numPr>
+              <w:ind w:left="0" w:leftChars="0" w:firstLine="0" w:firstLineChars="0"/>
+              <w:jc w:val="left"/>
+              <w:rPr>
+                <w:rFonts w:hint="eastAsia" w:ascii="Times New Roman" w:hAnsi="Times New Roman" w:eastAsia="宋体" w:cs="Times New Roman"/>
+                <w:kern w:val="0"/>
+                <w:sz w:val="20"/>
+                <w:szCs w:val="20"/>
+                <w:lang w:val="en-US" w:eastAsia="zh-CN" w:bidi="ar"/>
+              </w:rPr>
+            </w:pPr>
+            <w:r>
+              <w:rPr>
+                <w:rFonts w:hint="eastAsia" w:ascii="Times New Roman" w:hAnsi="Times New Roman" w:eastAsia="宋体" w:cs="Times New Roman"/>
+                <w:b w:val="0"/>
+                <w:bCs w:val="0"/>
+                <w:kern w:val="2"/>
+                <w:sz w:val="21"/>
+                <w:szCs w:val="21"/>
+                <w:vertAlign w:val="baseline"/>
+                <w:lang w:val="en-US" w:eastAsia="zh-CN" w:bidi="ar-SA"/>
+              </w:rPr>
+              <w:t>美伐他汀 、洛伐他汀、霉酚酸、多拉菌素、5%芬苯达唑、2%氟苯尼考预混剂、艾莫德斯等相关批次</w:t>
+            </w:r>
+          </w:p>
+        </w:tc>
+        <w:tc>
+          <w:tcPr>
+            <w:tcW w:w="807" w:type="pct"/>
+            <w:noWrap w:val="0"/>
+            <w:vAlign w:val="center"/>
+          </w:tcPr>
+          <w:p>
+            <w:pPr>
+              <w:widowControl/>
+              <w:numPr>
+                <w:ilvl w:val="0"/>
+                <w:numId w:val="0"/>
+              </w:numPr>
+              <w:ind w:left="0" w:leftChars="0" w:firstLine="0" w:firstLineChars="0"/>
+              <w:jc w:val="left"/>
+              <w:rPr>
+                <w:rFonts w:hint="default" w:ascii="Times New Roman" w:hAnsi="Times New Roman" w:eastAsia="宋体" w:cs="Times New Roman"/>
+                <w:kern w:val="0"/>
+                <w:sz w:val="20"/>
+                <w:szCs w:val="20"/>
+                <w:lang w:val="en-US" w:eastAsia="zh-CN" w:bidi="ar"/>
+              </w:rPr>
+            </w:pPr>
+            <w:r>
+              <w:rPr>
+                <w:rFonts w:hint="default" w:ascii="Times New Roman" w:hAnsi="Times New Roman" w:eastAsia="宋体" w:cs="Times New Roman"/>
+                <w:kern w:val="0"/>
+                <w:sz w:val="20"/>
+                <w:szCs w:val="20"/>
+                <w:lang w:val="en-US" w:eastAsia="zh-CN" w:bidi="ar"/>
+              </w:rPr>
+              <w:t>2026.05.12 11:51 QC一楼步入式药品稳定性考察室（QC-1-2-047）发生声光报警，相关人员同时收到报警信息。样品管理员焦玉宁、设备管理员刘冬到达现场后，发现步入式药品稳定性考察室处于停运状态，控制面板显示故障信息为环境温度过高导致CM1压缩机超压保护跳脱</w:t>
+            </w:r>
+            <w:r>
+              <w:rPr>
+                <w:rFonts w:hint="eastAsia" w:ascii="Times New Roman" w:hAnsi="Times New Roman" w:eastAsia="宋体" w:cs="Times New Roman"/>
+                <w:kern w:val="0"/>
+                <w:sz w:val="20"/>
+                <w:szCs w:val="20"/>
+                <w:lang w:val="en-US" w:eastAsia="zh-CN" w:bidi="ar"/>
+              </w:rPr>
+              <w:t>。</w:t>
+            </w:r>
+          </w:p>
+        </w:tc>
+        <w:tc>
+          <w:tcPr>
+            <w:tcW w:w="427" w:type="pct"/>
+            <w:noWrap w:val="0"/>
+            <w:vAlign w:val="center"/>
+          </w:tcPr>
+          <w:p>
+            <w:pPr>
+              <w:rPr>
+                <w:rFonts w:hint="default" w:ascii="Times New Roman" w:hAnsi="Times New Roman" w:cs="Times New Roman"/>
+                <w:sz w:val="20"/>
+                <w:szCs w:val="20"/>
+              </w:rPr>
+            </w:pPr>
+            <w:r>
+              <w:rPr>
+                <w:rFonts w:hint="default" w:ascii="Times New Roman" w:hAnsi="Times New Roman" w:cs="Times New Roman"/>
+                <w:sz w:val="20"/>
+                <w:szCs w:val="20"/>
+              </w:rPr>
+              <w:sym w:font="Wingdings 2" w:char="00A3"/>
+            </w:r>
+            <w:r>
+              <w:rPr>
+                <w:rFonts w:hint="default" w:ascii="Times New Roman" w:hAnsi="Times New Roman" w:cs="Times New Roman"/>
+                <w:sz w:val="20"/>
+                <w:szCs w:val="20"/>
+              </w:rPr>
+              <w:t>是 编号：</w:t>
+            </w:r>
+          </w:p>
+          <w:p>
+            <w:pPr>
+              <w:rPr>
+                <w:rFonts w:hint="default" w:ascii="Times New Roman" w:hAnsi="Times New Roman" w:cs="Times New Roman"/>
+                <w:sz w:val="20"/>
+                <w:szCs w:val="20"/>
+              </w:rPr>
+            </w:pPr>
+            <w:r>
+              <w:rPr>
+                <w:rFonts w:hint="default" w:ascii="Times New Roman" w:hAnsi="Times New Roman" w:cs="Times New Roman"/>
+                <w:sz w:val="20"/>
+                <w:szCs w:val="20"/>
+              </w:rPr>
+              <w:sym w:font="Wingdings 2" w:char="0052"/>
+            </w:r>
+            <w:r>
+              <w:rPr>
+                <w:rFonts w:hint="default" w:ascii="Times New Roman" w:hAnsi="Times New Roman" w:cs="Times New Roman"/>
+                <w:sz w:val="20"/>
+                <w:szCs w:val="20"/>
+              </w:rPr>
+              <w:t>否</w:t>
+            </w:r>
+          </w:p>
+        </w:tc>
+        <w:tc>
+          <w:tcPr>
+            <w:tcW w:w="878" w:type="pct"/>
+            <w:noWrap w:val="0"/>
+            <w:vAlign w:val="center"/>
+          </w:tcPr>
+          <w:p>
+            <w:pPr>
+              <w:pStyle w:val="2"/>
+              <w:ind w:left="0" w:leftChars="0" w:firstLine="0" w:firstLineChars="0"/>
+              <w:rPr>
+                <w:rFonts w:hint="default" w:ascii="Times New Roman" w:hAnsi="Times New Roman" w:eastAsia="宋体" w:cs="Times New Roman"/>
+                <w:kern w:val="0"/>
+                <w:sz w:val="20"/>
+                <w:szCs w:val="20"/>
+                <w:lang w:val="en-US" w:eastAsia="zh-CN" w:bidi="ar"/>
+              </w:rPr>
+            </w:pPr>
+            <w:r>
+              <w:rPr>
+                <w:rFonts w:hint="eastAsia" w:ascii="Times New Roman" w:hAnsi="Times New Roman" w:eastAsia="宋体" w:cs="Times New Roman"/>
+                <w:kern w:val="0"/>
+                <w:sz w:val="20"/>
+                <w:szCs w:val="20"/>
+                <w:lang w:val="en-US" w:eastAsia="zh-CN" w:bidi="ar"/>
+              </w:rPr>
+              <w:t>直接原因：是外部冷凝器的散热器被柳絮堵塞，散热不良，导致CM1压缩机超压保护跳脱。</w:t>
+            </w:r>
+            <w:r>
+              <w:rPr>
+                <w:rFonts w:hint="eastAsia" w:ascii="Times New Roman" w:hAnsi="Times New Roman" w:eastAsia="宋体" w:cs="Times New Roman"/>
+                <w:kern w:val="0"/>
+                <w:sz w:val="20"/>
+                <w:szCs w:val="20"/>
+                <w:lang w:val="en-US" w:eastAsia="zh-CN" w:bidi="ar"/>
+              </w:rPr>
+              <w:br w:type="textWrapping"/>
+            </w:r>
+            <w:r>
+              <w:rPr>
+                <w:rFonts w:hint="eastAsia" w:ascii="Times New Roman" w:hAnsi="Times New Roman" w:eastAsia="宋体" w:cs="Times New Roman"/>
+                <w:kern w:val="0"/>
+                <w:sz w:val="20"/>
+                <w:szCs w:val="20"/>
+                <w:lang w:val="en-US" w:eastAsia="zh-CN" w:bidi="ar"/>
+              </w:rPr>
+              <w:t>根本原因：文件中关于维护保养周期的规定不清晰，不能指导人员操作；且2~5月份规定的针对外部冷凝器的清洁频次较低不能达到预期的清洁效果。</w:t>
+            </w:r>
+          </w:p>
+        </w:tc>
+        <w:tc>
+          <w:tcPr>
+            <w:tcW w:w="210" w:type="pct"/>
+            <w:noWrap w:val="0"/>
+            <w:vAlign w:val="center"/>
+          </w:tcPr>
+          <w:p>
+            <w:pPr>
+              <w:widowControl/>
+              <w:numPr>
+                <w:ilvl w:val="0"/>
+                <w:numId w:val="0"/>
+              </w:numPr>
+              <w:ind w:left="0" w:leftChars="0" w:firstLine="0" w:firstLineChars="0"/>
+              <w:jc w:val="left"/>
+              <w:rPr>
+                <w:rFonts w:hint="default" w:ascii="Times New Roman" w:hAnsi="Times New Roman" w:eastAsia="宋体" w:cs="Times New Roman"/>
+                <w:kern w:val="0"/>
+                <w:sz w:val="20"/>
+                <w:szCs w:val="20"/>
+                <w:lang w:val="en-US" w:eastAsia="zh-CN" w:bidi="ar"/>
+              </w:rPr>
+            </w:pPr>
+            <w:r>
+              <w:rPr>
+                <w:rFonts w:hint="eastAsia" w:ascii="Times New Roman" w:hAnsi="Times New Roman" w:eastAsia="宋体" w:cs="Times New Roman"/>
+                <w:kern w:val="0"/>
+                <w:sz w:val="20"/>
+                <w:szCs w:val="20"/>
+                <w:lang w:val="en-US" w:eastAsia="zh-CN" w:bidi="ar"/>
+              </w:rPr>
+              <w:t>次要偏差</w:t>
+            </w:r>
+          </w:p>
+        </w:tc>
+        <w:tc>
+          <w:tcPr>
+            <w:tcW w:w="358" w:type="pct"/>
+            <w:noWrap w:val="0"/>
+            <w:vAlign w:val="center"/>
+          </w:tcPr>
+          <w:p>
+            <w:pPr>
+              <w:jc w:val="center"/>
+              <w:rPr>
+                <w:rFonts w:hint="default" w:ascii="Times New Roman" w:hAnsi="Times New Roman" w:cs="Times New Roman"/>
+                <w:sz w:val="20"/>
+                <w:szCs w:val="20"/>
+                <w:lang w:val="en-US" w:eastAsia="zh-CN"/>
+              </w:rPr>
+            </w:pPr>
+            <w:r>
+              <w:rPr>
+                <w:rFonts w:hint="eastAsia" w:ascii="Times New Roman" w:hAnsi="Times New Roman" w:cs="Times New Roman"/>
+                <w:sz w:val="20"/>
+                <w:szCs w:val="20"/>
+                <w:lang w:val="en-US" w:eastAsia="zh-CN"/>
+              </w:rPr>
+              <w:t>2026.05.12</w:t>
+            </w:r>
+          </w:p>
+        </w:tc>
+        <w:tc>
+          <w:tcPr>
+            <w:tcW w:w="927" w:type="pct"/>
+            <w:noWrap w:val="0"/>
+            <w:vAlign w:val="center"/>
+          </w:tcPr>
+          <w:p>
+            <w:pPr>
+              <w:numPr>
+                <w:ilvl w:val="0"/>
+                <w:numId w:val="0"/>
+              </w:numPr>
+              <w:ind w:leftChars="0"/>
+              <w:rPr>
+                <w:rFonts w:hint="eastAsia" w:ascii="Times New Roman" w:hAnsi="Times New Roman" w:eastAsia="宋体" w:cs="Times New Roman"/>
+                <w:lang w:val="en-US" w:eastAsia="zh-CN"/>
+              </w:rPr>
+            </w:pPr>
+            <w:r>
+              <w:rPr>
+                <w:rFonts w:hint="eastAsia"/>
+                <w:lang w:val="en-US" w:eastAsia="zh-CN"/>
+              </w:rPr>
+              <w:t>CAPA-PC2605001</w:t>
+            </w:r>
+            <w:r>
+              <w:rPr>
+                <w:rFonts w:hint="eastAsia"/>
+                <w:lang w:val="en-US" w:eastAsia="zh-CN"/>
+              </w:rPr>
+              <w:br w:type="textWrapping"/>
+            </w:r>
+            <w:r>
+              <w:rPr>
+                <w:rFonts w:hint="eastAsia" w:ascii="Times New Roman" w:hAnsi="Times New Roman" w:eastAsia="宋体" w:cs="Times New Roman"/>
+                <w:lang w:val="en-US" w:eastAsia="zh-CN"/>
+              </w:rPr>
+              <w:t xml:space="preserve">1、对综合组组长、样品管理员及设备管理员进行培训，培训内容为：在5月12日至31日每周清洁一次外部冷凝器。                  </w:t>
+            </w:r>
+          </w:p>
+          <w:p>
+            <w:pPr>
+              <w:numPr>
+                <w:ilvl w:val="0"/>
+                <w:numId w:val="0"/>
+              </w:numPr>
+              <w:rPr>
+                <w:rFonts w:hint="default"/>
+                <w:lang w:val="en-US" w:eastAsia="zh-CN"/>
+              </w:rPr>
+            </w:pPr>
+            <w:r>
+              <w:rPr>
+                <w:rFonts w:hint="eastAsia" w:ascii="Times New Roman" w:hAnsi="Times New Roman" w:eastAsia="宋体" w:cs="Times New Roman"/>
+                <w:lang w:val="en-US" w:eastAsia="zh-CN"/>
+              </w:rPr>
+              <w:t>2、修订《QC检测仪器维护保养一览表》（APP2-SMP-QC-025/18），在文件中规定2~5月份应每周清理一次。并对相关人员进行培训。</w:t>
+            </w:r>
+          </w:p>
+        </w:tc>
+        <w:tc>
+          <w:tcPr>
+            <w:tcW w:w="305" w:type="pct"/>
+            <w:noWrap w:val="0"/>
+            <w:vAlign w:val="center"/>
+          </w:tcPr>
+          <w:p>
+            <w:pPr>
+              <w:jc w:val="center"/>
+              <w:rPr>
+                <w:rFonts w:hint="eastAsia" w:ascii="Times New Roman" w:hAnsi="Times New Roman" w:cs="Times New Roman"/>
+                <w:sz w:val="20"/>
+                <w:szCs w:val="20"/>
+                <w:lang w:val="en-US" w:eastAsia="zh-CN"/>
+              </w:rPr>
+            </w:pPr>
+            <w:r>
+              <w:rPr>
+                <w:rFonts w:hint="eastAsia" w:ascii="Times New Roman" w:hAnsi="Times New Roman" w:cs="Times New Roman"/>
+                <w:sz w:val="20"/>
+                <w:szCs w:val="20"/>
+                <w:lang w:val="en-US" w:eastAsia="zh-CN"/>
+              </w:rPr>
+              <w:t>—</w:t>
+            </w:r>
+          </w:p>
+        </w:tc>
+        <w:tc>
+          <w:tcPr>
+            <w:tcW w:w="211" w:type="pct"/>
+            <w:noWrap w:val="0"/>
+            <w:vAlign w:val="center"/>
+          </w:tcPr>
+          <w:p>
+            <w:pPr>
+              <w:jc w:val="center"/>
+              <w:rPr>
+                <w:rFonts w:hint="default" w:ascii="Times New Roman" w:hAnsi="Times New Roman" w:cs="Times New Roman"/>
+                <w:sz w:val="20"/>
+                <w:szCs w:val="20"/>
+                <w:lang w:val="en-US" w:eastAsia="zh-CN"/>
+              </w:rPr>
+            </w:pPr>
+            <w:r>
+              <w:rPr>
+                <w:rFonts w:hint="eastAsia" w:ascii="Times New Roman" w:hAnsi="Times New Roman" w:cs="Times New Roman"/>
+                <w:sz w:val="20"/>
+                <w:szCs w:val="20"/>
+                <w:lang w:val="en-US" w:eastAsia="zh-CN"/>
+              </w:rPr>
+              <w:t>进行中</w:t>
+            </w:r>
+          </w:p>
+        </w:tc>
+      </w:tr>
+      <w:tr>
+        <w:tblPrEx>
+          <w:tblBorders>
+            <w:top w:val="single" w:color="auto" w:sz="4" w:space="0"/>
+            <w:left w:val="single" w:color="auto" w:sz="4" w:space="0"/>
+            <w:bottom w:val="single" w:color="auto" w:sz="4" w:space="0"/>
+            <w:right w:val="single" w:color="auto" w:sz="4" w:space="0"/>
+            <w:insideH w:val="single" w:color="auto" w:sz="4" w:space="0"/>
+            <w:insideV w:val="single" w:color="auto" w:sz="4" w:space="0"/>
+          </w:tblBorders>
+          <w:tblCellMar>
+            <w:top w:w="0" w:type="dxa"/>
+            <w:left w:w="108" w:type="dxa"/>
+            <w:bottom w:w="0" w:type="dxa"/>
+            <w:right w:w="108" w:type="dxa"/>
+          </w:tblCellMar>
+        </w:tblPrEx>
+        <w:trPr>
+          <w:trHeight w:val="397" w:hRule="atLeast"/>
+        </w:trPr>
+        <w:tc>
+          <w:tcPr>
+            <w:tcW w:w="141" w:type="pct"/>
+            <w:noWrap w:val="0"/>
+            <w:vAlign w:val="center"/>
+          </w:tcPr>
+          <w:p>
+            <w:pPr>
+              <w:keepNext w:val="0"/>
+              <w:keepLines w:val="0"/>
+              <w:pageBreakBefore w:val="0"/>
+              <w:kinsoku/>
+              <w:wordWrap/>
+              <w:overflowPunct/>
+              <w:topLinePunct w:val="0"/>
+              <w:autoSpaceDE/>
+              <w:autoSpaceDN/>
+              <w:bidi w:val="0"/>
+              <w:adjustRightInd/>
+              <w:snapToGrid/>
+              <w:spacing w:line="240" w:lineRule="auto"/>
+              <w:jc w:val="center"/>
+              <w:textAlignment w:val="auto"/>
+              <w:rPr>
+                <w:rFonts w:hint="default" w:ascii="Times New Roman" w:hAnsi="Times New Roman" w:eastAsia="宋体" w:cs="Times New Roman"/>
+                <w:sz w:val="20"/>
+                <w:szCs w:val="20"/>
+                <w:lang w:val="en-US" w:eastAsia="zh-CN"/>
+              </w:rPr>
+            </w:pPr>
+            <w:r>
+              <w:rPr>
+                <w:rFonts w:hint="eastAsia" w:ascii="Times New Roman" w:hAnsi="Times New Roman" w:eastAsia="宋体" w:cs="Times New Roman"/>
+                <w:sz w:val="20"/>
+                <w:szCs w:val="20"/>
+                <w:lang w:val="en-US" w:eastAsia="zh-CN"/>
+              </w:rPr>
+              <w:t>17</w:t>
+            </w:r>
+          </w:p>
+        </w:tc>
+        <w:tc>
+          <w:tcPr>
+            <w:tcW w:w="392" w:type="pct"/>
+            <w:noWrap w:val="0"/>
+            <w:vAlign w:val="center"/>
+          </w:tcPr>
+          <w:p>
+            <w:pPr>
+              <w:widowControl/>
+              <w:numPr>
+                <w:ilvl w:val="0"/>
+                <w:numId w:val="0"/>
+              </w:numPr>
+              <w:ind w:left="0" w:leftChars="0" w:firstLine="0" w:firstLineChars="0"/>
+              <w:jc w:val="center"/>
+              <w:rPr>
+                <w:rFonts w:hint="default" w:ascii="Times New Roman" w:hAnsi="Times New Roman" w:eastAsia="宋体" w:cs="Times New Roman"/>
+                <w:kern w:val="0"/>
+                <w:sz w:val="20"/>
+                <w:szCs w:val="20"/>
+                <w:lang w:val="en-US" w:eastAsia="zh-CN" w:bidi="ar"/>
+              </w:rPr>
+            </w:pPr>
+            <w:r>
+              <w:rPr>
+                <w:rFonts w:hint="eastAsia" w:ascii="Times New Roman" w:hAnsi="Times New Roman" w:eastAsia="宋体" w:cs="Times New Roman"/>
+                <w:kern w:val="0"/>
+                <w:sz w:val="20"/>
+                <w:szCs w:val="20"/>
+                <w:lang w:val="en-US" w:eastAsia="zh-CN" w:bidi="ar"/>
+              </w:rPr>
+              <w:t>PC-2606001</w:t>
+            </w:r>
+          </w:p>
+        </w:tc>
+        <w:tc>
+          <w:tcPr>
+            <w:tcW w:w="339" w:type="pct"/>
+            <w:noWrap w:val="0"/>
+            <w:vAlign w:val="center"/>
+          </w:tcPr>
+          <w:p>
+            <w:pPr>
+              <w:widowControl/>
+              <w:numPr>
+                <w:ilvl w:val="0"/>
+                <w:numId w:val="0"/>
+              </w:numPr>
+              <w:ind w:left="0" w:leftChars="0" w:firstLine="0" w:firstLineChars="0"/>
+              <w:jc w:val="left"/>
+              <w:rPr>
+                <w:rFonts w:hint="default" w:ascii="Times New Roman" w:hAnsi="Times New Roman" w:eastAsia="宋体" w:cs="Times New Roman"/>
+                <w:b w:val="0"/>
+                <w:bCs w:val="0"/>
+                <w:kern w:val="2"/>
+                <w:sz w:val="21"/>
+                <w:szCs w:val="21"/>
+                <w:vertAlign w:val="baseline"/>
+                <w:lang w:val="en-US" w:eastAsia="zh-CN" w:bidi="ar-SA"/>
+              </w:rPr>
+            </w:pPr>
+            <w:r>
+              <w:rPr>
+                <w:rFonts w:hint="eastAsia" w:ascii="Times New Roman" w:hAnsi="Times New Roman" w:eastAsia="宋体" w:cs="Times New Roman"/>
+                <w:b w:val="0"/>
+                <w:bCs w:val="0"/>
+                <w:kern w:val="2"/>
+                <w:sz w:val="21"/>
+                <w:szCs w:val="21"/>
+                <w:vertAlign w:val="baseline"/>
+                <w:lang w:val="en-US" w:eastAsia="zh-CN" w:bidi="ar-SA"/>
+              </w:rPr>
+              <w:t>2026.06.08</w:t>
+            </w:r>
+          </w:p>
+        </w:tc>
+        <w:tc>
+          <w:tcPr>
+            <w:tcW w:w="807" w:type="pct"/>
+            <w:noWrap w:val="0"/>
+            <w:vAlign w:val="center"/>
+          </w:tcPr>
+          <w:p>
+            <w:pPr>
+              <w:widowControl/>
+              <w:numPr>
+                <w:ilvl w:val="0"/>
+                <w:numId w:val="0"/>
+              </w:numPr>
+              <w:ind w:left="0" w:leftChars="0" w:firstLine="0" w:firstLineChars="0"/>
+              <w:jc w:val="left"/>
+              <w:rPr>
+                <w:rFonts w:hint="default" w:ascii="Times New Roman" w:hAnsi="Times New Roman" w:eastAsia="宋体" w:cs="Times New Roman"/>
+                <w:kern w:val="0"/>
+                <w:sz w:val="20"/>
+                <w:szCs w:val="20"/>
+                <w:lang w:val="en-US" w:eastAsia="zh-CN" w:bidi="ar"/>
+              </w:rPr>
+            </w:pPr>
+            <w:r>
+              <w:rPr>
+                <w:rFonts w:hint="eastAsia" w:ascii="Times New Roman" w:hAnsi="Times New Roman" w:eastAsia="宋体" w:cs="Times New Roman"/>
+                <w:kern w:val="0"/>
+                <w:sz w:val="20"/>
+                <w:szCs w:val="20"/>
+                <w:lang w:val="en-US" w:eastAsia="zh-CN" w:bidi="ar"/>
+              </w:rPr>
+              <w:t>侯玉芳</w:t>
+            </w:r>
+          </w:p>
+        </w:tc>
+        <w:tc>
+          <w:tcPr>
+            <w:tcW w:w="427" w:type="pct"/>
+            <w:noWrap w:val="0"/>
+            <w:vAlign w:val="center"/>
+          </w:tcPr>
+          <w:p>
+            <w:pPr>
+              <w:rPr>
+                <w:rFonts w:hint="default" w:ascii="Times New Roman" w:hAnsi="Times New Roman" w:cs="Times New Roman"/>
+                <w:sz w:val="20"/>
+                <w:szCs w:val="20"/>
+              </w:rPr>
+            </w:pPr>
+          </w:p>
+        </w:tc>
+        <w:tc>
+          <w:tcPr>
+            <w:tcW w:w="878" w:type="pct"/>
+            <w:noWrap w:val="0"/>
+            <w:vAlign w:val="center"/>
+          </w:tcPr>
+          <w:p>
+            <w:pPr>
+              <w:pStyle w:val="2"/>
+              <w:ind w:left="0" w:leftChars="0" w:firstLine="0" w:firstLineChars="0"/>
+              <w:rPr>
+                <w:rFonts w:hint="eastAsia" w:ascii="Times New Roman" w:hAnsi="Times New Roman" w:eastAsia="宋体" w:cs="Times New Roman"/>
+                <w:kern w:val="0"/>
+                <w:sz w:val="20"/>
+                <w:szCs w:val="20"/>
+                <w:lang w:val="en-US" w:eastAsia="zh-CN" w:bidi="ar"/>
+              </w:rPr>
+            </w:pPr>
+          </w:p>
+        </w:tc>
+        <w:tc>
+          <w:tcPr>
+            <w:tcW w:w="210" w:type="pct"/>
+            <w:noWrap w:val="0"/>
+            <w:vAlign w:val="center"/>
+          </w:tcPr>
+          <w:p>
+            <w:pPr>
+              <w:widowControl/>
+              <w:numPr>
+                <w:ilvl w:val="0"/>
+                <w:numId w:val="0"/>
+              </w:numPr>
+              <w:ind w:left="0" w:leftChars="0" w:firstLine="0" w:firstLineChars="0"/>
+              <w:jc w:val="left"/>
+              <w:rPr>
+                <w:rFonts w:hint="eastAsia" w:ascii="Times New Roman" w:hAnsi="Times New Roman" w:eastAsia="宋体" w:cs="Times New Roman"/>
+                <w:kern w:val="0"/>
+                <w:sz w:val="20"/>
+                <w:szCs w:val="20"/>
+                <w:lang w:val="en-US" w:eastAsia="zh-CN" w:bidi="ar"/>
+              </w:rPr>
+            </w:pPr>
+          </w:p>
+        </w:tc>
+        <w:tc>
+          <w:tcPr>
+            <w:tcW w:w="358" w:type="pct"/>
+            <w:noWrap w:val="0"/>
+            <w:vAlign w:val="center"/>
+          </w:tcPr>
+          <w:p>
+            <w:pPr>
+              <w:jc w:val="center"/>
+              <w:rPr>
+                <w:rFonts w:hint="eastAsia" w:ascii="Times New Roman" w:hAnsi="Times New Roman" w:cs="Times New Roman"/>
+                <w:sz w:val="20"/>
+                <w:szCs w:val="20"/>
+                <w:lang w:val="en-US" w:eastAsia="zh-CN"/>
+              </w:rPr>
+            </w:pPr>
+          </w:p>
+        </w:tc>
+        <w:tc>
+          <w:tcPr>
+            <w:tcW w:w="927" w:type="pct"/>
+            <w:noWrap w:val="0"/>
+            <w:vAlign w:val="center"/>
+          </w:tcPr>
+          <w:p>
+            <w:pPr>
+              <w:numPr>
+                <w:ilvl w:val="0"/>
+                <w:numId w:val="0"/>
+              </w:numPr>
+              <w:rPr>
+                <w:rFonts w:hint="eastAsia" w:ascii="Times New Roman" w:hAnsi="Times New Roman" w:eastAsia="宋体" w:cs="Times New Roman"/>
+                <w:lang w:val="en-US" w:eastAsia="zh-CN"/>
+              </w:rPr>
+            </w:pPr>
+          </w:p>
+        </w:tc>
+        <w:tc>
+          <w:tcPr>
+            <w:tcW w:w="305" w:type="pct"/>
+            <w:noWrap w:val="0"/>
+            <w:vAlign w:val="center"/>
+          </w:tcPr>
+          <w:p>
+            <w:pPr>
+              <w:jc w:val="center"/>
+              <w:rPr>
+                <w:rFonts w:hint="eastAsia" w:ascii="Times New Roman" w:hAnsi="Times New Roman" w:cs="Times New Roman"/>
+                <w:sz w:val="20"/>
+                <w:szCs w:val="20"/>
+                <w:lang w:val="en-US" w:eastAsia="zh-CN"/>
+              </w:rPr>
+            </w:pPr>
+          </w:p>
+        </w:tc>
+        <w:tc>
+          <w:tcPr>
+            <w:tcW w:w="211" w:type="pct"/>
+            <w:noWrap w:val="0"/>
+            <w:vAlign w:val="center"/>
+          </w:tcPr>
+          <w:p>
+            <w:pPr>
+              <w:jc w:val="center"/>
+              <w:rPr>
+                <w:rFonts w:hint="eastAsia" w:ascii="Times New Roman" w:hAnsi="Times New Roman" w:cs="Times New Roman"/>
+                <w:sz w:val="20"/>
+                <w:szCs w:val="20"/>
+                <w:lang w:val="en-US" w:eastAsia="zh-CN"/>
+              </w:rPr>
+            </w:pPr>
+          </w:p>
+        </w:tc>
+      </w:tr>
+      <w:tr>
+        <w:tblPrEx>
+          <w:tblBorders>
+            <w:top w:val="single" w:color="auto" w:sz="4" w:space="0"/>
+            <w:left w:val="single" w:color="auto" w:sz="4" w:space="0"/>
+            <w:bottom w:val="single" w:color="auto" w:sz="4" w:space="0"/>
+            <w:right w:val="single" w:color="auto" w:sz="4" w:space="0"/>
+            <w:insideH w:val="single" w:color="auto" w:sz="4" w:space="0"/>
+            <w:insideV w:val="single" w:color="auto" w:sz="4" w:space="0"/>
+          </w:tblBorders>
+          <w:tblCellMar>
+            <w:top w:w="0" w:type="dxa"/>
+            <w:left w:w="108" w:type="dxa"/>
+            <w:bottom w:w="0" w:type="dxa"/>
+            <w:right w:w="108" w:type="dxa"/>
+          </w:tblCellMar>
+        </w:tblPrEx>
+        <w:trPr>
+          <w:trHeight w:val="397" w:hRule="atLeast"/>
+        </w:trPr>
+        <w:tc>
+          <w:tcPr>
+            <w:tcW w:w="141" w:type="pct"/>
+            <w:noWrap w:val="0"/>
+            <w:vAlign w:val="center"/>
+          </w:tcPr>
+          <w:p>
+            <w:pPr>
+              <w:keepNext w:val="0"/>
+              <w:keepLines w:val="0"/>
+              <w:pageBreakBefore w:val="0"/>
+              <w:kinsoku/>
+              <w:wordWrap/>
+              <w:overflowPunct/>
+              <w:topLinePunct w:val="0"/>
+              <w:autoSpaceDE/>
+              <w:autoSpaceDN/>
+              <w:bidi w:val="0"/>
+              <w:adjustRightInd/>
+              <w:snapToGrid/>
+              <w:spacing w:line="240" w:lineRule="auto"/>
+              <w:jc w:val="center"/>
+              <w:textAlignment w:val="auto"/>
+              <w:rPr>
+                <w:rFonts w:hint="default" w:ascii="Times New Roman" w:hAnsi="Times New Roman" w:eastAsia="宋体" w:cs="Times New Roman"/>
+                <w:sz w:val="20"/>
+                <w:szCs w:val="20"/>
+                <w:lang w:val="en-US" w:eastAsia="zh-CN"/>
+              </w:rPr>
+            </w:pPr>
+            <w:r>
+              <w:rPr>
+                <w:rFonts w:hint="eastAsia" w:ascii="Times New Roman" w:hAnsi="Times New Roman" w:eastAsia="宋体" w:cs="Times New Roman"/>
+                <w:sz w:val="20"/>
+                <w:szCs w:val="20"/>
+                <w:lang w:val="en-US" w:eastAsia="zh-CN"/>
+              </w:rPr>
+              <w:t>18</w:t>
+            </w:r>
+          </w:p>
+        </w:tc>
+        <w:tc>
+          <w:tcPr>
+            <w:tcW w:w="392" w:type="pct"/>
+            <w:noWrap w:val="0"/>
+            <w:vAlign w:val="center"/>
+          </w:tcPr>
+          <w:p>
+            <w:pPr>
+              <w:widowControl/>
+              <w:numPr>
+                <w:ilvl w:val="0"/>
+                <w:numId w:val="0"/>
+              </w:numPr>
+              <w:ind w:left="0" w:leftChars="0" w:firstLine="0" w:firstLineChars="0"/>
+              <w:jc w:val="center"/>
+              <w:rPr>
+                <w:rFonts w:hint="default" w:ascii="Times New Roman" w:hAnsi="Times New Roman" w:eastAsia="宋体" w:cs="Times New Roman"/>
+                <w:kern w:val="0"/>
+                <w:sz w:val="20"/>
+                <w:szCs w:val="20"/>
+                <w:lang w:val="en-US" w:eastAsia="zh-CN" w:bidi="ar"/>
+              </w:rPr>
+            </w:pPr>
+            <w:r>
+              <w:rPr>
+                <w:rFonts w:hint="eastAsia" w:ascii="Times New Roman" w:hAnsi="Times New Roman" w:eastAsia="宋体" w:cs="Times New Roman"/>
+                <w:kern w:val="0"/>
+                <w:sz w:val="20"/>
+                <w:szCs w:val="20"/>
+                <w:lang w:val="en-US" w:eastAsia="zh-CN" w:bidi="ar"/>
+              </w:rPr>
+              <w:t>PC-2606002</w:t>
+            </w:r>
+          </w:p>
+        </w:tc>
+        <w:tc>
+          <w:tcPr>
+            <w:tcW w:w="339" w:type="pct"/>
+            <w:noWrap w:val="0"/>
+            <w:vAlign w:val="center"/>
+          </w:tcPr>
+          <w:p>
+            <w:pPr>
+              <w:widowControl/>
+              <w:numPr>
+                <w:ilvl w:val="0"/>
+                <w:numId w:val="0"/>
+              </w:numPr>
+              <w:ind w:left="0" w:leftChars="0" w:firstLine="0" w:firstLineChars="0"/>
+              <w:jc w:val="left"/>
+              <w:rPr>
+                <w:rFonts w:hint="default" w:ascii="Times New Roman" w:hAnsi="Times New Roman" w:eastAsia="宋体" w:cs="Times New Roman"/>
+                <w:b w:val="0"/>
+                <w:bCs w:val="0"/>
+                <w:kern w:val="2"/>
+                <w:sz w:val="21"/>
+                <w:szCs w:val="21"/>
+                <w:vertAlign w:val="baseline"/>
+                <w:lang w:val="en-US" w:eastAsia="zh-CN" w:bidi="ar-SA"/>
+              </w:rPr>
+            </w:pPr>
+            <w:r>
+              <w:rPr>
+                <w:rFonts w:hint="eastAsia" w:ascii="Times New Roman" w:hAnsi="Times New Roman" w:eastAsia="宋体" w:cs="Times New Roman"/>
+                <w:b w:val="0"/>
+                <w:bCs w:val="0"/>
+                <w:kern w:val="2"/>
+                <w:sz w:val="21"/>
+                <w:szCs w:val="21"/>
+                <w:vertAlign w:val="baseline"/>
+                <w:lang w:val="en-US" w:eastAsia="zh-CN" w:bidi="ar-SA"/>
+              </w:rPr>
+              <w:t>2026.06.16</w:t>
+            </w:r>
+          </w:p>
+        </w:tc>
+        <w:tc>
+          <w:tcPr>
+            <w:tcW w:w="807" w:type="pct"/>
+            <w:noWrap w:val="0"/>
+            <w:vAlign w:val="center"/>
+          </w:tcPr>
+          <w:p>
+            <w:pPr>
+              <w:widowControl/>
+              <w:numPr>
+                <w:ilvl w:val="0"/>
+                <w:numId w:val="0"/>
+              </w:numPr>
+              <w:ind w:left="0" w:leftChars="0" w:firstLine="0" w:firstLineChars="0"/>
+              <w:jc w:val="left"/>
+              <w:rPr>
+                <w:rFonts w:hint="default" w:ascii="Times New Roman" w:hAnsi="Times New Roman" w:eastAsia="宋体" w:cs="Times New Roman"/>
+                <w:kern w:val="0"/>
+                <w:sz w:val="20"/>
+                <w:szCs w:val="20"/>
+                <w:lang w:val="en-US" w:eastAsia="zh-CN" w:bidi="ar"/>
+              </w:rPr>
+            </w:pPr>
+            <w:r>
+              <w:rPr>
+                <w:rFonts w:hint="eastAsia" w:ascii="Times New Roman" w:hAnsi="Times New Roman" w:eastAsia="宋体" w:cs="Times New Roman"/>
+                <w:kern w:val="0"/>
+                <w:sz w:val="20"/>
+                <w:szCs w:val="20"/>
+                <w:lang w:val="en-US" w:eastAsia="zh-CN" w:bidi="ar"/>
+              </w:rPr>
+              <w:t>纳欣</w:t>
+            </w:r>
+          </w:p>
+        </w:tc>
+        <w:tc>
+          <w:tcPr>
+            <w:tcW w:w="427" w:type="pct"/>
+            <w:noWrap w:val="0"/>
+            <w:vAlign w:val="center"/>
+          </w:tcPr>
+          <w:p>
+            <w:pPr>
+              <w:rPr>
+                <w:rFonts w:hint="default" w:ascii="Times New Roman" w:hAnsi="Times New Roman" w:cs="Times New Roman"/>
+                <w:sz w:val="20"/>
+                <w:szCs w:val="20"/>
+              </w:rPr>
+            </w:pPr>
+          </w:p>
+        </w:tc>
+        <w:tc>
+          <w:tcPr>
+            <w:tcW w:w="878" w:type="pct"/>
+            <w:noWrap w:val="0"/>
+            <w:vAlign w:val="center"/>
+          </w:tcPr>
+          <w:p>
+            <w:pPr>
+              <w:pStyle w:val="2"/>
+              <w:ind w:left="0" w:leftChars="0" w:firstLine="0" w:firstLineChars="0"/>
+              <w:rPr>
+                <w:rFonts w:hint="eastAsia" w:ascii="Times New Roman" w:hAnsi="Times New Roman" w:eastAsia="宋体" w:cs="Times New Roman"/>
+                <w:kern w:val="0"/>
+                <w:sz w:val="20"/>
+                <w:szCs w:val="20"/>
+                <w:lang w:val="en-US" w:eastAsia="zh-CN" w:bidi="ar"/>
+              </w:rPr>
+            </w:pPr>
+          </w:p>
+        </w:tc>
+        <w:tc>
+          <w:tcPr>
+            <w:tcW w:w="210" w:type="pct"/>
+            <w:noWrap w:val="0"/>
+            <w:vAlign w:val="center"/>
+          </w:tcPr>
+          <w:p>
+            <w:pPr>
+              <w:widowControl/>
+              <w:numPr>
+                <w:ilvl w:val="0"/>
+                <w:numId w:val="0"/>
+              </w:numPr>
+              <w:ind w:left="0" w:leftChars="0" w:firstLine="0" w:firstLineChars="0"/>
+              <w:jc w:val="left"/>
+              <w:rPr>
+                <w:rFonts w:hint="eastAsia" w:ascii="Times New Roman" w:hAnsi="Times New Roman" w:eastAsia="宋体" w:cs="Times New Roman"/>
+                <w:kern w:val="0"/>
+                <w:sz w:val="20"/>
+                <w:szCs w:val="20"/>
+                <w:lang w:val="en-US" w:eastAsia="zh-CN" w:bidi="ar"/>
+              </w:rPr>
+            </w:pPr>
+          </w:p>
+        </w:tc>
+        <w:tc>
+          <w:tcPr>
+            <w:tcW w:w="358" w:type="pct"/>
+            <w:noWrap w:val="0"/>
+            <w:vAlign w:val="center"/>
+          </w:tcPr>
+          <w:p>
+            <w:pPr>
+              <w:jc w:val="center"/>
+              <w:rPr>
+                <w:rFonts w:hint="eastAsia" w:ascii="Times New Roman" w:hAnsi="Times New Roman" w:cs="Times New Roman"/>
+                <w:sz w:val="20"/>
+                <w:szCs w:val="20"/>
+                <w:lang w:val="en-US" w:eastAsia="zh-CN"/>
+              </w:rPr>
+            </w:pPr>
+          </w:p>
+        </w:tc>
+        <w:tc>
+          <w:tcPr>
+            <w:tcW w:w="927" w:type="pct"/>
+            <w:noWrap w:val="0"/>
+            <w:vAlign w:val="center"/>
+          </w:tcPr>
+          <w:p>
+            <w:pPr>
+              <w:numPr>
+                <w:ilvl w:val="0"/>
+                <w:numId w:val="0"/>
+              </w:numPr>
+              <w:rPr>
+                <w:rFonts w:hint="eastAsia" w:ascii="Times New Roman" w:hAnsi="Times New Roman" w:eastAsia="宋体" w:cs="Times New Roman"/>
+                <w:lang w:val="en-US" w:eastAsia="zh-CN"/>
+              </w:rPr>
+            </w:pPr>
+          </w:p>
+        </w:tc>
+        <w:tc>
+          <w:tcPr>
+            <w:tcW w:w="305" w:type="pct"/>
+            <w:noWrap w:val="0"/>
+            <w:vAlign w:val="center"/>
+          </w:tcPr>
+          <w:p>
+            <w:pPr>
+              <w:jc w:val="center"/>
+              <w:rPr>
+                <w:rFonts w:hint="eastAsia" w:ascii="Times New Roman" w:hAnsi="Times New Roman" w:cs="Times New Roman"/>
+                <w:sz w:val="20"/>
+                <w:szCs w:val="20"/>
+                <w:lang w:val="en-US" w:eastAsia="zh-CN"/>
+              </w:rPr>
+            </w:pPr>
+          </w:p>
+        </w:tc>
+        <w:tc>
+          <w:tcPr>
+            <w:tcW w:w="211" w:type="pct"/>
+            <w:noWrap w:val="0"/>
+            <w:vAlign w:val="center"/>
+          </w:tcPr>
+          <w:p>
+            <w:pPr>
+              <w:jc w:val="center"/>
+              <w:rPr>
+                <w:rFonts w:hint="eastAsia" w:ascii="Times New Roman" w:hAnsi="Times New Roman" w:cs="Times New Roman"/>
+                <w:sz w:val="20"/>
+                <w:szCs w:val="20"/>
+                <w:lang w:val="en-US" w:eastAsia="zh-CN"/>
+              </w:rPr>
+            </w:pPr>
+          </w:p>
+        </w:tc>
+      </w:tr>
+      <w:tr>
+        <w:tblPrEx>
+          <w:tblBorders>
+            <w:top w:val="single" w:color="auto" w:sz="4" w:space="0"/>
+            <w:left w:val="single" w:color="auto" w:sz="4" w:space="0"/>
+            <w:bottom w:val="single" w:color="auto" w:sz="4" w:space="0"/>
+            <w:right w:val="single" w:color="auto" w:sz="4" w:space="0"/>
+            <w:insideH w:val="single" w:color="auto" w:sz="4" w:space="0"/>
+            <w:insideV w:val="single" w:color="auto" w:sz="4" w:space="0"/>
+          </w:tblBorders>
+          <w:tblCellMar>
+            <w:top w:w="0" w:type="dxa"/>
+            <w:left w:w="108" w:type="dxa"/>
+            <w:bottom w:w="0" w:type="dxa"/>
+            <w:right w:w="108" w:type="dxa"/>
+          </w:tblCellMar>
+        </w:tblPrEx>
+        <w:trPr>
+          <w:trHeight w:val="397" w:hRule="atLeast"/>
+        </w:trPr>
+        <w:tc>
+          <w:tcPr>
+            <w:tcW w:w="141" w:type="pct"/>
+            <w:noWrap w:val="0"/>
+            <w:vAlign w:val="center"/>
+          </w:tcPr>
+          <w:p>
+            <w:pPr>
+              <w:keepNext w:val="0"/>
+              <w:keepLines w:val="0"/>
+              <w:pageBreakBefore w:val="0"/>
+              <w:kinsoku/>
+              <w:wordWrap/>
+              <w:overflowPunct/>
+              <w:topLinePunct w:val="0"/>
+              <w:autoSpaceDE/>
+              <w:autoSpaceDN/>
+              <w:bidi w:val="0"/>
+              <w:adjustRightInd/>
+              <w:snapToGrid/>
+              <w:spacing w:line="240" w:lineRule="auto"/>
+              <w:jc w:val="center"/>
+              <w:textAlignment w:val="auto"/>
+              <w:rPr>
+                <w:rFonts w:hint="default" w:ascii="Times New Roman" w:hAnsi="Times New Roman" w:eastAsia="宋体" w:cs="Times New Roman"/>
+                <w:sz w:val="20"/>
+                <w:szCs w:val="20"/>
+                <w:lang w:val="en-US" w:eastAsia="zh-CN"/>
+              </w:rPr>
+            </w:pPr>
+            <w:r>
+              <w:rPr>
+                <w:rFonts w:hint="eastAsia" w:ascii="Times New Roman" w:hAnsi="Times New Roman" w:eastAsia="宋体" w:cs="Times New Roman"/>
+                <w:sz w:val="20"/>
+                <w:szCs w:val="20"/>
+                <w:lang w:val="en-US" w:eastAsia="zh-CN"/>
+              </w:rPr>
+              <w:t>18</w:t>
+            </w:r>
+          </w:p>
+        </w:tc>
+        <w:tc>
+          <w:tcPr>
+            <w:tcW w:w="392" w:type="pct"/>
+            <w:noWrap w:val="0"/>
+            <w:vAlign w:val="center"/>
+          </w:tcPr>
+          <w:p>
+            <w:pPr>
+              <w:widowControl/>
+              <w:numPr>
+                <w:ilvl w:val="0"/>
+                <w:numId w:val="0"/>
+              </w:numPr>
+              <w:ind w:left="0" w:leftChars="0" w:firstLine="0" w:firstLineChars="0"/>
+              <w:jc w:val="center"/>
+              <w:rPr>
+                <w:rFonts w:hint="default" w:ascii="Times New Roman" w:hAnsi="Times New Roman" w:eastAsia="宋体" w:cs="Times New Roman"/>
+                <w:kern w:val="0"/>
+                <w:sz w:val="20"/>
+                <w:szCs w:val="20"/>
+                <w:lang w:val="en-US" w:eastAsia="zh-CN" w:bidi="ar"/>
+              </w:rPr>
+            </w:pPr>
+            <w:r>
+              <w:rPr>
+                <w:rFonts w:hint="eastAsia" w:ascii="Times New Roman" w:hAnsi="Times New Roman" w:eastAsia="宋体" w:cs="Times New Roman"/>
+                <w:kern w:val="0"/>
+                <w:sz w:val="20"/>
+                <w:szCs w:val="20"/>
+                <w:lang w:val="en-US" w:eastAsia="zh-CN" w:bidi="ar"/>
+              </w:rPr>
+              <w:t>PC-2606003</w:t>
+            </w:r>
+          </w:p>
+        </w:tc>
+        <w:tc>
+          <w:tcPr>
+            <w:tcW w:w="339" w:type="pct"/>
+            <w:noWrap w:val="0"/>
+            <w:vAlign w:val="center"/>
+          </w:tcPr>
+          <w:p>
+            <w:pPr>
+              <w:widowControl/>
+              <w:numPr>
+                <w:ilvl w:val="0"/>
+                <w:numId w:val="0"/>
+              </w:numPr>
+              <w:ind w:left="0" w:leftChars="0" w:firstLine="0" w:firstLineChars="0"/>
+              <w:jc w:val="left"/>
+              <w:rPr>
+                <w:rFonts w:hint="default" w:ascii="Times New Roman" w:hAnsi="Times New Roman" w:eastAsia="宋体" w:cs="Times New Roman"/>
+                <w:b w:val="0"/>
+                <w:bCs w:val="0"/>
+                <w:kern w:val="2"/>
+                <w:sz w:val="21"/>
+                <w:szCs w:val="21"/>
+                <w:vertAlign w:val="baseline"/>
+                <w:lang w:val="en-US" w:eastAsia="zh-CN" w:bidi="ar-SA"/>
+              </w:rPr>
+            </w:pPr>
+            <w:r>
+              <w:rPr>
+                <w:rFonts w:hint="eastAsia" w:ascii="Times New Roman" w:hAnsi="Times New Roman" w:eastAsia="宋体" w:cs="Times New Roman"/>
+                <w:b w:val="0"/>
+                <w:bCs w:val="0"/>
+                <w:kern w:val="2"/>
+                <w:sz w:val="21"/>
+                <w:szCs w:val="21"/>
+                <w:vertAlign w:val="baseline"/>
+                <w:lang w:val="en-US" w:eastAsia="zh-CN" w:bidi="ar-SA"/>
+              </w:rPr>
+              <w:t>2026.06.16</w:t>
+            </w:r>
+          </w:p>
+        </w:tc>
+        <w:tc>
+          <w:tcPr>
+            <w:tcW w:w="807" w:type="pct"/>
+            <w:noWrap w:val="0"/>
+            <w:vAlign w:val="center"/>
+          </w:tcPr>
+          <w:p>
+            <w:pPr>
+              <w:widowControl/>
+              <w:numPr>
+                <w:ilvl w:val="0"/>
+                <w:numId w:val="0"/>
+              </w:numPr>
+              <w:ind w:left="0" w:leftChars="0" w:firstLine="0" w:firstLineChars="0"/>
+              <w:jc w:val="left"/>
+              <w:rPr>
+                <w:rFonts w:hint="default" w:ascii="Times New Roman" w:hAnsi="Times New Roman" w:eastAsia="宋体" w:cs="Times New Roman"/>
+                <w:kern w:val="0"/>
+                <w:sz w:val="20"/>
+                <w:szCs w:val="20"/>
+                <w:lang w:val="en-US" w:eastAsia="zh-CN" w:bidi="ar"/>
+              </w:rPr>
+            </w:pPr>
+            <w:r>
+              <w:rPr>
+                <w:rFonts w:hint="eastAsia" w:ascii="Times New Roman" w:hAnsi="Times New Roman" w:eastAsia="宋体" w:cs="Times New Roman"/>
+                <w:kern w:val="0"/>
+                <w:sz w:val="20"/>
+                <w:szCs w:val="20"/>
+                <w:lang w:val="en-US" w:eastAsia="zh-CN" w:bidi="ar"/>
+              </w:rPr>
+              <w:t>仓库</w:t>
+            </w:r>
+          </w:p>
+        </w:tc>
+        <w:tc>
+          <w:tcPr>
+            <w:tcW w:w="427" w:type="pct"/>
+            <w:noWrap w:val="0"/>
+            <w:vAlign w:val="center"/>
+          </w:tcPr>
+          <w:p>
+            <w:pPr>
+              <w:rPr>
+                <w:rFonts w:hint="default" w:ascii="Times New Roman" w:hAnsi="Times New Roman" w:cs="Times New Roman"/>
+                <w:sz w:val="20"/>
+                <w:szCs w:val="20"/>
+              </w:rPr>
+            </w:pPr>
+          </w:p>
+        </w:tc>
+        <w:tc>
+          <w:tcPr>
+            <w:tcW w:w="878" w:type="pct"/>
+            <w:noWrap w:val="0"/>
+            <w:vAlign w:val="center"/>
+          </w:tcPr>
+          <w:p>
+            <w:pPr>
+              <w:pStyle w:val="2"/>
+              <w:ind w:left="0" w:leftChars="0" w:firstLine="0" w:firstLineChars="0"/>
+              <w:rPr>
+                <w:rFonts w:hint="eastAsia" w:ascii="Times New Roman" w:hAnsi="Times New Roman" w:eastAsia="宋体" w:cs="Times New Roman"/>
+                <w:kern w:val="0"/>
+                <w:sz w:val="20"/>
+                <w:szCs w:val="20"/>
+                <w:lang w:val="en-US" w:eastAsia="zh-CN" w:bidi="ar"/>
+              </w:rPr>
+            </w:pPr>
+          </w:p>
+        </w:tc>
+        <w:tc>
+          <w:tcPr>
+            <w:tcW w:w="210" w:type="pct"/>
+            <w:noWrap w:val="0"/>
+            <w:vAlign w:val="center"/>
+          </w:tcPr>
+          <w:p>
+            <w:pPr>
+              <w:widowControl/>
+              <w:numPr>
+                <w:ilvl w:val="0"/>
+                <w:numId w:val="0"/>
+              </w:numPr>
+              <w:ind w:left="0" w:leftChars="0" w:firstLine="0" w:firstLineChars="0"/>
+              <w:jc w:val="left"/>
+              <w:rPr>
+                <w:rFonts w:hint="eastAsia" w:ascii="Times New Roman" w:hAnsi="Times New Roman" w:eastAsia="宋体" w:cs="Times New Roman"/>
+                <w:kern w:val="0"/>
+                <w:sz w:val="20"/>
+                <w:szCs w:val="20"/>
+                <w:lang w:val="en-US" w:eastAsia="zh-CN" w:bidi="ar"/>
+              </w:rPr>
+            </w:pPr>
+          </w:p>
+        </w:tc>
+        <w:tc>
+          <w:tcPr>
+            <w:tcW w:w="358" w:type="pct"/>
+            <w:noWrap w:val="0"/>
+            <w:vAlign w:val="center"/>
+          </w:tcPr>
+          <w:p>
+            <w:pPr>
+              <w:jc w:val="center"/>
+              <w:rPr>
+                <w:rFonts w:hint="eastAsia" w:ascii="Times New Roman" w:hAnsi="Times New Roman" w:cs="Times New Roman"/>
+                <w:sz w:val="20"/>
+                <w:szCs w:val="20"/>
+                <w:lang w:val="en-US" w:eastAsia="zh-CN"/>
+              </w:rPr>
+            </w:pPr>
+          </w:p>
+        </w:tc>
+        <w:tc>
+          <w:tcPr>
+            <w:tcW w:w="927" w:type="pct"/>
+            <w:noWrap w:val="0"/>
+            <w:vAlign w:val="center"/>
+          </w:tcPr>
+          <w:p>
+            <w:pPr>
+              <w:numPr>
+                <w:ilvl w:val="0"/>
+                <w:numId w:val="0"/>
+              </w:numPr>
+              <w:rPr>
+                <w:rFonts w:hint="eastAsia" w:ascii="Times New Roman" w:hAnsi="Times New Roman" w:eastAsia="宋体" w:cs="Times New Roman"/>
+                <w:lang w:val="en-US" w:eastAsia="zh-CN"/>
+              </w:rPr>
+            </w:pPr>
+          </w:p>
+        </w:tc>
+        <w:tc>
+          <w:tcPr>
+            <w:tcW w:w="305" w:type="pct"/>
+            <w:noWrap w:val="0"/>
+            <w:vAlign w:val="center"/>
+          </w:tcPr>
+          <w:p>
+            <w:pPr>
+              <w:jc w:val="center"/>
+              <w:rPr>
+                <w:rFonts w:hint="eastAsia" w:ascii="Times New Roman" w:hAnsi="Times New Roman" w:cs="Times New Roman"/>
+                <w:sz w:val="20"/>
+                <w:szCs w:val="20"/>
+                <w:lang w:val="en-US" w:eastAsia="zh-CN"/>
+              </w:rPr>
+            </w:pPr>
+          </w:p>
+        </w:tc>
+        <w:tc>
+          <w:tcPr>
+            <w:tcW w:w="211" w:type="pct"/>
+            <w:noWrap w:val="0"/>
+            <w:vAlign w:val="center"/>
+          </w:tcPr>
+          <w:p>
+            <w:pPr>
+              <w:jc w:val="center"/>
+              <w:rPr>
+                <w:rFonts w:hint="eastAsia" w:ascii="Times New Roman" w:hAnsi="Times New Roman" w:cs="Times New Roman"/>
+                <w:sz w:val="20"/>
+                <w:szCs w:val="20"/>
+                <w:lang w:val="en-US" w:eastAsia="zh-CN"/>
+              </w:rPr>
+            </w:pPr>
+          </w:p>
+        </w:tc>
+      </w:tr>
+      <w:tr>
+        <w:tblPrEx>
+          <w:tblBorders>
+            <w:top w:val="single" w:color="auto" w:sz="4" w:space="0"/>
+            <w:left w:val="single" w:color="auto" w:sz="4" w:space="0"/>
+            <w:bottom w:val="single" w:color="auto" w:sz="4" w:space="0"/>
+            <w:right w:val="single" w:color="auto" w:sz="4" w:space="0"/>
+            <w:insideH w:val="single" w:color="auto" w:sz="4" w:space="0"/>
+            <w:insideV w:val="single" w:color="auto" w:sz="4" w:space="0"/>
+          </w:tblBorders>
+          <w:tblCellMar>
+            <w:top w:w="0" w:type="dxa"/>
+            <w:left w:w="108" w:type="dxa"/>
+            <w:bottom w:w="0" w:type="dxa"/>
+            <w:right w:w="108" w:type="dxa"/>
+          </w:tblCellMar>
+        </w:tblPrEx>
+        <w:trPr>
+          <w:trHeight w:val="397" w:hRule="atLeast"/>
+        </w:trPr>
+        <w:tc>
+          <w:tcPr>
+            <w:tcW w:w="141" w:type="pct"/>
+            <w:noWrap w:val="0"/>
+            <w:vAlign w:val="center"/>
+          </w:tcPr>
+          <w:p>
+            <w:pPr>
+              <w:keepNext w:val="0"/>
+              <w:keepLines w:val="0"/>
+              <w:pageBreakBefore w:val="0"/>
+              <w:kinsoku/>
+              <w:wordWrap/>
+              <w:overflowPunct/>
+              <w:topLinePunct w:val="0"/>
+              <w:autoSpaceDE/>
+              <w:autoSpaceDN/>
+              <w:bidi w:val="0"/>
+              <w:adjustRightInd/>
+              <w:snapToGrid/>
+              <w:spacing w:line="240" w:lineRule="auto"/>
+              <w:jc w:val="center"/>
+              <w:textAlignment w:val="auto"/>
+              <w:rPr>
+                <w:rFonts w:hint="default" w:ascii="Times New Roman" w:hAnsi="Times New Roman" w:eastAsia="宋体" w:cs="Times New Roman"/>
+                <w:sz w:val="20"/>
+                <w:szCs w:val="20"/>
+                <w:lang w:val="en-US" w:eastAsia="zh-CN"/>
+              </w:rPr>
+            </w:pPr>
+            <w:r>
+              <w:rPr>
+                <w:rFonts w:hint="eastAsia" w:ascii="Times New Roman" w:hAnsi="Times New Roman" w:eastAsia="宋体" w:cs="Times New Roman"/>
+                <w:sz w:val="20"/>
+                <w:szCs w:val="20"/>
+                <w:lang w:val="en-US" w:eastAsia="zh-CN"/>
+              </w:rPr>
+              <w:t>19</w:t>
+            </w:r>
+          </w:p>
+        </w:tc>
+        <w:tc>
+          <w:tcPr>
+            <w:tcW w:w="392" w:type="pct"/>
+            <w:noWrap w:val="0"/>
+            <w:vAlign w:val="center"/>
+          </w:tcPr>
+          <w:p>
+            <w:pPr>
+              <w:widowControl/>
+              <w:numPr>
+                <w:ilvl w:val="0"/>
+                <w:numId w:val="0"/>
+              </w:numPr>
+              <w:ind w:left="0" w:leftChars="0" w:firstLine="0" w:firstLineChars="0"/>
+              <w:jc w:val="center"/>
+              <w:rPr>
+                <w:rFonts w:hint="default" w:ascii="Times New Roman" w:hAnsi="Times New Roman" w:eastAsia="宋体" w:cs="Times New Roman"/>
+                <w:kern w:val="0"/>
+                <w:sz w:val="20"/>
+                <w:szCs w:val="20"/>
+                <w:lang w:val="en-US" w:eastAsia="zh-CN" w:bidi="ar"/>
+              </w:rPr>
+            </w:pPr>
+            <w:r>
+              <w:rPr>
+                <w:rFonts w:hint="eastAsia" w:ascii="Times New Roman" w:hAnsi="Times New Roman" w:eastAsia="宋体" w:cs="Times New Roman"/>
+                <w:kern w:val="0"/>
+                <w:sz w:val="20"/>
+                <w:szCs w:val="20"/>
+                <w:lang w:val="en-US" w:eastAsia="zh-CN" w:bidi="ar"/>
+              </w:rPr>
+              <w:t>PC-2606004</w:t>
+            </w:r>
+          </w:p>
+        </w:tc>
+        <w:tc>
+          <w:tcPr>
+            <w:tcW w:w="339" w:type="pct"/>
+            <w:noWrap w:val="0"/>
+            <w:vAlign w:val="center"/>
+          </w:tcPr>
+          <w:p>
+            <w:pPr>
+              <w:widowControl/>
+              <w:numPr>
+                <w:ilvl w:val="0"/>
+                <w:numId w:val="0"/>
+              </w:numPr>
+              <w:ind w:left="0" w:leftChars="0" w:firstLine="0" w:firstLineChars="0"/>
+              <w:jc w:val="left"/>
+              <w:rPr>
+                <w:rFonts w:hint="default" w:ascii="Times New Roman" w:hAnsi="Times New Roman" w:eastAsia="宋体" w:cs="Times New Roman"/>
+                <w:b w:val="0"/>
+                <w:bCs w:val="0"/>
+                <w:kern w:val="2"/>
+                <w:sz w:val="21"/>
+                <w:szCs w:val="21"/>
+                <w:vertAlign w:val="baseline"/>
+                <w:lang w:val="en-US" w:eastAsia="zh-CN" w:bidi="ar-SA"/>
+              </w:rPr>
+            </w:pPr>
+            <w:r>
+              <w:rPr>
+                <w:rFonts w:hint="eastAsia" w:ascii="Times New Roman" w:hAnsi="Times New Roman" w:eastAsia="宋体" w:cs="Times New Roman"/>
+                <w:b w:val="0"/>
+                <w:bCs w:val="0"/>
+                <w:kern w:val="2"/>
+                <w:sz w:val="21"/>
+                <w:szCs w:val="21"/>
+                <w:vertAlign w:val="baseline"/>
+                <w:lang w:val="en-US" w:eastAsia="zh-CN" w:bidi="ar-SA"/>
+              </w:rPr>
+              <w:t>2026.06.19</w:t>
+            </w:r>
+          </w:p>
+        </w:tc>
+        <w:tc>
+          <w:tcPr>
+            <w:tcW w:w="807" w:type="pct"/>
+            <w:noWrap w:val="0"/>
+            <w:vAlign w:val="center"/>
+          </w:tcPr>
+          <w:p>
+            <w:pPr>
+              <w:widowControl/>
+              <w:numPr>
+                <w:ilvl w:val="0"/>
+                <w:numId w:val="0"/>
+              </w:numPr>
+              <w:ind w:left="0" w:leftChars="0" w:firstLine="0" w:firstLineChars="0"/>
+              <w:jc w:val="left"/>
+              <w:rPr>
+                <w:rFonts w:hint="default" w:ascii="Times New Roman" w:hAnsi="Times New Roman" w:eastAsia="宋体" w:cs="Times New Roman"/>
+                <w:kern w:val="0"/>
+                <w:sz w:val="20"/>
+                <w:szCs w:val="20"/>
+                <w:lang w:val="en-US" w:eastAsia="zh-CN" w:bidi="ar"/>
+              </w:rPr>
+            </w:pPr>
+            <w:r>
+              <w:rPr>
+                <w:rFonts w:hint="eastAsia" w:ascii="Times New Roman" w:hAnsi="Times New Roman" w:eastAsia="宋体" w:cs="Times New Roman"/>
+                <w:kern w:val="0"/>
+                <w:sz w:val="20"/>
+                <w:szCs w:val="20"/>
+                <w:lang w:val="en-US" w:eastAsia="zh-CN" w:bidi="ar"/>
+              </w:rPr>
+              <w:t>陈芳</w:t>
+            </w:r>
+          </w:p>
+        </w:tc>
+        <w:tc>
+          <w:tcPr>
+            <w:tcW w:w="427" w:type="pct"/>
+            <w:noWrap w:val="0"/>
+            <w:vAlign w:val="center"/>
+          </w:tcPr>
+          <w:p>
+            <w:pPr>
+              <w:rPr>
+                <w:rFonts w:hint="default" w:ascii="Times New Roman" w:hAnsi="Times New Roman" w:cs="Times New Roman"/>
+                <w:sz w:val="20"/>
+                <w:szCs w:val="20"/>
+              </w:rPr>
+            </w:pPr>
+          </w:p>
+        </w:tc>
+        <w:tc>
+          <w:tcPr>
+            <w:tcW w:w="878" w:type="pct"/>
+            <w:noWrap w:val="0"/>
+            <w:vAlign w:val="center"/>
+          </w:tcPr>
+          <w:p>
+            <w:pPr>
+              <w:pStyle w:val="2"/>
+              <w:ind w:left="0" w:leftChars="0" w:firstLine="0" w:firstLineChars="0"/>
+              <w:rPr>
+                <w:rFonts w:hint="eastAsia" w:ascii="Times New Roman" w:hAnsi="Times New Roman" w:eastAsia="宋体" w:cs="Times New Roman"/>
+                <w:kern w:val="0"/>
+                <w:sz w:val="20"/>
+                <w:szCs w:val="20"/>
+                <w:lang w:val="en-US" w:eastAsia="zh-CN" w:bidi="ar"/>
+              </w:rPr>
+            </w:pPr>
+          </w:p>
+        </w:tc>
+        <w:tc>
+          <w:tcPr>
+            <w:tcW w:w="210" w:type="pct"/>
+            <w:noWrap w:val="0"/>
+            <w:vAlign w:val="center"/>
+          </w:tcPr>
+          <w:p>
+            <w:pPr>
+              <w:widowControl/>
+              <w:numPr>
+                <w:ilvl w:val="0"/>
+                <w:numId w:val="0"/>
+              </w:numPr>
+              <w:ind w:left="0" w:leftChars="0" w:firstLine="0" w:firstLineChars="0"/>
+              <w:jc w:val="left"/>
+              <w:rPr>
+                <w:rFonts w:hint="eastAsia" w:ascii="Times New Roman" w:hAnsi="Times New Roman" w:eastAsia="宋体" w:cs="Times New Roman"/>
+                <w:kern w:val="0"/>
+                <w:sz w:val="20"/>
+                <w:szCs w:val="20"/>
+                <w:lang w:val="en-US" w:eastAsia="zh-CN" w:bidi="ar"/>
+              </w:rPr>
+            </w:pPr>
+          </w:p>
+        </w:tc>
+        <w:tc>
+          <w:tcPr>
+            <w:tcW w:w="358" w:type="pct"/>
+            <w:noWrap w:val="0"/>
+            <w:vAlign w:val="center"/>
+          </w:tcPr>
+          <w:p>
+            <w:pPr>
+              <w:jc w:val="center"/>
+              <w:rPr>
+                <w:rFonts w:hint="eastAsia" w:ascii="Times New Roman" w:hAnsi="Times New Roman" w:cs="Times New Roman"/>
+                <w:sz w:val="20"/>
+                <w:szCs w:val="20"/>
+                <w:lang w:val="en-US" w:eastAsia="zh-CN"/>
+              </w:rPr>
+            </w:pPr>
+          </w:p>
+        </w:tc>
+        <w:tc>
+          <w:tcPr>
+            <w:tcW w:w="927" w:type="pct"/>
+            <w:noWrap w:val="0"/>
+            <w:vAlign w:val="center"/>
+          </w:tcPr>
+          <w:p>
+            <w:pPr>
+              <w:numPr>
+                <w:ilvl w:val="0"/>
+                <w:numId w:val="0"/>
+              </w:numPr>
+              <w:rPr>
+                <w:rFonts w:hint="eastAsia" w:ascii="Times New Roman" w:hAnsi="Times New Roman" w:eastAsia="宋体" w:cs="Times New Roman"/>
+                <w:lang w:val="en-US" w:eastAsia="zh-CN"/>
+              </w:rPr>
+            </w:pPr>
+          </w:p>
+        </w:tc>
+        <w:tc>
+          <w:tcPr>
+            <w:tcW w:w="305" w:type="pct"/>
+            <w:noWrap w:val="0"/>
+            <w:vAlign w:val="center"/>
+          </w:tcPr>
+          <w:p>
+            <w:pPr>
+              <w:jc w:val="center"/>
+              <w:rPr>
+                <w:rFonts w:hint="eastAsia" w:ascii="Times New Roman" w:hAnsi="Times New Roman" w:cs="Times New Roman"/>
+                <w:sz w:val="20"/>
+                <w:szCs w:val="20"/>
+                <w:lang w:val="en-US" w:eastAsia="zh-CN"/>
+              </w:rPr>
+            </w:pPr>
+          </w:p>
+        </w:tc>
+        <w:tc>
+          <w:tcPr>
+            <w:tcW w:w="211" w:type="pct"/>
+            <w:noWrap w:val="0"/>
+            <w:vAlign w:val="center"/>
+          </w:tcPr>
+          <w:p>
+            <w:pPr>
+              <w:jc w:val="center"/>
+              <w:rPr>
+                <w:rFonts w:hint="eastAsia" w:ascii="Times New Roman" w:hAnsi="Times New Roman" w:cs="Times New Roman"/>
+                <w:sz w:val="20"/>
+                <w:szCs w:val="20"/>
+                <w:lang w:val="en-US" w:eastAsia="zh-CN"/>
               </w:rPr>
             </w:pPr>
           </w:p>
         </w:tc>
       </w:tr>
     </w:tbl>
-    <w:p>
-      <w:bookmarkStart w:id="0" w:name="_GoBack"/>
-      <w:bookmarkEnd w:id="0"/>
-    </w:p>
+    <w:p/>
     <w:permEnd w:id="8"/>
     <w:p>
       <w:pPr>
@@ -3149,6 +10758,7 @@
       <w:type w:val="continuous"/>
       <w:pgSz w:w="16838" w:h="11906" w:orient="landscape"/>
       <w:pgMar w:top="1417" w:right="680" w:bottom="1134" w:left="680" w:header="680" w:footer="765" w:gutter="0"/>
+      <w:paperSrc/>
       <w:pgNumType w:fmt="decimal"/>
       <w:cols w:space="720" w:num="1"/>
       <w:rtlGutter w:val="0"/>
@@ -4376,6 +11986,221 @@
 </w:hdr>
 </file>
 
+<file path=word/numbering.xml><?xml version="1.0" encoding="utf-8"?>
+<w:numbering xmlns:wpc="http://schemas.microsoft.com/office/word/2010/wordprocessingCanvas" xmlns:mc="http://schemas.openxmlformats.org/markup-compatibility/2006" xmlns:o="urn:schemas-microsoft-com:office:office" xmlns:r="http://schemas.openxmlformats.org/officeDocument/2006/relationships" xmlns:m="http://schemas.openxmlformats.org/officeDocument/2006/math" xmlns:v="urn:schemas-microsoft-com:vml" xmlns:wp14="http://schemas.microsoft.com/office/word/2010/wordprocessingDrawing" xmlns:wp="http://schemas.openxmlformats.org/drawingml/2006/wordprocessingDrawing" xmlns:w10="urn:schemas-microsoft-com:office:word" xmlns:w="http://schemas.openxmlformats.org/wordprocessingml/2006/main" xmlns:w14="http://schemas.microsoft.com/office/word/2010/wordml" xmlns:wpg="http://schemas.microsoft.com/office/word/2010/wordprocessingGroup" xmlns:wpi="http://schemas.microsoft.com/office/word/2010/wordprocessingInk" xmlns:wne="http://schemas.microsoft.com/office/word/2006/wordml" xmlns:wps="http://schemas.microsoft.com/office/word/2010/wordprocessingShape" xmlns:wpsCustomData="http://www.wps.cn/officeDocument/2013/wpsCustomData" mc:Ignorable="w14 wp14">
+  <w:abstractNum w:abstractNumId="0">
+    <w:nsid w:val="93C33126"/>
+    <w:multiLevelType w:val="singleLevel"/>
+    <w:tmpl w:val="93C33126"/>
+    <w:lvl w:ilvl="0" w:tentative="0">
+      <w:start w:val="1"/>
+      <w:numFmt w:val="decimal"/>
+      <w:suff w:val="nothing"/>
+      <w:lvlText w:val="%1、"/>
+      <w:lvlJc w:val="left"/>
+    </w:lvl>
+  </w:abstractNum>
+  <w:abstractNum w:abstractNumId="1">
+    <w:nsid w:val="A7F52B84"/>
+    <w:multiLevelType w:val="singleLevel"/>
+    <w:tmpl w:val="A7F52B84"/>
+    <w:lvl w:ilvl="0" w:tentative="0">
+      <w:start w:val="1"/>
+      <w:numFmt w:val="decimal"/>
+      <w:suff w:val="nothing"/>
+      <w:lvlText w:val="%1、"/>
+      <w:lvlJc w:val="left"/>
+    </w:lvl>
+  </w:abstractNum>
+  <w:abstractNum w:abstractNumId="2">
+    <w:nsid w:val="B2E445A5"/>
+    <w:multiLevelType w:val="singleLevel"/>
+    <w:tmpl w:val="B2E445A5"/>
+    <w:lvl w:ilvl="0" w:tentative="0">
+      <w:start w:val="1"/>
+      <w:numFmt w:val="decimal"/>
+      <w:suff w:val="nothing"/>
+      <w:lvlText w:val="%1、"/>
+      <w:lvlJc w:val="left"/>
+    </w:lvl>
+  </w:abstractNum>
+  <w:abstractNum w:abstractNumId="3">
+    <w:nsid w:val="CC899117"/>
+    <w:multiLevelType w:val="singleLevel"/>
+    <w:tmpl w:val="CC899117"/>
+    <w:lvl w:ilvl="0" w:tentative="0">
+      <w:start w:val="1"/>
+      <w:numFmt w:val="decimal"/>
+      <w:suff w:val="nothing"/>
+      <w:lvlText w:val="%1、"/>
+      <w:lvlJc w:val="left"/>
+    </w:lvl>
+  </w:abstractNum>
+  <w:abstractNum w:abstractNumId="4">
+    <w:nsid w:val="EBF8EA89"/>
+    <w:multiLevelType w:val="singleLevel"/>
+    <w:tmpl w:val="EBF8EA89"/>
+    <w:lvl w:ilvl="0" w:tentative="0">
+      <w:start w:val="1"/>
+      <w:numFmt w:val="decimal"/>
+      <w:suff w:val="nothing"/>
+      <w:lvlText w:val="%1、"/>
+      <w:lvlJc w:val="left"/>
+    </w:lvl>
+  </w:abstractNum>
+  <w:abstractNum w:abstractNumId="5">
+    <w:nsid w:val="2429BD33"/>
+    <w:multiLevelType w:val="singleLevel"/>
+    <w:tmpl w:val="2429BD33"/>
+    <w:lvl w:ilvl="0" w:tentative="0">
+      <w:start w:val="1"/>
+      <w:numFmt w:val="decimal"/>
+      <w:suff w:val="nothing"/>
+      <w:lvlText w:val="%1、"/>
+      <w:lvlJc w:val="left"/>
+    </w:lvl>
+  </w:abstractNum>
+  <w:abstractNum w:abstractNumId="6">
+    <w:nsid w:val="3A8BB50B"/>
+    <w:multiLevelType w:val="singleLevel"/>
+    <w:tmpl w:val="3A8BB50B"/>
+    <w:lvl w:ilvl="0" w:tentative="0">
+      <w:start w:val="1"/>
+      <w:numFmt w:val="decimal"/>
+      <w:suff w:val="nothing"/>
+      <w:lvlText w:val="%1、"/>
+      <w:lvlJc w:val="left"/>
+    </w:lvl>
+  </w:abstractNum>
+  <w:abstractNum w:abstractNumId="7">
+    <w:nsid w:val="44482530"/>
+    <w:multiLevelType w:val="singleLevel"/>
+    <w:tmpl w:val="44482530"/>
+    <w:lvl w:ilvl="0" w:tentative="0">
+      <w:start w:val="1"/>
+      <w:numFmt w:val="decimal"/>
+      <w:suff w:val="nothing"/>
+      <w:lvlText w:val="%1、"/>
+      <w:lvlJc w:val="left"/>
+    </w:lvl>
+  </w:abstractNum>
+  <w:abstractNum w:abstractNumId="8">
+    <w:nsid w:val="46869686"/>
+    <w:multiLevelType w:val="singleLevel"/>
+    <w:tmpl w:val="46869686"/>
+    <w:lvl w:ilvl="0" w:tentative="0">
+      <w:start w:val="1"/>
+      <w:numFmt w:val="decimal"/>
+      <w:suff w:val="nothing"/>
+      <w:lvlText w:val="%1、"/>
+      <w:lvlJc w:val="left"/>
+    </w:lvl>
+  </w:abstractNum>
+  <w:abstractNum w:abstractNumId="9">
+    <w:nsid w:val="46AE306A"/>
+    <w:multiLevelType w:val="singleLevel"/>
+    <w:tmpl w:val="46AE306A"/>
+    <w:lvl w:ilvl="0" w:tentative="0">
+      <w:start w:val="1"/>
+      <w:numFmt w:val="decimal"/>
+      <w:suff w:val="nothing"/>
+      <w:lvlText w:val="%1、"/>
+      <w:lvlJc w:val="left"/>
+    </w:lvl>
+  </w:abstractNum>
+  <w:abstractNum w:abstractNumId="10">
+    <w:nsid w:val="4EECA1D4"/>
+    <w:multiLevelType w:val="singleLevel"/>
+    <w:tmpl w:val="4EECA1D4"/>
+    <w:lvl w:ilvl="0" w:tentative="0">
+      <w:start w:val="1"/>
+      <w:numFmt w:val="decimal"/>
+      <w:suff w:val="nothing"/>
+      <w:lvlText w:val="%1、"/>
+      <w:lvlJc w:val="left"/>
+    </w:lvl>
+  </w:abstractNum>
+  <w:abstractNum w:abstractNumId="11">
+    <w:nsid w:val="5A22E776"/>
+    <w:multiLevelType w:val="singleLevel"/>
+    <w:tmpl w:val="5A22E776"/>
+    <w:lvl w:ilvl="0" w:tentative="0">
+      <w:start w:val="1"/>
+      <w:numFmt w:val="decimal"/>
+      <w:suff w:val="nothing"/>
+      <w:lvlText w:val="%1、"/>
+      <w:lvlJc w:val="left"/>
+    </w:lvl>
+  </w:abstractNum>
+  <w:abstractNum w:abstractNumId="12">
+    <w:nsid w:val="62C1FE11"/>
+    <w:multiLevelType w:val="singleLevel"/>
+    <w:tmpl w:val="62C1FE11"/>
+    <w:lvl w:ilvl="0" w:tentative="0">
+      <w:start w:val="1"/>
+      <w:numFmt w:val="decimal"/>
+      <w:suff w:val="nothing"/>
+      <w:lvlText w:val="%1、"/>
+      <w:lvlJc w:val="left"/>
+    </w:lvl>
+  </w:abstractNum>
+  <w:abstractNum w:abstractNumId="13">
+    <w:nsid w:val="6C5B3A5F"/>
+    <w:multiLevelType w:val="singleLevel"/>
+    <w:tmpl w:val="6C5B3A5F"/>
+    <w:lvl w:ilvl="0" w:tentative="0">
+      <w:start w:val="1"/>
+      <w:numFmt w:val="decimal"/>
+      <w:suff w:val="nothing"/>
+      <w:lvlText w:val="%1、"/>
+      <w:lvlJc w:val="left"/>
+    </w:lvl>
+  </w:abstractNum>
+  <w:num w:numId="1">
+    <w:abstractNumId w:val="1"/>
+  </w:num>
+  <w:num w:numId="2">
+    <w:abstractNumId w:val="8"/>
+  </w:num>
+  <w:num w:numId="3">
+    <w:abstractNumId w:val="7"/>
+  </w:num>
+  <w:num w:numId="4">
+    <w:abstractNumId w:val="13"/>
+  </w:num>
+  <w:num w:numId="5">
+    <w:abstractNumId w:val="4"/>
+  </w:num>
+  <w:num w:numId="6">
+    <w:abstractNumId w:val="12"/>
+  </w:num>
+  <w:num w:numId="7">
+    <w:abstractNumId w:val="11"/>
+  </w:num>
+  <w:num w:numId="8">
+    <w:abstractNumId w:val="0"/>
+  </w:num>
+  <w:num w:numId="9">
+    <w:abstractNumId w:val="6"/>
+  </w:num>
+  <w:num w:numId="10">
+    <w:abstractNumId w:val="9"/>
+  </w:num>
+  <w:num w:numId="11">
+    <w:abstractNumId w:val="2"/>
+  </w:num>
+  <w:num w:numId="12">
+    <w:abstractNumId w:val="3"/>
+  </w:num>
+  <w:num w:numId="13">
+    <w:abstractNumId w:val="10"/>
+  </w:num>
+  <w:num w:numId="14">
+    <w:abstractNumId w:val="5"/>
+  </w:num>
+</w:numbering>
+</file>
+
 <file path=word/styles.xml><?xml version="1.0" encoding="utf-8"?>
 <w:styles xmlns:mc="http://schemas.openxmlformats.org/markup-compatibility/2006" xmlns:o="urn:schemas-microsoft-com:office:office" xmlns:r="http://schemas.openxmlformats.org/officeDocument/2006/relationships" xmlns:m="http://schemas.openxmlformats.org/officeDocument/2006/math" xmlns:v="urn:schemas-microsoft-com:vml" xmlns:w="http://schemas.openxmlformats.org/wordprocessingml/2006/main" xmlns:w14="http://schemas.microsoft.com/office/word/2010/wordml" xmlns:w10="urn:schemas-microsoft-com:office:word" xmlns:sl="http://schemas.openxmlformats.org/schemaLibrary/2006/main" xmlns:wpsCustomData="http://www.wps.cn/officeDocument/2013/wpsCustomData" mc:Ignorable="w14">
   <w:docDefaults>
@@ -4646,7 +12471,6 @@
       <w:jc w:val="both"/>
     </w:pPr>
     <w:rPr>
-      <w:rFonts w:ascii="Times New Roman" w:hAnsi="Times New Roman" w:eastAsia="宋体" w:cs="Times New Roman"/>
       <w:kern w:val="2"/>
       <w:sz w:val="21"/>
       <w:szCs w:val="22"/>
@@ -4663,6 +12487,7 @@
     <w:semiHidden/>
     <w:uiPriority w:val="0"/>
     <w:tblPr>
+      <w:tblStyle w:val="6"/>
       <w:tblCellMar>
         <w:top w:w="0" w:type="dxa"/>
         <w:left w:w="108" w:type="dxa"/>
@@ -4738,6 +12563,7 @@
       <w:jc w:val="both"/>
     </w:pPr>
     <w:tblPr>
+      <w:tblStyle w:val="6"/>
       <w:tblBorders>
         <w:top w:val="single" w:color="auto" w:sz="4" w:space="0"/>
         <w:left w:val="single" w:color="auto" w:sz="4" w:space="0"/>
